--- a/设计文档/项目设计文档.docx
+++ b/设计文档/项目设计文档.docx
@@ -1237,26 +1237,42 @@
         <w:lastRenderedPageBreak/>
         <w:t>以下是SFML编译时链接的部分（位于</w:t>
       </w:r>
-      <w:hyperlink r:id="rId8" w:history="1">
-        <w:r>
-          <w:rPr>
-            <w:rStyle w:val="a8"/>
-            <w:rFonts w:ascii="方正仿宋_GBK" w:eastAsia="方正仿宋_GBK" w:hint="eastAsia"/>
-            <w:sz w:val="28"/>
-            <w:szCs w:val="28"/>
-          </w:rPr>
-          <w:t>tasks.</w:t>
-        </w:r>
-        <w:r>
-          <w:rPr>
-            <w:rStyle w:val="a8"/>
-            <w:rFonts w:ascii="方正仿宋_GBK" w:eastAsia="方正仿宋_GBK"/>
-            <w:sz w:val="28"/>
-            <w:szCs w:val="28"/>
-          </w:rPr>
-          <w:t>json</w:t>
-        </w:r>
-      </w:hyperlink>
+      <w:r>
+        <w:fldChar w:fldCharType="begin"/>
+      </w:r>
+      <w:r>
+        <w:instrText xml:space="preserve"> HYPERLINK "../.vscode/tasks.json" </w:instrText>
+      </w:r>
+      <w:r>
+        <w:fldChar w:fldCharType="separate"/>
+      </w:r>
+      <w:r>
+        <w:rPr>
+          <w:rStyle w:val="a8"/>
+          <w:rFonts w:ascii="方正仿宋_GBK" w:eastAsia="方正仿宋_GBK" w:hint="eastAsia"/>
+          <w:sz w:val="28"/>
+          <w:szCs w:val="28"/>
+        </w:rPr>
+        <w:t>tasks.</w:t>
+      </w:r>
+      <w:r>
+        <w:rPr>
+          <w:rStyle w:val="a8"/>
+          <w:rFonts w:ascii="方正仿宋_GBK" w:eastAsia="方正仿宋_GBK"/>
+          <w:sz w:val="28"/>
+          <w:szCs w:val="28"/>
+        </w:rPr>
+        <w:t>json</w:t>
+      </w:r>
+      <w:r>
+        <w:rPr>
+          <w:rStyle w:val="a8"/>
+          <w:rFonts w:ascii="方正仿宋_GBK" w:eastAsia="方正仿宋_GBK"/>
+          <w:sz w:val="28"/>
+          <w:szCs w:val="28"/>
+        </w:rPr>
+        <w:fldChar w:fldCharType="end"/>
+      </w:r>
       <w:r>
         <w:rPr>
           <w:rFonts w:ascii="方正仿宋_GBK" w:eastAsia="方正仿宋_GBK" w:hint="eastAsia"/>
@@ -4215,7 +4231,25 @@
           <w:sz w:val="21"/>
           <w:szCs w:val="21"/>
         </w:rPr>
-        <w:t xml:space="preserve"> detectRisingTrend() </w:t>
+        <w:t xml:space="preserve"> </w:t>
+      </w:r>
+      <w:proofErr w:type="spellStart"/>
+      <w:r>
+        <w:rPr>
+          <w:rFonts w:ascii="方正仿宋_GBK" w:eastAsia="方正仿宋_GBK"/>
+          <w:sz w:val="21"/>
+          <w:szCs w:val="21"/>
+        </w:rPr>
+        <w:t>detectRisingTrend</w:t>
+      </w:r>
+      <w:proofErr w:type="spellEnd"/>
+      <w:r>
+        <w:rPr>
+          <w:rFonts w:ascii="方正仿宋_GBK" w:eastAsia="方正仿宋_GBK"/>
+          <w:sz w:val="21"/>
+          <w:szCs w:val="21"/>
+        </w:rPr>
+        <w:t xml:space="preserve">() </w:t>
       </w:r>
       <w:r>
         <w:rPr>
@@ -4299,7 +4333,25 @@
           <w:sz w:val="21"/>
           <w:szCs w:val="21"/>
         </w:rPr>
-        <w:t xml:space="preserve"> parCoeff）</w:t>
+        <w:t xml:space="preserve"> </w:t>
+      </w:r>
+      <w:proofErr w:type="spellStart"/>
+      <w:r>
+        <w:rPr>
+          <w:rFonts w:ascii="方正仿宋_GBK" w:eastAsia="方正仿宋_GBK"/>
+          <w:sz w:val="21"/>
+          <w:szCs w:val="21"/>
+        </w:rPr>
+        <w:t>parCoeff</w:t>
+      </w:r>
+      <w:proofErr w:type="spellEnd"/>
+      <w:r>
+        <w:rPr>
+          <w:rFonts w:ascii="方正仿宋_GBK" w:eastAsia="方正仿宋_GBK"/>
+          <w:sz w:val="21"/>
+          <w:szCs w:val="21"/>
+        </w:rPr>
+        <w:t>）</w:t>
       </w:r>
     </w:p>
     <w:p>
@@ -4435,7 +4487,25 @@
           <w:sz w:val="21"/>
           <w:szCs w:val="21"/>
         </w:rPr>
-        <w:t xml:space="preserve"> 土壤湿度判断 + 温度互锁（&lt; 20% </w:t>
+        <w:t xml:space="preserve"> 土</w:t>
+      </w:r>
+      <w:proofErr w:type="gramStart"/>
+      <w:r>
+        <w:rPr>
+          <w:rFonts w:ascii="方正仿宋_GBK" w:eastAsia="方正仿宋_GBK"/>
+          <w:sz w:val="21"/>
+          <w:szCs w:val="21"/>
+        </w:rPr>
+        <w:t>壤</w:t>
+      </w:r>
+      <w:proofErr w:type="gramEnd"/>
+      <w:r>
+        <w:rPr>
+          <w:rFonts w:ascii="方正仿宋_GBK" w:eastAsia="方正仿宋_GBK"/>
+          <w:sz w:val="21"/>
+          <w:szCs w:val="21"/>
+        </w:rPr>
+        <w:t xml:space="preserve">湿度判断 + 温度互锁（&lt; 20% </w:t>
       </w:r>
       <w:r>
         <w:rPr>
@@ -4519,7 +4589,25 @@
           <w:sz w:val="21"/>
           <w:szCs w:val="21"/>
         </w:rPr>
-        <w:t xml:space="preserve"> 发送控制指令到服务端</w:t>
+        <w:t xml:space="preserve"> 发送</w:t>
+      </w:r>
+      <w:proofErr w:type="gramStart"/>
+      <w:r>
+        <w:rPr>
+          <w:rFonts w:ascii="方正仿宋_GBK" w:eastAsia="方正仿宋_GBK"/>
+          <w:sz w:val="21"/>
+          <w:szCs w:val="21"/>
+        </w:rPr>
+        <w:t>控制指令</w:t>
+      </w:r>
+      <w:proofErr w:type="gramEnd"/>
+      <w:r>
+        <w:rPr>
+          <w:rFonts w:ascii="方正仿宋_GBK" w:eastAsia="方正仿宋_GBK"/>
+          <w:sz w:val="21"/>
+          <w:szCs w:val="21"/>
+        </w:rPr>
+        <w:t>到服务端</w:t>
       </w:r>
     </w:p>
     <w:p>
@@ -4555,7 +4643,25 @@
           <w:sz w:val="21"/>
           <w:szCs w:val="21"/>
         </w:rPr>
-        <w:t xml:space="preserve"> display-&gt;applyCommand() </w:t>
+        <w:t xml:space="preserve"> display-&gt;</w:t>
+      </w:r>
+      <w:proofErr w:type="spellStart"/>
+      <w:r>
+        <w:rPr>
+          <w:rFonts w:ascii="方正仿宋_GBK" w:eastAsia="方正仿宋_GBK"/>
+          <w:sz w:val="21"/>
+          <w:szCs w:val="21"/>
+        </w:rPr>
+        <w:t>applyCommand</w:t>
+      </w:r>
+      <w:proofErr w:type="spellEnd"/>
+      <w:r>
+        <w:rPr>
+          <w:rFonts w:ascii="方正仿宋_GBK" w:eastAsia="方正仿宋_GBK"/>
+          <w:sz w:val="21"/>
+          <w:szCs w:val="21"/>
+        </w:rPr>
+        <w:t xml:space="preserve">() </w:t>
       </w:r>
       <w:r>
         <w:rPr>
@@ -4571,7 +4677,25 @@
           <w:sz w:val="21"/>
           <w:szCs w:val="21"/>
         </w:rPr>
-        <w:t xml:space="preserve"> 同步 UI 执行器状态</w:t>
+        <w:t xml:space="preserve"> 同步 UI </w:t>
+      </w:r>
+      <w:proofErr w:type="gramStart"/>
+      <w:r>
+        <w:rPr>
+          <w:rFonts w:ascii="方正仿宋_GBK" w:eastAsia="方正仿宋_GBK"/>
+          <w:sz w:val="21"/>
+          <w:szCs w:val="21"/>
+        </w:rPr>
+        <w:t>执行器</w:t>
+      </w:r>
+      <w:proofErr w:type="gramEnd"/>
+      <w:r>
+        <w:rPr>
+          <w:rFonts w:ascii="方正仿宋_GBK" w:eastAsia="方正仿宋_GBK"/>
+          <w:sz w:val="21"/>
+          <w:szCs w:val="21"/>
+        </w:rPr>
+        <w:t>状态</w:t>
       </w:r>
     </w:p>
     <w:p>
@@ -4607,7 +4731,25 @@
           <w:sz w:val="21"/>
           <w:szCs w:val="21"/>
         </w:rPr>
-        <w:t xml:space="preserve"> display-&gt;setAnalysisData() </w:t>
+        <w:t xml:space="preserve"> display-&gt;</w:t>
+      </w:r>
+      <w:proofErr w:type="spellStart"/>
+      <w:r>
+        <w:rPr>
+          <w:rFonts w:ascii="方正仿宋_GBK" w:eastAsia="方正仿宋_GBK"/>
+          <w:sz w:val="21"/>
+          <w:szCs w:val="21"/>
+        </w:rPr>
+        <w:t>setAnalysisData</w:t>
+      </w:r>
+      <w:proofErr w:type="spellEnd"/>
+      <w:r>
+        <w:rPr>
+          <w:rFonts w:ascii="方正仿宋_GBK" w:eastAsia="方正仿宋_GBK"/>
+          <w:sz w:val="21"/>
+          <w:szCs w:val="21"/>
+        </w:rPr>
+        <w:t xml:space="preserve">() </w:t>
       </w:r>
       <w:r>
         <w:rPr>
@@ -4769,7 +4911,25 @@
           <w:sz w:val="20"/>
           <w:szCs w:val="20"/>
         </w:rPr>
-        <w:t xml:space="preserve"> SensorDisplay::popCommand() </w:t>
+        <w:t xml:space="preserve"> SensorDisplay::</w:t>
+      </w:r>
+      <w:proofErr w:type="spellStart"/>
+      <w:r>
+        <w:rPr>
+          <w:rFonts w:ascii="方正仿宋_GBK" w:eastAsia="方正仿宋_GBK"/>
+          <w:sz w:val="20"/>
+          <w:szCs w:val="20"/>
+        </w:rPr>
+        <w:t>popCommand</w:t>
+      </w:r>
+      <w:proofErr w:type="spellEnd"/>
+      <w:r>
+        <w:rPr>
+          <w:rFonts w:ascii="方正仿宋_GBK" w:eastAsia="方正仿宋_GBK"/>
+          <w:sz w:val="20"/>
+          <w:szCs w:val="20"/>
+        </w:rPr>
+        <w:t xml:space="preserve">() </w:t>
       </w:r>
       <w:r>
         <w:rPr>
@@ -4829,7 +4989,43 @@
           <w:sz w:val="20"/>
           <w:szCs w:val="20"/>
         </w:rPr>
-        <w:t xml:space="preserve"> sendCmdRaw("CMD:x") </w:t>
+        <w:t xml:space="preserve"> </w:t>
+      </w:r>
+      <w:proofErr w:type="spellStart"/>
+      <w:r>
+        <w:rPr>
+          <w:rFonts w:ascii="方正仿宋_GBK" w:eastAsia="方正仿宋_GBK"/>
+          <w:sz w:val="20"/>
+          <w:szCs w:val="20"/>
+        </w:rPr>
+        <w:t>sendCmdRaw</w:t>
+      </w:r>
+      <w:proofErr w:type="spellEnd"/>
+      <w:r>
+        <w:rPr>
+          <w:rFonts w:ascii="方正仿宋_GBK" w:eastAsia="方正仿宋_GBK"/>
+          <w:sz w:val="20"/>
+          <w:szCs w:val="20"/>
+        </w:rPr>
+        <w:t>("</w:t>
+      </w:r>
+      <w:proofErr w:type="spellStart"/>
+      <w:r>
+        <w:rPr>
+          <w:rFonts w:ascii="方正仿宋_GBK" w:eastAsia="方正仿宋_GBK"/>
+          <w:sz w:val="20"/>
+          <w:szCs w:val="20"/>
+        </w:rPr>
+        <w:t>CMD:x</w:t>
+      </w:r>
+      <w:proofErr w:type="spellEnd"/>
+      <w:r>
+        <w:rPr>
+          <w:rFonts w:ascii="方正仿宋_GBK" w:eastAsia="方正仿宋_GBK"/>
+          <w:sz w:val="20"/>
+          <w:szCs w:val="20"/>
+        </w:rPr>
+        <w:t xml:space="preserve">") </w:t>
       </w:r>
       <w:r>
         <w:rPr>
@@ -4881,7 +5077,43 @@
           <w:sz w:val="20"/>
           <w:szCs w:val="20"/>
         </w:rPr>
-        <w:t xml:space="preserve"> display-&gt;applyCommand(cmd) </w:t>
+        <w:t xml:space="preserve"> display-&gt;</w:t>
+      </w:r>
+      <w:proofErr w:type="spellStart"/>
+      <w:r>
+        <w:rPr>
+          <w:rFonts w:ascii="方正仿宋_GBK" w:eastAsia="方正仿宋_GBK"/>
+          <w:sz w:val="20"/>
+          <w:szCs w:val="20"/>
+        </w:rPr>
+        <w:t>applyCommand</w:t>
+      </w:r>
+      <w:proofErr w:type="spellEnd"/>
+      <w:r>
+        <w:rPr>
+          <w:rFonts w:ascii="方正仿宋_GBK" w:eastAsia="方正仿宋_GBK"/>
+          <w:sz w:val="20"/>
+          <w:szCs w:val="20"/>
+        </w:rPr>
+        <w:t>(</w:t>
+      </w:r>
+      <w:proofErr w:type="spellStart"/>
+      <w:r>
+        <w:rPr>
+          <w:rFonts w:ascii="方正仿宋_GBK" w:eastAsia="方正仿宋_GBK"/>
+          <w:sz w:val="20"/>
+          <w:szCs w:val="20"/>
+        </w:rPr>
+        <w:t>cmd</w:t>
+      </w:r>
+      <w:proofErr w:type="spellEnd"/>
+      <w:r>
+        <w:rPr>
+          <w:rFonts w:ascii="方正仿宋_GBK" w:eastAsia="方正仿宋_GBK"/>
+          <w:sz w:val="20"/>
+          <w:szCs w:val="20"/>
+        </w:rPr>
+        <w:t xml:space="preserve">) </w:t>
       </w:r>
       <w:r>
         <w:rPr>
@@ -4949,7 +5181,25 @@
           <w:sz w:val="20"/>
           <w:szCs w:val="20"/>
         </w:rPr>
-        <w:t xml:space="preserve"> fetchLatestRaw() </w:t>
+        <w:t xml:space="preserve"> </w:t>
+      </w:r>
+      <w:proofErr w:type="spellStart"/>
+      <w:r>
+        <w:rPr>
+          <w:rFonts w:ascii="方正仿宋_GBK" w:eastAsia="方正仿宋_GBK"/>
+          <w:sz w:val="20"/>
+          <w:szCs w:val="20"/>
+        </w:rPr>
+        <w:t>fetchLatestRaw</w:t>
+      </w:r>
+      <w:proofErr w:type="spellEnd"/>
+      <w:r>
+        <w:rPr>
+          <w:rFonts w:ascii="方正仿宋_GBK" w:eastAsia="方正仿宋_GBK"/>
+          <w:sz w:val="20"/>
+          <w:szCs w:val="20"/>
+        </w:rPr>
+        <w:t xml:space="preserve">() </w:t>
       </w:r>
       <w:r>
         <w:rPr>
@@ -4965,7 +5215,25 @@
           <w:sz w:val="20"/>
           <w:szCs w:val="20"/>
         </w:rPr>
-        <w:t xml:space="preserve"> tryParseSensorData() </w:t>
+        <w:t xml:space="preserve"> </w:t>
+      </w:r>
+      <w:proofErr w:type="spellStart"/>
+      <w:r>
+        <w:rPr>
+          <w:rFonts w:ascii="方正仿宋_GBK" w:eastAsia="方正仿宋_GBK"/>
+          <w:sz w:val="20"/>
+          <w:szCs w:val="20"/>
+        </w:rPr>
+        <w:t>tryParseSensorData</w:t>
+      </w:r>
+      <w:proofErr w:type="spellEnd"/>
+      <w:r>
+        <w:rPr>
+          <w:rFonts w:ascii="方正仿宋_GBK" w:eastAsia="方正仿宋_GBK"/>
+          <w:sz w:val="20"/>
+          <w:szCs w:val="20"/>
+        </w:rPr>
+        <w:t xml:space="preserve">() </w:t>
       </w:r>
       <w:r>
         <w:rPr>
@@ -4981,7 +5249,25 @@
           <w:sz w:val="20"/>
           <w:szCs w:val="20"/>
         </w:rPr>
-        <w:t xml:space="preserve"> processData()</w:t>
+        <w:t xml:space="preserve"> </w:t>
+      </w:r>
+      <w:proofErr w:type="spellStart"/>
+      <w:r>
+        <w:rPr>
+          <w:rFonts w:ascii="方正仿宋_GBK" w:eastAsia="方正仿宋_GBK"/>
+          <w:sz w:val="20"/>
+          <w:szCs w:val="20"/>
+        </w:rPr>
+        <w:t>processData</w:t>
+      </w:r>
+      <w:proofErr w:type="spellEnd"/>
+      <w:r>
+        <w:rPr>
+          <w:rFonts w:ascii="方正仿宋_GBK" w:eastAsia="方正仿宋_GBK"/>
+          <w:sz w:val="20"/>
+          <w:szCs w:val="20"/>
+        </w:rPr>
+        <w:t>()</w:t>
       </w:r>
     </w:p>
     <w:p>
@@ -5055,7 +5341,25 @@
           <w:sz w:val="20"/>
           <w:szCs w:val="20"/>
         </w:rPr>
-        <w:t xml:space="preserve"> logMessage()</w:t>
+        <w:t xml:space="preserve"> </w:t>
+      </w:r>
+      <w:proofErr w:type="spellStart"/>
+      <w:r>
+        <w:rPr>
+          <w:rFonts w:ascii="方正仿宋_GBK" w:eastAsia="方正仿宋_GBK"/>
+          <w:sz w:val="20"/>
+          <w:szCs w:val="20"/>
+        </w:rPr>
+        <w:t>logMessage</w:t>
+      </w:r>
+      <w:proofErr w:type="spellEnd"/>
+      <w:r>
+        <w:rPr>
+          <w:rFonts w:ascii="方正仿宋_GBK" w:eastAsia="方正仿宋_GBK"/>
+          <w:sz w:val="20"/>
+          <w:szCs w:val="20"/>
+        </w:rPr>
+        <w:t>()</w:t>
       </w:r>
     </w:p>
     <w:p>
@@ -5119,16 +5423,24 @@
           <w:sz w:val="36"/>
           <w:szCs w:val="36"/>
         </w:rPr>
-        <w:t>：DLI数值计算</w:t>
-      </w:r>
-    </w:p>
-    <w:p>
-      <w:pPr>
-        <w:spacing w:line="240" w:lineRule="atLeast"/>
-        <w:ind w:firstLine="561"/>
-        <w:jc w:val="left"/>
+        <w:t>：DLI</w:t>
+      </w:r>
+      <w:proofErr w:type="gramStart"/>
+      <w:r>
+        <w:rPr>
+          <w:rFonts w:ascii="方正楷体_GBK" w:eastAsia="方正楷体_GBK" w:hint="eastAsia"/>
+          <w:sz w:val="36"/>
+          <w:szCs w:val="36"/>
+        </w:rPr>
+        <w:t>数值计算</w:t>
+      </w:r>
+      <w:proofErr w:type="gramEnd"/>
+    </w:p>
+    <w:p>
+      <w:pPr>
         <w:rPr>
           <w:rFonts w:ascii="方正楷体_GBK" w:eastAsia="方正楷体_GBK"/>
+          <w:noProof/>
           <w:sz w:val="36"/>
           <w:szCs w:val="36"/>
         </w:rPr>
@@ -5136,6 +5448,1404 @@
       <w:r>
         <w:rPr>
           <w:rFonts w:ascii="方正楷体_GBK" w:eastAsia="方正楷体_GBK" w:hint="eastAsia"/>
+          <w:noProof/>
+          <w:sz w:val="36"/>
+          <w:szCs w:val="36"/>
+        </w:rPr>
+        <w:drawing>
+          <wp:anchor distT="0" distB="0" distL="114300" distR="114300" simplePos="0" relativeHeight="251659264" behindDoc="0" locked="0" layoutInCell="1" allowOverlap="1" wp14:anchorId="46150235" wp14:editId="1FE6FCB9">
+            <wp:simplePos x="0" y="0"/>
+            <wp:positionH relativeFrom="margin">
+              <wp:align>center</wp:align>
+            </wp:positionH>
+            <wp:positionV relativeFrom="page">
+              <wp:posOffset>2240449</wp:posOffset>
+            </wp:positionV>
+            <wp:extent cx="5359504" cy="7208415"/>
+            <wp:effectExtent l="0" t="0" r="0" b="0"/>
+            <wp:wrapNone/>
+            <wp:docPr id="1" name="图片 1"/>
+            <wp:cNvGraphicFramePr>
+              <a:graphicFrameLocks xmlns:a="http://schemas.openxmlformats.org/drawingml/2006/main" noChangeAspect="1"/>
+            </wp:cNvGraphicFramePr>
+            <a:graphic xmlns:a="http://schemas.openxmlformats.org/drawingml/2006/main">
+              <a:graphicData uri="http://schemas.openxmlformats.org/drawingml/2006/picture">
+                <pic:pic xmlns:pic="http://schemas.openxmlformats.org/drawingml/2006/picture">
+                  <pic:nvPicPr>
+                    <pic:cNvPr id="0" name="Picture 1"/>
+                    <pic:cNvPicPr>
+                      <a:picLocks noChangeAspect="1" noChangeArrowheads="1"/>
+                    </pic:cNvPicPr>
+                  </pic:nvPicPr>
+                  <pic:blipFill rotWithShape="1">
+                    <a:blip r:embed="rId8" cstate="print">
+                      <a:extLst>
+                        <a:ext uri="{28A0092B-C50C-407E-A947-70E740481C1C}">
+                          <a14:useLocalDpi xmlns:a14="http://schemas.microsoft.com/office/drawing/2010/main" val="0"/>
+                        </a:ext>
+                      </a:extLst>
+                    </a:blip>
+                    <a:srcRect l="5023" t="3665" r="5342" b="3548"/>
+                    <a:stretch/>
+                  </pic:blipFill>
+                  <pic:spPr bwMode="auto">
+                    <a:xfrm>
+                      <a:off x="0" y="0"/>
+                      <a:ext cx="5359504" cy="7208415"/>
+                    </a:xfrm>
+                    <a:prstGeom prst="rect">
+                      <a:avLst/>
+                    </a:prstGeom>
+                    <a:noFill/>
+                    <a:ln>
+                      <a:noFill/>
+                    </a:ln>
+                    <a:extLst>
+                      <a:ext uri="{53640926-AAD7-44D8-BBD7-CCE9431645EC}">
+                        <a14:shadowObscured xmlns:a14="http://schemas.microsoft.com/office/drawing/2010/main"/>
+                      </a:ext>
+                    </a:extLst>
+                  </pic:spPr>
+                </pic:pic>
+              </a:graphicData>
+            </a:graphic>
+            <wp14:sizeRelH relativeFrom="margin">
+              <wp14:pctWidth>0</wp14:pctWidth>
+            </wp14:sizeRelH>
+            <wp14:sizeRelV relativeFrom="margin">
+              <wp14:pctHeight>0</wp14:pctHeight>
+            </wp14:sizeRelV>
+          </wp:anchor>
+        </w:drawing>
+      </w:r>
+    </w:p>
+    <w:p>
+      <w:pPr>
+        <w:rPr>
+          <w:rFonts w:ascii="方正楷体_GBK" w:eastAsia="方正楷体_GBK"/>
+          <w:sz w:val="36"/>
+          <w:szCs w:val="36"/>
+        </w:rPr>
+      </w:pPr>
+      <w:r>
+        <w:rPr>
+          <w:rFonts w:ascii="方正楷体_GBK" w:eastAsia="方正楷体_GBK"/>
+          <w:noProof/>
+          <w:sz w:val="36"/>
+          <w:szCs w:val="36"/>
+        </w:rPr>
+        <mc:AlternateContent>
+          <mc:Choice Requires="wps">
+            <w:drawing>
+              <wp:anchor distT="0" distB="0" distL="114300" distR="114300" simplePos="0" relativeHeight="251660288" behindDoc="0" locked="0" layoutInCell="1" allowOverlap="1" wp14:anchorId="3983134B" wp14:editId="63019426">
+                <wp:simplePos x="0" y="0"/>
+                <wp:positionH relativeFrom="column">
+                  <wp:posOffset>3687493</wp:posOffset>
+                </wp:positionH>
+                <wp:positionV relativeFrom="paragraph">
+                  <wp:posOffset>5341130</wp:posOffset>
+                </wp:positionV>
+                <wp:extent cx="1406324" cy="1279002"/>
+                <wp:effectExtent l="0" t="0" r="0" b="0"/>
+                <wp:wrapNone/>
+                <wp:docPr id="2" name="文本框 2"/>
+                <wp:cNvGraphicFramePr/>
+                <a:graphic xmlns:a="http://schemas.openxmlformats.org/drawingml/2006/main">
+                  <a:graphicData uri="http://schemas.microsoft.com/office/word/2010/wordprocessingShape">
+                    <wps:wsp>
+                      <wps:cNvSpPr txBox="1"/>
+                      <wps:spPr>
+                        <a:xfrm>
+                          <a:off x="0" y="0"/>
+                          <a:ext cx="1406324" cy="1279002"/>
+                        </a:xfrm>
+                        <a:prstGeom prst="rect">
+                          <a:avLst/>
+                        </a:prstGeom>
+                        <a:noFill/>
+                        <a:ln w="6350">
+                          <a:noFill/>
+                        </a:ln>
+                      </wps:spPr>
+                      <wps:txbx>
+                        <w:txbxContent>
+                          <w:p>
+                            <w:pPr>
+                              <w:rPr>
+                                <w:color w:val="FFFFFF" w:themeColor="background1"/>
+                              </w:rPr>
+                            </w:pPr>
+                            <w:r>
+                              <w:rPr>
+                                <w:rFonts w:hint="eastAsia"/>
+                                <w:color w:val="FFFFFF" w:themeColor="background1"/>
+                              </w:rPr>
+                              <w:t>图片1</w:t>
+                            </w:r>
+                          </w:p>
+                        </w:txbxContent>
+                      </wps:txbx>
+                      <wps:bodyPr rot="0" spcFirstLastPara="0" vertOverflow="overflow" horzOverflow="overflow" vert="horz" wrap="square" lIns="91440" tIns="45720" rIns="91440" bIns="45720" numCol="1" spcCol="0" rtlCol="0" fromWordArt="0" anchor="t" anchorCtr="0" forceAA="0" compatLnSpc="1">
+                        <a:prstTxWarp prst="textNoShape">
+                          <a:avLst/>
+                        </a:prstTxWarp>
+                        <a:noAutofit/>
+                      </wps:bodyPr>
+                    </wps:wsp>
+                  </a:graphicData>
+                </a:graphic>
+              </wp:anchor>
+            </w:drawing>
+          </mc:Choice>
+          <mc:Fallback>
+            <w:pict>
+              <v:shapetype w14:anchorId="3983134B" id="_x0000_t202" coordsize="21600,21600" o:spt="202" path="m,l,21600r21600,l21600,xe">
+                <v:stroke joinstyle="miter"/>
+                <v:path gradientshapeok="t" o:connecttype="rect"/>
+              </v:shapetype>
+              <v:shape id="文本框 2" o:spid="_x0000_s1026" type="#_x0000_t202" style="position:absolute;left:0;text-align:left;margin-left:290.35pt;margin-top:420.55pt;width:110.75pt;height:100.7pt;z-index:251660288;visibility:visible;mso-wrap-style:square;mso-wrap-distance-left:9pt;mso-wrap-distance-top:0;mso-wrap-distance-right:9pt;mso-wrap-distance-bottom:0;mso-position-horizontal:absolute;mso-position-horizontal-relative:text;mso-position-vertical:absolute;mso-position-vertical-relative:text;v-text-anchor:top" o:gfxdata="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" filled="f" stroked="f" strokeweight=".5pt">
+                <v:textbox>
+                  <w:txbxContent>
+                    <w:p>
+                      <w:pPr>
+                        <w:rPr>
+                          <w:color w:val="FFFFFF" w:themeColor="background1"/>
+                        </w:rPr>
+                      </w:pPr>
+                      <w:r>
+                        <w:rPr>
+                          <w:rFonts w:hint="eastAsia"/>
+                          <w:color w:val="FFFFFF" w:themeColor="background1"/>
+                        </w:rPr>
+                        <w:t>图片1</w:t>
+                      </w:r>
+                    </w:p>
+                  </w:txbxContent>
+                </v:textbox>
+              </v:shape>
+            </w:pict>
+          </mc:Fallback>
+        </mc:AlternateContent>
+      </w:r>
+      <w:r>
+        <w:rPr>
+          <w:rFonts w:ascii="方正楷体_GBK" w:eastAsia="方正楷体_GBK"/>
+          <w:sz w:val="36"/>
+          <w:szCs w:val="36"/>
+        </w:rPr>
+        <w:br w:type="page"/>
+      </w:r>
+    </w:p>
+    <w:p>
+      <w:pPr>
+        <w:rPr>
+          <w:noProof/>
+        </w:rPr>
+      </w:pPr>
+      <w:r>
+        <w:rPr>
+          <w:noProof/>
+        </w:rPr>
+        <w:lastRenderedPageBreak/>
+        <w:drawing>
+          <wp:anchor distT="0" distB="0" distL="114300" distR="114300" simplePos="0" relativeHeight="251664384" behindDoc="0" locked="0" layoutInCell="1" allowOverlap="1" wp14:anchorId="182C9A75" wp14:editId="6E9141D6">
+            <wp:simplePos x="0" y="0"/>
+            <wp:positionH relativeFrom="margin">
+              <wp:align>right</wp:align>
+            </wp:positionH>
+            <wp:positionV relativeFrom="page">
+              <wp:posOffset>1267428</wp:posOffset>
+            </wp:positionV>
+            <wp:extent cx="5700532" cy="7152006"/>
+            <wp:effectExtent l="0" t="0" r="0" b="0"/>
+            <wp:wrapNone/>
+            <wp:docPr id="7" name="图片 7"/>
+            <wp:cNvGraphicFramePr>
+              <a:graphicFrameLocks xmlns:a="http://schemas.openxmlformats.org/drawingml/2006/main" noChangeAspect="1"/>
+            </wp:cNvGraphicFramePr>
+            <a:graphic xmlns:a="http://schemas.openxmlformats.org/drawingml/2006/main">
+              <a:graphicData uri="http://schemas.openxmlformats.org/drawingml/2006/picture">
+                <pic:pic xmlns:pic="http://schemas.openxmlformats.org/drawingml/2006/picture">
+                  <pic:nvPicPr>
+                    <pic:cNvPr id="0" name="Picture 9"/>
+                    <pic:cNvPicPr>
+                      <a:picLocks noChangeAspect="1" noChangeArrowheads="1"/>
+                    </pic:cNvPicPr>
+                  </pic:nvPicPr>
+                  <pic:blipFill rotWithShape="1">
+                    <a:blip r:embed="rId9">
+                      <a:extLst>
+                        <a:ext uri="{28A0092B-C50C-407E-A947-70E740481C1C}">
+                          <a14:useLocalDpi xmlns:a14="http://schemas.microsoft.com/office/drawing/2010/main" val="0"/>
+                        </a:ext>
+                      </a:extLst>
+                    </a:blip>
+                    <a:srcRect l="6348" t="4140" r="6635" b="4296"/>
+                    <a:stretch/>
+                  </pic:blipFill>
+                  <pic:spPr bwMode="auto">
+                    <a:xfrm>
+                      <a:off x="0" y="0"/>
+                      <a:ext cx="5700532" cy="7152006"/>
+                    </a:xfrm>
+                    <a:prstGeom prst="rect">
+                      <a:avLst/>
+                    </a:prstGeom>
+                    <a:noFill/>
+                    <a:ln>
+                      <a:noFill/>
+                    </a:ln>
+                    <a:extLst>
+                      <a:ext uri="{53640926-AAD7-44D8-BBD7-CCE9431645EC}">
+                        <a14:shadowObscured xmlns:a14="http://schemas.microsoft.com/office/drawing/2010/main"/>
+                      </a:ext>
+                    </a:extLst>
+                  </pic:spPr>
+                </pic:pic>
+              </a:graphicData>
+            </a:graphic>
+            <wp14:sizeRelH relativeFrom="margin">
+              <wp14:pctWidth>0</wp14:pctWidth>
+            </wp14:sizeRelH>
+            <wp14:sizeRelV relativeFrom="margin">
+              <wp14:pctHeight>0</wp14:pctHeight>
+            </wp14:sizeRelV>
+          </wp:anchor>
+        </w:drawing>
+      </w:r>
+    </w:p>
+    <w:p>
+      <w:pPr>
+        <w:rPr>
+          <w:noProof/>
+        </w:rPr>
+      </w:pPr>
+    </w:p>
+    <w:p>
+      <w:pPr>
+        <w:rPr>
+          <w:rFonts w:ascii="方正仿宋_GBK" w:eastAsia="方正仿宋_GBK"/>
+          <w:sz w:val="32"/>
+          <w:szCs w:val="32"/>
+        </w:rPr>
+      </w:pPr>
+    </w:p>
+    <w:p>
+      <w:pPr>
+        <w:rPr>
+          <w:rFonts w:ascii="方正仿宋_GBK" w:eastAsia="方正仿宋_GBK"/>
+          <w:sz w:val="32"/>
+          <w:szCs w:val="32"/>
+        </w:rPr>
+      </w:pPr>
+    </w:p>
+    <w:p>
+      <w:pPr>
+        <w:rPr>
+          <w:rFonts w:ascii="方正仿宋_GBK" w:eastAsia="方正仿宋_GBK"/>
+          <w:sz w:val="32"/>
+          <w:szCs w:val="32"/>
+        </w:rPr>
+      </w:pPr>
+    </w:p>
+    <w:p>
+      <w:pPr>
+        <w:rPr>
+          <w:rFonts w:ascii="方正仿宋_GBK" w:eastAsia="方正仿宋_GBK"/>
+          <w:sz w:val="32"/>
+          <w:szCs w:val="32"/>
+        </w:rPr>
+      </w:pPr>
+    </w:p>
+    <w:p>
+      <w:pPr>
+        <w:rPr>
+          <w:rFonts w:ascii="方正仿宋_GBK" w:eastAsia="方正仿宋_GBK"/>
+          <w:sz w:val="32"/>
+          <w:szCs w:val="32"/>
+        </w:rPr>
+      </w:pPr>
+    </w:p>
+    <w:p>
+      <w:pPr>
+        <w:rPr>
+          <w:rFonts w:ascii="方正仿宋_GBK" w:eastAsia="方正仿宋_GBK"/>
+          <w:sz w:val="32"/>
+          <w:szCs w:val="32"/>
+        </w:rPr>
+      </w:pPr>
+    </w:p>
+    <w:p>
+      <w:pPr>
+        <w:rPr>
+          <w:rFonts w:ascii="方正仿宋_GBK" w:eastAsia="方正仿宋_GBK"/>
+          <w:sz w:val="32"/>
+          <w:szCs w:val="32"/>
+        </w:rPr>
+      </w:pPr>
+    </w:p>
+    <w:p>
+      <w:pPr>
+        <w:rPr>
+          <w:rFonts w:ascii="方正仿宋_GBK" w:eastAsia="方正仿宋_GBK"/>
+          <w:sz w:val="32"/>
+          <w:szCs w:val="32"/>
+        </w:rPr>
+      </w:pPr>
+    </w:p>
+    <w:p>
+      <w:pPr>
+        <w:rPr>
+          <w:rFonts w:ascii="方正仿宋_GBK" w:eastAsia="方正仿宋_GBK"/>
+          <w:sz w:val="32"/>
+          <w:szCs w:val="32"/>
+        </w:rPr>
+      </w:pPr>
+    </w:p>
+    <w:p>
+      <w:pPr>
+        <w:rPr>
+          <w:rFonts w:ascii="方正仿宋_GBK" w:eastAsia="方正仿宋_GBK"/>
+          <w:sz w:val="32"/>
+          <w:szCs w:val="32"/>
+        </w:rPr>
+      </w:pPr>
+    </w:p>
+    <w:p>
+      <w:pPr>
+        <w:rPr>
+          <w:rFonts w:ascii="方正仿宋_GBK" w:eastAsia="方正仿宋_GBK"/>
+          <w:sz w:val="32"/>
+          <w:szCs w:val="32"/>
+        </w:rPr>
+      </w:pPr>
+      <w:r>
+        <w:rPr>
+          <w:rFonts w:ascii="方正楷体_GBK" w:eastAsia="方正楷体_GBK"/>
+          <w:noProof/>
+          <w:sz w:val="36"/>
+          <w:szCs w:val="36"/>
+        </w:rPr>
+        <mc:AlternateContent>
+          <mc:Choice Requires="wps">
+            <w:drawing>
+              <wp:anchor distT="0" distB="0" distL="114300" distR="114300" simplePos="0" relativeHeight="251666432" behindDoc="0" locked="0" layoutInCell="1" allowOverlap="1" wp14:anchorId="1312FE2B" wp14:editId="0D94D95F">
+                <wp:simplePos x="0" y="0"/>
+                <wp:positionH relativeFrom="margin">
+                  <wp:align>right</wp:align>
+                </wp:positionH>
+                <wp:positionV relativeFrom="paragraph">
+                  <wp:posOffset>431213</wp:posOffset>
+                </wp:positionV>
+                <wp:extent cx="1406324" cy="457200"/>
+                <wp:effectExtent l="0" t="0" r="0" b="0"/>
+                <wp:wrapNone/>
+                <wp:docPr id="9" name="文本框 9"/>
+                <wp:cNvGraphicFramePr/>
+                <a:graphic xmlns:a="http://schemas.openxmlformats.org/drawingml/2006/main">
+                  <a:graphicData uri="http://schemas.microsoft.com/office/word/2010/wordprocessingShape">
+                    <wps:wsp>
+                      <wps:cNvSpPr txBox="1"/>
+                      <wps:spPr>
+                        <a:xfrm>
+                          <a:off x="0" y="0"/>
+                          <a:ext cx="1406324" cy="457200"/>
+                        </a:xfrm>
+                        <a:prstGeom prst="rect">
+                          <a:avLst/>
+                        </a:prstGeom>
+                        <a:noFill/>
+                        <a:ln w="6350">
+                          <a:noFill/>
+                        </a:ln>
+                      </wps:spPr>
+                      <wps:txbx>
+                        <w:txbxContent>
+                          <w:p>
+                            <w:pPr>
+                              <w:rPr>
+                                <w:color w:val="FFFFFF" w:themeColor="background1"/>
+                              </w:rPr>
+                            </w:pPr>
+                            <w:r>
+                              <w:rPr>
+                                <w:rFonts w:hint="eastAsia"/>
+                                <w:color w:val="FFFFFF" w:themeColor="background1"/>
+                              </w:rPr>
+                              <w:t>图片</w:t>
+                            </w:r>
+                            <w:r>
+                              <w:rPr>
+                                <w:color w:val="FFFFFF" w:themeColor="background1"/>
+                              </w:rPr>
+                              <w:t>2</w:t>
+                            </w:r>
+                          </w:p>
+                          <w:p>
+                            <w:pPr>
+                              <w:rPr>
+                                <w:color w:val="FFFFFF" w:themeColor="background1"/>
+                              </w:rPr>
+                            </w:pPr>
+                          </w:p>
+                        </w:txbxContent>
+                      </wps:txbx>
+                      <wps:bodyPr rot="0" spcFirstLastPara="0" vertOverflow="overflow" horzOverflow="overflow" vert="horz" wrap="square" lIns="91440" tIns="45720" rIns="91440" bIns="45720" numCol="1" spcCol="0" rtlCol="0" fromWordArt="0" anchor="t" anchorCtr="0" forceAA="0" compatLnSpc="1">
+                        <a:prstTxWarp prst="textNoShape">
+                          <a:avLst/>
+                        </a:prstTxWarp>
+                        <a:noAutofit/>
+                      </wps:bodyPr>
+                    </wps:wsp>
+                  </a:graphicData>
+                </a:graphic>
+                <wp14:sizeRelV relativeFrom="margin">
+                  <wp14:pctHeight>0</wp14:pctHeight>
+                </wp14:sizeRelV>
+              </wp:anchor>
+            </w:drawing>
+          </mc:Choice>
+          <mc:Fallback>
+            <w:pict>
+              <v:shape w14:anchorId="1312FE2B" id="文本框 9" o:spid="_x0000_s1027" type="#_x0000_t202" style="position:absolute;left:0;text-align:left;margin-left:59.55pt;margin-top:33.95pt;width:110.75pt;height:36pt;z-index:251666432;visibility:visible;mso-wrap-style:square;mso-height-percent:0;mso-wrap-distance-left:9pt;mso-wrap-distance-top:0;mso-wrap-distance-right:9pt;mso-wrap-distance-bottom:0;mso-position-horizontal:right;mso-position-horizontal-relative:margin;mso-position-vertical:absolute;mso-position-vertical-relative:text;mso-height-percent:0;mso-height-relative:margin;v-text-anchor:top" o:gfxdata="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" filled="f" stroked="f" strokeweight=".5pt">
+                <v:textbox>
+                  <w:txbxContent>
+                    <w:p>
+                      <w:pPr>
+                        <w:rPr>
+                          <w:color w:val="FFFFFF" w:themeColor="background1"/>
+                        </w:rPr>
+                      </w:pPr>
+                      <w:r>
+                        <w:rPr>
+                          <w:rFonts w:hint="eastAsia"/>
+                          <w:color w:val="FFFFFF" w:themeColor="background1"/>
+                        </w:rPr>
+                        <w:t>图片</w:t>
+                      </w:r>
+                      <w:r>
+                        <w:rPr>
+                          <w:color w:val="FFFFFF" w:themeColor="background1"/>
+                        </w:rPr>
+                        <w:t>2</w:t>
+                      </w:r>
+                    </w:p>
+                    <w:p>
+                      <w:pPr>
+                        <w:rPr>
+                          <w:color w:val="FFFFFF" w:themeColor="background1"/>
+                        </w:rPr>
+                      </w:pPr>
+                    </w:p>
+                  </w:txbxContent>
+                </v:textbox>
+                <w10:wrap anchorx="margin"/>
+              </v:shape>
+            </w:pict>
+          </mc:Fallback>
+        </mc:AlternateContent>
+      </w:r>
+    </w:p>
+    <w:p>
+      <w:pPr>
+        <w:rPr>
+          <w:rFonts w:ascii="方正仿宋_GBK" w:eastAsia="方正仿宋_GBK"/>
+          <w:sz w:val="32"/>
+          <w:szCs w:val="32"/>
+        </w:rPr>
+      </w:pPr>
+      <w:r>
+        <w:rPr>
+          <w:rFonts w:ascii="方正楷体_GBK" w:eastAsia="方正楷体_GBK"/>
+          <w:noProof/>
+          <w:sz w:val="36"/>
+          <w:szCs w:val="36"/>
+        </w:rPr>
+        <mc:AlternateContent>
+          <mc:Choice Requires="wps">
+            <w:drawing>
+              <wp:anchor distT="0" distB="0" distL="114300" distR="114300" simplePos="0" relativeHeight="251663360" behindDoc="0" locked="0" layoutInCell="1" allowOverlap="1" wp14:anchorId="7B59E6AA" wp14:editId="0AFFF15E">
+                <wp:simplePos x="0" y="0"/>
+                <wp:positionH relativeFrom="column">
+                  <wp:posOffset>4273036</wp:posOffset>
+                </wp:positionH>
+                <wp:positionV relativeFrom="paragraph">
+                  <wp:posOffset>195041</wp:posOffset>
+                </wp:positionV>
+                <wp:extent cx="1226916" cy="480350"/>
+                <wp:effectExtent l="0" t="0" r="0" b="0"/>
+                <wp:wrapNone/>
+                <wp:docPr id="6" name="文本框 6"/>
+                <wp:cNvGraphicFramePr/>
+                <a:graphic xmlns:a="http://schemas.openxmlformats.org/drawingml/2006/main">
+                  <a:graphicData uri="http://schemas.microsoft.com/office/word/2010/wordprocessingShape">
+                    <wps:wsp>
+                      <wps:cNvSpPr txBox="1"/>
+                      <wps:spPr>
+                        <a:xfrm>
+                          <a:off x="0" y="0"/>
+                          <a:ext cx="1226916" cy="480350"/>
+                        </a:xfrm>
+                        <a:prstGeom prst="rect">
+                          <a:avLst/>
+                        </a:prstGeom>
+                        <a:noFill/>
+                        <a:ln w="6350">
+                          <a:noFill/>
+                        </a:ln>
+                      </wps:spPr>
+                      <wps:txbx>
+                        <w:txbxContent>
+                          <w:p>
+                            <w:pPr>
+                              <w:rPr>
+                                <w:color w:val="FFFFFF" w:themeColor="background1"/>
+                              </w:rPr>
+                            </w:pPr>
+                            <w:r>
+                              <w:rPr>
+                                <w:rFonts w:hint="eastAsia"/>
+                                <w:color w:val="FFFFFF" w:themeColor="background1"/>
+                              </w:rPr>
+                              <w:t>图片</w:t>
+                            </w:r>
+                            <w:r>
+                              <w:rPr>
+                                <w:color w:val="FFFFFF" w:themeColor="background1"/>
+                              </w:rPr>
+                              <w:t>2</w:t>
+                            </w:r>
+                          </w:p>
+                          <w:p>
+                            <w:pPr>
+                              <w:rPr>
+                                <w:color w:val="FFFFFF" w:themeColor="background1"/>
+                              </w:rPr>
+                            </w:pPr>
+                          </w:p>
+                        </w:txbxContent>
+                      </wps:txbx>
+                      <wps:bodyPr rot="0" spcFirstLastPara="0" vertOverflow="overflow" horzOverflow="overflow" vert="horz" wrap="square" lIns="91440" tIns="45720" rIns="91440" bIns="45720" numCol="1" spcCol="0" rtlCol="0" fromWordArt="0" anchor="t" anchorCtr="0" forceAA="0" compatLnSpc="1">
+                        <a:prstTxWarp prst="textNoShape">
+                          <a:avLst/>
+                        </a:prstTxWarp>
+                        <a:noAutofit/>
+                      </wps:bodyPr>
+                    </wps:wsp>
+                  </a:graphicData>
+                </a:graphic>
+                <wp14:sizeRelH relativeFrom="margin">
+                  <wp14:pctWidth>0</wp14:pctWidth>
+                </wp14:sizeRelH>
+                <wp14:sizeRelV relativeFrom="margin">
+                  <wp14:pctHeight>0</wp14:pctHeight>
+                </wp14:sizeRelV>
+              </wp:anchor>
+            </w:drawing>
+          </mc:Choice>
+          <mc:Fallback>
+            <w:pict>
+              <v:shape w14:anchorId="7B59E6AA" id="文本框 6" o:spid="_x0000_s1028" type="#_x0000_t202" style="position:absolute;left:0;text-align:left;margin-left:336.45pt;margin-top:15.35pt;width:96.6pt;height:37.8pt;z-index:251663360;visibility:visible;mso-wrap-style:square;mso-width-percent:0;mso-height-percent:0;mso-wrap-distance-left:9pt;mso-wrap-distance-top:0;mso-wrap-distance-right:9pt;mso-wrap-distance-bottom:0;mso-position-horizontal:absolute;mso-position-horizontal-relative:text;mso-position-vertical:absolute;mso-position-vertical-relative:text;mso-width-percent:0;mso-height-percent:0;mso-width-relative:margin;mso-height-relative:margin;v-text-anchor:top" o:gfxdata="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" filled="f" stroked="f" strokeweight=".5pt">
+                <v:textbox>
+                  <w:txbxContent>
+                    <w:p>
+                      <w:pPr>
+                        <w:rPr>
+                          <w:color w:val="FFFFFF" w:themeColor="background1"/>
+                        </w:rPr>
+                      </w:pPr>
+                      <w:r>
+                        <w:rPr>
+                          <w:rFonts w:hint="eastAsia"/>
+                          <w:color w:val="FFFFFF" w:themeColor="background1"/>
+                        </w:rPr>
+                        <w:t>图片</w:t>
+                      </w:r>
+                      <w:r>
+                        <w:rPr>
+                          <w:color w:val="FFFFFF" w:themeColor="background1"/>
+                        </w:rPr>
+                        <w:t>2</w:t>
+                      </w:r>
+                    </w:p>
+                    <w:p>
+                      <w:pPr>
+                        <w:rPr>
+                          <w:color w:val="FFFFFF" w:themeColor="background1"/>
+                        </w:rPr>
+                      </w:pPr>
+                    </w:p>
+                  </w:txbxContent>
+                </v:textbox>
+              </v:shape>
+            </w:pict>
+          </mc:Fallback>
+        </mc:AlternateContent>
+      </w:r>
+    </w:p>
+    <w:p>
+      <w:pPr>
+        <w:rPr>
+          <w:rFonts w:ascii="方正仿宋_GBK" w:eastAsia="方正仿宋_GBK"/>
+          <w:sz w:val="32"/>
+          <w:szCs w:val="32"/>
+        </w:rPr>
+      </w:pPr>
+    </w:p>
+    <w:p>
+      <w:pPr>
+        <w:jc w:val="left"/>
+        <w:rPr>
+          <w:rFonts w:ascii="方正仿宋_GBK" w:eastAsia="方正仿宋_GBK"/>
+          <w:sz w:val="32"/>
+          <w:szCs w:val="32"/>
+        </w:rPr>
+      </w:pPr>
+      <w:r>
+        <w:rPr>
+          <w:rFonts w:ascii="方正仿宋_GBK" w:eastAsia="方正仿宋_GBK" w:hint="eastAsia"/>
+          <w:sz w:val="32"/>
+          <w:szCs w:val="32"/>
+        </w:rPr>
+        <w:t xml:space="preserve"> </w:t>
+      </w:r>
+      <w:r>
+        <w:rPr>
+          <w:rFonts w:ascii="方正仿宋_GBK" w:eastAsia="方正仿宋_GBK"/>
+          <w:sz w:val="32"/>
+          <w:szCs w:val="32"/>
+        </w:rPr>
+        <w:t xml:space="preserve">  </w:t>
+      </w:r>
+      <w:r>
+        <w:rPr>
+          <w:rFonts w:ascii="方正仿宋_GBK" w:eastAsia="方正仿宋_GBK" w:hint="eastAsia"/>
+          <w:sz w:val="32"/>
+          <w:szCs w:val="32"/>
+        </w:rPr>
+        <w:t>说明：</w:t>
+      </w:r>
+    </w:p>
+    <w:p>
+      <w:pPr>
+        <w:spacing w:line="240" w:lineRule="atLeast"/>
+        <w:ind w:firstLine="561"/>
+        <w:jc w:val="left"/>
+        <w:rPr>
+          <w:rFonts w:ascii="方正仿宋_GBK" w:eastAsia="方正仿宋_GBK"/>
+          <w:sz w:val="32"/>
+          <w:szCs w:val="32"/>
+        </w:rPr>
+      </w:pPr>
+      <w:r>
+        <w:rPr>
+          <w:rFonts w:ascii="方正仿宋_GBK" w:eastAsia="方正仿宋_GBK" w:hint="eastAsia"/>
+          <w:sz w:val="32"/>
+          <w:szCs w:val="32"/>
+        </w:rPr>
+        <w:t>DLI是本程序用于判断是否补光的核心</w:t>
+      </w:r>
+      <w:r>
+        <w:rPr>
+          <w:rFonts w:ascii="方正仿宋_GBK" w:eastAsia="方正仿宋_GBK" w:hint="eastAsia"/>
+          <w:sz w:val="32"/>
+          <w:szCs w:val="32"/>
+        </w:rPr>
+        <w:t>，以下是实现逻辑</w:t>
+      </w:r>
+    </w:p>
+    <w:p>
+      <w:pPr>
+        <w:spacing w:line="240" w:lineRule="atLeast"/>
+        <w:ind w:firstLine="561"/>
+        <w:jc w:val="left"/>
+        <w:rPr>
+          <w:rFonts w:ascii="方正仿宋_GBK" w:eastAsia="方正仿宋_GBK"/>
+          <w:sz w:val="32"/>
+          <w:szCs w:val="32"/>
+        </w:rPr>
+      </w:pPr>
+      <w:r>
+        <w:rPr>
+          <w:rFonts w:ascii="方正仿宋_GBK" w:eastAsia="方正仿宋_GBK" w:hint="eastAsia"/>
+          <w:sz w:val="32"/>
+          <w:szCs w:val="32"/>
+        </w:rPr>
+        <w:lastRenderedPageBreak/>
+        <w:t>判断逻辑：（</w:t>
+      </w:r>
+      <w:r>
+        <w:rPr>
+          <w:rFonts w:ascii="方正仿宋_GBK" w:eastAsia="方正仿宋_GBK"/>
+          <w:sz w:val="32"/>
+          <w:szCs w:val="32"/>
+        </w:rPr>
+        <w:t>analysis_rules.cpp</w:t>
+      </w:r>
+      <w:r>
+        <w:rPr>
+          <w:rFonts w:ascii="方正仿宋_GBK" w:eastAsia="方正仿宋_GBK"/>
+          <w:sz w:val="32"/>
+          <w:szCs w:val="32"/>
+        </w:rPr>
+        <w:t xml:space="preserve"> 215-251</w:t>
+      </w:r>
+      <w:r>
+        <w:rPr>
+          <w:rFonts w:ascii="方正仿宋_GBK" w:eastAsia="方正仿宋_GBK" w:hint="eastAsia"/>
+          <w:sz w:val="32"/>
+          <w:szCs w:val="32"/>
+        </w:rPr>
+        <w:t>行图片2）</w:t>
+      </w:r>
+    </w:p>
+    <w:p>
+      <w:pPr>
+        <w:spacing w:line="240" w:lineRule="atLeast"/>
+        <w:ind w:firstLine="561"/>
+        <w:jc w:val="left"/>
+        <w:rPr>
+          <w:rFonts w:ascii="方正仿宋_GBK" w:eastAsia="方正仿宋_GBK"/>
+          <w:sz w:val="32"/>
+          <w:szCs w:val="32"/>
+        </w:rPr>
+      </w:pPr>
+      <w:r>
+        <w:rPr>
+          <w:rFonts w:ascii="方正仿宋_GBK" w:eastAsia="方正仿宋_GBK" w:hint="eastAsia"/>
+          <w:sz w:val="32"/>
+          <w:szCs w:val="32"/>
+        </w:rPr>
+        <w:t>1</w:t>
+      </w:r>
+      <w:r>
+        <w:rPr>
+          <w:rFonts w:ascii="方正仿宋_GBK" w:eastAsia="方正仿宋_GBK"/>
+          <w:sz w:val="32"/>
+          <w:szCs w:val="32"/>
+        </w:rPr>
+        <w:t>.</w:t>
+      </w:r>
+      <w:r>
+        <w:rPr>
+          <w:rFonts w:ascii="方正仿宋_GBK" w:eastAsia="方正仿宋_GBK" w:hint="eastAsia"/>
+          <w:sz w:val="32"/>
+          <w:szCs w:val="32"/>
+        </w:rPr>
+        <w:t>将当前作物（现在支持生菜和草莓）需要的DLI按小时（不是均分，大致是靠近中午多，数据来源于两篇论文）分配。</w:t>
+      </w:r>
+    </w:p>
+    <w:p>
+      <w:pPr>
+        <w:spacing w:line="240" w:lineRule="atLeast"/>
+        <w:ind w:firstLine="561"/>
+        <w:jc w:val="left"/>
+        <w:rPr>
+          <w:rFonts w:ascii="方正仿宋_GBK" w:eastAsia="方正仿宋_GBK"/>
+          <w:sz w:val="32"/>
+          <w:szCs w:val="32"/>
+        </w:rPr>
+      </w:pPr>
+      <w:r>
+        <w:rPr>
+          <w:rFonts w:ascii="方正仿宋_GBK" w:eastAsia="方正仿宋_GBK" w:hint="eastAsia"/>
+          <w:sz w:val="32"/>
+          <w:szCs w:val="32"/>
+        </w:rPr>
+        <w:t>2</w:t>
+      </w:r>
+      <w:r>
+        <w:rPr>
+          <w:rFonts w:ascii="方正仿宋_GBK" w:eastAsia="方正仿宋_GBK"/>
+          <w:sz w:val="32"/>
+          <w:szCs w:val="32"/>
+        </w:rPr>
+        <w:t>.</w:t>
+      </w:r>
+      <w:r>
+        <w:rPr>
+          <w:rFonts w:ascii="方正仿宋_GBK" w:eastAsia="方正仿宋_GBK" w:hint="eastAsia"/>
+          <w:sz w:val="32"/>
+          <w:szCs w:val="32"/>
+        </w:rPr>
+        <w:t>当本小时不足时，下一小时会开灯，直至补足。</w:t>
+      </w:r>
+    </w:p>
+    <w:p>
+      <w:pPr>
+        <w:spacing w:line="240" w:lineRule="atLeast"/>
+        <w:ind w:firstLine="561"/>
+        <w:jc w:val="left"/>
+        <w:rPr>
+          <w:rFonts w:ascii="方正仿宋_GBK" w:eastAsia="方正仿宋_GBK"/>
+          <w:sz w:val="32"/>
+          <w:szCs w:val="32"/>
+        </w:rPr>
+      </w:pPr>
+      <w:r>
+        <w:rPr>
+          <w:rFonts w:ascii="方正仿宋_GBK" w:eastAsia="方正仿宋_GBK" w:hint="eastAsia"/>
+          <w:sz w:val="32"/>
+          <w:szCs w:val="32"/>
+        </w:rPr>
+        <w:t>3</w:t>
+      </w:r>
+      <w:r>
+        <w:rPr>
+          <w:rFonts w:ascii="方正仿宋_GBK" w:eastAsia="方正仿宋_GBK"/>
+          <w:sz w:val="32"/>
+          <w:szCs w:val="32"/>
+        </w:rPr>
+        <w:t>.</w:t>
+      </w:r>
+      <w:r>
+        <w:rPr>
+          <w:rFonts w:ascii="方正仿宋_GBK" w:eastAsia="方正仿宋_GBK" w:hint="eastAsia"/>
+          <w:sz w:val="32"/>
+          <w:szCs w:val="32"/>
+        </w:rPr>
+        <w:t>额外逻辑：接入了天气预报后当日如果是晴天，依据经验判断，1</w:t>
+      </w:r>
+      <w:r>
+        <w:rPr>
+          <w:rFonts w:ascii="方正仿宋_GBK" w:eastAsia="方正仿宋_GBK"/>
+          <w:sz w:val="32"/>
+          <w:szCs w:val="32"/>
+        </w:rPr>
+        <w:t>5</w:t>
+      </w:r>
+      <w:r>
+        <w:rPr>
+          <w:rFonts w:ascii="方正仿宋_GBK" w:eastAsia="方正仿宋_GBK" w:hint="eastAsia"/>
+          <w:sz w:val="32"/>
+          <w:szCs w:val="32"/>
+        </w:rPr>
+        <w:t>点前会锁死灯光，避免因为早上补光导致的全天超量</w:t>
+      </w:r>
+    </w:p>
+    <w:p>
+      <w:pPr>
+        <w:spacing w:line="240" w:lineRule="atLeast"/>
+        <w:ind w:firstLine="561"/>
+        <w:jc w:val="left"/>
+        <w:rPr>
+          <w:rFonts w:ascii="方正仿宋_GBK" w:eastAsia="方正仿宋_GBK"/>
+          <w:sz w:val="32"/>
+          <w:szCs w:val="32"/>
+        </w:rPr>
+      </w:pPr>
+      <w:proofErr w:type="gramStart"/>
+      <w:r>
+        <w:rPr>
+          <w:rFonts w:ascii="方正仿宋_GBK" w:eastAsia="方正仿宋_GBK" w:hint="eastAsia"/>
+          <w:sz w:val="32"/>
+          <w:szCs w:val="32"/>
+        </w:rPr>
+        <w:t>计算逻辑</w:t>
+      </w:r>
+      <w:proofErr w:type="gramEnd"/>
+      <w:r>
+        <w:rPr>
+          <w:rFonts w:ascii="方正仿宋_GBK" w:eastAsia="方正仿宋_GBK" w:hint="eastAsia"/>
+          <w:sz w:val="32"/>
+          <w:szCs w:val="32"/>
+        </w:rPr>
+        <w:t>：</w:t>
+      </w:r>
+      <w:r>
+        <w:rPr>
+          <w:rFonts w:ascii="方正仿宋_GBK" w:eastAsia="方正仿宋_GBK" w:hint="eastAsia"/>
+          <w:sz w:val="32"/>
+          <w:szCs w:val="32"/>
+        </w:rPr>
+        <w:t>（</w:t>
+      </w:r>
+      <w:r>
+        <w:rPr>
+          <w:rFonts w:ascii="方正仿宋_GBK" w:eastAsia="方正仿宋_GBK"/>
+          <w:sz w:val="32"/>
+          <w:szCs w:val="32"/>
+        </w:rPr>
+        <w:t>analysis_rules.cpp</w:t>
+      </w:r>
+      <w:r>
+        <w:rPr>
+          <w:rFonts w:ascii="方正仿宋_GBK" w:eastAsia="方正仿宋_GBK"/>
+          <w:sz w:val="32"/>
+          <w:szCs w:val="32"/>
+        </w:rPr>
+        <w:t xml:space="preserve"> 215-251</w:t>
+      </w:r>
+      <w:r>
+        <w:rPr>
+          <w:rFonts w:ascii="方正仿宋_GBK" w:eastAsia="方正仿宋_GBK" w:hint="eastAsia"/>
+          <w:sz w:val="32"/>
+          <w:szCs w:val="32"/>
+        </w:rPr>
+        <w:t>行图片</w:t>
+      </w:r>
+      <w:r>
+        <w:rPr>
+          <w:rFonts w:ascii="方正仿宋_GBK" w:eastAsia="方正仿宋_GBK"/>
+          <w:sz w:val="32"/>
+          <w:szCs w:val="32"/>
+        </w:rPr>
+        <w:t>1</w:t>
+      </w:r>
+      <w:r>
+        <w:rPr>
+          <w:rFonts w:ascii="方正仿宋_GBK" w:eastAsia="方正仿宋_GBK" w:hint="eastAsia"/>
+          <w:sz w:val="32"/>
+          <w:szCs w:val="32"/>
+        </w:rPr>
+        <w:t>）</w:t>
+      </w:r>
+    </w:p>
+    <w:p>
+      <w:pPr>
+        <w:spacing w:line="240" w:lineRule="atLeast"/>
+        <w:ind w:firstLine="561"/>
+        <w:jc w:val="left"/>
+        <w:rPr>
+          <w:rFonts w:ascii="方正仿宋_GBK" w:eastAsia="方正仿宋_GBK"/>
+          <w:sz w:val="32"/>
+          <w:szCs w:val="32"/>
+        </w:rPr>
+      </w:pPr>
+      <w:r>
+        <w:rPr>
+          <w:rFonts w:ascii="方正仿宋_GBK" w:eastAsia="方正仿宋_GBK"/>
+          <w:sz w:val="32"/>
+          <w:szCs w:val="32"/>
+        </w:rPr>
+        <w:t>1.</w:t>
+      </w:r>
+      <w:r>
+        <w:rPr>
+          <w:rFonts w:ascii="方正仿宋_GBK" w:eastAsia="方正仿宋_GBK" w:hint="eastAsia"/>
+          <w:sz w:val="32"/>
+          <w:szCs w:val="32"/>
+        </w:rPr>
+        <w:t>DLI计算公式：</w:t>
+      </w:r>
+      <w:r>
+        <w:rPr>
+          <w:rFonts w:ascii="方正仿宋_GBK" w:eastAsia="方正仿宋_GBK"/>
+          <w:sz w:val="32"/>
+          <w:szCs w:val="32"/>
+        </w:rPr>
+        <w:t>DLI (mol/m</w:t>
+      </w:r>
+      <w:r>
+        <w:rPr>
+          <w:rFonts w:ascii="方正仿宋_GBK" w:eastAsia="方正仿宋_GBK"/>
+          <w:sz w:val="32"/>
+          <w:szCs w:val="32"/>
+        </w:rPr>
+        <w:t>²</w:t>
+      </w:r>
+      <w:r>
+        <w:rPr>
+          <w:rFonts w:ascii="方正仿宋_GBK" w:eastAsia="方正仿宋_GBK"/>
+          <w:sz w:val="32"/>
+          <w:szCs w:val="32"/>
+        </w:rPr>
+        <w:t xml:space="preserve">) = </w:t>
+      </w:r>
+      <w:r>
+        <w:rPr>
+          <w:rFonts w:ascii="方正仿宋_GBK" w:eastAsia="方正仿宋_GBK"/>
+          <w:sz w:val="32"/>
+          <w:szCs w:val="32"/>
+        </w:rPr>
+        <w:t>∫</w:t>
+      </w:r>
+      <w:r>
+        <w:rPr>
+          <w:rFonts w:ascii="方正仿宋_GBK" w:eastAsia="方正仿宋_GBK"/>
+          <w:sz w:val="32"/>
+          <w:szCs w:val="32"/>
+        </w:rPr>
+        <w:t xml:space="preserve"> PPFD(t) dt / 1,000,000</w:t>
+      </w:r>
+    </w:p>
+    <w:p>
+      <w:pPr>
+        <w:spacing w:line="240" w:lineRule="atLeast"/>
+        <w:ind w:firstLine="561"/>
+        <w:jc w:val="left"/>
+        <w:rPr>
+          <w:rFonts w:ascii="方正仿宋_GBK" w:eastAsia="方正仿宋_GBK"/>
+          <w:sz w:val="32"/>
+          <w:szCs w:val="32"/>
+        </w:rPr>
+      </w:pPr>
+      <w:r>
+        <w:rPr>
+          <w:rFonts w:ascii="方正仿宋_GBK" w:eastAsia="方正仿宋_GBK" w:hint="eastAsia"/>
+          <w:sz w:val="32"/>
+          <w:szCs w:val="32"/>
+        </w:rPr>
+        <w:t>在代码中，简化为PPFD在时间上的和</w:t>
+      </w:r>
+      <w:proofErr w:type="gramStart"/>
+      <w:r>
+        <w:rPr>
+          <w:rFonts w:ascii="方正仿宋_GBK" w:eastAsia="方正仿宋_GBK" w:hint="eastAsia"/>
+          <w:sz w:val="32"/>
+          <w:szCs w:val="32"/>
+        </w:rPr>
+        <w:t>即</w:t>
+      </w:r>
+      <w:proofErr w:type="gramEnd"/>
+      <w:r>
+        <w:rPr>
+          <w:rFonts w:ascii="方正仿宋_GBK" w:eastAsia="方正仿宋_GBK" w:hint="eastAsia"/>
+          <w:sz w:val="32"/>
+          <w:szCs w:val="32"/>
+        </w:rPr>
+        <w:t>是：</w:t>
+      </w:r>
+    </w:p>
+    <w:p>
+      <w:pPr>
+        <w:spacing w:line="240" w:lineRule="atLeast"/>
+        <w:ind w:firstLine="561"/>
+        <w:jc w:val="left"/>
+        <w:rPr>
+          <w:rFonts w:ascii="方正仿宋_GBK" w:eastAsia="方正仿宋_GBK"/>
+          <w:sz w:val="32"/>
+          <w:szCs w:val="32"/>
+        </w:rPr>
+      </w:pPr>
+      <w:r>
+        <w:rPr>
+          <w:rFonts w:ascii="方正仿宋_GBK" w:eastAsia="方正仿宋_GBK"/>
+          <w:sz w:val="32"/>
+          <w:szCs w:val="32"/>
+        </w:rPr>
+        <w:t xml:space="preserve">DLI = </w:t>
+      </w:r>
+      <w:r>
+        <w:rPr>
+          <w:rFonts w:ascii="方正仿宋_GBK" w:eastAsia="方正仿宋_GBK"/>
+          <w:sz w:val="32"/>
+          <w:szCs w:val="32"/>
+        </w:rPr>
+        <w:t>Σ</w:t>
+      </w:r>
+      <w:r>
+        <w:rPr>
+          <w:rFonts w:ascii="方正仿宋_GBK" w:eastAsia="方正仿宋_GBK"/>
+          <w:sz w:val="32"/>
+          <w:szCs w:val="32"/>
+        </w:rPr>
+        <w:t>(</w:t>
+      </w:r>
+      <w:proofErr w:type="spellStart"/>
+      <w:r>
+        <w:rPr>
+          <w:rFonts w:ascii="方正仿宋_GBK" w:eastAsia="方正仿宋_GBK"/>
+          <w:sz w:val="32"/>
+          <w:szCs w:val="32"/>
+        </w:rPr>
+        <w:t>lastPPFD</w:t>
+      </w:r>
+      <w:proofErr w:type="spellEnd"/>
+      <w:r>
+        <w:rPr>
+          <w:rFonts w:ascii="方正仿宋_GBK" w:eastAsia="方正仿宋_GBK"/>
+          <w:sz w:val="32"/>
+          <w:szCs w:val="32"/>
+        </w:rPr>
+        <w:t xml:space="preserve"> </w:t>
+      </w:r>
+      <w:r>
+        <w:rPr>
+          <w:rFonts w:ascii="方正仿宋_GBK" w:eastAsia="方正仿宋_GBK"/>
+          <w:sz w:val="32"/>
+          <w:szCs w:val="32"/>
+        </w:rPr>
+        <w:t>×</w:t>
+      </w:r>
+      <w:r>
+        <w:rPr>
+          <w:rFonts w:ascii="方正仿宋_GBK" w:eastAsia="方正仿宋_GBK"/>
+          <w:sz w:val="32"/>
+          <w:szCs w:val="32"/>
+        </w:rPr>
+        <w:t xml:space="preserve"> </w:t>
+      </w:r>
+      <w:proofErr w:type="spellStart"/>
+      <w:r>
+        <w:rPr>
+          <w:rFonts w:ascii="方正仿宋_GBK" w:eastAsia="方正仿宋_GBK"/>
+          <w:sz w:val="32"/>
+          <w:szCs w:val="32"/>
+        </w:rPr>
+        <w:t>Δ</w:t>
+      </w:r>
+      <w:r>
+        <w:rPr>
+          <w:rFonts w:ascii="方正仿宋_GBK" w:eastAsia="方正仿宋_GBK"/>
+          <w:sz w:val="32"/>
+          <w:szCs w:val="32"/>
+        </w:rPr>
+        <w:t>t</w:t>
+      </w:r>
+      <w:proofErr w:type="spellEnd"/>
+      <w:r>
+        <w:rPr>
+          <w:rFonts w:ascii="方正仿宋_GBK" w:eastAsia="方正仿宋_GBK"/>
+          <w:sz w:val="32"/>
+          <w:szCs w:val="32"/>
+        </w:rPr>
+        <w:t>) / 1e6</w:t>
+      </w:r>
+    </w:p>
+    <w:p>
+      <w:pPr>
+        <w:spacing w:line="240" w:lineRule="atLeast"/>
+        <w:ind w:firstLine="561"/>
+        <w:jc w:val="left"/>
+        <w:rPr>
+          <w:rFonts w:ascii="方正仿宋_GBK" w:eastAsia="方正仿宋_GBK"/>
+          <w:sz w:val="32"/>
+          <w:szCs w:val="32"/>
+        </w:rPr>
+      </w:pPr>
+      <w:r>
+        <w:rPr>
+          <w:rFonts w:ascii="方正仿宋_GBK" w:eastAsia="方正仿宋_GBK" w:hint="eastAsia"/>
+          <w:sz w:val="32"/>
+          <w:szCs w:val="32"/>
+        </w:rPr>
+        <w:t>其中PPFD为：</w:t>
+      </w:r>
+      <w:r>
+        <w:rPr>
+          <w:rFonts w:ascii="方正仿宋_GBK" w:eastAsia="方正仿宋_GBK"/>
+          <w:sz w:val="32"/>
+          <w:szCs w:val="32"/>
+        </w:rPr>
+        <w:t>PPFD (</w:t>
+      </w:r>
+      <w:proofErr w:type="spellStart"/>
+      <w:r>
+        <w:rPr>
+          <w:rFonts w:ascii="方正仿宋_GBK" w:eastAsia="方正仿宋_GBK"/>
+          <w:sz w:val="32"/>
+          <w:szCs w:val="32"/>
+        </w:rPr>
+        <w:t>μ</w:t>
+      </w:r>
+      <w:r>
+        <w:rPr>
+          <w:rFonts w:ascii="方正仿宋_GBK" w:eastAsia="方正仿宋_GBK"/>
+          <w:sz w:val="32"/>
+          <w:szCs w:val="32"/>
+        </w:rPr>
+        <w:t>mol</w:t>
+      </w:r>
+      <w:proofErr w:type="spellEnd"/>
+      <w:r>
+        <w:rPr>
+          <w:rFonts w:ascii="方正仿宋_GBK" w:eastAsia="方正仿宋_GBK"/>
+          <w:sz w:val="32"/>
+          <w:szCs w:val="32"/>
+        </w:rPr>
+        <w:t>/m</w:t>
+      </w:r>
+      <w:r>
+        <w:rPr>
+          <w:rFonts w:ascii="方正仿宋_GBK" w:eastAsia="方正仿宋_GBK"/>
+          <w:sz w:val="32"/>
+          <w:szCs w:val="32"/>
+        </w:rPr>
+        <w:t>²</w:t>
+      </w:r>
+      <w:r>
+        <w:rPr>
+          <w:rFonts w:ascii="方正仿宋_GBK" w:eastAsia="方正仿宋_GBK"/>
+          <w:sz w:val="32"/>
+          <w:szCs w:val="32"/>
+        </w:rPr>
+        <w:t xml:space="preserve">/s) = lux </w:t>
+      </w:r>
+      <w:r>
+        <w:rPr>
+          <w:rFonts w:ascii="方正仿宋_GBK" w:eastAsia="方正仿宋_GBK"/>
+          <w:sz w:val="32"/>
+          <w:szCs w:val="32"/>
+        </w:rPr>
+        <w:t>×</w:t>
+      </w:r>
+      <w:r>
+        <w:rPr>
+          <w:rFonts w:ascii="方正仿宋_GBK" w:eastAsia="方正仿宋_GBK"/>
+          <w:sz w:val="32"/>
+          <w:szCs w:val="32"/>
+        </w:rPr>
+        <w:t xml:space="preserve"> 0.0185</w:t>
+      </w:r>
+      <w:r>
+        <w:rPr>
+          <w:rStyle w:val="ad"/>
+          <w:rFonts w:ascii="方正仿宋_GBK" w:eastAsia="方正仿宋_GBK"/>
+          <w:sz w:val="32"/>
+          <w:szCs w:val="32"/>
+        </w:rPr>
+        <w:footnoteReference w:id="4"/>
+      </w:r>
+    </w:p>
+    <w:p>
+      <w:pPr>
+        <w:spacing w:line="240" w:lineRule="atLeast"/>
+        <w:ind w:firstLine="561"/>
+        <w:jc w:val="left"/>
+        <w:rPr>
+          <w:rFonts w:ascii="方正仿宋_GBK" w:eastAsia="方正仿宋_GBK"/>
+          <w:sz w:val="32"/>
+          <w:szCs w:val="32"/>
+        </w:rPr>
+      </w:pPr>
+      <w:r>
+        <w:rPr>
+          <w:rFonts w:ascii="方正仿宋_GBK" w:eastAsia="方正仿宋_GBK" w:hint="eastAsia"/>
+          <w:sz w:val="32"/>
+          <w:szCs w:val="32"/>
+        </w:rPr>
+        <w:t>时间</w:t>
+      </w:r>
+      <w:r>
+        <w:rPr>
+          <w:rFonts w:ascii="方正仿宋_GBK" w:eastAsia="方正仿宋_GBK" w:hint="eastAsia"/>
+          <w:sz w:val="32"/>
+          <w:szCs w:val="32"/>
+        </w:rPr>
+        <w:t>间隔</w:t>
+      </w:r>
+      <w:r>
+        <w:rPr>
+          <w:rFonts w:ascii="方正仿宋_GBK" w:eastAsia="方正仿宋_GBK" w:hint="eastAsia"/>
+          <w:sz w:val="32"/>
+          <w:szCs w:val="32"/>
+        </w:rPr>
+        <w:t>来源于下载的文件</w:t>
+      </w:r>
+      <w:r>
+        <w:rPr>
+          <w:rFonts w:ascii="方正仿宋_GBK" w:eastAsia="方正仿宋_GBK" w:hint="eastAsia"/>
+          <w:sz w:val="32"/>
+          <w:szCs w:val="32"/>
+        </w:rPr>
+        <w:t>，服务端在处理是会附带时间</w:t>
+      </w:r>
+    </w:p>
+    <w:p>
+      <w:pPr>
+        <w:rPr>
+          <w:rFonts w:ascii="方正仿宋_GBK" w:eastAsia="方正仿宋_GBK"/>
+          <w:sz w:val="32"/>
+          <w:szCs w:val="32"/>
+        </w:rPr>
+      </w:pPr>
+      <w:r>
+        <w:rPr>
+          <w:rFonts w:ascii="方正仿宋_GBK" w:eastAsia="方正仿宋_GBK"/>
+          <w:sz w:val="32"/>
+          <w:szCs w:val="32"/>
+        </w:rPr>
+        <w:br w:type="page"/>
+      </w:r>
+    </w:p>
+    <w:p>
+      <w:pPr>
+        <w:spacing w:line="240" w:lineRule="atLeast"/>
+        <w:ind w:firstLine="561"/>
+        <w:jc w:val="left"/>
+        <w:rPr>
+          <w:rFonts w:ascii="方正仿宋_GBK" w:eastAsia="方正仿宋_GBK"/>
+          <w:sz w:val="32"/>
+          <w:szCs w:val="32"/>
+        </w:rPr>
+      </w:pPr>
+      <w:r>
+        <w:rPr>
+          <w:rFonts w:ascii="方正仿宋_GBK" w:eastAsia="方正仿宋_GBK" w:hint="eastAsia"/>
+          <w:sz w:val="32"/>
+          <w:szCs w:val="32"/>
+        </w:rPr>
+        <w:lastRenderedPageBreak/>
+        <w:t>2</w:t>
+      </w:r>
+      <w:r>
+        <w:rPr>
+          <w:rFonts w:ascii="方正仿宋_GBK" w:eastAsia="方正仿宋_GBK"/>
+          <w:sz w:val="32"/>
+          <w:szCs w:val="32"/>
+        </w:rPr>
+        <w:t>.</w:t>
+      </w:r>
+      <w:r>
+        <w:rPr>
+          <w:rFonts w:ascii="方正仿宋_GBK" w:eastAsia="方正仿宋_GBK" w:hint="eastAsia"/>
+          <w:sz w:val="32"/>
+          <w:szCs w:val="32"/>
+        </w:rPr>
+        <w:t>时间来源于服务</w:t>
+      </w:r>
+      <w:proofErr w:type="gramStart"/>
+      <w:r>
+        <w:rPr>
+          <w:rFonts w:ascii="方正仿宋_GBK" w:eastAsia="方正仿宋_GBK" w:hint="eastAsia"/>
+          <w:sz w:val="32"/>
+          <w:szCs w:val="32"/>
+        </w:rPr>
+        <w:t>端处理</w:t>
+      </w:r>
+      <w:proofErr w:type="gramEnd"/>
+      <w:r>
+        <w:rPr>
+          <w:rFonts w:ascii="方正仿宋_GBK" w:eastAsia="方正仿宋_GBK" w:hint="eastAsia"/>
+          <w:sz w:val="32"/>
+          <w:szCs w:val="32"/>
+        </w:rPr>
+        <w:t>时附带的时间戳（当</w:t>
+      </w:r>
+      <w:proofErr w:type="gramStart"/>
+      <w:r>
+        <w:rPr>
+          <w:rFonts w:ascii="方正仿宋_GBK" w:eastAsia="方正仿宋_GBK" w:hint="eastAsia"/>
+          <w:sz w:val="32"/>
+          <w:szCs w:val="32"/>
+        </w:rPr>
+        <w:t>设备断链时</w:t>
+      </w:r>
+      <w:proofErr w:type="gramEnd"/>
+      <w:r>
+        <w:rPr>
+          <w:rFonts w:ascii="方正仿宋_GBK" w:eastAsia="方正仿宋_GBK" w:hint="eastAsia"/>
+          <w:sz w:val="32"/>
+          <w:szCs w:val="32"/>
+        </w:rPr>
+        <w:t>会继承最后一次测量得到的PPFD）</w:t>
+      </w:r>
+    </w:p>
+    <w:p>
+      <w:pPr>
+        <w:spacing w:line="240" w:lineRule="atLeast"/>
+        <w:ind w:firstLine="561"/>
+        <w:jc w:val="left"/>
+        <w:rPr>
+          <w:rFonts w:ascii="方正楷体_GBK" w:eastAsia="方正楷体_GBK"/>
+          <w:sz w:val="36"/>
+          <w:szCs w:val="36"/>
+        </w:rPr>
+      </w:pPr>
+      <w:r>
+        <w:rPr>
+          <w:rFonts w:ascii="方正楷体_GBK" w:eastAsia="方正楷体_GBK" w:hint="eastAsia"/>
           <w:sz w:val="36"/>
           <w:szCs w:val="36"/>
         </w:rPr>
@@ -5228,6 +6938,26 @@
     </w:p>
     <w:p>
       <w:pPr>
+        <w:spacing w:line="240" w:lineRule="atLeast"/>
+        <w:ind w:firstLine="561"/>
+        <w:jc w:val="left"/>
+        <w:rPr>
+          <w:rFonts w:ascii="方正楷体_GBK" w:eastAsia="方正楷体_GBK"/>
+          <w:sz w:val="36"/>
+          <w:szCs w:val="36"/>
+        </w:rPr>
+      </w:pPr>
+      <w:r>
+        <w:rPr>
+          <w:rFonts w:ascii="方正楷体_GBK" w:eastAsia="方正楷体_GBK" w:hint="eastAsia"/>
+          <w:sz w:val="36"/>
+          <w:szCs w:val="36"/>
+        </w:rPr>
+        <w:t>4.天气预报接入</w:t>
+      </w:r>
+    </w:p>
+    <w:p>
+      <w:pPr>
         <w:jc w:val="left"/>
         <w:rPr>
           <w:rFonts w:ascii="方正黑体_GBK" w:eastAsia="方正黑体_GBK"/>
@@ -5512,183 +7242,6 @@
       <w:pPr>
         <w:rPr>
           <w:rFonts w:ascii="方正楷体_GBK" w:eastAsia="方正楷体_GBK"/>
-          <w:sz w:val="36"/>
-          <w:szCs w:val="36"/>
-        </w:rPr>
-      </w:pPr>
-      <w:r>
-        <w:rPr>
-          <w:rFonts w:ascii="方正楷体_GBK" w:eastAsia="方正楷体_GBK"/>
-          <w:sz w:val="36"/>
-          <w:szCs w:val="36"/>
-        </w:rPr>
-        <w:br w:type="page"/>
-      </w:r>
-    </w:p>
-    <w:p>
-      <w:pPr>
-        <w:spacing w:line="240" w:lineRule="atLeast"/>
-        <w:ind w:firstLine="561"/>
-        <w:jc w:val="left"/>
-        <w:rPr>
-          <w:rFonts w:ascii="方正楷体_GBK" w:eastAsia="方正楷体_GBK"/>
-          <w:sz w:val="36"/>
-          <w:szCs w:val="36"/>
-        </w:rPr>
-      </w:pPr>
-    </w:p>
-    <w:p>
-      <w:pPr>
-        <w:spacing w:line="240" w:lineRule="atLeast"/>
-        <w:jc w:val="left"/>
-        <w:rPr>
-          <w:rFonts w:ascii="方正楷体_GBK" w:eastAsia="方正楷体_GBK"/>
-          <w:sz w:val="36"/>
-          <w:szCs w:val="36"/>
-        </w:rPr>
-      </w:pPr>
-      <w:r>
-        <w:rPr>
-          <w:rFonts w:ascii="方正楷体_GBK" w:eastAsia="方正楷体_GBK"/>
-          <w:sz w:val="36"/>
-          <w:szCs w:val="36"/>
-        </w:rPr>
-        <w:tab/>
-      </w:r>
-      <w:r>
-        <w:rPr>
-          <w:rFonts w:ascii="方正楷体_GBK" w:eastAsia="方正楷体_GBK" w:hint="eastAsia"/>
-          <w:sz w:val="36"/>
-          <w:szCs w:val="36"/>
-        </w:rPr>
-        <w:t>（三）预计中但未实现的</w:t>
-      </w:r>
-    </w:p>
-    <w:p>
-      <w:pPr>
-        <w:spacing w:line="240" w:lineRule="atLeast"/>
-        <w:ind w:firstLine="561"/>
-        <w:jc w:val="left"/>
-        <w:rPr>
-          <w:rFonts w:ascii="方正楷体_GBK" w:eastAsia="方正楷体_GBK"/>
-          <w:sz w:val="36"/>
-          <w:szCs w:val="36"/>
-        </w:rPr>
-      </w:pPr>
-      <w:r>
-        <w:rPr>
-          <w:rFonts w:ascii="方正楷体_GBK" w:eastAsia="方正楷体_GBK" w:hint="eastAsia"/>
-          <w:sz w:val="36"/>
-          <w:szCs w:val="36"/>
-        </w:rPr>
-        <w:t>1</w:t>
-      </w:r>
-      <w:r>
-        <w:rPr>
-          <w:rFonts w:ascii="方正楷体_GBK" w:eastAsia="方正楷体_GBK"/>
-          <w:sz w:val="36"/>
-          <w:szCs w:val="36"/>
-        </w:rPr>
-        <w:t>.</w:t>
-      </w:r>
-      <w:r>
-        <w:rPr>
-          <w:rFonts w:ascii="方正楷体_GBK" w:eastAsia="方正楷体_GBK" w:hint="eastAsia"/>
-          <w:sz w:val="36"/>
-          <w:szCs w:val="36"/>
-        </w:rPr>
-        <w:t>通过微信等聊天工具报警</w:t>
-      </w:r>
-    </w:p>
-    <w:p>
-      <w:pPr>
-        <w:spacing w:line="534" w:lineRule="exact"/>
-        <w:ind w:firstLineChars="200" w:firstLine="560"/>
-        <w:jc w:val="left"/>
-        <w:rPr>
-          <w:rFonts w:ascii="方正仿宋_GBK" w:eastAsia="方正仿宋_GBK" w:hint="eastAsia"/>
-          <w:sz w:val="28"/>
-          <w:szCs w:val="28"/>
-        </w:rPr>
-      </w:pPr>
-      <w:r>
-        <w:rPr>
-          <w:rFonts w:ascii="方正仿宋_GBK" w:eastAsia="方正仿宋_GBK" w:hint="eastAsia"/>
-          <w:sz w:val="28"/>
-          <w:szCs w:val="28"/>
-        </w:rPr>
-        <w:t>经过尝试，在服务端上始终无法正确登录相关软件的账号，由于这个功能的初衷就是脱离软件，即使没有运行软件时能及时对高度异常数据报警提醒，所以最后没有实现</w:t>
-      </w:r>
-    </w:p>
-    <w:p>
-      <w:pPr>
-        <w:spacing w:line="240" w:lineRule="atLeast"/>
-        <w:ind w:firstLine="561"/>
-        <w:jc w:val="left"/>
-        <w:rPr>
-          <w:rFonts w:ascii="方正楷体_GBK" w:eastAsia="方正楷体_GBK"/>
-          <w:sz w:val="36"/>
-          <w:szCs w:val="36"/>
-        </w:rPr>
-      </w:pPr>
-      <w:r>
-        <w:rPr>
-          <w:rFonts w:ascii="方正楷体_GBK" w:eastAsia="方正楷体_GBK" w:hint="eastAsia"/>
-          <w:sz w:val="36"/>
-          <w:szCs w:val="36"/>
-        </w:rPr>
-        <w:t>2</w:t>
-      </w:r>
-      <w:r>
-        <w:rPr>
-          <w:rFonts w:ascii="方正楷体_GBK" w:eastAsia="方正楷体_GBK"/>
-          <w:sz w:val="36"/>
-          <w:szCs w:val="36"/>
-        </w:rPr>
-        <w:t>.</w:t>
-      </w:r>
-      <w:r>
-        <w:rPr>
-          <w:rFonts w:ascii="方正楷体_GBK" w:eastAsia="方正楷体_GBK" w:hint="eastAsia"/>
-          <w:sz w:val="36"/>
-          <w:szCs w:val="36"/>
-        </w:rPr>
-        <w:t>联合天气软件进行决策</w:t>
-      </w:r>
-    </w:p>
-    <w:p>
-      <w:pPr>
-        <w:spacing w:line="534" w:lineRule="exact"/>
-        <w:ind w:firstLineChars="200" w:firstLine="560"/>
-        <w:jc w:val="left"/>
-        <w:rPr>
-          <w:rFonts w:ascii="方正仿宋_GBK" w:eastAsia="方正仿宋_GBK" w:hint="eastAsia"/>
-          <w:sz w:val="28"/>
-          <w:szCs w:val="28"/>
-        </w:rPr>
-      </w:pPr>
-      <w:r>
-        <w:rPr>
-          <w:rFonts w:ascii="方正仿宋_GBK" w:eastAsia="方正仿宋_GBK" w:hint="eastAsia"/>
-          <w:sz w:val="28"/>
-          <w:szCs w:val="28"/>
-        </w:rPr>
-        <w:t>受制于</w:t>
-      </w:r>
-      <w:r>
-        <w:rPr>
-          <w:rFonts w:ascii="方正仿宋_GBK" w:eastAsia="方正仿宋_GBK" w:hint="eastAsia"/>
-          <w:sz w:val="28"/>
-          <w:szCs w:val="28"/>
-        </w:rPr>
-        <w:t>时间，只进行了初步的尝试，并没有实现这个功能。</w:t>
-      </w:r>
-    </w:p>
-    <w:p>
-      <w:pPr>
-        <w:jc w:val="left"/>
-        <w:rPr>
-          <w:rFonts w:ascii="方正黑体_GBK" w:eastAsia="方正黑体_GBK"/>
           <w:sz w:val="36"/>
           <w:szCs w:val="36"/>
         </w:rPr>
@@ -5814,20 +7367,44 @@
         <w:rPr>
           <w:rFonts w:ascii="方正仿宋_GBK" w:eastAsia="方正仿宋_GBK"/>
         </w:rPr>
-        <w:t>SensorDisplay *g_display</w:t>
-      </w:r>
+        <w:t>SensorDisplay *</w:t>
+      </w:r>
+      <w:proofErr w:type="spellStart"/>
+      <w:r>
+        <w:rPr>
+          <w:rFonts w:ascii="方正仿宋_GBK" w:eastAsia="方正仿宋_GBK"/>
+        </w:rPr>
+        <w:t>g_display</w:t>
+      </w:r>
+      <w:proofErr w:type="spellEnd"/>
       <w:r>
         <w:rPr>
           <w:rFonts w:ascii="方正仿宋_GBK" w:eastAsia="方正仿宋_GBK" w:hint="eastAsia"/>
         </w:rPr>
         <w:t>和</w:t>
       </w:r>
-      <w:r>
-        <w:rPr>
-          <w:rFonts w:ascii="方正仿宋_GBK" w:eastAsia="方正仿宋_GBK"/>
-        </w:rPr>
-        <w:t>AnalysisRules *g_rule</w:t>
-      </w:r>
+      <w:proofErr w:type="spellStart"/>
+      <w:r>
+        <w:rPr>
+          <w:rFonts w:ascii="方正仿宋_GBK" w:eastAsia="方正仿宋_GBK"/>
+        </w:rPr>
+        <w:t>AnalysisRules</w:t>
+      </w:r>
+      <w:proofErr w:type="spellEnd"/>
+      <w:r>
+        <w:rPr>
+          <w:rFonts w:ascii="方正仿宋_GBK" w:eastAsia="方正仿宋_GBK"/>
+        </w:rPr>
+        <w:t xml:space="preserve"> *</w:t>
+      </w:r>
+      <w:proofErr w:type="spellStart"/>
+      <w:r>
+        <w:rPr>
+          <w:rFonts w:ascii="方正仿宋_GBK" w:eastAsia="方正仿宋_GBK"/>
+        </w:rPr>
+        <w:t>g_rule</w:t>
+      </w:r>
+      <w:proofErr w:type="spellEnd"/>
     </w:p>
   </w:footnote>
   <w:footnote w:id="3">
@@ -5862,6 +7439,86 @@
           <w:rFonts w:ascii="方正仿宋_GBK" w:eastAsia="方正仿宋_GBK" w:hint="eastAsia"/>
         </w:rPr>
         <w:t>DIL的计算失效，因为它的相关计算与时间间隔有关，也就是说，刷新功能仅仅是立刻展示当前的数据。</w:t>
+      </w:r>
+    </w:p>
+  </w:footnote>
+  <w:footnote w:id="4">
+    <w:p>
+      <w:pPr>
+        <w:pStyle w:val="ab"/>
+        <w:spacing w:line="240" w:lineRule="atLeast"/>
+      </w:pPr>
+      <w:r>
+        <w:rPr>
+          <w:rStyle w:val="ad"/>
+        </w:rPr>
+        <w:footnoteRef/>
+      </w:r>
+      <w:r>
+        <w:t xml:space="preserve"> </w:t>
+      </w:r>
+      <w:r>
+        <w:rPr>
+          <w:rFonts w:hint="eastAsia"/>
+        </w:rPr>
+        <w:t>需要说明的是，这里的PPFD计算</w:t>
+      </w:r>
+      <w:proofErr w:type="gramStart"/>
+      <w:r>
+        <w:rPr>
+          <w:rFonts w:hint="eastAsia"/>
+        </w:rPr>
+        <w:t>只是经验公式</w:t>
+      </w:r>
+      <w:proofErr w:type="gramEnd"/>
+      <w:r>
+        <w:rPr>
+          <w:rFonts w:hint="eastAsia"/>
+        </w:rPr>
+        <w:t>，因为我并没有能够测量光波长的手段，此处的</w:t>
+      </w:r>
+      <w:r>
+        <w:t>0.0185</w:t>
+      </w:r>
+      <w:r>
+        <w:rPr>
+          <w:rFonts w:hint="eastAsia"/>
+        </w:rPr>
+        <w:t>是依据日光的经验数据，可以在</w:t>
+      </w:r>
+      <w:proofErr w:type="spellStart"/>
+      <w:r>
+        <w:rPr>
+          <w:rFonts w:hint="eastAsia"/>
+        </w:rPr>
+        <w:t>config.</w:t>
+      </w:r>
+      <w:r>
+        <w:t>h</w:t>
+      </w:r>
+      <w:proofErr w:type="spellEnd"/>
+      <w:r>
+        <w:rPr>
+          <w:rFonts w:hint="eastAsia"/>
+        </w:rPr>
+        <w:t>的</w:t>
+      </w:r>
+      <w:proofErr w:type="spellStart"/>
+      <w:r>
+        <w:t>parCoeff</w:t>
+      </w:r>
+      <w:proofErr w:type="spellEnd"/>
+      <w:r>
+        <w:rPr>
+          <w:rFonts w:hint="eastAsia"/>
+        </w:rPr>
+        <w:t>处依据情况</w:t>
+      </w:r>
+      <w:r>
+        <w:rPr>
+          <w:rFonts w:hint="eastAsia"/>
+        </w:rPr>
+        <w:t>更改。</w:t>
       </w:r>
     </w:p>
   </w:footnote>

--- a/设计文档/项目设计文档.docx
+++ b/设计文档/项目设计文档.docx
@@ -1806,14 +1806,12 @@
         <w:jc w:val="left"/>
         <w:rPr>
           <w:rFonts w:ascii="方正仿宋_GBK" w:eastAsia="方正仿宋_GBK"/>
-          <w:strike/>
           <w:szCs w:val="22"/>
         </w:rPr>
       </w:pPr>
       <w:r>
         <w:rPr>
           <w:rFonts w:ascii="方正仿宋_GBK" w:eastAsia="方正仿宋_GBK" w:hint="eastAsia"/>
-          <w:strike/>
           <w:szCs w:val="22"/>
         </w:rPr>
         <w:t>│</w:t>
@@ -1821,7 +1819,6 @@
       <w:r>
         <w:rPr>
           <w:rFonts w:ascii="方正仿宋_GBK" w:eastAsia="方正仿宋_GBK"/>
-          <w:strike/>
           <w:szCs w:val="22"/>
         </w:rPr>
         <w:t xml:space="preserve">   </w:t>
@@ -1829,7 +1826,6 @@
       <w:r>
         <w:rPr>
           <w:rFonts w:ascii="方正仿宋_GBK" w:eastAsia="方正仿宋_GBK"/>
-          <w:strike/>
           <w:szCs w:val="22"/>
         </w:rPr>
         <w:t>├──</w:t>
@@ -1837,322 +1833,238 @@
       <w:r>
         <w:rPr>
           <w:rFonts w:ascii="方正仿宋_GBK" w:eastAsia="方正仿宋_GBK"/>
-          <w:strike/>
           <w:szCs w:val="22"/>
         </w:rPr>
-        <w:t xml:space="preserve"> serial_reader.hpp/.cpp         # 串口读写</w:t>
+        <w:t xml:space="preserve"> number_parser.hpp/.</w:t>
+      </w:r>
+      <w:proofErr w:type="spellStart"/>
+      <w:r>
+        <w:rPr>
+          <w:rFonts w:ascii="方正仿宋_GBK" w:eastAsia="方正仿宋_GBK"/>
+          <w:szCs w:val="22"/>
+        </w:rPr>
+        <w:t>cpp</w:t>
+      </w:r>
+      <w:proofErr w:type="spellEnd"/>
+      <w:r>
+        <w:rPr>
+          <w:rFonts w:ascii="方正仿宋_GBK" w:eastAsia="方正仿宋_GBK"/>
+          <w:szCs w:val="22"/>
+        </w:rPr>
+        <w:t xml:space="preserve">         # 数字提取工具</w:t>
+      </w:r>
+    </w:p>
+    <w:p>
+      <w:pPr>
+        <w:spacing w:line="240" w:lineRule="atLeast"/>
+        <w:ind w:firstLine="561"/>
+        <w:jc w:val="left"/>
+        <w:rPr>
+          <w:rFonts w:ascii="方正仿宋_GBK" w:eastAsia="方正仿宋_GBK"/>
+          <w:szCs w:val="22"/>
+        </w:rPr>
+      </w:pPr>
+      <w:r>
+        <w:rPr>
+          <w:rFonts w:ascii="方正仿宋_GBK" w:eastAsia="方正仿宋_GBK" w:hint="eastAsia"/>
+          <w:szCs w:val="22"/>
+        </w:rPr>
+        <w:t>│</w:t>
+      </w:r>
+      <w:r>
+        <w:rPr>
+          <w:rFonts w:ascii="方正仿宋_GBK" w:eastAsia="方正仿宋_GBK"/>
+          <w:szCs w:val="22"/>
+        </w:rPr>
+        <w:t xml:space="preserve">   </w:t>
+      </w:r>
+      <w:r>
+        <w:rPr>
+          <w:rFonts w:ascii="方正仿宋_GBK" w:eastAsia="方正仿宋_GBK"/>
+          <w:szCs w:val="22"/>
+        </w:rPr>
+        <w:t>├──</w:t>
+      </w:r>
+      <w:r>
+        <w:rPr>
+          <w:rFonts w:ascii="方正仿宋_GBK" w:eastAsia="方正仿宋_GBK"/>
+          <w:szCs w:val="22"/>
+        </w:rPr>
+        <w:t xml:space="preserve"> analysis_rules.hpp/.cpp         #</w:t>
+      </w:r>
+      <w:r>
+        <w:rPr>
+          <w:rFonts w:ascii="方正仿宋_GBK" w:eastAsia="方正仿宋_GBK"/>
+          <w:szCs w:val="22"/>
+        </w:rPr>
+        <w:t xml:space="preserve"> </w:t>
+      </w:r>
+      <w:r>
+        <w:rPr>
+          <w:rFonts w:ascii="方正仿宋_GBK" w:eastAsia="方正仿宋_GBK" w:hint="eastAsia"/>
+          <w:szCs w:val="22"/>
+        </w:rPr>
+        <w:t>数据分析</w:t>
+      </w:r>
+      <w:r>
+        <w:rPr>
+          <w:rFonts w:ascii="方正仿宋_GBK" w:eastAsia="方正仿宋_GBK"/>
+          <w:szCs w:val="22"/>
+        </w:rPr>
+        <w:t xml:space="preserve"> </w:t>
+      </w:r>
+    </w:p>
+    <w:p>
+      <w:pPr>
+        <w:spacing w:line="240" w:lineRule="atLeast"/>
+        <w:ind w:firstLine="561"/>
+        <w:jc w:val="left"/>
+        <w:rPr>
+          <w:rFonts w:ascii="方正仿宋_GBK" w:eastAsia="方正仿宋_GBK"/>
+          <w:szCs w:val="22"/>
+        </w:rPr>
+      </w:pPr>
+      <w:r>
+        <w:rPr>
+          <w:rFonts w:ascii="方正仿宋_GBK" w:eastAsia="方正仿宋_GBK" w:hint="eastAsia"/>
+          <w:szCs w:val="22"/>
+        </w:rPr>
+        <w:t>│</w:t>
+      </w:r>
+      <w:r>
+        <w:rPr>
+          <w:rFonts w:ascii="方正仿宋_GBK" w:eastAsia="方正仿宋_GBK"/>
+          <w:szCs w:val="22"/>
+        </w:rPr>
+        <w:t xml:space="preserve">   </w:t>
+      </w:r>
+      <w:r>
+        <w:rPr>
+          <w:rFonts w:ascii="方正仿宋_GBK" w:eastAsia="方正仿宋_GBK"/>
+          <w:szCs w:val="22"/>
+        </w:rPr>
+        <w:t>├──</w:t>
+      </w:r>
+      <w:r>
+        <w:rPr>
+          <w:rFonts w:ascii="方正仿宋_GBK" w:eastAsia="方正仿宋_GBK"/>
+          <w:szCs w:val="22"/>
+        </w:rPr>
+        <w:t xml:space="preserve"> server_client.hpp/.cpp          # 服务端通信</w:t>
+      </w:r>
+      <w:r>
+        <w:rPr>
+          <w:rFonts w:ascii="方正仿宋_GBK" w:eastAsia="方正仿宋_GBK" w:hint="eastAsia"/>
+          <w:szCs w:val="22"/>
+        </w:rPr>
+        <w:t>（采用TCP）</w:t>
+      </w:r>
+    </w:p>
+    <w:p>
+      <w:pPr>
+        <w:spacing w:line="240" w:lineRule="atLeast"/>
+        <w:ind w:firstLine="561"/>
+        <w:jc w:val="left"/>
+        <w:rPr>
+          <w:rFonts w:ascii="方正仿宋_GBK" w:eastAsia="方正仿宋_GBK"/>
+          <w:szCs w:val="22"/>
+        </w:rPr>
+      </w:pPr>
+      <w:r>
+        <w:rPr>
+          <w:rFonts w:ascii="方正仿宋_GBK" w:eastAsia="方正仿宋_GBK" w:hint="eastAsia"/>
+          <w:szCs w:val="22"/>
+        </w:rPr>
+        <w:t>│</w:t>
+      </w:r>
+      <w:r>
+        <w:rPr>
+          <w:rFonts w:ascii="方正仿宋_GBK" w:eastAsia="方正仿宋_GBK"/>
+          <w:szCs w:val="22"/>
+        </w:rPr>
+        <w:t xml:space="preserve">   </w:t>
+      </w:r>
+      <w:r>
+        <w:rPr>
+          <w:rFonts w:ascii="方正仿宋_GBK" w:eastAsia="方正仿宋_GBK"/>
+          <w:szCs w:val="22"/>
+        </w:rPr>
+        <w:t>├──</w:t>
+      </w:r>
+      <w:r>
+        <w:rPr>
+          <w:rFonts w:ascii="方正仿宋_GBK" w:eastAsia="方正仿宋_GBK"/>
+          <w:szCs w:val="22"/>
+        </w:rPr>
+        <w:t xml:space="preserve"> error_handler.hpp/.cpp          # 错误队列与处理</w:t>
+      </w:r>
+      <w:r>
+        <w:rPr>
+          <w:rFonts w:ascii="方正仿宋_GBK" w:eastAsia="方正仿宋_GBK" w:hint="eastAsia"/>
+          <w:szCs w:val="22"/>
+        </w:rPr>
+        <w:t>（额外的线程）</w:t>
+      </w:r>
+    </w:p>
+    <w:p>
+      <w:pPr>
+        <w:spacing w:line="240" w:lineRule="atLeast"/>
+        <w:ind w:firstLine="561"/>
+        <w:jc w:val="left"/>
+        <w:rPr>
+          <w:rFonts w:ascii="方正仿宋_GBK" w:eastAsia="方正仿宋_GBK"/>
+          <w:szCs w:val="22"/>
+        </w:rPr>
+      </w:pPr>
+      <w:r>
+        <w:rPr>
+          <w:rFonts w:ascii="方正仿宋_GBK" w:eastAsia="方正仿宋_GBK" w:hint="eastAsia"/>
+          <w:szCs w:val="22"/>
+        </w:rPr>
+        <w:t>│</w:t>
+      </w:r>
+      <w:r>
+        <w:rPr>
+          <w:rFonts w:ascii="方正仿宋_GBK" w:eastAsia="方正仿宋_GBK"/>
+          <w:szCs w:val="22"/>
+        </w:rPr>
+        <w:t xml:space="preserve">   </w:t>
+      </w:r>
+      <w:r>
+        <w:rPr>
+          <w:rFonts w:ascii="方正仿宋_GBK" w:eastAsia="方正仿宋_GBK"/>
+          <w:szCs w:val="22"/>
+        </w:rPr>
+        <w:t>└──</w:t>
+      </w:r>
+      <w:r>
+        <w:rPr>
+          <w:rFonts w:ascii="方正仿宋_GBK" w:eastAsia="方正仿宋_GBK"/>
+          <w:szCs w:val="22"/>
+        </w:rPr>
+        <w:t xml:space="preserve"> system_utils.hpp/.cpp           # 公共工具函数</w:t>
+      </w:r>
+      <w:r>
+        <w:rPr>
+          <w:rFonts w:ascii="方正仿宋_GBK" w:eastAsia="方正仿宋_GBK" w:hint="eastAsia"/>
+          <w:szCs w:val="22"/>
+        </w:rPr>
+        <w:t>，</w:t>
+      </w:r>
+      <w:r>
+        <w:rPr>
+          <w:rFonts w:ascii="方正仿宋_GBK" w:eastAsia="方正仿宋_GBK" w:hint="eastAsia"/>
+          <w:szCs w:val="22"/>
+        </w:rPr>
+        <w:t>全局变量</w:t>
       </w:r>
       <w:r>
         <w:rPr>
           <w:rStyle w:val="ad"/>
           <w:rFonts w:ascii="方正仿宋_GBK" w:eastAsia="方正仿宋_GBK"/>
-          <w:strike/>
           <w:szCs w:val="22"/>
         </w:rPr>
         <w:footnoteReference w:id="1"/>
-      </w:r>
-    </w:p>
-    <w:p>
-      <w:pPr>
-        <w:spacing w:line="240" w:lineRule="atLeast"/>
-        <w:ind w:firstLine="561"/>
-        <w:jc w:val="left"/>
-        <w:rPr>
-          <w:rFonts w:ascii="方正仿宋_GBK" w:eastAsia="方正仿宋_GBK"/>
-          <w:szCs w:val="22"/>
-        </w:rPr>
-      </w:pPr>
-      <w:r>
-        <w:rPr>
-          <w:rFonts w:ascii="方正仿宋_GBK" w:eastAsia="方正仿宋_GBK" w:hint="eastAsia"/>
-          <w:strike/>
-          <w:szCs w:val="22"/>
-        </w:rPr>
-        <w:t>│</w:t>
-      </w:r>
-      <w:r>
-        <w:rPr>
-          <w:rFonts w:ascii="方正仿宋_GBK" w:eastAsia="方正仿宋_GBK"/>
-          <w:strike/>
-          <w:szCs w:val="22"/>
-        </w:rPr>
-        <w:t xml:space="preserve">   </w:t>
-      </w:r>
-      <w:r>
-        <w:rPr>
-          <w:rFonts w:ascii="方正仿宋_GBK" w:eastAsia="方正仿宋_GBK"/>
-          <w:strike/>
-          <w:szCs w:val="22"/>
-        </w:rPr>
-        <w:t>├──</w:t>
-      </w:r>
-      <w:r>
-        <w:rPr>
-          <w:rFonts w:ascii="方正仿宋_GBK" w:eastAsia="方正仿宋_GBK"/>
-          <w:strike/>
-          <w:szCs w:val="22"/>
-        </w:rPr>
-        <w:t xml:space="preserve"> serial_dispatcher.hpp/.cpp      # 串口读取</w:t>
-      </w:r>
-      <w:r>
-        <w:rPr>
-          <w:rFonts w:ascii="方正仿宋_GBK" w:eastAsia="方正仿宋_GBK" w:hint="eastAsia"/>
-          <w:strike/>
-          <w:szCs w:val="22"/>
-        </w:rPr>
-        <w:t xml:space="preserve"> </w:t>
-      </w:r>
-    </w:p>
-    <w:p>
-      <w:pPr>
-        <w:spacing w:line="240" w:lineRule="atLeast"/>
-        <w:ind w:firstLine="561"/>
-        <w:jc w:val="left"/>
-        <w:rPr>
-          <w:rFonts w:ascii="方正仿宋_GBK" w:eastAsia="方正仿宋_GBK"/>
-          <w:szCs w:val="22"/>
-        </w:rPr>
-      </w:pPr>
-      <w:r>
-        <w:rPr>
-          <w:rFonts w:ascii="方正仿宋_GBK" w:eastAsia="方正仿宋_GBK" w:hint="eastAsia"/>
-          <w:szCs w:val="22"/>
-        </w:rPr>
-        <w:t>│</w:t>
-      </w:r>
-      <w:r>
-        <w:rPr>
-          <w:rFonts w:ascii="方正仿宋_GBK" w:eastAsia="方正仿宋_GBK"/>
-          <w:szCs w:val="22"/>
-        </w:rPr>
-        <w:t xml:space="preserve">   </w:t>
-      </w:r>
-      <w:r>
-        <w:rPr>
-          <w:rFonts w:ascii="方正仿宋_GBK" w:eastAsia="方正仿宋_GBK"/>
-          <w:szCs w:val="22"/>
-        </w:rPr>
-        <w:t>├──</w:t>
-      </w:r>
-      <w:r>
-        <w:rPr>
-          <w:rFonts w:ascii="方正仿宋_GBK" w:eastAsia="方正仿宋_GBK"/>
-          <w:szCs w:val="22"/>
-        </w:rPr>
-        <w:t xml:space="preserve"> number_parser.hpp/.cpp         # 数字提取工具</w:t>
-      </w:r>
-    </w:p>
-    <w:p>
-      <w:pPr>
-        <w:spacing w:line="240" w:lineRule="atLeast"/>
-        <w:ind w:firstLine="561"/>
-        <w:jc w:val="left"/>
-        <w:rPr>
-          <w:rFonts w:ascii="方正仿宋_GBK" w:eastAsia="方正仿宋_GBK"/>
-          <w:szCs w:val="22"/>
-        </w:rPr>
-      </w:pPr>
-      <w:r>
-        <w:rPr>
-          <w:rFonts w:ascii="方正仿宋_GBK" w:eastAsia="方正仿宋_GBK" w:hint="eastAsia"/>
-          <w:szCs w:val="22"/>
-        </w:rPr>
-        <w:t>│</w:t>
-      </w:r>
-      <w:r>
-        <w:rPr>
-          <w:rFonts w:ascii="方正仿宋_GBK" w:eastAsia="方正仿宋_GBK"/>
-          <w:szCs w:val="22"/>
-        </w:rPr>
-        <w:t xml:space="preserve">   </w:t>
-      </w:r>
-      <w:r>
-        <w:rPr>
-          <w:rFonts w:ascii="方正仿宋_GBK" w:eastAsia="方正仿宋_GBK"/>
-          <w:szCs w:val="22"/>
-        </w:rPr>
-        <w:t>├──</w:t>
-      </w:r>
-      <w:r>
-        <w:rPr>
-          <w:rFonts w:ascii="方正仿宋_GBK" w:eastAsia="方正仿宋_GBK"/>
-          <w:szCs w:val="22"/>
-        </w:rPr>
-        <w:t xml:space="preserve"> analysis_rules.hpp/.cpp         #</w:t>
-      </w:r>
-      <w:r>
-        <w:rPr>
-          <w:rFonts w:ascii="方正仿宋_GBK" w:eastAsia="方正仿宋_GBK"/>
-          <w:szCs w:val="22"/>
-        </w:rPr>
-        <w:t xml:space="preserve"> </w:t>
-      </w:r>
-      <w:r>
-        <w:rPr>
-          <w:rFonts w:ascii="方正仿宋_GBK" w:eastAsia="方正仿宋_GBK" w:hint="eastAsia"/>
-          <w:szCs w:val="22"/>
-        </w:rPr>
-        <w:t>数据分析</w:t>
-      </w:r>
-      <w:r>
-        <w:rPr>
-          <w:rFonts w:ascii="方正仿宋_GBK" w:eastAsia="方正仿宋_GBK"/>
-          <w:szCs w:val="22"/>
-        </w:rPr>
-        <w:t xml:space="preserve"> </w:t>
-      </w:r>
-    </w:p>
-    <w:p>
-      <w:pPr>
-        <w:spacing w:line="240" w:lineRule="atLeast"/>
-        <w:ind w:firstLine="561"/>
-        <w:jc w:val="left"/>
-        <w:rPr>
-          <w:rFonts w:ascii="方正仿宋_GBK" w:eastAsia="方正仿宋_GBK"/>
-          <w:szCs w:val="22"/>
-        </w:rPr>
-      </w:pPr>
-      <w:r>
-        <w:rPr>
-          <w:rFonts w:ascii="方正仿宋_GBK" w:eastAsia="方正仿宋_GBK" w:hint="eastAsia"/>
-          <w:szCs w:val="22"/>
-        </w:rPr>
-        <w:t>│</w:t>
-      </w:r>
-      <w:r>
-        <w:rPr>
-          <w:rFonts w:ascii="方正仿宋_GBK" w:eastAsia="方正仿宋_GBK"/>
-          <w:szCs w:val="22"/>
-        </w:rPr>
-        <w:t xml:space="preserve">   </w:t>
-      </w:r>
-      <w:r>
-        <w:rPr>
-          <w:rFonts w:ascii="方正仿宋_GBK" w:eastAsia="方正仿宋_GBK"/>
-          <w:szCs w:val="22"/>
-        </w:rPr>
-        <w:t>├──</w:t>
-      </w:r>
-      <w:r>
-        <w:rPr>
-          <w:rFonts w:ascii="方正仿宋_GBK" w:eastAsia="方正仿宋_GBK"/>
-          <w:szCs w:val="22"/>
-        </w:rPr>
-        <w:t xml:space="preserve"> server_client.hpp/.cpp          # 服务端通信</w:t>
-      </w:r>
-      <w:r>
-        <w:rPr>
-          <w:rFonts w:ascii="方正仿宋_GBK" w:eastAsia="方正仿宋_GBK" w:hint="eastAsia"/>
-          <w:szCs w:val="22"/>
-        </w:rPr>
-        <w:t>（采用TCP）</w:t>
-      </w:r>
-    </w:p>
-    <w:p>
-      <w:pPr>
-        <w:spacing w:line="240" w:lineRule="atLeast"/>
-        <w:ind w:firstLine="561"/>
-        <w:jc w:val="left"/>
-        <w:rPr>
-          <w:rFonts w:ascii="方正仿宋_GBK" w:eastAsia="方正仿宋_GBK"/>
-          <w:szCs w:val="22"/>
-        </w:rPr>
-      </w:pPr>
-      <w:r>
-        <w:rPr>
-          <w:rFonts w:ascii="方正仿宋_GBK" w:eastAsia="方正仿宋_GBK" w:hint="eastAsia"/>
-          <w:szCs w:val="22"/>
-        </w:rPr>
-        <w:t>│</w:t>
-      </w:r>
-      <w:r>
-        <w:rPr>
-          <w:rFonts w:ascii="方正仿宋_GBK" w:eastAsia="方正仿宋_GBK"/>
-          <w:szCs w:val="22"/>
-        </w:rPr>
-        <w:t xml:space="preserve">   </w:t>
-      </w:r>
-      <w:r>
-        <w:rPr>
-          <w:rFonts w:ascii="方正仿宋_GBK" w:eastAsia="方正仿宋_GBK"/>
-          <w:szCs w:val="22"/>
-        </w:rPr>
-        <w:t>├──</w:t>
-      </w:r>
-      <w:r>
-        <w:rPr>
-          <w:rFonts w:ascii="方正仿宋_GBK" w:eastAsia="方正仿宋_GBK"/>
-          <w:szCs w:val="22"/>
-        </w:rPr>
-        <w:t xml:space="preserve"> error_handler.hpp/.cpp          # 错误队列与处理</w:t>
-      </w:r>
-      <w:r>
-        <w:rPr>
-          <w:rFonts w:ascii="方正仿宋_GBK" w:eastAsia="方正仿宋_GBK" w:hint="eastAsia"/>
-          <w:szCs w:val="22"/>
-        </w:rPr>
-        <w:t>（额外的线程）</w:t>
-      </w:r>
-    </w:p>
-    <w:p>
-      <w:pPr>
-        <w:spacing w:line="240" w:lineRule="atLeast"/>
-        <w:ind w:firstLine="561"/>
-        <w:jc w:val="left"/>
-        <w:rPr>
-          <w:rFonts w:ascii="方正仿宋_GBK" w:eastAsia="方正仿宋_GBK"/>
-          <w:szCs w:val="22"/>
-        </w:rPr>
-      </w:pPr>
-      <w:r>
-        <w:rPr>
-          <w:rFonts w:ascii="方正仿宋_GBK" w:eastAsia="方正仿宋_GBK" w:hint="eastAsia"/>
-          <w:szCs w:val="22"/>
-        </w:rPr>
-        <w:t>│</w:t>
-      </w:r>
-      <w:r>
-        <w:rPr>
-          <w:rFonts w:ascii="方正仿宋_GBK" w:eastAsia="方正仿宋_GBK"/>
-          <w:szCs w:val="22"/>
-        </w:rPr>
-        <w:t xml:space="preserve">   </w:t>
-      </w:r>
-      <w:r>
-        <w:rPr>
-          <w:rFonts w:ascii="方正仿宋_GBK" w:eastAsia="方正仿宋_GBK"/>
-          <w:szCs w:val="22"/>
-        </w:rPr>
-        <w:t>└──</w:t>
-      </w:r>
-      <w:r>
-        <w:rPr>
-          <w:rFonts w:ascii="方正仿宋_GBK" w:eastAsia="方正仿宋_GBK"/>
-          <w:szCs w:val="22"/>
-        </w:rPr>
-        <w:t xml:space="preserve"> system_utils.hpp/.cpp           # 公共工具函数</w:t>
-      </w:r>
-      <w:r>
-        <w:rPr>
-          <w:rFonts w:ascii="方正仿宋_GBK" w:eastAsia="方正仿宋_GBK" w:hint="eastAsia"/>
-          <w:szCs w:val="22"/>
-        </w:rPr>
-        <w:t>，</w:t>
-      </w:r>
-      <w:r>
-        <w:rPr>
-          <w:rFonts w:ascii="方正仿宋_GBK" w:eastAsia="方正仿宋_GBK" w:hint="eastAsia"/>
-          <w:szCs w:val="22"/>
-        </w:rPr>
-        <w:t>全局变量</w:t>
-      </w:r>
-      <w:r>
-        <w:rPr>
-          <w:rStyle w:val="ad"/>
-          <w:rFonts w:ascii="方正仿宋_GBK" w:eastAsia="方正仿宋_GBK"/>
-          <w:szCs w:val="22"/>
-        </w:rPr>
-        <w:footnoteReference w:id="2"/>
       </w:r>
     </w:p>
     <w:p>
@@ -5305,7 +5217,7 @@
           <w:sz w:val="20"/>
           <w:szCs w:val="20"/>
         </w:rPr>
-        <w:footnoteReference w:id="3"/>
+        <w:footnoteReference w:id="2"/>
       </w:r>
     </w:p>
     <w:p>
@@ -5423,7 +5335,36 @@
           <w:sz w:val="36"/>
           <w:szCs w:val="36"/>
         </w:rPr>
-        <w:t>：DLI</w:t>
+        <w:t>：</w:t>
+      </w:r>
+    </w:p>
+    <w:p>
+      <w:pPr>
+        <w:spacing w:line="240" w:lineRule="atLeast"/>
+        <w:ind w:firstLine="561"/>
+        <w:jc w:val="left"/>
+        <w:rPr>
+          <w:rFonts w:ascii="方正楷体_GBK" w:eastAsia="方正楷体_GBK"/>
+          <w:sz w:val="36"/>
+          <w:szCs w:val="36"/>
+        </w:rPr>
+      </w:pPr>
+      <w:r>
+        <w:rPr>
+          <w:rFonts w:ascii="方正楷体_GBK" w:eastAsia="方正楷体_GBK"/>
+          <w:sz w:val="36"/>
+          <w:szCs w:val="36"/>
+        </w:rPr>
+        <w:tab/>
+        <w:t>1.</w:t>
+      </w:r>
+      <w:r>
+        <w:rPr>
+          <w:rFonts w:ascii="方正楷体_GBK" w:eastAsia="方正楷体_GBK" w:hint="eastAsia"/>
+          <w:sz w:val="36"/>
+          <w:szCs w:val="36"/>
+        </w:rPr>
+        <w:t>DLI</w:t>
       </w:r>
       <w:proofErr w:type="gramStart"/>
       <w:r>
@@ -5453,16 +5394,16 @@
           <w:szCs w:val="36"/>
         </w:rPr>
         <w:drawing>
-          <wp:anchor distT="0" distB="0" distL="114300" distR="114300" simplePos="0" relativeHeight="251659264" behindDoc="0" locked="0" layoutInCell="1" allowOverlap="1" wp14:anchorId="46150235" wp14:editId="1FE6FCB9">
+          <wp:anchor distT="0" distB="0" distL="114300" distR="114300" simplePos="0" relativeHeight="251659264" behindDoc="0" locked="0" layoutInCell="1" allowOverlap="1" wp14:anchorId="46150235" wp14:editId="1B2AF8A0">
             <wp:simplePos x="0" y="0"/>
             <wp:positionH relativeFrom="margin">
-              <wp:align>center</wp:align>
+              <wp:posOffset>181385</wp:posOffset>
             </wp:positionH>
             <wp:positionV relativeFrom="page">
-              <wp:posOffset>2240449</wp:posOffset>
+              <wp:posOffset>2615878</wp:posOffset>
             </wp:positionV>
-            <wp:extent cx="5359504" cy="7208415"/>
-            <wp:effectExtent l="0" t="0" r="0" b="0"/>
+            <wp:extent cx="5359110" cy="6831708"/>
+            <wp:effectExtent l="0" t="0" r="0" b="7620"/>
             <wp:wrapNone/>
             <wp:docPr id="1" name="图片 1"/>
             <wp:cNvGraphicFramePr>
@@ -5491,7 +5432,7 @@
                   <pic:spPr bwMode="auto">
                     <a:xfrm>
                       <a:off x="0" y="0"/>
-                      <a:ext cx="5359504" cy="7208415"/>
+                      <a:ext cx="5366427" cy="6841036"/>
                     </a:xfrm>
                     <a:prstGeom prst="rect">
                       <a:avLst/>
@@ -6103,26 +6044,29 @@
       </w:pPr>
       <w:r>
         <w:rPr>
-          <w:rFonts w:ascii="方正仿宋_GBK" w:eastAsia="方正仿宋_GBK" w:hint="eastAsia"/>
+          <w:rFonts w:ascii="方正仿宋_GBK" w:eastAsia="方正仿宋_GBK"/>
           <w:sz w:val="32"/>
           <w:szCs w:val="32"/>
         </w:rPr>
-        <w:t xml:space="preserve"> </w:t>
-      </w:r>
-      <w:r>
+        <w:br w:type="page"/>
+      </w:r>
+    </w:p>
+    <w:p>
+      <w:pPr>
+        <w:jc w:val="left"/>
         <w:rPr>
           <w:rFonts w:ascii="方正仿宋_GBK" w:eastAsia="方正仿宋_GBK"/>
           <w:sz w:val="32"/>
           <w:szCs w:val="32"/>
         </w:rPr>
-        <w:t xml:space="preserve">  </w:t>
-      </w:r>
+      </w:pPr>
       <w:r>
         <w:rPr>
           <w:rFonts w:ascii="方正仿宋_GBK" w:eastAsia="方正仿宋_GBK" w:hint="eastAsia"/>
           <w:sz w:val="32"/>
           <w:szCs w:val="32"/>
         </w:rPr>
+        <w:lastRenderedPageBreak/>
         <w:t>说明：</w:t>
       </w:r>
     </w:p>
@@ -6171,7 +6115,6 @@
           <w:sz w:val="32"/>
           <w:szCs w:val="32"/>
         </w:rPr>
-        <w:lastRenderedPageBreak/>
         <w:t>判断逻辑：（</w:t>
       </w:r>
       <w:r>
@@ -6695,7 +6638,7 @@
           <w:sz w:val="32"/>
           <w:szCs w:val="32"/>
         </w:rPr>
-        <w:footnoteReference w:id="4"/>
+        <w:footnoteReference w:id="3"/>
       </w:r>
     </w:p>
     <w:p>
@@ -6715,157 +6658,3768 @@
           <w:sz w:val="32"/>
           <w:szCs w:val="32"/>
         </w:rPr>
-        <w:t>时间</w:t>
-      </w:r>
-      <w:r>
-        <w:rPr>
-          <w:rFonts w:ascii="方正仿宋_GBK" w:eastAsia="方正仿宋_GBK" w:hint="eastAsia"/>
+        <w:t>时间间隔</w:t>
+      </w:r>
+      <w:r>
+        <w:rPr>
+          <w:rFonts w:ascii="方正仿宋_GBK" w:eastAsia="方正仿宋_GBK"/>
           <w:sz w:val="32"/>
           <w:szCs w:val="32"/>
         </w:rPr>
-        <w:t>间隔</w:t>
-      </w:r>
-      <w:r>
-        <w:rPr>
-          <w:rFonts w:ascii="方正仿宋_GBK" w:eastAsia="方正仿宋_GBK" w:hint="eastAsia"/>
+        <w:t xml:space="preserve"> </w:t>
+      </w:r>
+      <w:proofErr w:type="spellStart"/>
+      <w:r>
+        <w:rPr>
+          <w:rFonts w:ascii="方正仿宋_GBK" w:eastAsia="方正仿宋_GBK"/>
           <w:sz w:val="32"/>
           <w:szCs w:val="32"/>
         </w:rPr>
-        <w:t>来源于下载的文件</w:t>
-      </w:r>
-      <w:r>
-        <w:rPr>
-          <w:rFonts w:ascii="方正仿宋_GBK" w:eastAsia="方正仿宋_GBK" w:hint="eastAsia"/>
+        <w:t>Δ</w:t>
+      </w:r>
+      <w:r>
+        <w:rPr>
+          <w:rFonts w:ascii="方正仿宋_GBK" w:eastAsia="方正仿宋_GBK"/>
           <w:sz w:val="32"/>
           <w:szCs w:val="32"/>
         </w:rPr>
-        <w:t>，服务端在处理是会附带时间</w:t>
-      </w:r>
-    </w:p>
-    <w:p>
-      <w:pPr>
+        <w:t>t</w:t>
+      </w:r>
+      <w:proofErr w:type="spellEnd"/>
+      <w:r>
         <w:rPr>
           <w:rFonts w:ascii="方正仿宋_GBK" w:eastAsia="方正仿宋_GBK"/>
           <w:sz w:val="32"/>
           <w:szCs w:val="32"/>
         </w:rPr>
-      </w:pPr>
+        <w:t xml:space="preserve"> 来源于日志行自带的时间</w:t>
+      </w:r>
+      <w:proofErr w:type="gramStart"/>
       <w:r>
         <w:rPr>
           <w:rFonts w:ascii="方正仿宋_GBK" w:eastAsia="方正仿宋_GBK"/>
           <w:sz w:val="32"/>
           <w:szCs w:val="32"/>
         </w:rPr>
-        <w:br w:type="page"/>
-      </w:r>
-    </w:p>
-    <w:p>
-      <w:pPr>
-        <w:spacing w:line="240" w:lineRule="atLeast"/>
-        <w:ind w:firstLine="561"/>
-        <w:jc w:val="left"/>
-        <w:rPr>
-          <w:rFonts w:ascii="方正仿宋_GBK" w:eastAsia="方正仿宋_GBK"/>
+        <w:t>戳</w:t>
+      </w:r>
+      <w:r>
+        <w:rPr>
+          <w:rFonts w:ascii="方正仿宋_GBK" w:eastAsia="方正仿宋_GBK" w:hint="eastAsia"/>
           <w:sz w:val="32"/>
           <w:szCs w:val="32"/>
         </w:rPr>
-      </w:pPr>
-      <w:r>
-        <w:rPr>
-          <w:rFonts w:ascii="方正仿宋_GBK" w:eastAsia="方正仿宋_GBK" w:hint="eastAsia"/>
+        <w:t>例如</w:t>
+      </w:r>
+      <w:proofErr w:type="gramEnd"/>
+      <w:r>
+        <w:rPr>
+          <w:rFonts w:ascii="方正仿宋_GBK" w:eastAsia="方正仿宋_GBK"/>
           <w:sz w:val="32"/>
           <w:szCs w:val="32"/>
         </w:rPr>
+        <w:t>[2026-05-14 10:00:00]</w:t>
+      </w:r>
+      <w:r>
+        <w:rPr>
+          <w:rFonts w:ascii="方正仿宋_GBK" w:eastAsia="方正仿宋_GBK" w:hint="eastAsia"/>
+          <w:sz w:val="32"/>
+          <w:szCs w:val="32"/>
+        </w:rPr>
+        <w:t>，通过取得两次积分之间的间隔就可以确定</w:t>
+      </w:r>
+      <w:proofErr w:type="spellStart"/>
+      <w:r>
+        <w:rPr>
+          <w:rFonts w:ascii="方正仿宋_GBK" w:eastAsia="方正仿宋_GBK"/>
+          <w:sz w:val="32"/>
+          <w:szCs w:val="32"/>
+        </w:rPr>
+        <w:t>Δ</w:t>
+      </w:r>
+      <w:r>
+        <w:rPr>
+          <w:rFonts w:ascii="方正仿宋_GBK" w:eastAsia="方正仿宋_GBK"/>
+          <w:sz w:val="32"/>
+          <w:szCs w:val="32"/>
+        </w:rPr>
+        <w:t>t</w:t>
+      </w:r>
+      <w:proofErr w:type="spellEnd"/>
+      <w:r>
+        <w:rPr>
+          <w:rFonts w:ascii="方正仿宋_GBK" w:eastAsia="方正仿宋_GBK" w:hint="eastAsia"/>
+          <w:sz w:val="32"/>
+          <w:szCs w:val="32"/>
+        </w:rPr>
+        <w:t>，当设备断连是，会采用本次和最后采集到的数据之间的间隔来计算</w:t>
+      </w:r>
+    </w:p>
+    <w:p>
+      <w:pPr>
+        <w:spacing w:line="240" w:lineRule="atLeast"/>
+        <w:ind w:firstLine="561"/>
+        <w:jc w:val="left"/>
+        <w:rPr>
+          <w:rFonts w:ascii="方正楷体_GBK" w:eastAsia="方正楷体_GBK" w:hint="eastAsia"/>
+          <w:sz w:val="36"/>
+          <w:szCs w:val="36"/>
+        </w:rPr>
+      </w:pPr>
+      <w:r>
+        <w:rPr>
+          <w:rFonts w:ascii="方正楷体_GBK" w:eastAsia="方正楷体_GBK" w:hint="eastAsia"/>
+          <w:sz w:val="36"/>
+          <w:szCs w:val="36"/>
+        </w:rPr>
         <w:lastRenderedPageBreak/>
         <w:t>2</w:t>
       </w:r>
       <w:r>
         <w:rPr>
-          <w:rFonts w:ascii="方正仿宋_GBK" w:eastAsia="方正仿宋_GBK"/>
-          <w:sz w:val="32"/>
-          <w:szCs w:val="32"/>
+          <w:rFonts w:ascii="方正楷体_GBK" w:eastAsia="方正楷体_GBK"/>
+          <w:sz w:val="36"/>
+          <w:szCs w:val="36"/>
         </w:rPr>
         <w:t>.</w:t>
       </w:r>
       <w:r>
         <w:rPr>
-          <w:rFonts w:ascii="方正仿宋_GBK" w:eastAsia="方正仿宋_GBK" w:hint="eastAsia"/>
-          <w:sz w:val="32"/>
-          <w:szCs w:val="32"/>
-        </w:rPr>
-        <w:t>时间来源于服务</w:t>
+          <w:rFonts w:ascii="方正楷体_GBK" w:eastAsia="方正楷体_GBK" w:hint="eastAsia"/>
+          <w:sz w:val="36"/>
+          <w:szCs w:val="36"/>
+        </w:rPr>
+        <w:t>灌溉逻辑</w:t>
+      </w:r>
+      <w:r>
+        <w:rPr>
+          <w:rFonts w:ascii="方正楷体_GBK" w:eastAsia="方正楷体_GBK" w:hint="eastAsia"/>
+          <w:sz w:val="36"/>
+          <w:szCs w:val="36"/>
+        </w:rPr>
+        <w:t>（温湿度互锁）</w:t>
+      </w:r>
+    </w:p>
+    <w:p>
+      <w:pPr>
+        <w:spacing w:line="240" w:lineRule="atLeast"/>
+        <w:ind w:firstLine="561"/>
+        <w:jc w:val="left"/>
+        <w:rPr>
+          <w:rFonts w:ascii="方正楷体_GBK" w:eastAsia="方正楷体_GBK" w:hint="eastAsia"/>
+          <w:sz w:val="36"/>
+          <w:szCs w:val="36"/>
+        </w:rPr>
+      </w:pPr>
+      <w:r>
+        <w:rPr>
+          <w:noProof/>
+        </w:rPr>
+        <w:drawing>
+          <wp:inline distT="0" distB="0" distL="0" distR="0" wp14:anchorId="535ADAC0" wp14:editId="7CBBCEBA">
+            <wp:extent cx="5139160" cy="2598516"/>
+            <wp:effectExtent l="0" t="0" r="4445" b="0"/>
+            <wp:docPr id="10" name="图片 10"/>
+            <wp:cNvGraphicFramePr>
+              <a:graphicFrameLocks xmlns:a="http://schemas.openxmlformats.org/drawingml/2006/main" noChangeAspect="1"/>
+            </wp:cNvGraphicFramePr>
+            <a:graphic xmlns:a="http://schemas.openxmlformats.org/drawingml/2006/main">
+              <a:graphicData uri="http://schemas.openxmlformats.org/drawingml/2006/picture">
+                <pic:pic xmlns:pic="http://schemas.openxmlformats.org/drawingml/2006/picture">
+                  <pic:nvPicPr>
+                    <pic:cNvPr id="0" name="Picture 16"/>
+                    <pic:cNvPicPr>
+                      <a:picLocks noChangeAspect="1" noChangeArrowheads="1"/>
+                    </pic:cNvPicPr>
+                  </pic:nvPicPr>
+                  <pic:blipFill rotWithShape="1">
+                    <a:blip r:embed="rId10" cstate="print">
+                      <a:extLst>
+                        <a:ext uri="{28A0092B-C50C-407E-A947-70E740481C1C}">
+                          <a14:useLocalDpi xmlns:a14="http://schemas.microsoft.com/office/drawing/2010/main" val="0"/>
+                        </a:ext>
+                      </a:extLst>
+                    </a:blip>
+                    <a:srcRect l="4944" t="8890" r="5449" b="9641"/>
+                    <a:stretch/>
+                  </pic:blipFill>
+                  <pic:spPr bwMode="auto">
+                    <a:xfrm>
+                      <a:off x="0" y="0"/>
+                      <a:ext cx="5139630" cy="2598753"/>
+                    </a:xfrm>
+                    <a:prstGeom prst="rect">
+                      <a:avLst/>
+                    </a:prstGeom>
+                    <a:noFill/>
+                    <a:ln>
+                      <a:noFill/>
+                    </a:ln>
+                    <a:extLst>
+                      <a:ext uri="{53640926-AAD7-44D8-BBD7-CCE9431645EC}">
+                        <a14:shadowObscured xmlns:a14="http://schemas.microsoft.com/office/drawing/2010/main"/>
+                      </a:ext>
+                    </a:extLst>
+                  </pic:spPr>
+                </pic:pic>
+              </a:graphicData>
+            </a:graphic>
+          </wp:inline>
+        </w:drawing>
+      </w:r>
+    </w:p>
+    <w:p>
+      <w:pPr>
+        <w:spacing w:line="240" w:lineRule="atLeast"/>
+        <w:ind w:firstLine="561"/>
+        <w:jc w:val="left"/>
+        <w:rPr>
+          <w:rFonts w:ascii="方正楷体_GBK" w:eastAsia="方正楷体_GBK"/>
+          <w:sz w:val="36"/>
+          <w:szCs w:val="36"/>
+        </w:rPr>
+      </w:pPr>
+      <w:r>
+        <w:rPr>
+          <w:rFonts w:ascii="方正楷体_GBK" w:eastAsia="方正楷体_GBK" w:hint="eastAsia"/>
+          <w:sz w:val="36"/>
+          <w:szCs w:val="36"/>
+        </w:rPr>
+        <w:t>判断流程</w:t>
+      </w:r>
+      <w:r>
+        <w:rPr>
+          <w:rFonts w:ascii="方正楷体_GBK" w:eastAsia="方正楷体_GBK" w:hint="eastAsia"/>
+          <w:sz w:val="36"/>
+          <w:szCs w:val="36"/>
+        </w:rPr>
+        <w:t>：</w:t>
+      </w:r>
+    </w:p>
+    <w:p>
+      <w:pPr>
+        <w:spacing w:line="240" w:lineRule="atLeast"/>
+        <w:ind w:firstLine="561"/>
+        <w:jc w:val="left"/>
+        <w:rPr>
+          <w:rFonts w:ascii="方正楷体_GBK" w:eastAsia="方正楷体_GBK"/>
+          <w:sz w:val="36"/>
+          <w:szCs w:val="36"/>
+        </w:rPr>
+      </w:pPr>
+      <w:r>
+        <w:rPr>
+          <w:rFonts w:ascii="方正楷体_GBK" w:eastAsia="方正楷体_GBK" w:hint="eastAsia"/>
+          <w:sz w:val="36"/>
+          <w:szCs w:val="36"/>
+        </w:rPr>
+        <w:t>分为</w:t>
+      </w:r>
+      <w:r>
+        <w:rPr>
+          <w:rFonts w:ascii="方正楷体_GBK" w:eastAsia="方正楷体_GBK" w:hint="eastAsia"/>
+          <w:sz w:val="36"/>
+          <w:szCs w:val="36"/>
+        </w:rPr>
+        <w:t>三</w:t>
+      </w:r>
+      <w:r>
+        <w:rPr>
+          <w:rFonts w:ascii="方正楷体_GBK" w:eastAsia="方正楷体_GBK" w:hint="eastAsia"/>
+          <w:sz w:val="36"/>
+          <w:szCs w:val="36"/>
+        </w:rPr>
+        <w:t>个板块</w:t>
+      </w:r>
+    </w:p>
+    <w:p>
+      <w:pPr>
+        <w:spacing w:line="240" w:lineRule="atLeast"/>
+        <w:ind w:firstLine="561"/>
+        <w:jc w:val="left"/>
+        <w:rPr>
+          <w:rFonts w:ascii="方正楷体_GBK" w:eastAsia="方正楷体_GBK"/>
+          <w:sz w:val="36"/>
+          <w:szCs w:val="36"/>
+        </w:rPr>
+      </w:pPr>
+      <w:r>
+        <w:rPr>
+          <w:rFonts w:ascii="方正楷体_GBK" w:eastAsia="方正楷体_GBK" w:hint="eastAsia"/>
+          <w:sz w:val="36"/>
+          <w:szCs w:val="36"/>
+        </w:rPr>
+        <w:t>1</w:t>
+      </w:r>
+      <w:r>
+        <w:rPr>
+          <w:rFonts w:ascii="方正楷体_GBK" w:eastAsia="方正楷体_GBK"/>
+          <w:sz w:val="36"/>
+          <w:szCs w:val="36"/>
+        </w:rPr>
+        <w:t>.</w:t>
+      </w:r>
+      <w:r>
+        <w:rPr>
+          <w:rFonts w:ascii="方正楷体_GBK" w:eastAsia="方正楷体_GBK" w:hint="eastAsia"/>
+          <w:sz w:val="36"/>
+          <w:szCs w:val="36"/>
+        </w:rPr>
+        <w:t>是否高温：直接利用高温报警系统，激活时（提示高温报警时）锁死水泵，禁止在高温下直接灌溉</w:t>
+      </w:r>
+    </w:p>
+    <w:p>
+      <w:pPr>
+        <w:spacing w:line="240" w:lineRule="atLeast"/>
+        <w:ind w:firstLine="561"/>
+        <w:jc w:val="left"/>
+        <w:rPr>
+          <w:rFonts w:ascii="方正楷体_GBK" w:eastAsia="方正楷体_GBK"/>
+          <w:sz w:val="36"/>
+          <w:szCs w:val="36"/>
+        </w:rPr>
+      </w:pPr>
+      <w:r>
+        <w:rPr>
+          <w:rFonts w:ascii="方正楷体_GBK" w:eastAsia="方正楷体_GBK" w:hint="eastAsia"/>
+          <w:sz w:val="36"/>
+          <w:szCs w:val="36"/>
+        </w:rPr>
+        <w:t>2.检查当前温度是否符合灌溉值，这是为了防止低温时进行灌溉</w:t>
+      </w:r>
+      <w:r>
+        <w:rPr>
+          <w:rFonts w:ascii="方正楷体_GBK" w:eastAsia="方正楷体_GBK" w:hint="eastAsia"/>
+          <w:sz w:val="36"/>
+          <w:szCs w:val="36"/>
+        </w:rPr>
+        <w:t>，同时灌溉区间的温度是低于报警值的因此实际处理分为3种：1</w:t>
+      </w:r>
+      <w:r>
+        <w:rPr>
+          <w:rFonts w:ascii="方正楷体_GBK" w:eastAsia="方正楷体_GBK"/>
+          <w:sz w:val="36"/>
+          <w:szCs w:val="36"/>
+        </w:rPr>
+        <w:t>-</w:t>
+      </w:r>
+      <w:r>
+        <w:rPr>
+          <w:rFonts w:ascii="方正楷体_GBK" w:eastAsia="方正楷体_GBK" w:hint="eastAsia"/>
+          <w:sz w:val="36"/>
+          <w:szCs w:val="36"/>
+        </w:rPr>
+        <w:t>正常区间，直接灌溉</w:t>
+      </w:r>
+    </w:p>
+    <w:p>
+      <w:pPr>
+        <w:spacing w:line="240" w:lineRule="atLeast"/>
+        <w:ind w:firstLine="561"/>
+        <w:jc w:val="left"/>
+        <w:rPr>
+          <w:rFonts w:ascii="方正楷体_GBK" w:eastAsia="方正楷体_GBK"/>
+          <w:sz w:val="36"/>
+          <w:szCs w:val="36"/>
+        </w:rPr>
+      </w:pPr>
+      <w:r>
+        <w:rPr>
+          <w:rFonts w:ascii="方正楷体_GBK" w:eastAsia="方正楷体_GBK"/>
+          <w:sz w:val="36"/>
+          <w:szCs w:val="36"/>
+        </w:rPr>
+        <w:tab/>
+      </w:r>
+      <w:r>
+        <w:rPr>
+          <w:rFonts w:ascii="方正楷体_GBK" w:eastAsia="方正楷体_GBK"/>
+          <w:sz w:val="36"/>
+          <w:szCs w:val="36"/>
+        </w:rPr>
+        <w:tab/>
+        <w:t>2-</w:t>
+      </w:r>
+      <w:r>
+        <w:rPr>
+          <w:rFonts w:ascii="方正楷体_GBK" w:eastAsia="方正楷体_GBK" w:hint="eastAsia"/>
+          <w:sz w:val="36"/>
+          <w:szCs w:val="36"/>
+        </w:rPr>
+        <w:t>超出正常区间，但不是极度高温，仅禁止灌溉</w:t>
+      </w:r>
+    </w:p>
+    <w:p>
+      <w:pPr>
+        <w:spacing w:line="240" w:lineRule="atLeast"/>
+        <w:ind w:firstLine="561"/>
+        <w:jc w:val="left"/>
+        <w:rPr>
+          <w:rFonts w:ascii="方正楷体_GBK" w:eastAsia="方正楷体_GBK" w:hint="eastAsia"/>
+          <w:sz w:val="36"/>
+          <w:szCs w:val="36"/>
+        </w:rPr>
+      </w:pPr>
+      <w:r>
+        <w:rPr>
+          <w:rFonts w:ascii="方正楷体_GBK" w:eastAsia="方正楷体_GBK"/>
+          <w:sz w:val="36"/>
+          <w:szCs w:val="36"/>
+        </w:rPr>
+        <w:tab/>
+      </w:r>
+      <w:r>
+        <w:rPr>
+          <w:rFonts w:ascii="方正楷体_GBK" w:eastAsia="方正楷体_GBK"/>
+          <w:sz w:val="36"/>
+          <w:szCs w:val="36"/>
+        </w:rPr>
+        <w:tab/>
+        <w:t>3</w:t>
+      </w:r>
+      <w:r>
+        <w:rPr>
+          <w:rFonts w:ascii="方正楷体_GBK" w:eastAsia="方正楷体_GBK" w:hint="eastAsia"/>
+          <w:sz w:val="36"/>
+          <w:szCs w:val="36"/>
+        </w:rPr>
+        <w:t>-超过报警值，禁止灌溉的同时会报警提醒处理</w:t>
+      </w:r>
+    </w:p>
+    <w:p>
+      <w:pPr>
+        <w:spacing w:line="240" w:lineRule="atLeast"/>
+        <w:jc w:val="left"/>
+        <w:rPr>
+          <w:rFonts w:ascii="方正楷体_GBK" w:eastAsia="方正楷体_GBK"/>
+          <w:sz w:val="36"/>
+          <w:szCs w:val="36"/>
+        </w:rPr>
+      </w:pPr>
+      <w:r>
+        <w:rPr>
+          <w:rFonts w:ascii="方正楷体_GBK" w:eastAsia="方正楷体_GBK"/>
+          <w:sz w:val="36"/>
+          <w:szCs w:val="36"/>
+        </w:rPr>
+        <w:tab/>
+        <w:t>3.</w:t>
+      </w:r>
+      <w:r>
+        <w:rPr>
+          <w:rFonts w:ascii="方正楷体_GBK" w:eastAsia="方正楷体_GBK" w:hint="eastAsia"/>
+          <w:sz w:val="36"/>
+          <w:szCs w:val="36"/>
+        </w:rPr>
+        <w:t>湿度控制：达到需要灌溉的湿度后启动水泵，灌溉至达到规定的最佳区间的最大值停止</w:t>
+      </w:r>
+    </w:p>
+    <w:p>
+      <w:pPr>
+        <w:spacing w:line="240" w:lineRule="atLeast"/>
+        <w:ind w:firstLine="561"/>
+        <w:jc w:val="left"/>
+        <w:rPr>
+          <w:rFonts w:ascii="方正楷体_GBK" w:eastAsia="方正楷体_GBK"/>
+          <w:sz w:val="36"/>
+          <w:szCs w:val="36"/>
+        </w:rPr>
+      </w:pPr>
+      <w:r>
+        <w:rPr>
+          <w:rFonts w:ascii="方正楷体_GBK" w:eastAsia="方正楷体_GBK" w:hint="eastAsia"/>
+          <w:sz w:val="36"/>
+          <w:szCs w:val="36"/>
+        </w:rPr>
+        <w:lastRenderedPageBreak/>
+        <w:t>（二）关键片段：</w:t>
+      </w:r>
+    </w:p>
+    <w:p>
+      <w:pPr>
+        <w:spacing w:line="240" w:lineRule="atLeast"/>
+        <w:ind w:firstLine="561"/>
+        <w:jc w:val="left"/>
+        <w:rPr>
+          <w:rFonts w:ascii="方正楷体_GBK" w:eastAsia="方正楷体_GBK"/>
+          <w:sz w:val="36"/>
+          <w:szCs w:val="36"/>
+        </w:rPr>
+      </w:pPr>
+      <w:r>
+        <w:rPr>
+          <w:rFonts w:ascii="方正楷体_GBK" w:eastAsia="方正楷体_GBK"/>
+          <w:sz w:val="36"/>
+          <w:szCs w:val="36"/>
+        </w:rPr>
+        <w:t>1.</w:t>
+      </w:r>
+      <w:r>
+        <w:rPr>
+          <w:rFonts w:ascii="方正楷体_GBK" w:eastAsia="方正楷体_GBK" w:hint="eastAsia"/>
+          <w:sz w:val="36"/>
+          <w:szCs w:val="36"/>
+        </w:rPr>
+        <w:t>TCP</w:t>
+      </w:r>
+      <w:r>
+        <w:rPr>
+          <w:rFonts w:ascii="方正楷体_GBK" w:eastAsia="方正楷体_GBK" w:hint="eastAsia"/>
+          <w:sz w:val="36"/>
+          <w:szCs w:val="36"/>
+        </w:rPr>
+        <w:t>数据</w:t>
+      </w:r>
+      <w:r>
+        <w:rPr>
+          <w:rFonts w:ascii="方正楷体_GBK" w:eastAsia="方正楷体_GBK" w:hint="eastAsia"/>
+          <w:sz w:val="36"/>
+          <w:szCs w:val="36"/>
+        </w:rPr>
+        <w:t>接收</w:t>
+      </w:r>
+    </w:p>
+    <w:p>
+      <w:pPr>
+        <w:spacing w:line="240" w:lineRule="atLeast"/>
+        <w:ind w:firstLine="561"/>
+        <w:jc w:val="left"/>
+        <w:rPr>
+          <w:rFonts w:ascii="方正楷体_GBK" w:eastAsia="方正楷体_GBK"/>
+          <w:sz w:val="36"/>
+          <w:szCs w:val="36"/>
+        </w:rPr>
+      </w:pPr>
+      <w:r>
+        <w:rPr>
+          <w:rFonts w:ascii="方正楷体_GBK" w:eastAsia="方正楷体_GBK" w:hint="eastAsia"/>
+          <w:sz w:val="36"/>
+          <w:szCs w:val="36"/>
+        </w:rPr>
+        <w:t>整体架构</w:t>
+      </w:r>
+    </w:p>
+    <w:p>
+      <w:pPr>
+        <w:spacing w:line="240" w:lineRule="atLeast"/>
+        <w:ind w:firstLine="561"/>
+        <w:jc w:val="left"/>
+        <w:rPr>
+          <w:rFonts w:ascii="方正楷体_GBK" w:eastAsia="方正楷体_GBK"/>
+          <w:sz w:val="36"/>
+          <w:szCs w:val="36"/>
+        </w:rPr>
+      </w:pPr>
+      <w:r>
+        <w:rPr>
+          <w:rFonts w:ascii="方正楷体_GBK" w:eastAsia="方正楷体_GBK" w:hint="eastAsia"/>
+          <w:sz w:val="36"/>
+          <w:szCs w:val="36"/>
+        </w:rPr>
+        <w:t>与服务端（</w:t>
+      </w:r>
+      <w:r>
+        <w:rPr>
+          <w:rFonts w:ascii="方正楷体_GBK" w:eastAsia="方正楷体_GBK"/>
+          <w:sz w:val="36"/>
+          <w:szCs w:val="36"/>
+        </w:rPr>
+        <w:t>server_logger.py）建立一条长 TCP 连接，</w:t>
+      </w:r>
+      <w:r>
+        <w:rPr>
+          <w:rFonts w:ascii="方正楷体_GBK" w:eastAsia="方正楷体_GBK" w:hint="eastAsia"/>
+          <w:sz w:val="36"/>
+          <w:szCs w:val="36"/>
+        </w:rPr>
+        <w:t>然后，由两个模块一起运行：</w:t>
+      </w:r>
+    </w:p>
+    <w:p>
+      <w:pPr>
+        <w:spacing w:line="240" w:lineRule="atLeast"/>
+        <w:ind w:firstLine="561"/>
+        <w:jc w:val="left"/>
+        <w:rPr>
+          <w:rFonts w:ascii="方正楷体_GBK" w:eastAsia="方正楷体_GBK" w:hint="eastAsia"/>
+          <w:sz w:val="36"/>
+          <w:szCs w:val="36"/>
+        </w:rPr>
+      </w:pPr>
+      <w:r>
+        <w:rPr>
+          <w:rFonts w:ascii="方正楷体_GBK" w:eastAsia="方正楷体_GBK" w:hint="eastAsia"/>
+          <w:sz w:val="36"/>
+          <w:szCs w:val="36"/>
+        </w:rPr>
+        <w:t>1</w:t>
+      </w:r>
+      <w:r>
+        <w:rPr>
+          <w:rFonts w:ascii="方正楷体_GBK" w:eastAsia="方正楷体_GBK"/>
+          <w:sz w:val="36"/>
+          <w:szCs w:val="36"/>
+        </w:rPr>
+        <w:t>.</w:t>
+      </w:r>
+      <w:r>
+        <w:rPr>
+          <w:rFonts w:ascii="方正楷体_GBK" w:eastAsia="方正楷体_GBK" w:hint="eastAsia"/>
+          <w:sz w:val="36"/>
+          <w:szCs w:val="36"/>
+        </w:rPr>
+        <w:t>链接和下载模块（主要，每分钟向服务器索取一次数据日志）</w:t>
+      </w:r>
+    </w:p>
+    <w:p>
+      <w:pPr>
+        <w:spacing w:line="240" w:lineRule="atLeast"/>
+        <w:ind w:firstLine="561"/>
+        <w:jc w:val="left"/>
+        <w:rPr>
+          <w:rFonts w:ascii="方正楷体_GBK" w:eastAsia="方正楷体_GBK"/>
+          <w:sz w:val="36"/>
+          <w:szCs w:val="36"/>
+        </w:rPr>
+      </w:pPr>
+      <w:r>
+        <w:rPr>
+          <w:rFonts w:ascii="方正楷体_GBK" w:eastAsia="方正楷体_GBK" w:hint="eastAsia"/>
+          <w:sz w:val="36"/>
+          <w:szCs w:val="36"/>
+        </w:rPr>
+        <w:t>2</w:t>
+      </w:r>
+      <w:r>
+        <w:rPr>
+          <w:rFonts w:ascii="方正楷体_GBK" w:eastAsia="方正楷体_GBK"/>
+          <w:sz w:val="36"/>
+          <w:szCs w:val="36"/>
+        </w:rPr>
+        <w:t>.</w:t>
+      </w:r>
+      <w:r>
+        <w:rPr>
+          <w:rFonts w:ascii="方正楷体_GBK" w:eastAsia="方正楷体_GBK" w:hint="eastAsia"/>
+          <w:sz w:val="36"/>
+          <w:szCs w:val="36"/>
+        </w:rPr>
+        <w:t>接受和处理线程（为了防止它们同时</w:t>
       </w:r>
       <w:proofErr w:type="gramStart"/>
       <w:r>
         <w:rPr>
-          <w:rFonts w:ascii="方正仿宋_GBK" w:eastAsia="方正仿宋_GBK" w:hint="eastAsia"/>
-          <w:sz w:val="32"/>
-          <w:szCs w:val="32"/>
-        </w:rPr>
-        <w:t>端处理</w:t>
+          <w:rFonts w:ascii="方正楷体_GBK" w:eastAsia="方正楷体_GBK" w:hint="eastAsia"/>
+          <w:sz w:val="36"/>
+          <w:szCs w:val="36"/>
+        </w:rPr>
+        <w:t>发数据</w:t>
       </w:r>
       <w:proofErr w:type="gramEnd"/>
       <w:r>
         <w:rPr>
-          <w:rFonts w:ascii="方正仿宋_GBK" w:eastAsia="方正仿宋_GBK" w:hint="eastAsia"/>
-          <w:sz w:val="32"/>
-          <w:szCs w:val="32"/>
-        </w:rPr>
-        <w:t>时附带的时间戳（当</w:t>
+          <w:rFonts w:ascii="方正楷体_GBK" w:eastAsia="方正楷体_GBK" w:hint="eastAsia"/>
+          <w:sz w:val="36"/>
+          <w:szCs w:val="36"/>
+        </w:rPr>
+        <w:t>导致数据交叉，AI在实际处理中采用了</w:t>
+      </w:r>
+      <w:r>
+        <w:rPr>
+          <w:rFonts w:ascii="方正楷体_GBK" w:eastAsia="方正楷体_GBK"/>
+          <w:sz w:val="36"/>
+          <w:szCs w:val="36"/>
+        </w:rPr>
+        <w:t xml:space="preserve">CRITICAL_SECTION </w:t>
       </w:r>
       <w:proofErr w:type="gramStart"/>
       <w:r>
         <w:rPr>
-          <w:rFonts w:ascii="方正仿宋_GBK" w:eastAsia="方正仿宋_GBK" w:hint="eastAsia"/>
-          <w:sz w:val="32"/>
-          <w:szCs w:val="32"/>
-        </w:rPr>
-        <w:t>设备断链时</w:t>
+          <w:rFonts w:ascii="方正楷体_GBK" w:eastAsia="方正楷体_GBK"/>
+          <w:sz w:val="36"/>
+          <w:szCs w:val="36"/>
+        </w:rPr>
+        <w:t>锁保护</w:t>
       </w:r>
       <w:proofErr w:type="gramEnd"/>
       <w:r>
         <w:rPr>
-          <w:rFonts w:ascii="方正仿宋_GBK" w:eastAsia="方正仿宋_GBK" w:hint="eastAsia"/>
-          <w:sz w:val="32"/>
-          <w:szCs w:val="32"/>
-        </w:rPr>
-        <w:t>会继承最后一次测量得到的PPFD）</w:t>
-      </w:r>
-    </w:p>
-    <w:p>
-      <w:pPr>
-        <w:spacing w:line="240" w:lineRule="atLeast"/>
-        <w:ind w:firstLine="561"/>
-        <w:jc w:val="left"/>
-        <w:rPr>
-          <w:rFonts w:ascii="方正楷体_GBK" w:eastAsia="方正楷体_GBK"/>
-          <w:sz w:val="36"/>
-          <w:szCs w:val="36"/>
-        </w:rPr>
-      </w:pPr>
+          <w:rFonts w:ascii="方正楷体_GBK" w:eastAsia="方正楷体_GBK"/>
+          <w:sz w:val="36"/>
+          <w:szCs w:val="36"/>
+        </w:rPr>
+        <w:t>send调用</w:t>
+      </w:r>
       <w:r>
         <w:rPr>
           <w:rFonts w:ascii="方正楷体_GBK" w:eastAsia="方正楷体_GBK" w:hint="eastAsia"/>
           <w:sz w:val="36"/>
           <w:szCs w:val="36"/>
         </w:rPr>
-        <w:t>（二）关键片段：</w:t>
-      </w:r>
-    </w:p>
-    <w:p>
-      <w:pPr>
-        <w:spacing w:line="240" w:lineRule="atLeast"/>
-        <w:ind w:firstLine="561"/>
-        <w:jc w:val="left"/>
-        <w:rPr>
-          <w:rFonts w:ascii="方正楷体_GBK" w:eastAsia="方正楷体_GBK"/>
-          <w:sz w:val="36"/>
-          <w:szCs w:val="36"/>
-        </w:rPr>
-      </w:pPr>
-      <w:r>
-        <w:rPr>
-          <w:rFonts w:ascii="方正楷体_GBK" w:eastAsia="方正楷体_GBK"/>
+        <w:t>）</w:t>
+      </w:r>
+    </w:p>
+    <w:p>
+      <w:pPr>
+        <w:spacing w:line="240" w:lineRule="atLeast"/>
+        <w:ind w:firstLine="561"/>
+        <w:jc w:val="left"/>
+        <w:rPr>
+          <w:rFonts w:ascii="方正楷体_GBK" w:eastAsia="方正楷体_GBK"/>
+          <w:sz w:val="36"/>
+          <w:szCs w:val="36"/>
+        </w:rPr>
+      </w:pPr>
+      <w:r>
+        <w:rPr>
+          <w:rFonts w:ascii="方正楷体_GBK" w:eastAsia="方正楷体_GBK" w:hint="eastAsia"/>
+          <w:sz w:val="36"/>
+          <w:szCs w:val="36"/>
+        </w:rPr>
+        <w:t>数据</w:t>
+      </w:r>
+      <w:r>
+        <w:rPr>
+          <w:rFonts w:ascii="方正楷体_GBK" w:eastAsia="方正楷体_GBK" w:hint="eastAsia"/>
+          <w:sz w:val="36"/>
+          <w:szCs w:val="36"/>
+        </w:rPr>
+        <w:t>处理</w:t>
+      </w:r>
+    </w:p>
+    <w:p>
+      <w:pPr>
+        <w:spacing w:line="240" w:lineRule="atLeast"/>
+        <w:ind w:firstLine="561"/>
+        <w:jc w:val="left"/>
+        <w:rPr>
+          <w:rFonts w:ascii="方正楷体_GBK" w:eastAsia="方正楷体_GBK" w:hint="eastAsia"/>
+          <w:sz w:val="36"/>
+          <w:szCs w:val="36"/>
+        </w:rPr>
+      </w:pPr>
+      <w:r>
+        <w:rPr>
+          <w:rFonts w:ascii="方正楷体_GBK" w:eastAsia="方正楷体_GBK" w:hint="eastAsia"/>
+          <w:sz w:val="36"/>
+          <w:szCs w:val="36"/>
+        </w:rPr>
+        <w:t>采用了TCP的协议传输，每次索取的是当天的数据日志，然后在本地进行处理。</w:t>
+      </w:r>
+    </w:p>
+    <w:p>
+      <w:pPr>
+        <w:spacing w:line="240" w:lineRule="atLeast"/>
+        <w:ind w:firstLine="561"/>
+        <w:jc w:val="left"/>
+        <w:rPr>
+          <w:rFonts w:ascii="方正楷体_GBK" w:eastAsia="方正楷体_GBK"/>
+          <w:sz w:val="36"/>
+          <w:szCs w:val="36"/>
+        </w:rPr>
+      </w:pPr>
+      <w:r>
+        <w:rPr>
+          <w:rFonts w:ascii="方正楷体_GBK" w:eastAsia="方正楷体_GBK" w:hint="eastAsia"/>
+          <w:sz w:val="36"/>
+          <w:szCs w:val="36"/>
+        </w:rPr>
+        <w:t>关键代码（</w:t>
+      </w:r>
+      <w:r>
+        <w:rPr>
+          <w:rFonts w:ascii="方正楷体_GBK" w:eastAsia="方正楷体_GBK"/>
+          <w:sz w:val="36"/>
+          <w:szCs w:val="36"/>
+        </w:rPr>
+        <w:fldChar w:fldCharType="begin"/>
+      </w:r>
+      <w:r>
+        <w:rPr>
+          <w:rFonts w:ascii="方正楷体_GBK" w:eastAsia="方正楷体_GBK"/>
+          <w:sz w:val="36"/>
+          <w:szCs w:val="36"/>
+        </w:rPr>
+        <w:instrText xml:space="preserve"> HYPERLINK "../src/server_client.cpp" </w:instrText>
+      </w:r>
+      <w:r>
+        <w:rPr>
+          <w:rFonts w:ascii="方正楷体_GBK" w:eastAsia="方正楷体_GBK"/>
+          <w:sz w:val="36"/>
+          <w:szCs w:val="36"/>
+        </w:rPr>
+      </w:r>
+      <w:r>
+        <w:rPr>
+          <w:rFonts w:ascii="方正楷体_GBK" w:eastAsia="方正楷体_GBK"/>
+          <w:sz w:val="36"/>
+          <w:szCs w:val="36"/>
+        </w:rPr>
+        <w:fldChar w:fldCharType="separate"/>
+      </w:r>
+      <w:r>
+        <w:rPr>
+          <w:rStyle w:val="a8"/>
+          <w:rFonts w:ascii="方正楷体_GBK" w:eastAsia="方正楷体_GBK"/>
+          <w:sz w:val="36"/>
+          <w:szCs w:val="36"/>
+        </w:rPr>
+        <w:t>server_client.cpp:112-176</w:t>
+      </w:r>
+      <w:r>
+        <w:rPr>
+          <w:rFonts w:ascii="方正楷体_GBK" w:eastAsia="方正楷体_GBK"/>
+          <w:sz w:val="36"/>
+          <w:szCs w:val="36"/>
+        </w:rPr>
+        <w:fldChar w:fldCharType="end"/>
+      </w:r>
+      <w:r>
+        <w:rPr>
+          <w:rFonts w:ascii="方正楷体_GBK" w:eastAsia="方正楷体_GBK"/>
+          <w:sz w:val="36"/>
+          <w:szCs w:val="36"/>
+        </w:rPr>
+        <w:t>）：</w:t>
+      </w:r>
+    </w:p>
+    <w:p>
+      <w:pPr>
+        <w:spacing w:line="240" w:lineRule="atLeast"/>
+        <w:ind w:firstLine="561"/>
+        <w:jc w:val="left"/>
+        <w:rPr>
+          <w:rFonts w:ascii="方正楷体_GBK" w:eastAsia="方正楷体_GBK" w:hint="eastAsia"/>
+          <w:sz w:val="36"/>
+          <w:szCs w:val="36"/>
+        </w:rPr>
+      </w:pPr>
+      <w:proofErr w:type="gramStart"/>
+      <w:r>
+        <w:rPr>
+          <w:rFonts w:ascii="方正楷体_GBK" w:eastAsia="方正楷体_GBK" w:hint="eastAsia"/>
+          <w:sz w:val="36"/>
+          <w:szCs w:val="36"/>
+        </w:rPr>
+        <w:t>举例说明粘包拆包</w:t>
+      </w:r>
+      <w:proofErr w:type="gramEnd"/>
+      <w:r>
+        <w:rPr>
+          <w:rFonts w:ascii="方正楷体_GBK" w:eastAsia="方正楷体_GBK" w:hint="eastAsia"/>
+          <w:sz w:val="36"/>
+          <w:szCs w:val="36"/>
+        </w:rPr>
+        <w:t>的处理：</w:t>
+      </w:r>
+    </w:p>
+    <w:p>
+      <w:pPr>
+        <w:spacing w:line="240" w:lineRule="atLeast"/>
+        <w:ind w:firstLine="561"/>
+        <w:jc w:val="left"/>
+        <w:rPr>
+          <w:rFonts w:ascii="方正楷体_GBK" w:eastAsia="方正楷体_GBK"/>
+          <w:sz w:val="36"/>
+          <w:szCs w:val="36"/>
+        </w:rPr>
+      </w:pPr>
+      <w:proofErr w:type="spellStart"/>
+      <w:r>
+        <w:rPr>
+          <w:rFonts w:ascii="方正楷体_GBK" w:eastAsia="方正楷体_GBK"/>
+          <w:sz w:val="36"/>
+          <w:szCs w:val="36"/>
+        </w:rPr>
+        <w:t>recv</w:t>
+      </w:r>
+      <w:proofErr w:type="spellEnd"/>
+      <w:r>
+        <w:rPr>
+          <w:rFonts w:ascii="方正楷体_GBK" w:eastAsia="方正楷体_GBK"/>
+          <w:sz w:val="36"/>
+          <w:szCs w:val="36"/>
+        </w:rPr>
+        <w:t xml:space="preserve"> 1: "DATA:25.3 55.1 42 813\nDATA:25.4"</w:t>
+      </w:r>
+    </w:p>
+    <w:p>
+      <w:pPr>
+        <w:spacing w:line="240" w:lineRule="atLeast"/>
+        <w:ind w:firstLine="561"/>
+        <w:jc w:val="left"/>
+        <w:rPr>
+          <w:rFonts w:ascii="方正楷体_GBK" w:eastAsia="方正楷体_GBK"/>
+          <w:sz w:val="36"/>
+          <w:szCs w:val="36"/>
+        </w:rPr>
+      </w:pPr>
+      <w:r>
+        <w:rPr>
+          <w:rFonts w:ascii="方正楷体_GBK" w:eastAsia="方正楷体_GBK"/>
+          <w:sz w:val="36"/>
+          <w:szCs w:val="36"/>
+        </w:rPr>
+        <w:t xml:space="preserve">  </w:t>
+      </w:r>
+      <w:r>
+        <w:rPr>
+          <w:rFonts w:ascii="方正楷体_GBK" w:eastAsia="方正楷体_GBK"/>
+          <w:sz w:val="36"/>
+          <w:szCs w:val="36"/>
+        </w:rPr>
+        <w:t>→</w:t>
+      </w:r>
+      <w:r>
+        <w:rPr>
+          <w:rFonts w:ascii="方正楷体_GBK" w:eastAsia="方正楷体_GBK"/>
+          <w:sz w:val="36"/>
+          <w:szCs w:val="36"/>
+        </w:rPr>
+        <w:t xml:space="preserve"> </w:t>
+      </w:r>
+      <w:proofErr w:type="gramStart"/>
+      <w:r>
+        <w:rPr>
+          <w:rFonts w:ascii="方正楷体_GBK" w:eastAsia="方正楷体_GBK"/>
+          <w:sz w:val="36"/>
+          <w:szCs w:val="36"/>
+        </w:rPr>
+        <w:t>解析完第一行</w:t>
+      </w:r>
+      <w:proofErr w:type="gramEnd"/>
+      <w:r>
+        <w:rPr>
+          <w:rFonts w:ascii="方正楷体_GBK" w:eastAsia="方正楷体_GBK"/>
+          <w:sz w:val="36"/>
+          <w:szCs w:val="36"/>
+        </w:rPr>
+        <w:t xml:space="preserve"> "DATA:25.3 55.1 42 813"</w:t>
+      </w:r>
+    </w:p>
+    <w:p>
+      <w:pPr>
+        <w:spacing w:line="240" w:lineRule="atLeast"/>
+        <w:ind w:firstLine="561"/>
+        <w:jc w:val="left"/>
+        <w:rPr>
+          <w:rFonts w:ascii="方正楷体_GBK" w:eastAsia="方正楷体_GBK" w:hint="eastAsia"/>
+          <w:sz w:val="36"/>
+          <w:szCs w:val="36"/>
+        </w:rPr>
+      </w:pPr>
+      <w:r>
+        <w:rPr>
+          <w:rFonts w:ascii="方正楷体_GBK" w:eastAsia="方正楷体_GBK"/>
+          <w:sz w:val="36"/>
+          <w:szCs w:val="36"/>
+        </w:rPr>
+        <w:t xml:space="preserve">  </w:t>
+      </w:r>
+      <w:r>
+        <w:rPr>
+          <w:rFonts w:ascii="方正楷体_GBK" w:eastAsia="方正楷体_GBK"/>
+          <w:sz w:val="36"/>
+          <w:szCs w:val="36"/>
+        </w:rPr>
+        <w:t>→</w:t>
+      </w:r>
+      <w:r>
+        <w:rPr>
+          <w:rFonts w:ascii="方正楷体_GBK" w:eastAsia="方正楷体_GBK"/>
+          <w:sz w:val="36"/>
+          <w:szCs w:val="36"/>
+        </w:rPr>
+        <w:t xml:space="preserve"> buffer 残留 "DATA:25.4"</w:t>
+      </w:r>
+    </w:p>
+    <w:p>
+      <w:pPr>
+        <w:spacing w:line="240" w:lineRule="atLeast"/>
+        <w:ind w:firstLine="561"/>
+        <w:jc w:val="left"/>
+        <w:rPr>
+          <w:rFonts w:ascii="方正楷体_GBK" w:eastAsia="方正楷体_GBK"/>
+          <w:sz w:val="36"/>
+          <w:szCs w:val="36"/>
+        </w:rPr>
+      </w:pPr>
+      <w:proofErr w:type="spellStart"/>
+      <w:r>
+        <w:rPr>
+          <w:rFonts w:ascii="方正楷体_GBK" w:eastAsia="方正楷体_GBK"/>
+          <w:sz w:val="36"/>
+          <w:szCs w:val="36"/>
+        </w:rPr>
+        <w:lastRenderedPageBreak/>
+        <w:t>recv</w:t>
+      </w:r>
+      <w:proofErr w:type="spellEnd"/>
+      <w:r>
+        <w:rPr>
+          <w:rFonts w:ascii="方正楷体_GBK" w:eastAsia="方正楷体_GBK"/>
+          <w:sz w:val="36"/>
+          <w:szCs w:val="36"/>
+        </w:rPr>
+        <w:t xml:space="preserve"> 2: " 55.2 43 815\</w:t>
+      </w:r>
+      <w:proofErr w:type="spellStart"/>
+      <w:r>
+        <w:rPr>
+          <w:rFonts w:ascii="方正楷体_GBK" w:eastAsia="方正楷体_GBK"/>
+          <w:sz w:val="36"/>
+          <w:szCs w:val="36"/>
+        </w:rPr>
+        <w:t>nPONG</w:t>
+      </w:r>
+      <w:proofErr w:type="spellEnd"/>
+      <w:r>
+        <w:rPr>
+          <w:rFonts w:ascii="方正楷体_GBK" w:eastAsia="方正楷体_GBK"/>
+          <w:sz w:val="36"/>
+          <w:szCs w:val="36"/>
+        </w:rPr>
+        <w:t>\n"</w:t>
+      </w:r>
+    </w:p>
+    <w:p>
+      <w:pPr>
+        <w:spacing w:line="240" w:lineRule="atLeast"/>
+        <w:ind w:firstLine="561"/>
+        <w:jc w:val="left"/>
+        <w:rPr>
+          <w:rFonts w:ascii="方正楷体_GBK" w:eastAsia="方正楷体_GBK"/>
+          <w:sz w:val="36"/>
+          <w:szCs w:val="36"/>
+        </w:rPr>
+      </w:pPr>
+      <w:r>
+        <w:rPr>
+          <w:rFonts w:ascii="方正楷体_GBK" w:eastAsia="方正楷体_GBK"/>
+          <w:sz w:val="36"/>
+          <w:szCs w:val="36"/>
+        </w:rPr>
+        <w:t xml:space="preserve">  </w:t>
+      </w:r>
+      <w:r>
+        <w:rPr>
+          <w:rFonts w:ascii="方正楷体_GBK" w:eastAsia="方正楷体_GBK"/>
+          <w:sz w:val="36"/>
+          <w:szCs w:val="36"/>
+        </w:rPr>
+        <w:t>→</w:t>
+      </w:r>
+      <w:r>
+        <w:rPr>
+          <w:rFonts w:ascii="方正楷体_GBK" w:eastAsia="方正楷体_GBK"/>
+          <w:sz w:val="36"/>
+          <w:szCs w:val="36"/>
+        </w:rPr>
+        <w:t xml:space="preserve"> 补齐第二行 "DATA:25.4 55.2 43 815"</w:t>
+      </w:r>
+    </w:p>
+    <w:p>
+      <w:pPr>
+        <w:spacing w:line="240" w:lineRule="atLeast"/>
+        <w:ind w:firstLine="561"/>
+        <w:jc w:val="left"/>
+        <w:rPr>
+          <w:rFonts w:ascii="方正楷体_GBK" w:eastAsia="方正楷体_GBK"/>
+          <w:sz w:val="36"/>
+          <w:szCs w:val="36"/>
+        </w:rPr>
+      </w:pPr>
+      <w:r>
+        <w:rPr>
+          <w:rFonts w:ascii="方正楷体_GBK" w:eastAsia="方正楷体_GBK"/>
+          <w:sz w:val="36"/>
+          <w:szCs w:val="36"/>
+        </w:rPr>
+        <w:t xml:space="preserve">  </w:t>
+      </w:r>
+      <w:r>
+        <w:rPr>
+          <w:rFonts w:ascii="方正楷体_GBK" w:eastAsia="方正楷体_GBK"/>
+          <w:sz w:val="36"/>
+          <w:szCs w:val="36"/>
+        </w:rPr>
+        <w:t>→</w:t>
+      </w:r>
+      <w:r>
+        <w:rPr>
+          <w:rFonts w:ascii="方正楷体_GBK" w:eastAsia="方正楷体_GBK"/>
+          <w:sz w:val="36"/>
+          <w:szCs w:val="36"/>
+        </w:rPr>
+        <w:t xml:space="preserve"> 解析第二行</w:t>
+      </w:r>
+    </w:p>
+    <w:p>
+      <w:pPr>
+        <w:spacing w:line="240" w:lineRule="atLeast"/>
+        <w:ind w:firstLine="561"/>
+        <w:jc w:val="left"/>
+        <w:rPr>
+          <w:rFonts w:ascii="方正楷体_GBK" w:eastAsia="方正楷体_GBK"/>
+          <w:sz w:val="36"/>
+          <w:szCs w:val="36"/>
+        </w:rPr>
+      </w:pPr>
+      <w:r>
+        <w:rPr>
+          <w:rFonts w:ascii="方正楷体_GBK" w:eastAsia="方正楷体_GBK"/>
+          <w:sz w:val="36"/>
+          <w:szCs w:val="36"/>
+        </w:rPr>
+        <w:t xml:space="preserve">  </w:t>
+      </w:r>
+      <w:r>
+        <w:rPr>
+          <w:rFonts w:ascii="方正楷体_GBK" w:eastAsia="方正楷体_GBK"/>
+          <w:sz w:val="36"/>
+          <w:szCs w:val="36"/>
+        </w:rPr>
+        <w:t>→</w:t>
+      </w:r>
+      <w:r>
+        <w:rPr>
+          <w:rFonts w:ascii="方正楷体_GBK" w:eastAsia="方正楷体_GBK"/>
+          <w:sz w:val="36"/>
+          <w:szCs w:val="36"/>
+        </w:rPr>
+        <w:t xml:space="preserve"> 继续解析 "PONG"</w:t>
+      </w:r>
+    </w:p>
+    <w:p>
+      <w:pPr>
+        <w:spacing w:line="240" w:lineRule="atLeast"/>
+        <w:ind w:firstLine="561"/>
+        <w:jc w:val="left"/>
+        <w:rPr>
+          <w:rFonts w:ascii="方正楷体_GBK" w:eastAsia="方正楷体_GBK"/>
+          <w:sz w:val="36"/>
+          <w:szCs w:val="36"/>
+        </w:rPr>
+      </w:pPr>
+      <w:r>
+        <w:rPr>
+          <w:rFonts w:ascii="方正楷体_GBK" w:eastAsia="方正楷体_GBK"/>
+          <w:sz w:val="36"/>
+          <w:szCs w:val="36"/>
+        </w:rPr>
+        <w:t xml:space="preserve">  </w:t>
+      </w:r>
+      <w:r>
+        <w:rPr>
+          <w:rFonts w:ascii="方正楷体_GBK" w:eastAsia="方正楷体_GBK"/>
+          <w:sz w:val="36"/>
+          <w:szCs w:val="36"/>
+        </w:rPr>
+        <w:t>→</w:t>
+      </w:r>
+      <w:r>
+        <w:rPr>
+          <w:rFonts w:ascii="方正楷体_GBK" w:eastAsia="方正楷体_GBK"/>
+          <w:sz w:val="36"/>
+          <w:szCs w:val="36"/>
+        </w:rPr>
+        <w:t xml:space="preserve"> buffer 清空</w:t>
+      </w:r>
+    </w:p>
+    <w:p>
+      <w:pPr>
+        <w:spacing w:line="240" w:lineRule="atLeast"/>
+        <w:ind w:firstLine="561"/>
+        <w:jc w:val="left"/>
+        <w:rPr>
+          <w:rFonts w:ascii="方正楷体_GBK" w:eastAsia="方正楷体_GBK"/>
+          <w:sz w:val="36"/>
+          <w:szCs w:val="36"/>
+        </w:rPr>
+      </w:pPr>
+      <w:r>
+        <w:rPr>
+          <w:rFonts w:ascii="方正楷体_GBK" w:eastAsia="方正楷体_GBK" w:hint="eastAsia"/>
+          <w:sz w:val="36"/>
+          <w:szCs w:val="36"/>
+        </w:rPr>
+        <w:t>连接与断开</w:t>
+      </w:r>
+    </w:p>
+    <w:p>
+      <w:pPr>
+        <w:spacing w:line="240" w:lineRule="atLeast"/>
+        <w:ind w:firstLine="561"/>
+        <w:jc w:val="left"/>
+        <w:rPr>
+          <w:rFonts w:ascii="方正楷体_GBK" w:eastAsia="方正楷体_GBK" w:hint="eastAsia"/>
+          <w:sz w:val="36"/>
+          <w:szCs w:val="36"/>
+        </w:rPr>
+      </w:pPr>
+      <w:r>
+        <w:rPr>
+          <w:rFonts w:ascii="方正楷体_GBK" w:eastAsia="方正楷体_GBK" w:hint="eastAsia"/>
+          <w:sz w:val="36"/>
+          <w:szCs w:val="36"/>
+        </w:rPr>
+        <w:t>建立连接（</w:t>
+      </w:r>
+      <w:r>
+        <w:rPr>
+          <w:rFonts w:ascii="方正楷体_GBK" w:eastAsia="方正楷体_GBK"/>
+          <w:sz w:val="36"/>
+          <w:szCs w:val="36"/>
+        </w:rPr>
+        <w:t>server_client.cpp:193-213）：</w:t>
+      </w:r>
+    </w:p>
+    <w:p>
+      <w:pPr>
+        <w:spacing w:line="240" w:lineRule="atLeast"/>
+        <w:ind w:firstLine="561"/>
+        <w:jc w:val="left"/>
+        <w:rPr>
+          <w:rFonts w:ascii="方正楷体_GBK" w:eastAsia="方正楷体_GBK"/>
+          <w:sz w:val="36"/>
+          <w:szCs w:val="36"/>
+        </w:rPr>
+      </w:pPr>
+      <w:r>
+        <w:rPr>
+          <w:rFonts w:ascii="方正楷体_GBK" w:eastAsia="方正楷体_GBK"/>
+          <w:sz w:val="36"/>
+          <w:szCs w:val="36"/>
+        </w:rPr>
+        <w:t xml:space="preserve">int </w:t>
+      </w:r>
+      <w:proofErr w:type="spellStart"/>
+      <w:r>
+        <w:rPr>
+          <w:rFonts w:ascii="方正楷体_GBK" w:eastAsia="方正楷体_GBK"/>
+          <w:sz w:val="36"/>
+          <w:szCs w:val="36"/>
+        </w:rPr>
+        <w:t>ServerClient_connect</w:t>
+      </w:r>
+      <w:proofErr w:type="spellEnd"/>
+      <w:r>
+        <w:rPr>
+          <w:rFonts w:ascii="方正楷体_GBK" w:eastAsia="方正楷体_GBK"/>
+          <w:sz w:val="36"/>
+          <w:szCs w:val="36"/>
+        </w:rPr>
+        <w:t>(</w:t>
+      </w:r>
+      <w:proofErr w:type="spellStart"/>
+      <w:r>
+        <w:rPr>
+          <w:rFonts w:ascii="方正楷体_GBK" w:eastAsia="方正楷体_GBK"/>
+          <w:sz w:val="36"/>
+          <w:szCs w:val="36"/>
+        </w:rPr>
+        <w:t>ServerClient</w:t>
+      </w:r>
+      <w:proofErr w:type="spellEnd"/>
+      <w:r>
+        <w:rPr>
+          <w:rFonts w:ascii="方正楷体_GBK" w:eastAsia="方正楷体_GBK"/>
+          <w:sz w:val="36"/>
+          <w:szCs w:val="36"/>
+        </w:rPr>
+        <w:t xml:space="preserve">* </w:t>
+      </w:r>
+      <w:proofErr w:type="spellStart"/>
+      <w:r>
+        <w:rPr>
+          <w:rFonts w:ascii="方正楷体_GBK" w:eastAsia="方正楷体_GBK"/>
+          <w:sz w:val="36"/>
+          <w:szCs w:val="36"/>
+        </w:rPr>
+        <w:t>sc</w:t>
+      </w:r>
+      <w:proofErr w:type="spellEnd"/>
+      <w:r>
+        <w:rPr>
+          <w:rFonts w:ascii="方正楷体_GBK" w:eastAsia="方正楷体_GBK"/>
+          <w:sz w:val="36"/>
+          <w:szCs w:val="36"/>
+        </w:rPr>
+        <w:t>, const char* host, int port)</w:t>
+      </w:r>
+    </w:p>
+    <w:p>
+      <w:pPr>
+        <w:spacing w:line="240" w:lineRule="atLeast"/>
+        <w:ind w:firstLine="561"/>
+        <w:jc w:val="left"/>
+        <w:rPr>
+          <w:rFonts w:ascii="方正楷体_GBK" w:eastAsia="方正楷体_GBK"/>
+          <w:sz w:val="36"/>
+          <w:szCs w:val="36"/>
+        </w:rPr>
+      </w:pPr>
+      <w:r>
+        <w:rPr>
+          <w:rFonts w:ascii="方正楷体_GBK" w:eastAsia="方正楷体_GBK"/>
+          <w:sz w:val="36"/>
+          <w:szCs w:val="36"/>
+        </w:rPr>
+        <w:t>{</w:t>
+      </w:r>
+    </w:p>
+    <w:p>
+      <w:pPr>
+        <w:spacing w:line="240" w:lineRule="atLeast"/>
+        <w:ind w:firstLine="561"/>
+        <w:jc w:val="left"/>
+        <w:rPr>
+          <w:rFonts w:ascii="方正楷体_GBK" w:eastAsia="方正楷体_GBK"/>
+          <w:sz w:val="36"/>
+          <w:szCs w:val="36"/>
+        </w:rPr>
+      </w:pPr>
+      <w:r>
+        <w:rPr>
+          <w:rFonts w:ascii="方正楷体_GBK" w:eastAsia="方正楷体_GBK"/>
+          <w:sz w:val="36"/>
+          <w:szCs w:val="36"/>
+        </w:rPr>
+        <w:t xml:space="preserve">    if (</w:t>
+      </w:r>
+      <w:proofErr w:type="spellStart"/>
+      <w:r>
+        <w:rPr>
+          <w:rFonts w:ascii="方正楷体_GBK" w:eastAsia="方正楷体_GBK"/>
+          <w:sz w:val="36"/>
+          <w:szCs w:val="36"/>
+        </w:rPr>
+        <w:t>sc</w:t>
+      </w:r>
+      <w:proofErr w:type="spellEnd"/>
+      <w:r>
+        <w:rPr>
+          <w:rFonts w:ascii="方正楷体_GBK" w:eastAsia="方正楷体_GBK"/>
+          <w:sz w:val="36"/>
+          <w:szCs w:val="36"/>
+        </w:rPr>
+        <w:t xml:space="preserve">-&gt;connected) </w:t>
+      </w:r>
+      <w:proofErr w:type="spellStart"/>
+      <w:r>
+        <w:rPr>
+          <w:rFonts w:ascii="方正楷体_GBK" w:eastAsia="方正楷体_GBK"/>
+          <w:sz w:val="36"/>
+          <w:szCs w:val="36"/>
+        </w:rPr>
+        <w:t>ServerClient_disconnect</w:t>
+      </w:r>
+      <w:proofErr w:type="spellEnd"/>
+      <w:r>
+        <w:rPr>
+          <w:rFonts w:ascii="方正楷体_GBK" w:eastAsia="方正楷体_GBK"/>
+          <w:sz w:val="36"/>
+          <w:szCs w:val="36"/>
+        </w:rPr>
+        <w:t>(</w:t>
+      </w:r>
+      <w:proofErr w:type="spellStart"/>
+      <w:r>
+        <w:rPr>
+          <w:rFonts w:ascii="方正楷体_GBK" w:eastAsia="方正楷体_GBK"/>
+          <w:sz w:val="36"/>
+          <w:szCs w:val="36"/>
+        </w:rPr>
+        <w:t>sc</w:t>
+      </w:r>
+      <w:proofErr w:type="spellEnd"/>
+      <w:r>
+        <w:rPr>
+          <w:rFonts w:ascii="方正楷体_GBK" w:eastAsia="方正楷体_GBK"/>
+          <w:sz w:val="36"/>
+          <w:szCs w:val="36"/>
+        </w:rPr>
+        <w:t>);   // 防重复连</w:t>
+      </w:r>
+    </w:p>
+    <w:p>
+      <w:pPr>
+        <w:spacing w:line="240" w:lineRule="atLeast"/>
+        <w:ind w:firstLine="561"/>
+        <w:jc w:val="left"/>
+        <w:rPr>
+          <w:rFonts w:ascii="方正楷体_GBK" w:eastAsia="方正楷体_GBK"/>
+          <w:sz w:val="36"/>
+          <w:szCs w:val="36"/>
+        </w:rPr>
+      </w:pPr>
+    </w:p>
+    <w:p>
+      <w:pPr>
+        <w:spacing w:line="240" w:lineRule="atLeast"/>
+        <w:ind w:firstLine="561"/>
+        <w:jc w:val="left"/>
+        <w:rPr>
+          <w:rFonts w:ascii="方正楷体_GBK" w:eastAsia="方正楷体_GBK"/>
+          <w:sz w:val="36"/>
+          <w:szCs w:val="36"/>
+        </w:rPr>
+      </w:pPr>
+      <w:r>
+        <w:rPr>
+          <w:rFonts w:ascii="方正楷体_GBK" w:eastAsia="方正楷体_GBK"/>
+          <w:sz w:val="36"/>
+          <w:szCs w:val="36"/>
+        </w:rPr>
+        <w:t xml:space="preserve">    int s = </w:t>
+      </w:r>
+      <w:proofErr w:type="spellStart"/>
+      <w:r>
+        <w:rPr>
+          <w:rFonts w:ascii="方正楷体_GBK" w:eastAsia="方正楷体_GBK"/>
+          <w:sz w:val="36"/>
+          <w:szCs w:val="36"/>
+        </w:rPr>
+        <w:t>createSocket</w:t>
+      </w:r>
+      <w:proofErr w:type="spellEnd"/>
+      <w:r>
+        <w:rPr>
+          <w:rFonts w:ascii="方正楷体_GBK" w:eastAsia="方正楷体_GBK"/>
+          <w:sz w:val="36"/>
+          <w:szCs w:val="36"/>
+        </w:rPr>
+        <w:t>(host, port);                  // 建立 TCP</w:t>
+      </w:r>
+    </w:p>
+    <w:p>
+      <w:pPr>
+        <w:spacing w:line="240" w:lineRule="atLeast"/>
+        <w:ind w:firstLine="561"/>
+        <w:jc w:val="left"/>
+        <w:rPr>
+          <w:rFonts w:ascii="方正楷体_GBK" w:eastAsia="方正楷体_GBK"/>
+          <w:sz w:val="36"/>
+          <w:szCs w:val="36"/>
+        </w:rPr>
+      </w:pPr>
+      <w:r>
+        <w:rPr>
+          <w:rFonts w:ascii="方正楷体_GBK" w:eastAsia="方正楷体_GBK"/>
+          <w:sz w:val="36"/>
+          <w:szCs w:val="36"/>
+        </w:rPr>
+        <w:t xml:space="preserve">    if (s &lt; 0) return 0;</w:t>
+      </w:r>
+    </w:p>
+    <w:p>
+      <w:pPr>
+        <w:spacing w:line="240" w:lineRule="atLeast"/>
+        <w:ind w:firstLine="561"/>
+        <w:jc w:val="left"/>
+        <w:rPr>
+          <w:rFonts w:ascii="方正楷体_GBK" w:eastAsia="方正楷体_GBK"/>
+          <w:sz w:val="36"/>
+          <w:szCs w:val="36"/>
+        </w:rPr>
+      </w:pPr>
+    </w:p>
+    <w:p>
+      <w:pPr>
+        <w:spacing w:line="240" w:lineRule="atLeast"/>
+        <w:ind w:firstLine="561"/>
+        <w:jc w:val="left"/>
+        <w:rPr>
+          <w:rFonts w:ascii="方正楷体_GBK" w:eastAsia="方正楷体_GBK"/>
+          <w:sz w:val="36"/>
+          <w:szCs w:val="36"/>
+        </w:rPr>
+      </w:pPr>
+      <w:r>
+        <w:rPr>
+          <w:rFonts w:ascii="方正楷体_GBK" w:eastAsia="方正楷体_GBK"/>
+          <w:sz w:val="36"/>
+          <w:szCs w:val="36"/>
+        </w:rPr>
+        <w:lastRenderedPageBreak/>
+        <w:t xml:space="preserve">    </w:t>
+      </w:r>
+      <w:proofErr w:type="spellStart"/>
+      <w:r>
+        <w:rPr>
+          <w:rFonts w:ascii="方正楷体_GBK" w:eastAsia="方正楷体_GBK"/>
+          <w:sz w:val="36"/>
+          <w:szCs w:val="36"/>
+        </w:rPr>
+        <w:t>sc</w:t>
+      </w:r>
+      <w:proofErr w:type="spellEnd"/>
+      <w:r>
+        <w:rPr>
+          <w:rFonts w:ascii="方正楷体_GBK" w:eastAsia="方正楷体_GBK"/>
+          <w:sz w:val="36"/>
+          <w:szCs w:val="36"/>
+        </w:rPr>
+        <w:t>-&gt;sock = (SOCKET)s;</w:t>
+      </w:r>
+    </w:p>
+    <w:p>
+      <w:pPr>
+        <w:spacing w:line="240" w:lineRule="atLeast"/>
+        <w:ind w:firstLine="561"/>
+        <w:jc w:val="left"/>
+        <w:rPr>
+          <w:rFonts w:ascii="方正楷体_GBK" w:eastAsia="方正楷体_GBK"/>
+          <w:sz w:val="36"/>
+          <w:szCs w:val="36"/>
+        </w:rPr>
+      </w:pPr>
+      <w:r>
+        <w:rPr>
+          <w:rFonts w:ascii="方正楷体_GBK" w:eastAsia="方正楷体_GBK"/>
+          <w:sz w:val="36"/>
+          <w:szCs w:val="36"/>
+        </w:rPr>
+        <w:t xml:space="preserve">    </w:t>
+      </w:r>
+      <w:proofErr w:type="spellStart"/>
+      <w:r>
+        <w:rPr>
+          <w:rFonts w:ascii="方正楷体_GBK" w:eastAsia="方正楷体_GBK"/>
+          <w:sz w:val="36"/>
+          <w:szCs w:val="36"/>
+        </w:rPr>
+        <w:t>sc</w:t>
+      </w:r>
+      <w:proofErr w:type="spellEnd"/>
+      <w:r>
+        <w:rPr>
+          <w:rFonts w:ascii="方正楷体_GBK" w:eastAsia="方正楷体_GBK"/>
+          <w:sz w:val="36"/>
+          <w:szCs w:val="36"/>
+        </w:rPr>
+        <w:t>-&gt;running = 1;</w:t>
+      </w:r>
+    </w:p>
+    <w:p>
+      <w:pPr>
+        <w:spacing w:line="240" w:lineRule="atLeast"/>
+        <w:ind w:firstLine="561"/>
+        <w:jc w:val="left"/>
+        <w:rPr>
+          <w:rFonts w:ascii="方正楷体_GBK" w:eastAsia="方正楷体_GBK"/>
+          <w:sz w:val="36"/>
+          <w:szCs w:val="36"/>
+        </w:rPr>
+      </w:pPr>
+      <w:r>
+        <w:rPr>
+          <w:rFonts w:ascii="方正楷体_GBK" w:eastAsia="方正楷体_GBK"/>
+          <w:sz w:val="36"/>
+          <w:szCs w:val="36"/>
+        </w:rPr>
+        <w:t xml:space="preserve">    </w:t>
+      </w:r>
+      <w:proofErr w:type="spellStart"/>
+      <w:r>
+        <w:rPr>
+          <w:rFonts w:ascii="方正楷体_GBK" w:eastAsia="方正楷体_GBK"/>
+          <w:sz w:val="36"/>
+          <w:szCs w:val="36"/>
+        </w:rPr>
+        <w:t>sc</w:t>
+      </w:r>
+      <w:proofErr w:type="spellEnd"/>
+      <w:r>
+        <w:rPr>
+          <w:rFonts w:ascii="方正楷体_GBK" w:eastAsia="方正楷体_GBK"/>
+          <w:sz w:val="36"/>
+          <w:szCs w:val="36"/>
+        </w:rPr>
+        <w:t>-&gt;connected = 1;</w:t>
+      </w:r>
+    </w:p>
+    <w:p>
+      <w:pPr>
+        <w:spacing w:line="240" w:lineRule="atLeast"/>
+        <w:ind w:firstLine="561"/>
+        <w:jc w:val="left"/>
+        <w:rPr>
+          <w:rFonts w:ascii="方正楷体_GBK" w:eastAsia="方正楷体_GBK"/>
+          <w:sz w:val="36"/>
+          <w:szCs w:val="36"/>
+        </w:rPr>
+      </w:pPr>
+    </w:p>
+    <w:p>
+      <w:pPr>
+        <w:spacing w:line="240" w:lineRule="atLeast"/>
+        <w:ind w:firstLine="561"/>
+        <w:jc w:val="left"/>
+        <w:rPr>
+          <w:rFonts w:ascii="方正楷体_GBK" w:eastAsia="方正楷体_GBK"/>
+          <w:sz w:val="36"/>
+          <w:szCs w:val="36"/>
+        </w:rPr>
+      </w:pPr>
+      <w:r>
+        <w:rPr>
+          <w:rFonts w:ascii="方正楷体_GBK" w:eastAsia="方正楷体_GBK"/>
+          <w:sz w:val="36"/>
+          <w:szCs w:val="36"/>
+        </w:rPr>
+        <w:t xml:space="preserve">    </w:t>
+      </w:r>
+      <w:proofErr w:type="spellStart"/>
+      <w:r>
+        <w:rPr>
+          <w:rFonts w:ascii="方正楷体_GBK" w:eastAsia="方正楷体_GBK"/>
+          <w:sz w:val="36"/>
+          <w:szCs w:val="36"/>
+        </w:rPr>
+        <w:t>sendLine</w:t>
+      </w:r>
+      <w:proofErr w:type="spellEnd"/>
+      <w:r>
+        <w:rPr>
+          <w:rFonts w:ascii="方正楷体_GBK" w:eastAsia="方正楷体_GBK"/>
+          <w:sz w:val="36"/>
+          <w:szCs w:val="36"/>
+        </w:rPr>
+        <w:t>(</w:t>
+      </w:r>
+      <w:proofErr w:type="spellStart"/>
+      <w:r>
+        <w:rPr>
+          <w:rFonts w:ascii="方正楷体_GBK" w:eastAsia="方正楷体_GBK"/>
+          <w:sz w:val="36"/>
+          <w:szCs w:val="36"/>
+        </w:rPr>
+        <w:t>sc</w:t>
+      </w:r>
+      <w:proofErr w:type="spellEnd"/>
+      <w:r>
+        <w:rPr>
+          <w:rFonts w:ascii="方正楷体_GBK" w:eastAsia="方正楷体_GBK"/>
+          <w:sz w:val="36"/>
+          <w:szCs w:val="36"/>
+        </w:rPr>
+        <w:t>, "CONNECT");                           // 通知服务端身份</w:t>
+      </w:r>
+    </w:p>
+    <w:p>
+      <w:pPr>
+        <w:spacing w:line="240" w:lineRule="atLeast"/>
+        <w:ind w:firstLine="561"/>
+        <w:jc w:val="left"/>
+        <w:rPr>
+          <w:rFonts w:ascii="方正楷体_GBK" w:eastAsia="方正楷体_GBK"/>
+          <w:sz w:val="36"/>
+          <w:szCs w:val="36"/>
+        </w:rPr>
+      </w:pPr>
+    </w:p>
+    <w:p>
+      <w:pPr>
+        <w:spacing w:line="240" w:lineRule="atLeast"/>
+        <w:ind w:firstLine="561"/>
+        <w:jc w:val="left"/>
+        <w:rPr>
+          <w:rFonts w:ascii="方正楷体_GBK" w:eastAsia="方正楷体_GBK"/>
+          <w:sz w:val="36"/>
+          <w:szCs w:val="36"/>
+        </w:rPr>
+      </w:pPr>
+      <w:r>
+        <w:rPr>
+          <w:rFonts w:ascii="方正楷体_GBK" w:eastAsia="方正楷体_GBK"/>
+          <w:sz w:val="36"/>
+          <w:szCs w:val="36"/>
+        </w:rPr>
+        <w:t xml:space="preserve">    </w:t>
+      </w:r>
+      <w:proofErr w:type="spellStart"/>
+      <w:r>
+        <w:rPr>
+          <w:rFonts w:ascii="方正楷体_GBK" w:eastAsia="方正楷体_GBK"/>
+          <w:sz w:val="36"/>
+          <w:szCs w:val="36"/>
+        </w:rPr>
+        <w:t>sc</w:t>
+      </w:r>
+      <w:proofErr w:type="spellEnd"/>
+      <w:r>
+        <w:rPr>
+          <w:rFonts w:ascii="方正楷体_GBK" w:eastAsia="方正楷体_GBK"/>
+          <w:sz w:val="36"/>
+          <w:szCs w:val="36"/>
+        </w:rPr>
+        <w:t>-&gt;</w:t>
+      </w:r>
+      <w:proofErr w:type="spellStart"/>
+      <w:r>
+        <w:rPr>
+          <w:rFonts w:ascii="方正楷体_GBK" w:eastAsia="方正楷体_GBK"/>
+          <w:sz w:val="36"/>
+          <w:szCs w:val="36"/>
+        </w:rPr>
+        <w:t>recvThread</w:t>
+      </w:r>
+      <w:proofErr w:type="spellEnd"/>
+      <w:r>
+        <w:rPr>
+          <w:rFonts w:ascii="方正楷体_GBK" w:eastAsia="方正楷体_GBK"/>
+          <w:sz w:val="36"/>
+          <w:szCs w:val="36"/>
+        </w:rPr>
+        <w:t xml:space="preserve"> = </w:t>
+      </w:r>
+      <w:proofErr w:type="spellStart"/>
+      <w:r>
+        <w:rPr>
+          <w:rFonts w:ascii="方正楷体_GBK" w:eastAsia="方正楷体_GBK"/>
+          <w:sz w:val="36"/>
+          <w:szCs w:val="36"/>
+        </w:rPr>
+        <w:t>CreateThread</w:t>
+      </w:r>
+      <w:proofErr w:type="spellEnd"/>
+      <w:r>
+        <w:rPr>
+          <w:rFonts w:ascii="方正楷体_GBK" w:eastAsia="方正楷体_GBK"/>
+          <w:sz w:val="36"/>
+          <w:szCs w:val="36"/>
+        </w:rPr>
+        <w:t>(...);                // 启动接收线程</w:t>
+      </w:r>
+    </w:p>
+    <w:p>
+      <w:pPr>
+        <w:spacing w:line="240" w:lineRule="atLeast"/>
+        <w:ind w:firstLine="561"/>
+        <w:jc w:val="left"/>
+        <w:rPr>
+          <w:rFonts w:ascii="方正楷体_GBK" w:eastAsia="方正楷体_GBK"/>
+          <w:sz w:val="36"/>
+          <w:szCs w:val="36"/>
+        </w:rPr>
+      </w:pPr>
+      <w:r>
+        <w:rPr>
+          <w:rFonts w:ascii="方正楷体_GBK" w:eastAsia="方正楷体_GBK"/>
+          <w:sz w:val="36"/>
+          <w:szCs w:val="36"/>
+        </w:rPr>
+        <w:t xml:space="preserve">    </w:t>
+      </w:r>
+      <w:proofErr w:type="spellStart"/>
+      <w:r>
+        <w:rPr>
+          <w:rFonts w:ascii="方正楷体_GBK" w:eastAsia="方正楷体_GBK"/>
+          <w:sz w:val="36"/>
+          <w:szCs w:val="36"/>
+        </w:rPr>
+        <w:t>sc</w:t>
+      </w:r>
+      <w:proofErr w:type="spellEnd"/>
+      <w:r>
+        <w:rPr>
+          <w:rFonts w:ascii="方正楷体_GBK" w:eastAsia="方正楷体_GBK"/>
+          <w:sz w:val="36"/>
+          <w:szCs w:val="36"/>
+        </w:rPr>
+        <w:t>-&gt;</w:t>
+      </w:r>
+      <w:proofErr w:type="spellStart"/>
+      <w:r>
+        <w:rPr>
+          <w:rFonts w:ascii="方正楷体_GBK" w:eastAsia="方正楷体_GBK"/>
+          <w:sz w:val="36"/>
+          <w:szCs w:val="36"/>
+        </w:rPr>
+        <w:t>heartbeatThread</w:t>
+      </w:r>
+      <w:proofErr w:type="spellEnd"/>
+      <w:r>
+        <w:rPr>
+          <w:rFonts w:ascii="方正楷体_GBK" w:eastAsia="方正楷体_GBK"/>
+          <w:sz w:val="36"/>
+          <w:szCs w:val="36"/>
+        </w:rPr>
+        <w:t xml:space="preserve"> = </w:t>
+      </w:r>
+      <w:proofErr w:type="spellStart"/>
+      <w:r>
+        <w:rPr>
+          <w:rFonts w:ascii="方正楷体_GBK" w:eastAsia="方正楷体_GBK"/>
+          <w:sz w:val="36"/>
+          <w:szCs w:val="36"/>
+        </w:rPr>
+        <w:t>CreateThread</w:t>
+      </w:r>
+      <w:proofErr w:type="spellEnd"/>
+      <w:r>
+        <w:rPr>
+          <w:rFonts w:ascii="方正楷体_GBK" w:eastAsia="方正楷体_GBK"/>
+          <w:sz w:val="36"/>
+          <w:szCs w:val="36"/>
+        </w:rPr>
+        <w:t>(...);           // 启动心跳线程</w:t>
+      </w:r>
+    </w:p>
+    <w:p>
+      <w:pPr>
+        <w:spacing w:line="240" w:lineRule="atLeast"/>
+        <w:ind w:firstLine="561"/>
+        <w:jc w:val="left"/>
+        <w:rPr>
+          <w:rFonts w:ascii="方正楷体_GBK" w:eastAsia="方正楷体_GBK"/>
+          <w:sz w:val="36"/>
+          <w:szCs w:val="36"/>
+        </w:rPr>
+      </w:pPr>
+      <w:r>
+        <w:rPr>
+          <w:rFonts w:ascii="方正楷体_GBK" w:eastAsia="方正楷体_GBK"/>
+          <w:sz w:val="36"/>
+          <w:szCs w:val="36"/>
+        </w:rPr>
+        <w:t xml:space="preserve">    return 1;</w:t>
+      </w:r>
+    </w:p>
+    <w:p>
+      <w:pPr>
+        <w:spacing w:line="240" w:lineRule="atLeast"/>
+        <w:ind w:firstLine="561"/>
+        <w:jc w:val="left"/>
+        <w:rPr>
+          <w:rFonts w:ascii="方正楷体_GBK" w:eastAsia="方正楷体_GBK"/>
+          <w:sz w:val="36"/>
+          <w:szCs w:val="36"/>
+        </w:rPr>
+      </w:pPr>
+      <w:r>
+        <w:rPr>
+          <w:rFonts w:ascii="方正楷体_GBK" w:eastAsia="方正楷体_GBK"/>
+          <w:sz w:val="36"/>
+          <w:szCs w:val="36"/>
+        </w:rPr>
+        <w:t>}</w:t>
+      </w:r>
+    </w:p>
+    <w:p>
+      <w:pPr>
+        <w:spacing w:line="240" w:lineRule="atLeast"/>
+        <w:ind w:firstLine="561"/>
+        <w:jc w:val="left"/>
+        <w:rPr>
+          <w:rFonts w:ascii="方正楷体_GBK" w:eastAsia="方正楷体_GBK"/>
+          <w:sz w:val="36"/>
+          <w:szCs w:val="36"/>
+        </w:rPr>
+      </w:pPr>
+      <w:r>
+        <w:rPr>
+          <w:rFonts w:ascii="方正楷体_GBK" w:eastAsia="方正楷体_GBK" w:hint="eastAsia"/>
+          <w:sz w:val="36"/>
+          <w:szCs w:val="36"/>
+        </w:rPr>
+        <w:t>断开连接（</w:t>
+      </w:r>
+      <w:r>
+        <w:rPr>
+          <w:rFonts w:ascii="方正楷体_GBK" w:eastAsia="方正楷体_GBK"/>
+          <w:sz w:val="36"/>
+          <w:szCs w:val="36"/>
+        </w:rPr>
+        <w:t>server_client.cpp:216-243）采用"先关 socket 再等线程"的顺序。不这样做的话，</w:t>
+      </w:r>
+      <w:proofErr w:type="spellStart"/>
+      <w:r>
+        <w:rPr>
+          <w:rFonts w:ascii="方正楷体_GBK" w:eastAsia="方正楷体_GBK"/>
+          <w:sz w:val="36"/>
+          <w:szCs w:val="36"/>
+        </w:rPr>
+        <w:t>WaitForSingleObject</w:t>
+      </w:r>
+      <w:proofErr w:type="spellEnd"/>
+      <w:r>
+        <w:rPr>
+          <w:rFonts w:ascii="方正楷体_GBK" w:eastAsia="方正楷体_GBK"/>
+          <w:sz w:val="36"/>
+          <w:szCs w:val="36"/>
+        </w:rPr>
+        <w:t>(</w:t>
+      </w:r>
+      <w:proofErr w:type="spellStart"/>
+      <w:r>
+        <w:rPr>
+          <w:rFonts w:ascii="方正楷体_GBK" w:eastAsia="方正楷体_GBK"/>
+          <w:sz w:val="36"/>
+          <w:szCs w:val="36"/>
+        </w:rPr>
+        <w:t>recvThread</w:t>
+      </w:r>
+      <w:proofErr w:type="spellEnd"/>
+      <w:r>
+        <w:rPr>
+          <w:rFonts w:ascii="方正楷体_GBK" w:eastAsia="方正楷体_GBK"/>
+          <w:sz w:val="36"/>
+          <w:szCs w:val="36"/>
+        </w:rPr>
+        <w:t xml:space="preserve">) 会卡在阻塞的 </w:t>
+      </w:r>
+      <w:proofErr w:type="spellStart"/>
+      <w:r>
+        <w:rPr>
+          <w:rFonts w:ascii="方正楷体_GBK" w:eastAsia="方正楷体_GBK"/>
+          <w:sz w:val="36"/>
+          <w:szCs w:val="36"/>
+        </w:rPr>
+        <w:t>recv</w:t>
+      </w:r>
+      <w:proofErr w:type="spellEnd"/>
+      <w:r>
+        <w:rPr>
+          <w:rFonts w:ascii="方正楷体_GBK" w:eastAsia="方正楷体_GBK"/>
+          <w:sz w:val="36"/>
+          <w:szCs w:val="36"/>
+        </w:rPr>
+        <w:t xml:space="preserve"> 上长达 5 秒超时：</w:t>
+      </w:r>
+    </w:p>
+    <w:p>
+      <w:pPr>
+        <w:spacing w:line="240" w:lineRule="atLeast"/>
+        <w:ind w:firstLine="561"/>
+        <w:jc w:val="left"/>
+        <w:rPr>
+          <w:rFonts w:ascii="方正楷体_GBK" w:eastAsia="方正楷体_GBK"/>
+          <w:sz w:val="36"/>
+          <w:szCs w:val="36"/>
+        </w:rPr>
+      </w:pPr>
+    </w:p>
+    <w:p>
+      <w:pPr>
+        <w:spacing w:line="240" w:lineRule="atLeast"/>
+        <w:ind w:firstLine="561"/>
+        <w:jc w:val="left"/>
+        <w:rPr>
+          <w:rFonts w:ascii="方正楷体_GBK" w:eastAsia="方正楷体_GBK"/>
+          <w:sz w:val="36"/>
+          <w:szCs w:val="36"/>
+        </w:rPr>
+      </w:pPr>
+    </w:p>
+    <w:p>
+      <w:pPr>
+        <w:spacing w:line="240" w:lineRule="atLeast"/>
+        <w:ind w:firstLine="561"/>
+        <w:jc w:val="left"/>
+        <w:rPr>
+          <w:rFonts w:ascii="方正楷体_GBK" w:eastAsia="方正楷体_GBK"/>
+          <w:sz w:val="36"/>
+          <w:szCs w:val="36"/>
+        </w:rPr>
+      </w:pPr>
+      <w:r>
+        <w:rPr>
+          <w:rFonts w:ascii="方正楷体_GBK" w:eastAsia="方正楷体_GBK"/>
+          <w:sz w:val="36"/>
+          <w:szCs w:val="36"/>
+        </w:rPr>
+        <w:t xml:space="preserve">void </w:t>
+      </w:r>
+      <w:proofErr w:type="spellStart"/>
+      <w:r>
+        <w:rPr>
+          <w:rFonts w:ascii="方正楷体_GBK" w:eastAsia="方正楷体_GBK"/>
+          <w:sz w:val="36"/>
+          <w:szCs w:val="36"/>
+        </w:rPr>
+        <w:t>ServerClient_disconnect</w:t>
+      </w:r>
+      <w:proofErr w:type="spellEnd"/>
+      <w:r>
+        <w:rPr>
+          <w:rFonts w:ascii="方正楷体_GBK" w:eastAsia="方正楷体_GBK"/>
+          <w:sz w:val="36"/>
+          <w:szCs w:val="36"/>
+        </w:rPr>
+        <w:t>(</w:t>
+      </w:r>
+      <w:proofErr w:type="spellStart"/>
+      <w:r>
+        <w:rPr>
+          <w:rFonts w:ascii="方正楷体_GBK" w:eastAsia="方正楷体_GBK"/>
+          <w:sz w:val="36"/>
+          <w:szCs w:val="36"/>
+        </w:rPr>
+        <w:t>ServerClient</w:t>
+      </w:r>
+      <w:proofErr w:type="spellEnd"/>
+      <w:r>
+        <w:rPr>
+          <w:rFonts w:ascii="方正楷体_GBK" w:eastAsia="方正楷体_GBK"/>
+          <w:sz w:val="36"/>
+          <w:szCs w:val="36"/>
+        </w:rPr>
+        <w:t xml:space="preserve">* </w:t>
+      </w:r>
+      <w:proofErr w:type="spellStart"/>
+      <w:r>
+        <w:rPr>
+          <w:rFonts w:ascii="方正楷体_GBK" w:eastAsia="方正楷体_GBK"/>
+          <w:sz w:val="36"/>
+          <w:szCs w:val="36"/>
+        </w:rPr>
+        <w:t>sc</w:t>
+      </w:r>
+      <w:proofErr w:type="spellEnd"/>
+      <w:r>
+        <w:rPr>
+          <w:rFonts w:ascii="方正楷体_GBK" w:eastAsia="方正楷体_GBK"/>
+          <w:sz w:val="36"/>
+          <w:szCs w:val="36"/>
+        </w:rPr>
+        <w:t>)</w:t>
+      </w:r>
+    </w:p>
+    <w:p>
+      <w:pPr>
+        <w:spacing w:line="240" w:lineRule="atLeast"/>
+        <w:ind w:firstLine="561"/>
+        <w:jc w:val="left"/>
+        <w:rPr>
+          <w:rFonts w:ascii="方正楷体_GBK" w:eastAsia="方正楷体_GBK"/>
+          <w:sz w:val="36"/>
+          <w:szCs w:val="36"/>
+        </w:rPr>
+      </w:pPr>
+      <w:r>
+        <w:rPr>
+          <w:rFonts w:ascii="方正楷体_GBK" w:eastAsia="方正楷体_GBK"/>
+          <w:sz w:val="36"/>
+          <w:szCs w:val="36"/>
+        </w:rPr>
+        <w:t>{</w:t>
+      </w:r>
+    </w:p>
+    <w:p>
+      <w:pPr>
+        <w:spacing w:line="240" w:lineRule="atLeast"/>
+        <w:ind w:firstLine="561"/>
+        <w:jc w:val="left"/>
+        <w:rPr>
+          <w:rFonts w:ascii="方正楷体_GBK" w:eastAsia="方正楷体_GBK"/>
+          <w:sz w:val="36"/>
+          <w:szCs w:val="36"/>
+        </w:rPr>
+      </w:pPr>
+      <w:r>
+        <w:rPr>
+          <w:rFonts w:ascii="方正楷体_GBK" w:eastAsia="方正楷体_GBK"/>
+          <w:sz w:val="36"/>
+          <w:szCs w:val="36"/>
+        </w:rPr>
+        <w:t xml:space="preserve">    </w:t>
+      </w:r>
+      <w:proofErr w:type="spellStart"/>
+      <w:r>
+        <w:rPr>
+          <w:rFonts w:ascii="方正楷体_GBK" w:eastAsia="方正楷体_GBK"/>
+          <w:sz w:val="36"/>
+          <w:szCs w:val="36"/>
+        </w:rPr>
+        <w:t>sc</w:t>
+      </w:r>
+      <w:proofErr w:type="spellEnd"/>
+      <w:r>
+        <w:rPr>
+          <w:rFonts w:ascii="方正楷体_GBK" w:eastAsia="方正楷体_GBK"/>
+          <w:sz w:val="36"/>
+          <w:szCs w:val="36"/>
+        </w:rPr>
+        <w:t>-&gt;running = 0;</w:t>
+      </w:r>
+    </w:p>
+    <w:p>
+      <w:pPr>
+        <w:spacing w:line="240" w:lineRule="atLeast"/>
+        <w:ind w:firstLine="561"/>
+        <w:jc w:val="left"/>
+        <w:rPr>
+          <w:rFonts w:ascii="方正楷体_GBK" w:eastAsia="方正楷体_GBK"/>
+          <w:sz w:val="36"/>
+          <w:szCs w:val="36"/>
+        </w:rPr>
+      </w:pPr>
+      <w:r>
+        <w:rPr>
+          <w:rFonts w:ascii="方正楷体_GBK" w:eastAsia="方正楷体_GBK"/>
+          <w:sz w:val="36"/>
+          <w:szCs w:val="36"/>
+        </w:rPr>
+        <w:t xml:space="preserve">    </w:t>
+      </w:r>
+      <w:proofErr w:type="spellStart"/>
+      <w:r>
+        <w:rPr>
+          <w:rFonts w:ascii="方正楷体_GBK" w:eastAsia="方正楷体_GBK"/>
+          <w:sz w:val="36"/>
+          <w:szCs w:val="36"/>
+        </w:rPr>
+        <w:t>sc</w:t>
+      </w:r>
+      <w:proofErr w:type="spellEnd"/>
+      <w:r>
+        <w:rPr>
+          <w:rFonts w:ascii="方正楷体_GBK" w:eastAsia="方正楷体_GBK"/>
+          <w:sz w:val="36"/>
+          <w:szCs w:val="36"/>
+        </w:rPr>
+        <w:t>-&gt;connected = 0;</w:t>
+      </w:r>
+    </w:p>
+    <w:p>
+      <w:pPr>
+        <w:spacing w:line="240" w:lineRule="atLeast"/>
+        <w:ind w:firstLine="561"/>
+        <w:jc w:val="left"/>
+        <w:rPr>
+          <w:rFonts w:ascii="方正楷体_GBK" w:eastAsia="方正楷体_GBK"/>
+          <w:sz w:val="36"/>
+          <w:szCs w:val="36"/>
+        </w:rPr>
+      </w:pPr>
+    </w:p>
+    <w:p>
+      <w:pPr>
+        <w:spacing w:line="240" w:lineRule="atLeast"/>
+        <w:ind w:firstLine="561"/>
+        <w:jc w:val="left"/>
+        <w:rPr>
+          <w:rFonts w:ascii="方正楷体_GBK" w:eastAsia="方正楷体_GBK"/>
+          <w:sz w:val="36"/>
+          <w:szCs w:val="36"/>
+        </w:rPr>
+      </w:pPr>
+      <w:r>
+        <w:rPr>
+          <w:rFonts w:ascii="方正楷体_GBK" w:eastAsia="方正楷体_GBK"/>
+          <w:sz w:val="36"/>
+          <w:szCs w:val="36"/>
+        </w:rPr>
+        <w:t xml:space="preserve">    /* 第一步：立刻关掉 socket，让 </w:t>
+      </w:r>
+      <w:proofErr w:type="spellStart"/>
+      <w:r>
+        <w:rPr>
+          <w:rFonts w:ascii="方正楷体_GBK" w:eastAsia="方正楷体_GBK"/>
+          <w:sz w:val="36"/>
+          <w:szCs w:val="36"/>
+        </w:rPr>
+        <w:t>recv</w:t>
+      </w:r>
+      <w:proofErr w:type="spellEnd"/>
+      <w:r>
+        <w:rPr>
+          <w:rFonts w:ascii="方正楷体_GBK" w:eastAsia="方正楷体_GBK"/>
+          <w:sz w:val="36"/>
+          <w:szCs w:val="36"/>
+        </w:rPr>
+        <w:t xml:space="preserve"> 立即返回 */</w:t>
+      </w:r>
+    </w:p>
+    <w:p>
+      <w:pPr>
+        <w:spacing w:line="240" w:lineRule="atLeast"/>
+        <w:ind w:firstLine="561"/>
+        <w:jc w:val="left"/>
+        <w:rPr>
+          <w:rFonts w:ascii="方正楷体_GBK" w:eastAsia="方正楷体_GBK"/>
+          <w:sz w:val="36"/>
+          <w:szCs w:val="36"/>
+        </w:rPr>
+      </w:pPr>
+      <w:r>
+        <w:rPr>
+          <w:rFonts w:ascii="方正楷体_GBK" w:eastAsia="方正楷体_GBK"/>
+          <w:sz w:val="36"/>
+          <w:szCs w:val="36"/>
+        </w:rPr>
+        <w:t xml:space="preserve">    </w:t>
+      </w:r>
+      <w:proofErr w:type="spellStart"/>
+      <w:r>
+        <w:rPr>
+          <w:rFonts w:ascii="方正楷体_GBK" w:eastAsia="方正楷体_GBK"/>
+          <w:sz w:val="36"/>
+          <w:szCs w:val="36"/>
+        </w:rPr>
+        <w:t>EnterCriticalSection</w:t>
+      </w:r>
+      <w:proofErr w:type="spellEnd"/>
+      <w:r>
+        <w:rPr>
+          <w:rFonts w:ascii="方正楷体_GBK" w:eastAsia="方正楷体_GBK"/>
+          <w:sz w:val="36"/>
+          <w:szCs w:val="36"/>
+        </w:rPr>
+        <w:t>(&amp;</w:t>
+      </w:r>
+      <w:proofErr w:type="spellStart"/>
+      <w:r>
+        <w:rPr>
+          <w:rFonts w:ascii="方正楷体_GBK" w:eastAsia="方正楷体_GBK"/>
+          <w:sz w:val="36"/>
+          <w:szCs w:val="36"/>
+        </w:rPr>
+        <w:t>sc</w:t>
+      </w:r>
+      <w:proofErr w:type="spellEnd"/>
+      <w:r>
+        <w:rPr>
+          <w:rFonts w:ascii="方正楷体_GBK" w:eastAsia="方正楷体_GBK"/>
+          <w:sz w:val="36"/>
+          <w:szCs w:val="36"/>
+        </w:rPr>
+        <w:t>-&gt;</w:t>
+      </w:r>
+      <w:proofErr w:type="spellStart"/>
+      <w:r>
+        <w:rPr>
+          <w:rFonts w:ascii="方正楷体_GBK" w:eastAsia="方正楷体_GBK"/>
+          <w:sz w:val="36"/>
+          <w:szCs w:val="36"/>
+        </w:rPr>
+        <w:t>sockMutex</w:t>
+      </w:r>
+      <w:proofErr w:type="spellEnd"/>
+      <w:r>
+        <w:rPr>
+          <w:rFonts w:ascii="方正楷体_GBK" w:eastAsia="方正楷体_GBK"/>
+          <w:sz w:val="36"/>
+          <w:szCs w:val="36"/>
+        </w:rPr>
+        <w:t>);</w:t>
+      </w:r>
+    </w:p>
+    <w:p>
+      <w:pPr>
+        <w:spacing w:line="240" w:lineRule="atLeast"/>
+        <w:ind w:firstLine="561"/>
+        <w:jc w:val="left"/>
+        <w:rPr>
+          <w:rFonts w:ascii="方正楷体_GBK" w:eastAsia="方正楷体_GBK"/>
+          <w:sz w:val="36"/>
+          <w:szCs w:val="36"/>
+        </w:rPr>
+      </w:pPr>
+      <w:r>
+        <w:rPr>
+          <w:rFonts w:ascii="方正楷体_GBK" w:eastAsia="方正楷体_GBK"/>
+          <w:sz w:val="36"/>
+          <w:szCs w:val="36"/>
+        </w:rPr>
+        <w:t xml:space="preserve">    if (</w:t>
+      </w:r>
+      <w:proofErr w:type="spellStart"/>
+      <w:r>
+        <w:rPr>
+          <w:rFonts w:ascii="方正楷体_GBK" w:eastAsia="方正楷体_GBK"/>
+          <w:sz w:val="36"/>
+          <w:szCs w:val="36"/>
+        </w:rPr>
+        <w:t>sc</w:t>
+      </w:r>
+      <w:proofErr w:type="spellEnd"/>
+      <w:r>
+        <w:rPr>
+          <w:rFonts w:ascii="方正楷体_GBK" w:eastAsia="方正楷体_GBK"/>
+          <w:sz w:val="36"/>
+          <w:szCs w:val="36"/>
+        </w:rPr>
+        <w:t>-&gt;sock != INVALID_SOCKET) {</w:t>
+      </w:r>
+    </w:p>
+    <w:p>
+      <w:pPr>
+        <w:spacing w:line="240" w:lineRule="atLeast"/>
+        <w:ind w:firstLine="561"/>
+        <w:jc w:val="left"/>
+        <w:rPr>
+          <w:rFonts w:ascii="方正楷体_GBK" w:eastAsia="方正楷体_GBK"/>
+          <w:sz w:val="36"/>
+          <w:szCs w:val="36"/>
+        </w:rPr>
+      </w:pPr>
+      <w:r>
+        <w:rPr>
+          <w:rFonts w:ascii="方正楷体_GBK" w:eastAsia="方正楷体_GBK"/>
+          <w:sz w:val="36"/>
+          <w:szCs w:val="36"/>
+        </w:rPr>
+        <w:t xml:space="preserve">        shutdown(</w:t>
+      </w:r>
+      <w:proofErr w:type="spellStart"/>
+      <w:r>
+        <w:rPr>
+          <w:rFonts w:ascii="方正楷体_GBK" w:eastAsia="方正楷体_GBK"/>
+          <w:sz w:val="36"/>
+          <w:szCs w:val="36"/>
+        </w:rPr>
+        <w:t>sc</w:t>
+      </w:r>
+      <w:proofErr w:type="spellEnd"/>
+      <w:r>
+        <w:rPr>
+          <w:rFonts w:ascii="方正楷体_GBK" w:eastAsia="方正楷体_GBK"/>
+          <w:sz w:val="36"/>
+          <w:szCs w:val="36"/>
+        </w:rPr>
+        <w:t>-&gt;sock, SD_BOTH);</w:t>
+      </w:r>
+    </w:p>
+    <w:p>
+      <w:pPr>
+        <w:spacing w:line="240" w:lineRule="atLeast"/>
+        <w:ind w:firstLine="561"/>
+        <w:jc w:val="left"/>
+        <w:rPr>
+          <w:rFonts w:ascii="方正楷体_GBK" w:eastAsia="方正楷体_GBK"/>
+          <w:sz w:val="36"/>
+          <w:szCs w:val="36"/>
+        </w:rPr>
+      </w:pPr>
+      <w:r>
+        <w:rPr>
+          <w:rFonts w:ascii="方正楷体_GBK" w:eastAsia="方正楷体_GBK"/>
+          <w:sz w:val="36"/>
+          <w:szCs w:val="36"/>
+        </w:rPr>
+        <w:t xml:space="preserve">        </w:t>
+      </w:r>
+      <w:proofErr w:type="spellStart"/>
+      <w:r>
+        <w:rPr>
+          <w:rFonts w:ascii="方正楷体_GBK" w:eastAsia="方正楷体_GBK"/>
+          <w:sz w:val="36"/>
+          <w:szCs w:val="36"/>
+        </w:rPr>
+        <w:t>closesocket</w:t>
+      </w:r>
+      <w:proofErr w:type="spellEnd"/>
+      <w:r>
+        <w:rPr>
+          <w:rFonts w:ascii="方正楷体_GBK" w:eastAsia="方正楷体_GBK"/>
+          <w:sz w:val="36"/>
+          <w:szCs w:val="36"/>
+        </w:rPr>
+        <w:t>(</w:t>
+      </w:r>
+      <w:proofErr w:type="spellStart"/>
+      <w:r>
+        <w:rPr>
+          <w:rFonts w:ascii="方正楷体_GBK" w:eastAsia="方正楷体_GBK"/>
+          <w:sz w:val="36"/>
+          <w:szCs w:val="36"/>
+        </w:rPr>
+        <w:t>sc</w:t>
+      </w:r>
+      <w:proofErr w:type="spellEnd"/>
+      <w:r>
+        <w:rPr>
+          <w:rFonts w:ascii="方正楷体_GBK" w:eastAsia="方正楷体_GBK"/>
+          <w:sz w:val="36"/>
+          <w:szCs w:val="36"/>
+        </w:rPr>
+        <w:t>-&gt;sock);</w:t>
+      </w:r>
+    </w:p>
+    <w:p>
+      <w:pPr>
+        <w:spacing w:line="240" w:lineRule="atLeast"/>
+        <w:ind w:firstLine="561"/>
+        <w:jc w:val="left"/>
+        <w:rPr>
+          <w:rFonts w:ascii="方正楷体_GBK" w:eastAsia="方正楷体_GBK"/>
+          <w:sz w:val="36"/>
+          <w:szCs w:val="36"/>
+        </w:rPr>
+      </w:pPr>
+      <w:r>
+        <w:rPr>
+          <w:rFonts w:ascii="方正楷体_GBK" w:eastAsia="方正楷体_GBK"/>
+          <w:sz w:val="36"/>
+          <w:szCs w:val="36"/>
+        </w:rPr>
+        <w:t xml:space="preserve">        </w:t>
+      </w:r>
+      <w:proofErr w:type="spellStart"/>
+      <w:r>
+        <w:rPr>
+          <w:rFonts w:ascii="方正楷体_GBK" w:eastAsia="方正楷体_GBK"/>
+          <w:sz w:val="36"/>
+          <w:szCs w:val="36"/>
+        </w:rPr>
+        <w:t>sc</w:t>
+      </w:r>
+      <w:proofErr w:type="spellEnd"/>
+      <w:r>
+        <w:rPr>
+          <w:rFonts w:ascii="方正楷体_GBK" w:eastAsia="方正楷体_GBK"/>
+          <w:sz w:val="36"/>
+          <w:szCs w:val="36"/>
+        </w:rPr>
+        <w:t>-&gt;sock = INVALID_SOCKET;</w:t>
+      </w:r>
+    </w:p>
+    <w:p>
+      <w:pPr>
+        <w:spacing w:line="240" w:lineRule="atLeast"/>
+        <w:ind w:firstLine="561"/>
+        <w:jc w:val="left"/>
+        <w:rPr>
+          <w:rFonts w:ascii="方正楷体_GBK" w:eastAsia="方正楷体_GBK"/>
+          <w:sz w:val="36"/>
+          <w:szCs w:val="36"/>
+        </w:rPr>
+      </w:pPr>
+      <w:r>
+        <w:rPr>
+          <w:rFonts w:ascii="方正楷体_GBK" w:eastAsia="方正楷体_GBK"/>
+          <w:sz w:val="36"/>
+          <w:szCs w:val="36"/>
+        </w:rPr>
+        <w:t xml:space="preserve">    }</w:t>
+      </w:r>
+    </w:p>
+    <w:p>
+      <w:pPr>
+        <w:spacing w:line="240" w:lineRule="atLeast"/>
+        <w:ind w:firstLine="561"/>
+        <w:jc w:val="left"/>
+        <w:rPr>
+          <w:rFonts w:ascii="方正楷体_GBK" w:eastAsia="方正楷体_GBK"/>
+          <w:sz w:val="36"/>
+          <w:szCs w:val="36"/>
+        </w:rPr>
+      </w:pPr>
+      <w:r>
+        <w:rPr>
+          <w:rFonts w:ascii="方正楷体_GBK" w:eastAsia="方正楷体_GBK"/>
+          <w:sz w:val="36"/>
+          <w:szCs w:val="36"/>
+        </w:rPr>
+        <w:t xml:space="preserve">    </w:t>
+      </w:r>
+      <w:proofErr w:type="spellStart"/>
+      <w:r>
+        <w:rPr>
+          <w:rFonts w:ascii="方正楷体_GBK" w:eastAsia="方正楷体_GBK"/>
+          <w:sz w:val="36"/>
+          <w:szCs w:val="36"/>
+        </w:rPr>
+        <w:t>LeaveCriticalSection</w:t>
+      </w:r>
+      <w:proofErr w:type="spellEnd"/>
+      <w:r>
+        <w:rPr>
+          <w:rFonts w:ascii="方正楷体_GBK" w:eastAsia="方正楷体_GBK"/>
+          <w:sz w:val="36"/>
+          <w:szCs w:val="36"/>
+        </w:rPr>
+        <w:t>(&amp;</w:t>
+      </w:r>
+      <w:proofErr w:type="spellStart"/>
+      <w:r>
+        <w:rPr>
+          <w:rFonts w:ascii="方正楷体_GBK" w:eastAsia="方正楷体_GBK"/>
+          <w:sz w:val="36"/>
+          <w:szCs w:val="36"/>
+        </w:rPr>
+        <w:t>sc</w:t>
+      </w:r>
+      <w:proofErr w:type="spellEnd"/>
+      <w:r>
+        <w:rPr>
+          <w:rFonts w:ascii="方正楷体_GBK" w:eastAsia="方正楷体_GBK"/>
+          <w:sz w:val="36"/>
+          <w:szCs w:val="36"/>
+        </w:rPr>
+        <w:t>-&gt;</w:t>
+      </w:r>
+      <w:proofErr w:type="spellStart"/>
+      <w:r>
+        <w:rPr>
+          <w:rFonts w:ascii="方正楷体_GBK" w:eastAsia="方正楷体_GBK"/>
+          <w:sz w:val="36"/>
+          <w:szCs w:val="36"/>
+        </w:rPr>
+        <w:t>sockMutex</w:t>
+      </w:r>
+      <w:proofErr w:type="spellEnd"/>
+      <w:r>
+        <w:rPr>
+          <w:rFonts w:ascii="方正楷体_GBK" w:eastAsia="方正楷体_GBK"/>
+          <w:sz w:val="36"/>
+          <w:szCs w:val="36"/>
+        </w:rPr>
+        <w:t>);</w:t>
+      </w:r>
+    </w:p>
+    <w:p>
+      <w:pPr>
+        <w:spacing w:line="240" w:lineRule="atLeast"/>
+        <w:ind w:firstLine="561"/>
+        <w:jc w:val="left"/>
+        <w:rPr>
+          <w:rFonts w:ascii="方正楷体_GBK" w:eastAsia="方正楷体_GBK"/>
+          <w:sz w:val="36"/>
+          <w:szCs w:val="36"/>
+        </w:rPr>
+      </w:pPr>
+    </w:p>
+    <w:p>
+      <w:pPr>
+        <w:spacing w:line="240" w:lineRule="atLeast"/>
+        <w:ind w:firstLine="561"/>
+        <w:jc w:val="left"/>
+        <w:rPr>
+          <w:rFonts w:ascii="方正楷体_GBK" w:eastAsia="方正楷体_GBK"/>
+          <w:sz w:val="36"/>
+          <w:szCs w:val="36"/>
+        </w:rPr>
+      </w:pPr>
+      <w:r>
+        <w:rPr>
+          <w:rFonts w:ascii="方正楷体_GBK" w:eastAsia="方正楷体_GBK"/>
+          <w:sz w:val="36"/>
+          <w:szCs w:val="36"/>
+        </w:rPr>
+        <w:lastRenderedPageBreak/>
+        <w:t xml:space="preserve">    /* 第二步：等线程退出（因为 </w:t>
+      </w:r>
+      <w:proofErr w:type="spellStart"/>
+      <w:r>
+        <w:rPr>
+          <w:rFonts w:ascii="方正楷体_GBK" w:eastAsia="方正楷体_GBK"/>
+          <w:sz w:val="36"/>
+          <w:szCs w:val="36"/>
+        </w:rPr>
+        <w:t>recv</w:t>
+      </w:r>
+      <w:proofErr w:type="spellEnd"/>
+      <w:r>
+        <w:rPr>
+          <w:rFonts w:ascii="方正楷体_GBK" w:eastAsia="方正楷体_GBK"/>
+          <w:sz w:val="36"/>
+          <w:szCs w:val="36"/>
+        </w:rPr>
+        <w:t xml:space="preserve"> 已经不阻塞了，会很快结束） */</w:t>
+      </w:r>
+    </w:p>
+    <w:p>
+      <w:pPr>
+        <w:spacing w:line="240" w:lineRule="atLeast"/>
+        <w:ind w:firstLine="561"/>
+        <w:jc w:val="left"/>
+        <w:rPr>
+          <w:rFonts w:ascii="方正楷体_GBK" w:eastAsia="方正楷体_GBK"/>
+          <w:sz w:val="36"/>
+          <w:szCs w:val="36"/>
+        </w:rPr>
+      </w:pPr>
+      <w:r>
+        <w:rPr>
+          <w:rFonts w:ascii="方正楷体_GBK" w:eastAsia="方正楷体_GBK"/>
+          <w:sz w:val="36"/>
+          <w:szCs w:val="36"/>
+        </w:rPr>
+        <w:t xml:space="preserve">    </w:t>
+      </w:r>
+      <w:proofErr w:type="spellStart"/>
+      <w:r>
+        <w:rPr>
+          <w:rFonts w:ascii="方正楷体_GBK" w:eastAsia="方正楷体_GBK"/>
+          <w:sz w:val="36"/>
+          <w:szCs w:val="36"/>
+        </w:rPr>
+        <w:t>WaitForSingleObject</w:t>
+      </w:r>
+      <w:proofErr w:type="spellEnd"/>
+      <w:r>
+        <w:rPr>
+          <w:rFonts w:ascii="方正楷体_GBK" w:eastAsia="方正楷体_GBK"/>
+          <w:sz w:val="36"/>
+          <w:szCs w:val="36"/>
+        </w:rPr>
+        <w:t>(</w:t>
+      </w:r>
+      <w:proofErr w:type="spellStart"/>
+      <w:r>
+        <w:rPr>
+          <w:rFonts w:ascii="方正楷体_GBK" w:eastAsia="方正楷体_GBK"/>
+          <w:sz w:val="36"/>
+          <w:szCs w:val="36"/>
+        </w:rPr>
+        <w:t>sc</w:t>
+      </w:r>
+      <w:proofErr w:type="spellEnd"/>
+      <w:r>
+        <w:rPr>
+          <w:rFonts w:ascii="方正楷体_GBK" w:eastAsia="方正楷体_GBK"/>
+          <w:sz w:val="36"/>
+          <w:szCs w:val="36"/>
+        </w:rPr>
+        <w:t>-&gt;</w:t>
+      </w:r>
+      <w:proofErr w:type="spellStart"/>
+      <w:r>
+        <w:rPr>
+          <w:rFonts w:ascii="方正楷体_GBK" w:eastAsia="方正楷体_GBK"/>
+          <w:sz w:val="36"/>
+          <w:szCs w:val="36"/>
+        </w:rPr>
+        <w:t>heartbeatThread</w:t>
+      </w:r>
+      <w:proofErr w:type="spellEnd"/>
+      <w:r>
+        <w:rPr>
+          <w:rFonts w:ascii="方正楷体_GBK" w:eastAsia="方正楷体_GBK"/>
+          <w:sz w:val="36"/>
+          <w:szCs w:val="36"/>
+        </w:rPr>
+        <w:t>, 3000);</w:t>
+      </w:r>
+    </w:p>
+    <w:p>
+      <w:pPr>
+        <w:spacing w:line="240" w:lineRule="atLeast"/>
+        <w:ind w:firstLine="561"/>
+        <w:jc w:val="left"/>
+        <w:rPr>
+          <w:rFonts w:ascii="方正楷体_GBK" w:eastAsia="方正楷体_GBK"/>
+          <w:sz w:val="36"/>
+          <w:szCs w:val="36"/>
+        </w:rPr>
+      </w:pPr>
+      <w:r>
+        <w:rPr>
+          <w:rFonts w:ascii="方正楷体_GBK" w:eastAsia="方正楷体_GBK"/>
+          <w:sz w:val="36"/>
+          <w:szCs w:val="36"/>
+        </w:rPr>
+        <w:t xml:space="preserve">    </w:t>
+      </w:r>
+      <w:proofErr w:type="spellStart"/>
+      <w:r>
+        <w:rPr>
+          <w:rFonts w:ascii="方正楷体_GBK" w:eastAsia="方正楷体_GBK"/>
+          <w:sz w:val="36"/>
+          <w:szCs w:val="36"/>
+        </w:rPr>
+        <w:t>CloseHandle</w:t>
+      </w:r>
+      <w:proofErr w:type="spellEnd"/>
+      <w:r>
+        <w:rPr>
+          <w:rFonts w:ascii="方正楷体_GBK" w:eastAsia="方正楷体_GBK"/>
+          <w:sz w:val="36"/>
+          <w:szCs w:val="36"/>
+        </w:rPr>
+        <w:t>(</w:t>
+      </w:r>
+      <w:proofErr w:type="spellStart"/>
+      <w:r>
+        <w:rPr>
+          <w:rFonts w:ascii="方正楷体_GBK" w:eastAsia="方正楷体_GBK"/>
+          <w:sz w:val="36"/>
+          <w:szCs w:val="36"/>
+        </w:rPr>
+        <w:t>sc</w:t>
+      </w:r>
+      <w:proofErr w:type="spellEnd"/>
+      <w:r>
+        <w:rPr>
+          <w:rFonts w:ascii="方正楷体_GBK" w:eastAsia="方正楷体_GBK"/>
+          <w:sz w:val="36"/>
+          <w:szCs w:val="36"/>
+        </w:rPr>
+        <w:t>-&gt;</w:t>
+      </w:r>
+      <w:proofErr w:type="spellStart"/>
+      <w:r>
+        <w:rPr>
+          <w:rFonts w:ascii="方正楷体_GBK" w:eastAsia="方正楷体_GBK"/>
+          <w:sz w:val="36"/>
+          <w:szCs w:val="36"/>
+        </w:rPr>
+        <w:t>heartbeatThread</w:t>
+      </w:r>
+      <w:proofErr w:type="spellEnd"/>
+      <w:r>
+        <w:rPr>
+          <w:rFonts w:ascii="方正楷体_GBK" w:eastAsia="方正楷体_GBK"/>
+          <w:sz w:val="36"/>
+          <w:szCs w:val="36"/>
+        </w:rPr>
+        <w:t>);</w:t>
+      </w:r>
+    </w:p>
+    <w:p>
+      <w:pPr>
+        <w:spacing w:line="240" w:lineRule="atLeast"/>
+        <w:ind w:firstLine="561"/>
+        <w:jc w:val="left"/>
+        <w:rPr>
+          <w:rFonts w:ascii="方正楷体_GBK" w:eastAsia="方正楷体_GBK"/>
+          <w:sz w:val="36"/>
+          <w:szCs w:val="36"/>
+        </w:rPr>
+      </w:pPr>
+      <w:r>
+        <w:rPr>
+          <w:rFonts w:ascii="方正楷体_GBK" w:eastAsia="方正楷体_GBK"/>
+          <w:sz w:val="36"/>
+          <w:szCs w:val="36"/>
+        </w:rPr>
+        <w:t xml:space="preserve">    </w:t>
+      </w:r>
+      <w:proofErr w:type="spellStart"/>
+      <w:r>
+        <w:rPr>
+          <w:rFonts w:ascii="方正楷体_GBK" w:eastAsia="方正楷体_GBK"/>
+          <w:sz w:val="36"/>
+          <w:szCs w:val="36"/>
+        </w:rPr>
+        <w:t>WaitForSingleObject</w:t>
+      </w:r>
+      <w:proofErr w:type="spellEnd"/>
+      <w:r>
+        <w:rPr>
+          <w:rFonts w:ascii="方正楷体_GBK" w:eastAsia="方正楷体_GBK"/>
+          <w:sz w:val="36"/>
+          <w:szCs w:val="36"/>
+        </w:rPr>
+        <w:t>(</w:t>
+      </w:r>
+      <w:proofErr w:type="spellStart"/>
+      <w:r>
+        <w:rPr>
+          <w:rFonts w:ascii="方正楷体_GBK" w:eastAsia="方正楷体_GBK"/>
+          <w:sz w:val="36"/>
+          <w:szCs w:val="36"/>
+        </w:rPr>
+        <w:t>sc</w:t>
+      </w:r>
+      <w:proofErr w:type="spellEnd"/>
+      <w:r>
+        <w:rPr>
+          <w:rFonts w:ascii="方正楷体_GBK" w:eastAsia="方正楷体_GBK"/>
+          <w:sz w:val="36"/>
+          <w:szCs w:val="36"/>
+        </w:rPr>
+        <w:t>-&gt;</w:t>
+      </w:r>
+      <w:proofErr w:type="spellStart"/>
+      <w:r>
+        <w:rPr>
+          <w:rFonts w:ascii="方正楷体_GBK" w:eastAsia="方正楷体_GBK"/>
+          <w:sz w:val="36"/>
+          <w:szCs w:val="36"/>
+        </w:rPr>
+        <w:t>recvThread</w:t>
+      </w:r>
+      <w:proofErr w:type="spellEnd"/>
+      <w:r>
+        <w:rPr>
+          <w:rFonts w:ascii="方正楷体_GBK" w:eastAsia="方正楷体_GBK"/>
+          <w:sz w:val="36"/>
+          <w:szCs w:val="36"/>
+        </w:rPr>
+        <w:t>, 3000);</w:t>
+      </w:r>
+    </w:p>
+    <w:p>
+      <w:pPr>
+        <w:spacing w:line="240" w:lineRule="atLeast"/>
+        <w:ind w:firstLine="561"/>
+        <w:jc w:val="left"/>
+        <w:rPr>
+          <w:rFonts w:ascii="方正楷体_GBK" w:eastAsia="方正楷体_GBK"/>
+          <w:sz w:val="36"/>
+          <w:szCs w:val="36"/>
+        </w:rPr>
+      </w:pPr>
+      <w:r>
+        <w:rPr>
+          <w:rFonts w:ascii="方正楷体_GBK" w:eastAsia="方正楷体_GBK"/>
+          <w:sz w:val="36"/>
+          <w:szCs w:val="36"/>
+        </w:rPr>
+        <w:t xml:space="preserve">    </w:t>
+      </w:r>
+      <w:proofErr w:type="spellStart"/>
+      <w:r>
+        <w:rPr>
+          <w:rFonts w:ascii="方正楷体_GBK" w:eastAsia="方正楷体_GBK"/>
+          <w:sz w:val="36"/>
+          <w:szCs w:val="36"/>
+        </w:rPr>
+        <w:t>CloseHandle</w:t>
+      </w:r>
+      <w:proofErr w:type="spellEnd"/>
+      <w:r>
+        <w:rPr>
+          <w:rFonts w:ascii="方正楷体_GBK" w:eastAsia="方正楷体_GBK"/>
+          <w:sz w:val="36"/>
+          <w:szCs w:val="36"/>
+        </w:rPr>
+        <w:t>(</w:t>
+      </w:r>
+      <w:proofErr w:type="spellStart"/>
+      <w:r>
+        <w:rPr>
+          <w:rFonts w:ascii="方正楷体_GBK" w:eastAsia="方正楷体_GBK"/>
+          <w:sz w:val="36"/>
+          <w:szCs w:val="36"/>
+        </w:rPr>
+        <w:t>sc</w:t>
+      </w:r>
+      <w:proofErr w:type="spellEnd"/>
+      <w:r>
+        <w:rPr>
+          <w:rFonts w:ascii="方正楷体_GBK" w:eastAsia="方正楷体_GBK"/>
+          <w:sz w:val="36"/>
+          <w:szCs w:val="36"/>
+        </w:rPr>
+        <w:t>-&gt;</w:t>
+      </w:r>
+      <w:proofErr w:type="spellStart"/>
+      <w:r>
+        <w:rPr>
+          <w:rFonts w:ascii="方正楷体_GBK" w:eastAsia="方正楷体_GBK"/>
+          <w:sz w:val="36"/>
+          <w:szCs w:val="36"/>
+        </w:rPr>
+        <w:t>recvThread</w:t>
+      </w:r>
+      <w:proofErr w:type="spellEnd"/>
+      <w:r>
+        <w:rPr>
+          <w:rFonts w:ascii="方正楷体_GBK" w:eastAsia="方正楷体_GBK"/>
+          <w:sz w:val="36"/>
+          <w:szCs w:val="36"/>
+        </w:rPr>
+        <w:t>);</w:t>
+      </w:r>
+    </w:p>
+    <w:p>
+      <w:pPr>
+        <w:spacing w:line="240" w:lineRule="atLeast"/>
+        <w:ind w:firstLine="561"/>
+        <w:jc w:val="left"/>
+        <w:rPr>
+          <w:rFonts w:ascii="方正楷体_GBK" w:eastAsia="方正楷体_GBK"/>
+          <w:sz w:val="36"/>
+          <w:szCs w:val="36"/>
+        </w:rPr>
+      </w:pPr>
+      <w:r>
+        <w:rPr>
+          <w:rFonts w:ascii="方正楷体_GBK" w:eastAsia="方正楷体_GBK"/>
+          <w:sz w:val="36"/>
+          <w:szCs w:val="36"/>
+        </w:rPr>
+        <w:t>}</w:t>
+      </w:r>
+    </w:p>
+    <w:p>
+      <w:pPr>
+        <w:spacing w:line="240" w:lineRule="atLeast"/>
+        <w:ind w:firstLine="561"/>
+        <w:jc w:val="left"/>
+        <w:rPr>
+          <w:rFonts w:ascii="方正楷体_GBK" w:eastAsia="方正楷体_GBK"/>
+          <w:sz w:val="36"/>
+          <w:szCs w:val="36"/>
+        </w:rPr>
+      </w:pPr>
+      <w:r>
+        <w:rPr>
+          <w:rFonts w:ascii="方正楷体_GBK" w:eastAsia="方正楷体_GBK" w:hint="eastAsia"/>
+          <w:sz w:val="36"/>
+          <w:szCs w:val="36"/>
+        </w:rPr>
+        <w:t>日志查询</w:t>
+      </w:r>
+    </w:p>
+    <w:p>
+      <w:pPr>
+        <w:spacing w:line="240" w:lineRule="atLeast"/>
+        <w:ind w:firstLine="561"/>
+        <w:jc w:val="left"/>
+        <w:rPr>
+          <w:rFonts w:ascii="方正楷体_GBK" w:eastAsia="方正楷体_GBK"/>
+          <w:sz w:val="36"/>
+          <w:szCs w:val="36"/>
+        </w:rPr>
+      </w:pPr>
+      <w:r>
+        <w:rPr>
+          <w:rFonts w:ascii="方正楷体_GBK" w:eastAsia="方正楷体_GBK" w:hint="eastAsia"/>
+          <w:sz w:val="36"/>
+          <w:szCs w:val="36"/>
+        </w:rPr>
+        <w:t>数据线程每分钟调用</w:t>
+      </w:r>
+      <w:r>
+        <w:rPr>
+          <w:rFonts w:ascii="方正楷体_GBK" w:eastAsia="方正楷体_GBK"/>
+          <w:sz w:val="36"/>
+          <w:szCs w:val="36"/>
+        </w:rPr>
+        <w:t xml:space="preserve"> </w:t>
+      </w:r>
+      <w:proofErr w:type="spellStart"/>
+      <w:r>
+        <w:rPr>
+          <w:rFonts w:ascii="方正楷体_GBK" w:eastAsia="方正楷体_GBK"/>
+          <w:sz w:val="36"/>
+          <w:szCs w:val="36"/>
+        </w:rPr>
+        <w:t>ServerClient_fetchLogs</w:t>
+      </w:r>
+      <w:proofErr w:type="spellEnd"/>
+      <w:r>
+        <w:rPr>
+          <w:rFonts w:ascii="方正楷体_GBK" w:eastAsia="方正楷体_GBK"/>
+          <w:sz w:val="36"/>
+          <w:szCs w:val="36"/>
+        </w:rPr>
+        <w:t>，新建一个临时 TCP 连接，发送 GET_LOGS begin=... end=...，阻塞等待直到收到 LOGS_END 标记才关闭连接。</w:t>
+      </w:r>
+    </w:p>
+    <w:p>
+      <w:pPr>
+        <w:spacing w:line="240" w:lineRule="atLeast"/>
+        <w:ind w:firstLine="561"/>
+        <w:jc w:val="left"/>
+        <w:rPr>
+          <w:rFonts w:ascii="方正楷体_GBK" w:eastAsia="方正楷体_GBK"/>
+          <w:sz w:val="36"/>
+          <w:szCs w:val="36"/>
+        </w:rPr>
+      </w:pPr>
+    </w:p>
+    <w:p>
+      <w:pPr>
+        <w:spacing w:line="240" w:lineRule="atLeast"/>
+        <w:ind w:firstLine="561"/>
+        <w:jc w:val="left"/>
+        <w:rPr>
+          <w:rFonts w:ascii="方正楷体_GBK" w:eastAsia="方正楷体_GBK"/>
+          <w:sz w:val="36"/>
+          <w:szCs w:val="36"/>
+        </w:rPr>
+      </w:pPr>
+      <w:r>
+        <w:rPr>
+          <w:rFonts w:ascii="方正楷体_GBK" w:eastAsia="方正楷体_GBK" w:hint="eastAsia"/>
+          <w:sz w:val="36"/>
+          <w:szCs w:val="36"/>
+        </w:rPr>
+        <w:t>服务端的日志响应对一个当天可能有几千行，用</w:t>
+      </w:r>
+      <w:r>
+        <w:rPr>
+          <w:rFonts w:ascii="方正楷体_GBK" w:eastAsia="方正楷体_GBK"/>
+          <w:sz w:val="36"/>
+          <w:szCs w:val="36"/>
+        </w:rPr>
+        <w:t xml:space="preserve"> 32KB 静态缓冲区接收。收到后过滤掉 LOGS_BEGIN、LOGS_END、ANOMALIES_BEGIN/END、CONNECTED 等协议行，只保留</w:t>
+      </w:r>
+      <w:proofErr w:type="gramStart"/>
+      <w:r>
+        <w:rPr>
+          <w:rFonts w:ascii="方正楷体_GBK" w:eastAsia="方正楷体_GBK"/>
+          <w:sz w:val="36"/>
+          <w:szCs w:val="36"/>
+        </w:rPr>
+        <w:t>纯日志行</w:t>
+      </w:r>
+      <w:proofErr w:type="gramEnd"/>
+      <w:r>
+        <w:rPr>
+          <w:rFonts w:ascii="方正楷体_GBK" w:eastAsia="方正楷体_GBK"/>
+          <w:sz w:val="36"/>
+          <w:szCs w:val="36"/>
+        </w:rPr>
+        <w:t>：</w:t>
+      </w:r>
+    </w:p>
+    <w:p>
+      <w:pPr>
+        <w:spacing w:line="240" w:lineRule="atLeast"/>
+        <w:ind w:firstLine="561"/>
+        <w:jc w:val="left"/>
+        <w:rPr>
+          <w:rFonts w:ascii="方正楷体_GBK" w:eastAsia="方正楷体_GBK"/>
+          <w:sz w:val="36"/>
+          <w:szCs w:val="36"/>
+        </w:rPr>
+      </w:pPr>
+    </w:p>
+    <w:p>
+      <w:pPr>
+        <w:spacing w:line="240" w:lineRule="atLeast"/>
+        <w:ind w:firstLine="561"/>
+        <w:jc w:val="left"/>
+        <w:rPr>
+          <w:rFonts w:ascii="方正楷体_GBK" w:eastAsia="方正楷体_GBK"/>
+          <w:sz w:val="36"/>
+          <w:szCs w:val="36"/>
+        </w:rPr>
+      </w:pPr>
+    </w:p>
+    <w:p>
+      <w:pPr>
+        <w:spacing w:line="240" w:lineRule="atLeast"/>
+        <w:ind w:firstLine="561"/>
+        <w:jc w:val="left"/>
+        <w:rPr>
+          <w:rFonts w:ascii="方正楷体_GBK" w:eastAsia="方正楷体_GBK"/>
+          <w:sz w:val="36"/>
+          <w:szCs w:val="36"/>
+        </w:rPr>
+      </w:pPr>
+      <w:r>
+        <w:rPr>
+          <w:rFonts w:ascii="方正楷体_GBK" w:eastAsia="方正楷体_GBK"/>
+          <w:sz w:val="36"/>
+          <w:szCs w:val="36"/>
+        </w:rPr>
+        <w:lastRenderedPageBreak/>
+        <w:t>if (line[0] != '\0' &amp;&amp;</w:t>
+      </w:r>
+    </w:p>
+    <w:p>
+      <w:pPr>
+        <w:spacing w:line="240" w:lineRule="atLeast"/>
+        <w:ind w:firstLine="561"/>
+        <w:jc w:val="left"/>
+        <w:rPr>
+          <w:rFonts w:ascii="方正楷体_GBK" w:eastAsia="方正楷体_GBK"/>
+          <w:sz w:val="36"/>
+          <w:szCs w:val="36"/>
+        </w:rPr>
+      </w:pPr>
+      <w:r>
+        <w:rPr>
+          <w:rFonts w:ascii="方正楷体_GBK" w:eastAsia="方正楷体_GBK"/>
+          <w:sz w:val="36"/>
+          <w:szCs w:val="36"/>
+        </w:rPr>
+        <w:t xml:space="preserve">    </w:t>
+      </w:r>
+      <w:proofErr w:type="spellStart"/>
+      <w:r>
+        <w:rPr>
+          <w:rFonts w:ascii="方正楷体_GBK" w:eastAsia="方正楷体_GBK"/>
+          <w:sz w:val="36"/>
+          <w:szCs w:val="36"/>
+        </w:rPr>
+        <w:t>strcmp</w:t>
+      </w:r>
+      <w:proofErr w:type="spellEnd"/>
+      <w:r>
+        <w:rPr>
+          <w:rFonts w:ascii="方正楷体_GBK" w:eastAsia="方正楷体_GBK"/>
+          <w:sz w:val="36"/>
+          <w:szCs w:val="36"/>
+        </w:rPr>
+        <w:t>(line, "LOGS_BEGIN") != 0 &amp;&amp;</w:t>
+      </w:r>
+    </w:p>
+    <w:p>
+      <w:pPr>
+        <w:spacing w:line="240" w:lineRule="atLeast"/>
+        <w:ind w:firstLine="561"/>
+        <w:jc w:val="left"/>
+        <w:rPr>
+          <w:rFonts w:ascii="方正楷体_GBK" w:eastAsia="方正楷体_GBK"/>
+          <w:sz w:val="36"/>
+          <w:szCs w:val="36"/>
+        </w:rPr>
+      </w:pPr>
+      <w:r>
+        <w:rPr>
+          <w:rFonts w:ascii="方正楷体_GBK" w:eastAsia="方正楷体_GBK"/>
+          <w:sz w:val="36"/>
+          <w:szCs w:val="36"/>
+        </w:rPr>
+        <w:t xml:space="preserve">    </w:t>
+      </w:r>
+      <w:proofErr w:type="spellStart"/>
+      <w:r>
+        <w:rPr>
+          <w:rFonts w:ascii="方正楷体_GBK" w:eastAsia="方正楷体_GBK"/>
+          <w:sz w:val="36"/>
+          <w:szCs w:val="36"/>
+        </w:rPr>
+        <w:t>strcmp</w:t>
+      </w:r>
+      <w:proofErr w:type="spellEnd"/>
+      <w:r>
+        <w:rPr>
+          <w:rFonts w:ascii="方正楷体_GBK" w:eastAsia="方正楷体_GBK"/>
+          <w:sz w:val="36"/>
+          <w:szCs w:val="36"/>
+        </w:rPr>
+        <w:t>(line, "LOGS_END") != 0 &amp;&amp;</w:t>
+      </w:r>
+    </w:p>
+    <w:p>
+      <w:pPr>
+        <w:spacing w:line="240" w:lineRule="atLeast"/>
+        <w:ind w:firstLine="561"/>
+        <w:jc w:val="left"/>
+        <w:rPr>
+          <w:rFonts w:ascii="方正楷体_GBK" w:eastAsia="方正楷体_GBK"/>
+          <w:sz w:val="36"/>
+          <w:szCs w:val="36"/>
+        </w:rPr>
+      </w:pPr>
+      <w:r>
+        <w:rPr>
+          <w:rFonts w:ascii="方正楷体_GBK" w:eastAsia="方正楷体_GBK"/>
+          <w:sz w:val="36"/>
+          <w:szCs w:val="36"/>
+        </w:rPr>
+        <w:t xml:space="preserve">    </w:t>
+      </w:r>
+      <w:proofErr w:type="spellStart"/>
+      <w:r>
+        <w:rPr>
+          <w:rFonts w:ascii="方正楷体_GBK" w:eastAsia="方正楷体_GBK"/>
+          <w:sz w:val="36"/>
+          <w:szCs w:val="36"/>
+        </w:rPr>
+        <w:t>strcmp</w:t>
+      </w:r>
+      <w:proofErr w:type="spellEnd"/>
+      <w:r>
+        <w:rPr>
+          <w:rFonts w:ascii="方正楷体_GBK" w:eastAsia="方正楷体_GBK"/>
+          <w:sz w:val="36"/>
+          <w:szCs w:val="36"/>
+        </w:rPr>
+        <w:t>(line, "ANOMALIES_BEGIN") != 0 &amp;&amp;</w:t>
+      </w:r>
+    </w:p>
+    <w:p>
+      <w:pPr>
+        <w:spacing w:line="240" w:lineRule="atLeast"/>
+        <w:ind w:firstLine="561"/>
+        <w:jc w:val="left"/>
+        <w:rPr>
+          <w:rFonts w:ascii="方正楷体_GBK" w:eastAsia="方正楷体_GBK"/>
+          <w:sz w:val="36"/>
+          <w:szCs w:val="36"/>
+        </w:rPr>
+      </w:pPr>
+      <w:r>
+        <w:rPr>
+          <w:rFonts w:ascii="方正楷体_GBK" w:eastAsia="方正楷体_GBK"/>
+          <w:sz w:val="36"/>
+          <w:szCs w:val="36"/>
+        </w:rPr>
+        <w:t xml:space="preserve">    </w:t>
+      </w:r>
+      <w:proofErr w:type="spellStart"/>
+      <w:r>
+        <w:rPr>
+          <w:rFonts w:ascii="方正楷体_GBK" w:eastAsia="方正楷体_GBK"/>
+          <w:sz w:val="36"/>
+          <w:szCs w:val="36"/>
+        </w:rPr>
+        <w:t>strcmp</w:t>
+      </w:r>
+      <w:proofErr w:type="spellEnd"/>
+      <w:r>
+        <w:rPr>
+          <w:rFonts w:ascii="方正楷体_GBK" w:eastAsia="方正楷体_GBK"/>
+          <w:sz w:val="36"/>
+          <w:szCs w:val="36"/>
+        </w:rPr>
+        <w:t>(line, "ANOMALIES_END") != 0 &amp;&amp;</w:t>
+      </w:r>
+    </w:p>
+    <w:p>
+      <w:pPr>
+        <w:spacing w:line="240" w:lineRule="atLeast"/>
+        <w:ind w:firstLine="561"/>
+        <w:jc w:val="left"/>
+        <w:rPr>
+          <w:rFonts w:ascii="方正楷体_GBK" w:eastAsia="方正楷体_GBK"/>
+          <w:sz w:val="36"/>
+          <w:szCs w:val="36"/>
+        </w:rPr>
+      </w:pPr>
+      <w:r>
+        <w:rPr>
+          <w:rFonts w:ascii="方正楷体_GBK" w:eastAsia="方正楷体_GBK"/>
+          <w:sz w:val="36"/>
+          <w:szCs w:val="36"/>
+        </w:rPr>
+        <w:t xml:space="preserve">    </w:t>
+      </w:r>
+      <w:proofErr w:type="spellStart"/>
+      <w:r>
+        <w:rPr>
+          <w:rFonts w:ascii="方正楷体_GBK" w:eastAsia="方正楷体_GBK"/>
+          <w:sz w:val="36"/>
+          <w:szCs w:val="36"/>
+        </w:rPr>
+        <w:t>strcmp</w:t>
+      </w:r>
+      <w:proofErr w:type="spellEnd"/>
+      <w:r>
+        <w:rPr>
+          <w:rFonts w:ascii="方正楷体_GBK" w:eastAsia="方正楷体_GBK"/>
+          <w:sz w:val="36"/>
+          <w:szCs w:val="36"/>
+        </w:rPr>
+        <w:t>(line, "CONNECTED") != 0)</w:t>
+      </w:r>
+    </w:p>
+    <w:p>
+      <w:pPr>
+        <w:spacing w:line="240" w:lineRule="atLeast"/>
+        <w:ind w:firstLine="561"/>
+        <w:jc w:val="left"/>
+        <w:rPr>
+          <w:rFonts w:ascii="方正楷体_GBK" w:eastAsia="方正楷体_GBK"/>
+          <w:sz w:val="36"/>
+          <w:szCs w:val="36"/>
+        </w:rPr>
+      </w:pPr>
+      <w:r>
+        <w:rPr>
+          <w:rFonts w:ascii="方正楷体_GBK" w:eastAsia="方正楷体_GBK"/>
+          <w:sz w:val="36"/>
+          <w:szCs w:val="36"/>
+        </w:rPr>
+        <w:t>{</w:t>
+      </w:r>
+    </w:p>
+    <w:p>
+      <w:pPr>
+        <w:spacing w:line="240" w:lineRule="atLeast"/>
+        <w:ind w:firstLine="561"/>
+        <w:jc w:val="left"/>
+        <w:rPr>
+          <w:rFonts w:ascii="方正楷体_GBK" w:eastAsia="方正楷体_GBK"/>
+          <w:sz w:val="36"/>
+          <w:szCs w:val="36"/>
+        </w:rPr>
+      </w:pPr>
+      <w:r>
+        <w:rPr>
+          <w:rFonts w:ascii="方正楷体_GBK" w:eastAsia="方正楷体_GBK"/>
+          <w:sz w:val="36"/>
+          <w:szCs w:val="36"/>
+        </w:rPr>
+        <w:t xml:space="preserve">    </w:t>
+      </w:r>
+      <w:proofErr w:type="spellStart"/>
+      <w:r>
+        <w:rPr>
+          <w:rFonts w:ascii="方正楷体_GBK" w:eastAsia="方正楷体_GBK"/>
+          <w:sz w:val="36"/>
+          <w:szCs w:val="36"/>
+        </w:rPr>
+        <w:t>strncpy_s</w:t>
+      </w:r>
+      <w:proofErr w:type="spellEnd"/>
+      <w:r>
+        <w:rPr>
+          <w:rFonts w:ascii="方正楷体_GBK" w:eastAsia="方正楷体_GBK"/>
+          <w:sz w:val="36"/>
+          <w:szCs w:val="36"/>
+        </w:rPr>
+        <w:t>(</w:t>
+      </w:r>
+      <w:proofErr w:type="spellStart"/>
+      <w:r>
+        <w:rPr>
+          <w:rFonts w:ascii="方正楷体_GBK" w:eastAsia="方正楷体_GBK"/>
+          <w:sz w:val="36"/>
+          <w:szCs w:val="36"/>
+        </w:rPr>
+        <w:t>outLines</w:t>
+      </w:r>
+      <w:proofErr w:type="spellEnd"/>
+      <w:r>
+        <w:rPr>
+          <w:rFonts w:ascii="方正楷体_GBK" w:eastAsia="方正楷体_GBK"/>
+          <w:sz w:val="36"/>
+          <w:szCs w:val="36"/>
+        </w:rPr>
+        <w:t>[*</w:t>
+      </w:r>
+      <w:proofErr w:type="spellStart"/>
+      <w:r>
+        <w:rPr>
+          <w:rFonts w:ascii="方正楷体_GBK" w:eastAsia="方正楷体_GBK"/>
+          <w:sz w:val="36"/>
+          <w:szCs w:val="36"/>
+        </w:rPr>
+        <w:t>outCount</w:t>
+      </w:r>
+      <w:proofErr w:type="spellEnd"/>
+      <w:r>
+        <w:rPr>
+          <w:rFonts w:ascii="方正楷体_GBK" w:eastAsia="方正楷体_GBK"/>
+          <w:sz w:val="36"/>
+          <w:szCs w:val="36"/>
+        </w:rPr>
+        <w:t>], 256, line, _TRUNCATE);</w:t>
+      </w:r>
+    </w:p>
+    <w:p>
+      <w:pPr>
+        <w:spacing w:line="240" w:lineRule="atLeast"/>
+        <w:ind w:firstLine="561"/>
+        <w:jc w:val="left"/>
+        <w:rPr>
+          <w:rFonts w:ascii="方正楷体_GBK" w:eastAsia="方正楷体_GBK"/>
+          <w:sz w:val="36"/>
+          <w:szCs w:val="36"/>
+        </w:rPr>
+      </w:pPr>
+      <w:r>
+        <w:rPr>
+          <w:rFonts w:ascii="方正楷体_GBK" w:eastAsia="方正楷体_GBK"/>
+          <w:sz w:val="36"/>
+          <w:szCs w:val="36"/>
+        </w:rPr>
+        <w:t xml:space="preserve">    (*</w:t>
+      </w:r>
+      <w:proofErr w:type="spellStart"/>
+      <w:r>
+        <w:rPr>
+          <w:rFonts w:ascii="方正楷体_GBK" w:eastAsia="方正楷体_GBK"/>
+          <w:sz w:val="36"/>
+          <w:szCs w:val="36"/>
+        </w:rPr>
+        <w:t>outCount</w:t>
+      </w:r>
+      <w:proofErr w:type="spellEnd"/>
+      <w:r>
+        <w:rPr>
+          <w:rFonts w:ascii="方正楷体_GBK" w:eastAsia="方正楷体_GBK"/>
+          <w:sz w:val="36"/>
+          <w:szCs w:val="36"/>
+        </w:rPr>
+        <w:t>)++;</w:t>
+      </w:r>
+    </w:p>
+    <w:p>
+      <w:pPr>
+        <w:spacing w:line="240" w:lineRule="atLeast"/>
+        <w:ind w:firstLine="561"/>
+        <w:jc w:val="left"/>
+        <w:rPr>
+          <w:rFonts w:ascii="方正楷体_GBK" w:eastAsia="方正楷体_GBK"/>
+          <w:sz w:val="36"/>
+          <w:szCs w:val="36"/>
+        </w:rPr>
+      </w:pPr>
+      <w:r>
+        <w:rPr>
+          <w:rFonts w:ascii="方正楷体_GBK" w:eastAsia="方正楷体_GBK"/>
+          <w:sz w:val="36"/>
+          <w:szCs w:val="36"/>
+        </w:rPr>
+        <w:t>}</w:t>
+      </w:r>
+    </w:p>
+    <w:p>
+      <w:pPr>
+        <w:spacing w:line="240" w:lineRule="atLeast"/>
+        <w:ind w:firstLine="561"/>
+        <w:jc w:val="left"/>
+        <w:rPr>
+          <w:rFonts w:ascii="方正楷体_GBK" w:eastAsia="方正楷体_GBK" w:hint="eastAsia"/>
+          <w:sz w:val="36"/>
+          <w:szCs w:val="36"/>
+        </w:rPr>
+      </w:pPr>
+      <w:r>
+        <w:rPr>
+          <w:rFonts w:ascii="方正楷体_GBK" w:eastAsia="方正楷体_GBK" w:hint="eastAsia"/>
+          <w:sz w:val="36"/>
+          <w:szCs w:val="36"/>
+        </w:rPr>
+        <w:t>得到的日志行格式如</w:t>
+      </w:r>
+      <w:r>
+        <w:rPr>
+          <w:rFonts w:ascii="方正楷体_GBK" w:eastAsia="方正楷体_GBK"/>
+          <w:sz w:val="36"/>
+          <w:szCs w:val="36"/>
+        </w:rPr>
+        <w:t xml:space="preserve"> [2026-05-14 10:00:00] 25.3 55.1 42 813，后续由 </w:t>
+      </w:r>
+      <w:proofErr w:type="spellStart"/>
+      <w:r>
+        <w:rPr>
+          <w:rFonts w:ascii="方正楷体_GBK" w:eastAsia="方正楷体_GBK"/>
+          <w:sz w:val="36"/>
+          <w:szCs w:val="36"/>
+        </w:rPr>
+        <w:t>parseLogLine</w:t>
+      </w:r>
+      <w:proofErr w:type="spellEnd"/>
+      <w:r>
+        <w:rPr>
+          <w:rFonts w:ascii="方正楷体_GBK" w:eastAsia="方正楷体_GBK"/>
+          <w:sz w:val="36"/>
+          <w:szCs w:val="36"/>
+        </w:rPr>
+        <w:t xml:space="preserve"> 解析时间戳和传感器数值，喂给 DLI 积分引擎。</w:t>
+      </w:r>
+    </w:p>
+    <w:p>
+      <w:pPr>
+        <w:spacing w:line="240" w:lineRule="atLeast"/>
+        <w:ind w:firstLine="561"/>
+        <w:jc w:val="left"/>
+        <w:rPr>
+          <w:rFonts w:ascii="方正楷体_GBK" w:eastAsia="方正楷体_GBK" w:hint="eastAsia"/>
+          <w:sz w:val="36"/>
+          <w:szCs w:val="36"/>
+        </w:rPr>
+      </w:pPr>
+      <w:r>
+        <w:rPr>
+          <w:rFonts w:ascii="方正楷体_GBK" w:eastAsia="方正楷体_GBK"/>
+          <w:sz w:val="36"/>
+          <w:szCs w:val="36"/>
+        </w:rPr>
+        <w:t>2</w:t>
+      </w:r>
+      <w:r>
+        <w:rPr>
+          <w:rFonts w:ascii="方正楷体_GBK" w:eastAsia="方正楷体_GBK"/>
+          <w:sz w:val="36"/>
+          <w:szCs w:val="36"/>
+        </w:rPr>
+        <w:t>.</w:t>
+      </w:r>
+      <w:r>
+        <w:rPr>
+          <w:rFonts w:ascii="方正楷体_GBK" w:eastAsia="方正楷体_GBK" w:hint="eastAsia"/>
+          <w:sz w:val="36"/>
+          <w:szCs w:val="36"/>
+        </w:rPr>
+        <w:t>指令上报</w:t>
+      </w:r>
+    </w:p>
+    <w:p>
+      <w:pPr>
+        <w:spacing w:line="240" w:lineRule="atLeast"/>
+        <w:ind w:firstLine="561"/>
+        <w:jc w:val="left"/>
+        <w:rPr>
+          <w:rFonts w:ascii="方正楷体_GBK" w:eastAsia="方正楷体_GBK" w:hint="eastAsia"/>
+          <w:sz w:val="36"/>
+          <w:szCs w:val="36"/>
+        </w:rPr>
+      </w:pPr>
+      <w:r>
+        <w:rPr>
+          <w:rFonts w:ascii="方正楷体_GBK" w:eastAsia="方正楷体_GBK"/>
+          <w:sz w:val="36"/>
+          <w:szCs w:val="36"/>
+        </w:rPr>
+        <w:t>3</w:t>
+      </w:r>
+      <w:r>
+        <w:rPr>
+          <w:rFonts w:ascii="方正楷体_GBK" w:eastAsia="方正楷体_GBK" w:hint="eastAsia"/>
+          <w:sz w:val="36"/>
+          <w:szCs w:val="36"/>
+        </w:rPr>
+        <w:t>.天气预报接入</w:t>
+      </w:r>
+    </w:p>
+    <w:p>
+      <w:pPr>
+        <w:rPr>
+          <w:rFonts w:ascii="方正楷体_GBK" w:eastAsia="方正楷体_GBK"/>
+          <w:sz w:val="36"/>
+          <w:szCs w:val="36"/>
+        </w:rPr>
+      </w:pPr>
+      <w:r>
+        <w:rPr>
+          <w:rFonts w:ascii="方正楷体_GBK" w:eastAsia="方正楷体_GBK"/>
+          <w:sz w:val="36"/>
+          <w:szCs w:val="36"/>
+        </w:rPr>
+        <w:br w:type="page"/>
+      </w:r>
+    </w:p>
+    <w:p>
+      <w:pPr>
+        <w:spacing w:line="240" w:lineRule="atLeast"/>
+        <w:ind w:firstLine="561"/>
+        <w:jc w:val="left"/>
+        <w:rPr>
+          <w:rFonts w:ascii="方正楷体_GBK" w:eastAsia="方正楷体_GBK" w:hint="eastAsia"/>
+          <w:sz w:val="36"/>
+          <w:szCs w:val="36"/>
+        </w:rPr>
+      </w:pPr>
+    </w:p>
+    <w:p>
+      <w:pPr>
+        <w:jc w:val="left"/>
+        <w:rPr>
+          <w:rFonts w:ascii="方正黑体_GBK" w:eastAsia="方正黑体_GBK"/>
+          <w:sz w:val="36"/>
+          <w:szCs w:val="36"/>
+        </w:rPr>
+      </w:pPr>
+      <w:r>
+        <w:rPr>
+          <w:rFonts w:ascii="方正黑体_GBK" w:eastAsia="方正黑体_GBK" w:hint="eastAsia"/>
+          <w:sz w:val="36"/>
+          <w:szCs w:val="36"/>
+        </w:rPr>
+        <w:t>五</w:t>
+      </w:r>
+      <w:r>
+        <w:rPr>
+          <w:rFonts w:ascii="方正黑体_GBK" w:eastAsia="方正黑体_GBK" w:hint="eastAsia"/>
+          <w:sz w:val="36"/>
+          <w:szCs w:val="36"/>
+        </w:rPr>
+        <w:t xml:space="preserve"> 典型错误与解决</w:t>
+      </w:r>
+    </w:p>
+    <w:p>
+      <w:pPr>
+        <w:spacing w:line="240" w:lineRule="atLeast"/>
+        <w:ind w:firstLine="561"/>
+        <w:jc w:val="left"/>
+        <w:rPr>
+          <w:rFonts w:ascii="方正楷体_GBK" w:eastAsia="方正楷体_GBK"/>
+          <w:sz w:val="36"/>
+          <w:szCs w:val="36"/>
+        </w:rPr>
+      </w:pPr>
+      <w:r>
+        <w:rPr>
+          <w:rFonts w:ascii="方正楷体_GBK" w:eastAsia="方正楷体_GBK" w:hint="eastAsia"/>
+          <w:sz w:val="36"/>
+          <w:szCs w:val="36"/>
+        </w:rPr>
+        <w:t>（一）</w:t>
+      </w:r>
+      <w:r>
+        <w:rPr>
+          <w:rFonts w:ascii="方正楷体_GBK" w:eastAsia="方正楷体_GBK" w:hint="eastAsia"/>
+          <w:sz w:val="36"/>
+          <w:szCs w:val="36"/>
+        </w:rPr>
+        <w:t>已解决</w:t>
+      </w:r>
+      <w:r>
+        <w:rPr>
+          <w:rFonts w:ascii="方正楷体_GBK" w:eastAsia="方正楷体_GBK" w:hint="eastAsia"/>
+          <w:sz w:val="36"/>
+          <w:szCs w:val="36"/>
+        </w:rPr>
+        <w:t>遇到的错误</w:t>
+      </w:r>
+    </w:p>
+    <w:p>
+      <w:pPr>
+        <w:spacing w:line="240" w:lineRule="atLeast"/>
+        <w:ind w:firstLine="561"/>
+        <w:jc w:val="left"/>
+        <w:rPr>
+          <w:rFonts w:ascii="方正楷体_GBK" w:eastAsia="方正楷体_GBK"/>
+          <w:sz w:val="36"/>
+          <w:szCs w:val="36"/>
+        </w:rPr>
+      </w:pPr>
+      <w:r>
+        <w:rPr>
+          <w:rFonts w:ascii="方正楷体_GBK" w:eastAsia="方正楷体_GBK" w:hint="eastAsia"/>
+          <w:sz w:val="36"/>
+          <w:szCs w:val="36"/>
+        </w:rPr>
+        <w:t>1</w:t>
+      </w:r>
+      <w:r>
+        <w:rPr>
+          <w:rFonts w:ascii="方正楷体_GBK" w:eastAsia="方正楷体_GBK"/>
+          <w:sz w:val="36"/>
+          <w:szCs w:val="36"/>
+        </w:rPr>
+        <w:t>.</w:t>
+      </w:r>
+      <w:r>
+        <w:rPr>
+          <w:rFonts w:ascii="方正楷体_GBK" w:eastAsia="方正楷体_GBK" w:hint="eastAsia"/>
+          <w:sz w:val="36"/>
+          <w:szCs w:val="36"/>
+        </w:rPr>
+        <w:t>无法正确获得数据，即使在服务器日志中已经存在</w:t>
+      </w:r>
+    </w:p>
+    <w:p>
+      <w:pPr>
+        <w:spacing w:line="240" w:lineRule="atLeast"/>
+        <w:ind w:firstLine="561"/>
+        <w:jc w:val="left"/>
+        <w:rPr>
+          <w:rFonts w:ascii="方正楷体_GBK" w:eastAsia="方正楷体_GBK"/>
+          <w:sz w:val="36"/>
+          <w:szCs w:val="36"/>
+        </w:rPr>
+      </w:pPr>
+      <w:r>
+        <w:rPr>
+          <w:rFonts w:ascii="方正楷体_GBK" w:eastAsia="方正楷体_GBK" w:hint="eastAsia"/>
+          <w:sz w:val="36"/>
+          <w:szCs w:val="36"/>
+        </w:rPr>
+        <w:t>2</w:t>
+      </w:r>
+      <w:r>
+        <w:rPr>
+          <w:rFonts w:ascii="方正楷体_GBK" w:eastAsia="方正楷体_GBK"/>
+          <w:sz w:val="36"/>
+          <w:szCs w:val="36"/>
+        </w:rPr>
+        <w:t>.</w:t>
+      </w:r>
+      <w:r>
+        <w:rPr>
+          <w:rFonts w:ascii="方正楷体_GBK" w:eastAsia="方正楷体_GBK" w:hint="eastAsia"/>
+          <w:sz w:val="36"/>
+          <w:szCs w:val="36"/>
+        </w:rPr>
+        <w:t>手动控制的指令无法正确下达</w:t>
+      </w:r>
+    </w:p>
+    <w:p>
+      <w:pPr>
+        <w:spacing w:line="240" w:lineRule="atLeast"/>
+        <w:ind w:firstLine="561"/>
+        <w:jc w:val="left"/>
+        <w:rPr>
+          <w:rFonts w:ascii="方正楷体_GBK" w:eastAsia="方正楷体_GBK"/>
+          <w:sz w:val="36"/>
+          <w:szCs w:val="36"/>
+        </w:rPr>
+      </w:pPr>
+      <w:r>
+        <w:rPr>
+          <w:rFonts w:ascii="方正楷体_GBK" w:eastAsia="方正楷体_GBK"/>
+          <w:sz w:val="36"/>
+          <w:szCs w:val="36"/>
+        </w:rPr>
+        <w:t>3.</w:t>
+      </w:r>
+      <w:r>
+        <w:rPr>
+          <w:rFonts w:ascii="方正楷体_GBK" w:eastAsia="方正楷体_GBK" w:hint="eastAsia"/>
+          <w:sz w:val="36"/>
+          <w:szCs w:val="36"/>
+        </w:rPr>
+        <w:t>图形化界面中文乱码</w:t>
+      </w:r>
+    </w:p>
+    <w:p>
+      <w:pPr>
+        <w:spacing w:line="240" w:lineRule="atLeast"/>
+        <w:ind w:firstLine="561"/>
+        <w:jc w:val="left"/>
+        <w:rPr>
+          <w:rFonts w:ascii="方正楷体_GBK" w:eastAsia="方正楷体_GBK"/>
+          <w:sz w:val="36"/>
+          <w:szCs w:val="36"/>
+        </w:rPr>
+      </w:pPr>
+      <w:r>
+        <w:rPr>
+          <w:rFonts w:ascii="方正楷体_GBK" w:eastAsia="方正楷体_GBK" w:hint="eastAsia"/>
+          <w:sz w:val="36"/>
+          <w:szCs w:val="36"/>
+        </w:rPr>
+        <w:t>4</w:t>
+      </w:r>
+      <w:r>
+        <w:rPr>
+          <w:rFonts w:ascii="方正楷体_GBK" w:eastAsia="方正楷体_GBK"/>
+          <w:sz w:val="36"/>
+          <w:szCs w:val="36"/>
+        </w:rPr>
+        <w:t>.</w:t>
+      </w:r>
+      <w:r>
+        <w:rPr>
+          <w:rFonts w:ascii="方正楷体_GBK" w:eastAsia="方正楷体_GBK" w:hint="eastAsia"/>
+          <w:sz w:val="36"/>
+          <w:szCs w:val="36"/>
+        </w:rPr>
+        <w:t>高温断开链接后不会自动重连</w:t>
+      </w:r>
+    </w:p>
+    <w:p>
+      <w:pPr>
+        <w:spacing w:line="240" w:lineRule="atLeast"/>
+        <w:ind w:firstLine="561"/>
+        <w:jc w:val="left"/>
+        <w:rPr>
+          <w:rFonts w:ascii="方正楷体_GBK" w:eastAsia="方正楷体_GBK"/>
+          <w:sz w:val="36"/>
+          <w:szCs w:val="36"/>
+        </w:rPr>
+      </w:pPr>
+      <w:r>
+        <w:rPr>
+          <w:rFonts w:ascii="方正楷体_GBK" w:eastAsia="方正楷体_GBK" w:hint="eastAsia"/>
+          <w:sz w:val="36"/>
+          <w:szCs w:val="36"/>
+        </w:rPr>
+        <w:t>（二）尝试后无法解决只能降低要求的</w:t>
+      </w:r>
+    </w:p>
+    <w:p>
+      <w:pPr>
+        <w:spacing w:line="240" w:lineRule="atLeast"/>
+        <w:ind w:firstLine="561"/>
+        <w:jc w:val="left"/>
+        <w:rPr>
+          <w:rFonts w:ascii="方正楷体_GBK" w:eastAsia="方正楷体_GBK"/>
+          <w:sz w:val="36"/>
+          <w:szCs w:val="36"/>
+        </w:rPr>
+      </w:pPr>
+      <w:r>
+        <w:rPr>
+          <w:rFonts w:ascii="方正楷体_GBK" w:eastAsia="方正楷体_GBK" w:hint="eastAsia"/>
           <w:sz w:val="36"/>
           <w:szCs w:val="36"/>
         </w:rPr>
@@ -6877,39 +10431,19 @@
           <w:sz w:val="36"/>
           <w:szCs w:val="36"/>
         </w:rPr>
-        <w:t>TCP接收</w:t>
-      </w:r>
-    </w:p>
-    <w:p>
-      <w:pPr>
-        <w:spacing w:line="240" w:lineRule="atLeast"/>
-        <w:ind w:firstLine="561"/>
-        <w:jc w:val="left"/>
-        <w:rPr>
-          <w:rFonts w:ascii="方正楷体_GBK" w:eastAsia="方正楷体_GBK"/>
-          <w:sz w:val="36"/>
-          <w:szCs w:val="36"/>
-        </w:rPr>
-      </w:pPr>
-      <w:r>
+        <w:t>实时数据读取</w:t>
+      </w:r>
+    </w:p>
+    <w:p>
+      <w:pPr>
+        <w:spacing w:line="240" w:lineRule="atLeast"/>
+        <w:ind w:firstLine="561"/>
+        <w:jc w:val="left"/>
         <w:rPr>
           <w:rFonts w:ascii="方正楷体_GBK" w:eastAsia="方正楷体_GBK" w:hint="eastAsia"/>
           <w:sz w:val="36"/>
           <w:szCs w:val="36"/>
         </w:rPr>
-        <w:t>2.错误上报处理</w:t>
-      </w:r>
-    </w:p>
-    <w:p>
-      <w:pPr>
-        <w:spacing w:line="240" w:lineRule="atLeast"/>
-        <w:ind w:firstLine="561"/>
-        <w:jc w:val="left"/>
-        <w:rPr>
-          <w:rFonts w:ascii="方正楷体_GBK" w:eastAsia="方正楷体_GBK"/>
-          <w:sz w:val="36"/>
-          <w:szCs w:val="36"/>
-        </w:rPr>
       </w:pPr>
       <w:r>
         <w:rPr>
@@ -6917,7 +10451,7 @@
           <w:sz w:val="36"/>
           <w:szCs w:val="36"/>
         </w:rPr>
-        <w:t>3</w:t>
+        <w:t>2</w:t>
       </w:r>
       <w:r>
         <w:rPr>
@@ -6933,319 +10467,8 @@
           <w:sz w:val="36"/>
           <w:szCs w:val="36"/>
         </w:rPr>
-        <w:t>指令上报</w:t>
-      </w:r>
-    </w:p>
-    <w:p>
-      <w:pPr>
-        <w:spacing w:line="240" w:lineRule="atLeast"/>
-        <w:ind w:firstLine="561"/>
-        <w:jc w:val="left"/>
-        <w:rPr>
-          <w:rFonts w:ascii="方正楷体_GBK" w:eastAsia="方正楷体_GBK"/>
-          <w:sz w:val="36"/>
-          <w:szCs w:val="36"/>
-        </w:rPr>
-      </w:pPr>
-      <w:r>
-        <w:rPr>
-          <w:rFonts w:ascii="方正楷体_GBK" w:eastAsia="方正楷体_GBK" w:hint="eastAsia"/>
-          <w:sz w:val="36"/>
-          <w:szCs w:val="36"/>
-        </w:rPr>
-        <w:t>4.天气预报接入</w:t>
-      </w:r>
-    </w:p>
-    <w:p>
-      <w:pPr>
-        <w:jc w:val="left"/>
-        <w:rPr>
-          <w:rFonts w:ascii="方正黑体_GBK" w:eastAsia="方正黑体_GBK"/>
-          <w:sz w:val="36"/>
-          <w:szCs w:val="36"/>
-        </w:rPr>
-      </w:pPr>
-      <w:r>
-        <w:rPr>
-          <w:rFonts w:ascii="方正黑体_GBK" w:eastAsia="方正黑体_GBK" w:hint="eastAsia"/>
-          <w:sz w:val="36"/>
-          <w:szCs w:val="36"/>
-        </w:rPr>
-        <w:t>五</w:t>
-      </w:r>
-      <w:r>
-        <w:rPr>
-          <w:rFonts w:ascii="方正黑体_GBK" w:eastAsia="方正黑体_GBK" w:hint="eastAsia"/>
-          <w:sz w:val="36"/>
-          <w:szCs w:val="36"/>
-        </w:rPr>
-        <w:t xml:space="preserve"> 典型错误与解决</w:t>
-      </w:r>
-    </w:p>
-    <w:p>
-      <w:pPr>
-        <w:spacing w:line="240" w:lineRule="atLeast"/>
-        <w:ind w:firstLine="561"/>
-        <w:jc w:val="left"/>
-        <w:rPr>
-          <w:rFonts w:ascii="方正楷体_GBK" w:eastAsia="方正楷体_GBK"/>
-          <w:sz w:val="36"/>
-          <w:szCs w:val="36"/>
-        </w:rPr>
-      </w:pPr>
-      <w:r>
-        <w:rPr>
-          <w:rFonts w:ascii="方正楷体_GBK" w:eastAsia="方正楷体_GBK" w:hint="eastAsia"/>
-          <w:sz w:val="36"/>
-          <w:szCs w:val="36"/>
-        </w:rPr>
-        <w:t>（一）</w:t>
-      </w:r>
-      <w:r>
-        <w:rPr>
-          <w:rFonts w:ascii="方正楷体_GBK" w:eastAsia="方正楷体_GBK" w:hint="eastAsia"/>
-          <w:sz w:val="36"/>
-          <w:szCs w:val="36"/>
-        </w:rPr>
-        <w:t>已解决</w:t>
-      </w:r>
-      <w:r>
-        <w:rPr>
-          <w:rFonts w:ascii="方正楷体_GBK" w:eastAsia="方正楷体_GBK" w:hint="eastAsia"/>
-          <w:sz w:val="36"/>
-          <w:szCs w:val="36"/>
-        </w:rPr>
-        <w:t>遇到的错误</w:t>
-      </w:r>
-    </w:p>
-    <w:p>
-      <w:pPr>
-        <w:spacing w:line="240" w:lineRule="atLeast"/>
-        <w:ind w:firstLine="561"/>
-        <w:jc w:val="left"/>
-        <w:rPr>
-          <w:rFonts w:ascii="方正楷体_GBK" w:eastAsia="方正楷体_GBK"/>
-          <w:sz w:val="36"/>
-          <w:szCs w:val="36"/>
-        </w:rPr>
-      </w:pPr>
-      <w:r>
-        <w:rPr>
-          <w:rFonts w:ascii="方正楷体_GBK" w:eastAsia="方正楷体_GBK" w:hint="eastAsia"/>
-          <w:sz w:val="36"/>
-          <w:szCs w:val="36"/>
-        </w:rPr>
-        <w:t>1</w:t>
-      </w:r>
-      <w:r>
-        <w:rPr>
-          <w:rFonts w:ascii="方正楷体_GBK" w:eastAsia="方正楷体_GBK"/>
-          <w:sz w:val="36"/>
-          <w:szCs w:val="36"/>
-        </w:rPr>
-        <w:t>.</w:t>
-      </w:r>
-      <w:r>
-        <w:rPr>
-          <w:rFonts w:ascii="方正楷体_GBK" w:eastAsia="方正楷体_GBK" w:hint="eastAsia"/>
-          <w:sz w:val="36"/>
-          <w:szCs w:val="36"/>
-        </w:rPr>
-        <w:t>无法正确获得数据，即使在服务器日志中已经存在</w:t>
-      </w:r>
-    </w:p>
-    <w:p>
-      <w:pPr>
-        <w:spacing w:line="240" w:lineRule="atLeast"/>
-        <w:ind w:firstLine="561"/>
-        <w:jc w:val="left"/>
-        <w:rPr>
-          <w:rFonts w:ascii="方正楷体_GBK" w:eastAsia="方正楷体_GBK"/>
-          <w:sz w:val="36"/>
-          <w:szCs w:val="36"/>
-        </w:rPr>
-      </w:pPr>
-      <w:r>
-        <w:rPr>
-          <w:rFonts w:ascii="方正楷体_GBK" w:eastAsia="方正楷体_GBK" w:hint="eastAsia"/>
-          <w:sz w:val="36"/>
-          <w:szCs w:val="36"/>
-        </w:rPr>
-        <w:t>2</w:t>
-      </w:r>
-      <w:r>
-        <w:rPr>
-          <w:rFonts w:ascii="方正楷体_GBK" w:eastAsia="方正楷体_GBK"/>
-          <w:sz w:val="36"/>
-          <w:szCs w:val="36"/>
-        </w:rPr>
-        <w:t>.</w:t>
-      </w:r>
-      <w:r>
-        <w:rPr>
-          <w:rFonts w:ascii="方正楷体_GBK" w:eastAsia="方正楷体_GBK" w:hint="eastAsia"/>
-          <w:sz w:val="36"/>
-          <w:szCs w:val="36"/>
-        </w:rPr>
-        <w:t>手动控制的指令无法正确下达</w:t>
-      </w:r>
-    </w:p>
-    <w:p>
-      <w:pPr>
-        <w:spacing w:line="240" w:lineRule="atLeast"/>
-        <w:ind w:firstLine="561"/>
-        <w:jc w:val="left"/>
-        <w:rPr>
-          <w:rFonts w:ascii="方正楷体_GBK" w:eastAsia="方正楷体_GBK"/>
-          <w:sz w:val="36"/>
-          <w:szCs w:val="36"/>
-        </w:rPr>
-      </w:pPr>
-      <w:r>
-        <w:rPr>
-          <w:rFonts w:ascii="方正楷体_GBK" w:eastAsia="方正楷体_GBK"/>
-          <w:sz w:val="36"/>
-          <w:szCs w:val="36"/>
-        </w:rPr>
-        <w:t>3.</w:t>
-      </w:r>
-      <w:r>
-        <w:rPr>
-          <w:rFonts w:ascii="方正楷体_GBK" w:eastAsia="方正楷体_GBK" w:hint="eastAsia"/>
-          <w:sz w:val="36"/>
-          <w:szCs w:val="36"/>
-        </w:rPr>
-        <w:t>图形化界面中文乱码</w:t>
-      </w:r>
-    </w:p>
-    <w:p>
-      <w:pPr>
-        <w:spacing w:line="240" w:lineRule="atLeast"/>
-        <w:ind w:firstLine="561"/>
-        <w:jc w:val="left"/>
-        <w:rPr>
-          <w:rFonts w:ascii="方正楷体_GBK" w:eastAsia="方正楷体_GBK"/>
-          <w:sz w:val="36"/>
-          <w:szCs w:val="36"/>
-        </w:rPr>
-      </w:pPr>
-      <w:r>
-        <w:rPr>
-          <w:rFonts w:ascii="方正楷体_GBK" w:eastAsia="方正楷体_GBK" w:hint="eastAsia"/>
-          <w:sz w:val="36"/>
-          <w:szCs w:val="36"/>
-        </w:rPr>
-        <w:t>4</w:t>
-      </w:r>
-      <w:r>
-        <w:rPr>
-          <w:rFonts w:ascii="方正楷体_GBK" w:eastAsia="方正楷体_GBK"/>
-          <w:sz w:val="36"/>
-          <w:szCs w:val="36"/>
-        </w:rPr>
-        <w:t>.</w:t>
-      </w:r>
-      <w:r>
-        <w:rPr>
-          <w:rFonts w:ascii="方正楷体_GBK" w:eastAsia="方正楷体_GBK" w:hint="eastAsia"/>
-          <w:sz w:val="36"/>
-          <w:szCs w:val="36"/>
-        </w:rPr>
-        <w:t>高温断开链接后不会自动重连</w:t>
-      </w:r>
-    </w:p>
-    <w:p>
-      <w:pPr>
-        <w:spacing w:line="240" w:lineRule="atLeast"/>
-        <w:ind w:firstLine="561"/>
-        <w:jc w:val="left"/>
-        <w:rPr>
-          <w:rFonts w:ascii="方正楷体_GBK" w:eastAsia="方正楷体_GBK"/>
-          <w:sz w:val="36"/>
-          <w:szCs w:val="36"/>
-        </w:rPr>
-      </w:pPr>
-      <w:r>
-        <w:rPr>
-          <w:rFonts w:ascii="方正楷体_GBK" w:eastAsia="方正楷体_GBK" w:hint="eastAsia"/>
-          <w:sz w:val="36"/>
-          <w:szCs w:val="36"/>
-        </w:rPr>
-        <w:t>（二）尝试后无法解决只能降低要求的</w:t>
-      </w:r>
-    </w:p>
-    <w:p>
-      <w:pPr>
-        <w:spacing w:line="240" w:lineRule="atLeast"/>
-        <w:ind w:firstLine="561"/>
-        <w:jc w:val="left"/>
-        <w:rPr>
-          <w:rFonts w:ascii="方正楷体_GBK" w:eastAsia="方正楷体_GBK"/>
-          <w:sz w:val="36"/>
-          <w:szCs w:val="36"/>
-        </w:rPr>
-      </w:pPr>
-      <w:r>
-        <w:rPr>
-          <w:rFonts w:ascii="方正楷体_GBK" w:eastAsia="方正楷体_GBK" w:hint="eastAsia"/>
-          <w:sz w:val="36"/>
-          <w:szCs w:val="36"/>
-        </w:rPr>
-        <w:t>1.</w:t>
-      </w:r>
-      <w:r>
-        <w:rPr>
-          <w:rFonts w:ascii="方正楷体_GBK" w:eastAsia="方正楷体_GBK" w:hint="eastAsia"/>
-          <w:sz w:val="36"/>
-          <w:szCs w:val="36"/>
-        </w:rPr>
-        <w:t>实时数据读取</w:t>
-      </w:r>
-    </w:p>
-    <w:p>
-      <w:pPr>
-        <w:spacing w:line="240" w:lineRule="atLeast"/>
-        <w:ind w:firstLine="561"/>
-        <w:jc w:val="left"/>
-        <w:rPr>
-          <w:rFonts w:ascii="方正楷体_GBK" w:eastAsia="方正楷体_GBK"/>
-          <w:sz w:val="36"/>
-          <w:szCs w:val="36"/>
-        </w:rPr>
-      </w:pPr>
-      <w:r>
-        <w:rPr>
-          <w:rFonts w:ascii="方正楷体_GBK" w:eastAsia="方正楷体_GBK" w:hint="eastAsia"/>
-          <w:sz w:val="36"/>
-          <w:szCs w:val="36"/>
-        </w:rPr>
-        <w:t>2</w:t>
-      </w:r>
-      <w:r>
-        <w:rPr>
-          <w:rFonts w:ascii="方正楷体_GBK" w:eastAsia="方正楷体_GBK"/>
-          <w:sz w:val="36"/>
-          <w:szCs w:val="36"/>
-        </w:rPr>
-        <w:t>.</w:t>
-      </w:r>
-      <w:r>
-        <w:rPr>
-          <w:rFonts w:ascii="方正楷体_GBK" w:eastAsia="方正楷体_GBK" w:hint="eastAsia"/>
-          <w:sz w:val="36"/>
-          <w:szCs w:val="36"/>
-        </w:rPr>
         <w:t>服务器实时通讯</w:t>
       </w:r>
-    </w:p>
-    <w:p>
-      <w:pPr>
-        <w:rPr>
-          <w:rFonts w:ascii="方正楷体_GBK" w:eastAsia="方正楷体_GBK"/>
-          <w:sz w:val="36"/>
-          <w:szCs w:val="36"/>
-        </w:rPr>
-      </w:pPr>
     </w:p>
     <w:sectPr>
       <w:pgSz w:w="11906" w:h="16838"/>
@@ -7315,23 +10538,66 @@
       </w:pPr>
       <w:r>
         <w:rPr>
-          <w:rStyle w:val="ad"/>
-          <w:rFonts w:ascii="方正仿宋_GBK" w:eastAsia="方正仿宋_GBK" w:hint="eastAsia"/>
+          <w:rFonts w:ascii="方正仿宋_GBK" w:eastAsia="方正仿宋_GBK"/>
+          <w:vertAlign w:val="superscript"/>
         </w:rPr>
         <w:footnoteRef/>
       </w:r>
       <w:r>
         <w:rPr>
-          <w:rFonts w:ascii="方正仿宋_GBK" w:eastAsia="方正仿宋_GBK" w:hint="eastAsia"/>
-        </w:rPr>
-        <w:t xml:space="preserve"> 这两个函数</w:t>
-      </w:r>
-      <w:r>
-        <w:rPr>
-          <w:rFonts w:ascii="方正仿宋_GBK" w:eastAsia="方正仿宋_GBK" w:hint="eastAsia"/>
-        </w:rPr>
-        <w:t>在封装好的程序中并没有使用，他们是在通过USB进行调试时使用的。</w:t>
-      </w:r>
+          <w:rFonts w:ascii="方正仿宋_GBK" w:eastAsia="方正仿宋_GBK"/>
+          <w:vertAlign w:val="superscript"/>
+        </w:rPr>
+        <w:t xml:space="preserve"> </w:t>
+      </w:r>
+      <w:r>
+        <w:rPr>
+          <w:rFonts w:ascii="方正仿宋_GBK" w:eastAsia="方正仿宋_GBK" w:hint="eastAsia"/>
+        </w:rPr>
+        <w:t>当前使用的全局变量只有2个</w:t>
+      </w:r>
+      <w:r>
+        <w:rPr>
+          <w:rFonts w:ascii="方正仿宋_GBK" w:eastAsia="方正仿宋_GBK"/>
+        </w:rPr>
+        <w:t>SensorDisplay *</w:t>
+      </w:r>
+      <w:proofErr w:type="spellStart"/>
+      <w:r>
+        <w:rPr>
+          <w:rFonts w:ascii="方正仿宋_GBK" w:eastAsia="方正仿宋_GBK"/>
+        </w:rPr>
+        <w:t>g_display</w:t>
+      </w:r>
+      <w:proofErr w:type="spellEnd"/>
+      <w:r>
+        <w:rPr>
+          <w:rFonts w:ascii="方正仿宋_GBK" w:eastAsia="方正仿宋_GBK" w:hint="eastAsia"/>
+        </w:rPr>
+        <w:t>和</w:t>
+      </w:r>
+      <w:proofErr w:type="spellStart"/>
+      <w:r>
+        <w:rPr>
+          <w:rFonts w:ascii="方正仿宋_GBK" w:eastAsia="方正仿宋_GBK"/>
+        </w:rPr>
+        <w:t>AnalysisRules</w:t>
+      </w:r>
+      <w:proofErr w:type="spellEnd"/>
+      <w:r>
+        <w:rPr>
+          <w:rFonts w:ascii="方正仿宋_GBK" w:eastAsia="方正仿宋_GBK"/>
+        </w:rPr>
+        <w:t xml:space="preserve"> *</w:t>
+      </w:r>
+      <w:proofErr w:type="spellStart"/>
+      <w:r>
+        <w:rPr>
+          <w:rFonts w:ascii="方正仿宋_GBK" w:eastAsia="方正仿宋_GBK"/>
+        </w:rPr>
+        <w:t>g_rule</w:t>
+      </w:r>
+      <w:proofErr w:type="spellEnd"/>
     </w:p>
   </w:footnote>
   <w:footnote w:id="2">
@@ -7339,110 +10605,37 @@
       <w:pPr>
         <w:pStyle w:val="ab"/>
         <w:spacing w:line="240" w:lineRule="atLeast"/>
-        <w:rPr>
-          <w:rFonts w:ascii="方正仿宋_GBK" w:eastAsia="方正仿宋_GBK"/>
-        </w:rPr>
-      </w:pPr>
-      <w:r>
-        <w:rPr>
-          <w:rFonts w:ascii="方正仿宋_GBK" w:eastAsia="方正仿宋_GBK"/>
-          <w:vertAlign w:val="superscript"/>
+      </w:pPr>
+      <w:r>
+        <w:rPr>
+          <w:rStyle w:val="ad"/>
         </w:rPr>
         <w:footnoteRef/>
       </w:r>
       <w:r>
-        <w:rPr>
-          <w:rFonts w:ascii="方正仿宋_GBK" w:eastAsia="方正仿宋_GBK"/>
-          <w:vertAlign w:val="superscript"/>
-        </w:rPr>
         <w:t xml:space="preserve"> </w:t>
       </w:r>
       <w:r>
         <w:rPr>
           <w:rFonts w:ascii="方正仿宋_GBK" w:eastAsia="方正仿宋_GBK" w:hint="eastAsia"/>
         </w:rPr>
-        <w:t>当前使用的全局变量只有2个</w:t>
-      </w:r>
-      <w:r>
-        <w:rPr>
-          <w:rFonts w:ascii="方正仿宋_GBK" w:eastAsia="方正仿宋_GBK"/>
-        </w:rPr>
-        <w:t>SensorDisplay *</w:t>
-      </w:r>
-      <w:proofErr w:type="spellStart"/>
-      <w:r>
-        <w:rPr>
-          <w:rFonts w:ascii="方正仿宋_GBK" w:eastAsia="方正仿宋_GBK"/>
-        </w:rPr>
-        <w:t>g_display</w:t>
-      </w:r>
-      <w:proofErr w:type="spellEnd"/>
-      <w:r>
-        <w:rPr>
-          <w:rFonts w:ascii="方正仿宋_GBK" w:eastAsia="方正仿宋_GBK" w:hint="eastAsia"/>
-        </w:rPr>
-        <w:t>和</w:t>
-      </w:r>
-      <w:proofErr w:type="spellStart"/>
-      <w:r>
-        <w:rPr>
-          <w:rFonts w:ascii="方正仿宋_GBK" w:eastAsia="方正仿宋_GBK"/>
-        </w:rPr>
-        <w:t>AnalysisRules</w:t>
-      </w:r>
-      <w:proofErr w:type="spellEnd"/>
-      <w:r>
-        <w:rPr>
-          <w:rFonts w:ascii="方正仿宋_GBK" w:eastAsia="方正仿宋_GBK"/>
-        </w:rPr>
-        <w:t xml:space="preserve"> *</w:t>
-      </w:r>
-      <w:proofErr w:type="spellStart"/>
-      <w:r>
-        <w:rPr>
-          <w:rFonts w:ascii="方正仿宋_GBK" w:eastAsia="方正仿宋_GBK"/>
-        </w:rPr>
-        <w:t>g_rule</w:t>
-      </w:r>
-      <w:proofErr w:type="spellEnd"/>
+        <w:t>刷新的数据不</w:t>
+      </w:r>
+      <w:r>
+        <w:rPr>
+          <w:rFonts w:ascii="方正仿宋_GBK" w:eastAsia="方正仿宋_GBK" w:hint="eastAsia"/>
+        </w:rPr>
+        <w:t>会进入日志，也不会被分析，这是考虑到如果连续抓取了数据，会导致</w:t>
+      </w:r>
+      <w:r>
+        <w:rPr>
+          <w:rFonts w:ascii="方正仿宋_GBK" w:eastAsia="方正仿宋_GBK" w:hint="eastAsia"/>
+        </w:rPr>
+        <w:t>DIL的计算失效，因为它的相关计算与时间间隔有关，也就是说，刷新功能仅仅是立刻展示当前的数据。</w:t>
+      </w:r>
     </w:p>
   </w:footnote>
   <w:footnote w:id="3">
-    <w:p>
-      <w:pPr>
-        <w:pStyle w:val="ab"/>
-        <w:spacing w:line="240" w:lineRule="atLeast"/>
-      </w:pPr>
-      <w:r>
-        <w:rPr>
-          <w:rStyle w:val="ad"/>
-        </w:rPr>
-        <w:footnoteRef/>
-      </w:r>
-      <w:r>
-        <w:t xml:space="preserve"> </w:t>
-      </w:r>
-      <w:r>
-        <w:rPr>
-          <w:rFonts w:ascii="方正仿宋_GBK" w:eastAsia="方正仿宋_GBK" w:hint="eastAsia"/>
-        </w:rPr>
-        <w:t>刷新的数据不</w:t>
-      </w:r>
-      <w:r>
-        <w:rPr>
-          <w:rFonts w:ascii="方正仿宋_GBK" w:eastAsia="方正仿宋_GBK" w:hint="eastAsia"/>
-        </w:rPr>
-        <w:t>会进入日志，也不会被分析，这是考虑到如果连续抓取了数据，会导致</w:t>
-      </w:r>
-      <w:r>
-        <w:rPr>
-          <w:rFonts w:ascii="方正仿宋_GBK" w:eastAsia="方正仿宋_GBK" w:hint="eastAsia"/>
-        </w:rPr>
-        <w:t>DIL的计算失效，因为它的相关计算与时间间隔有关，也就是说，刷新功能仅仅是立刻展示当前的数据。</w:t>
-      </w:r>
-    </w:p>
-  </w:footnote>
-  <w:footnote w:id="4">
     <w:p>
       <w:pPr>
         <w:pStyle w:val="ab"/>

--- a/设计文档/项目设计文档.docx
+++ b/设计文档/项目设计文档.docx
@@ -146,7 +146,15 @@
           <w:szCs w:val="32"/>
         </w:rPr>
         <w:br/>
-        <w:t>日期：2026.5.25</w:t>
+        <w:t>日期：2026.5.2</w:t>
+      </w:r>
+      <w:r>
+        <w:rPr>
+          <w:rFonts w:ascii="方正仿宋_GBK" w:eastAsia="方正仿宋_GBK"/>
+          <w:sz w:val="32"/>
+          <w:szCs w:val="32"/>
+        </w:rPr>
+        <w:t>7</w:t>
       </w:r>
     </w:p>
     <w:p>
@@ -4417,39 +4425,7 @@
           <w:sz w:val="21"/>
           <w:szCs w:val="21"/>
         </w:rPr>
-        <w:t xml:space="preserve">湿度判断 + 温度互锁（&lt; 20% </w:t>
-      </w:r>
-      <w:r>
-        <w:rPr>
-          <w:rFonts w:ascii="方正仿宋_GBK" w:eastAsia="方正仿宋_GBK"/>
-          <w:sz w:val="21"/>
-          <w:szCs w:val="21"/>
-        </w:rPr>
-        <w:t>→</w:t>
-      </w:r>
-      <w:r>
-        <w:rPr>
-          <w:rFonts w:ascii="方正仿宋_GBK" w:eastAsia="方正仿宋_GBK"/>
-          <w:sz w:val="21"/>
-          <w:szCs w:val="21"/>
-        </w:rPr>
-        <w:t xml:space="preserve"> '4', &gt; 65% </w:t>
-      </w:r>
-      <w:r>
-        <w:rPr>
-          <w:rFonts w:ascii="方正仿宋_GBK" w:eastAsia="方正仿宋_GBK"/>
-          <w:sz w:val="21"/>
-          <w:szCs w:val="21"/>
-        </w:rPr>
-        <w:t>→</w:t>
-      </w:r>
-      <w:r>
-        <w:rPr>
-          <w:rFonts w:ascii="方正仿宋_GBK" w:eastAsia="方正仿宋_GBK"/>
-          <w:sz w:val="21"/>
-          <w:szCs w:val="21"/>
-        </w:rPr>
-        <w:t xml:space="preserve"> '6'）</w:t>
+        <w:t>湿度判断 + 温度互锁</w:t>
       </w:r>
     </w:p>
     <w:p>
@@ -4585,38 +4561,20 @@
       </w:r>
       <w:r>
         <w:rPr>
-          <w:rFonts w:ascii="方正仿宋_GBK" w:eastAsia="方正仿宋_GBK"/>
-          <w:sz w:val="21"/>
-          <w:szCs w:val="21"/>
-        </w:rPr>
-        <w:t xml:space="preserve"> 同步 UI </w:t>
-      </w:r>
-      <w:proofErr w:type="gramStart"/>
-      <w:r>
-        <w:rPr>
-          <w:rFonts w:ascii="方正仿宋_GBK" w:eastAsia="方正仿宋_GBK"/>
-          <w:sz w:val="21"/>
-          <w:szCs w:val="21"/>
-        </w:rPr>
-        <w:t>执行器</w:t>
-      </w:r>
-      <w:proofErr w:type="gramEnd"/>
-      <w:r>
-        <w:rPr>
-          <w:rFonts w:ascii="方正仿宋_GBK" w:eastAsia="方正仿宋_GBK"/>
-          <w:sz w:val="21"/>
-          <w:szCs w:val="21"/>
-        </w:rPr>
-        <w:t>状态</w:t>
-      </w:r>
-    </w:p>
-    <w:p>
-      <w:pPr>
-        <w:spacing w:line="240" w:lineRule="atLeast"/>
-        <w:ind w:firstLine="561"/>
-        <w:jc w:val="left"/>
-        <w:rPr>
-          <w:rFonts w:ascii="方正仿宋_GBK" w:eastAsia="方正仿宋_GBK"/>
+          <w:rFonts w:ascii="方正仿宋_GBK" w:eastAsia="方正仿宋_GBK" w:hint="eastAsia"/>
+          <w:sz w:val="21"/>
+          <w:szCs w:val="21"/>
+        </w:rPr>
+        <w:t xml:space="preserve"> 同步各个设备当前的状态</w:t>
+      </w:r>
+    </w:p>
+    <w:p>
+      <w:pPr>
+        <w:spacing w:line="240" w:lineRule="atLeast"/>
+        <w:ind w:firstLine="561"/>
+        <w:jc w:val="left"/>
+        <w:rPr>
+          <w:rFonts w:ascii="方正仿宋_GBK" w:eastAsia="方正仿宋_GBK" w:hint="eastAsia"/>
           <w:sz w:val="21"/>
           <w:szCs w:val="21"/>
         </w:rPr>
@@ -4677,43 +4635,15 @@
           <w:sz w:val="21"/>
           <w:szCs w:val="21"/>
         </w:rPr>
-        <w:t xml:space="preserve"> 推送分析数据到 UI</w:t>
-      </w:r>
-    </w:p>
-    <w:p>
-      <w:pPr>
-        <w:spacing w:line="240" w:lineRule="atLeast"/>
-        <w:ind w:firstLine="561"/>
-        <w:jc w:val="left"/>
-        <w:rPr>
-          <w:rFonts w:ascii="方正仿宋_GBK" w:eastAsia="方正仿宋_GBK"/>
-          <w:sz w:val="21"/>
-          <w:szCs w:val="21"/>
-        </w:rPr>
-      </w:pPr>
-      <w:r>
-        <w:rPr>
-          <w:rFonts w:ascii="方正仿宋_GBK" w:eastAsia="方正仿宋_GBK"/>
-          <w:sz w:val="21"/>
-          <w:szCs w:val="21"/>
-        </w:rPr>
-        <w:t xml:space="preserve">           </w:t>
-      </w:r>
-      <w:r>
-        <w:rPr>
-          <w:rFonts w:ascii="方正仿宋_GBK" w:eastAsia="方正仿宋_GBK"/>
-          <w:sz w:val="21"/>
-          <w:szCs w:val="21"/>
-        </w:rPr>
-        <w:t>└─</w:t>
-      </w:r>
-      <w:r>
-        <w:rPr>
-          <w:rFonts w:ascii="方正仿宋_GBK" w:eastAsia="方正仿宋_GBK"/>
-          <w:sz w:val="21"/>
-          <w:szCs w:val="21"/>
-        </w:rPr>
-        <w:t xml:space="preserve"> Sleep(100ms)</w:t>
+        <w:t xml:space="preserve"> </w:t>
+      </w:r>
+      <w:r>
+        <w:rPr>
+          <w:rFonts w:ascii="方正仿宋_GBK" w:eastAsia="方正仿宋_GBK" w:hint="eastAsia"/>
+          <w:sz w:val="21"/>
+          <w:szCs w:val="21"/>
+        </w:rPr>
+        <w:t>分析数据的显示</w:t>
       </w:r>
     </w:p>
     <w:p>
@@ -6761,7 +6691,7 @@
         <w:ind w:firstLine="561"/>
         <w:jc w:val="left"/>
         <w:rPr>
-          <w:rFonts w:ascii="方正楷体_GBK" w:eastAsia="方正楷体_GBK" w:hint="eastAsia"/>
+          <w:rFonts w:ascii="方正楷体_GBK" w:eastAsia="方正楷体_GBK"/>
           <w:sz w:val="36"/>
           <w:szCs w:val="36"/>
         </w:rPr>
@@ -6806,7 +6736,7 @@
         <w:ind w:firstLine="561"/>
         <w:jc w:val="left"/>
         <w:rPr>
-          <w:rFonts w:ascii="方正楷体_GBK" w:eastAsia="方正楷体_GBK" w:hint="eastAsia"/>
+          <w:rFonts w:ascii="方正楷体_GBK" w:eastAsia="方正楷体_GBK"/>
           <w:sz w:val="36"/>
           <w:szCs w:val="36"/>
         </w:rPr>
@@ -6874,42 +6804,34 @@
         <w:ind w:firstLine="561"/>
         <w:jc w:val="left"/>
         <w:rPr>
-          <w:rFonts w:ascii="方正楷体_GBK" w:eastAsia="方正楷体_GBK"/>
-          <w:sz w:val="36"/>
-          <w:szCs w:val="36"/>
-        </w:rPr>
-      </w:pPr>
-      <w:r>
-        <w:rPr>
-          <w:rFonts w:ascii="方正楷体_GBK" w:eastAsia="方正楷体_GBK" w:hint="eastAsia"/>
-          <w:sz w:val="36"/>
-          <w:szCs w:val="36"/>
-        </w:rPr>
-        <w:t>判断流程</w:t>
-      </w:r>
-      <w:r>
-        <w:rPr>
-          <w:rFonts w:ascii="方正楷体_GBK" w:eastAsia="方正楷体_GBK" w:hint="eastAsia"/>
-          <w:sz w:val="36"/>
-          <w:szCs w:val="36"/>
-        </w:rPr>
-        <w:t>：</w:t>
-      </w:r>
-    </w:p>
-    <w:p>
-      <w:pPr>
-        <w:spacing w:line="240" w:lineRule="atLeast"/>
-        <w:ind w:firstLine="561"/>
-        <w:jc w:val="left"/>
-        <w:rPr>
-          <w:rFonts w:ascii="方正楷体_GBK" w:eastAsia="方正楷体_GBK"/>
-          <w:sz w:val="36"/>
-          <w:szCs w:val="36"/>
-        </w:rPr>
-      </w:pPr>
-      <w:r>
-        <w:rPr>
-          <w:rFonts w:ascii="方正楷体_GBK" w:eastAsia="方正楷体_GBK" w:hint="eastAsia"/>
+          <w:rFonts w:ascii="方正仿宋_GBK" w:eastAsia="方正仿宋_GBK" w:hint="eastAsia"/>
+          <w:sz w:val="36"/>
+          <w:szCs w:val="36"/>
+        </w:rPr>
+      </w:pPr>
+      <w:r>
+        <w:rPr>
+          <w:rFonts w:ascii="方正仿宋_GBK" w:eastAsia="方正仿宋_GBK" w:hint="eastAsia"/>
+          <w:sz w:val="36"/>
+          <w:szCs w:val="36"/>
+        </w:rPr>
+        <w:t>判断流程：</w:t>
+      </w:r>
+    </w:p>
+    <w:p>
+      <w:pPr>
+        <w:spacing w:line="240" w:lineRule="atLeast"/>
+        <w:ind w:firstLine="561"/>
+        <w:jc w:val="left"/>
+        <w:rPr>
+          <w:rFonts w:ascii="方正仿宋_GBK" w:eastAsia="方正仿宋_GBK" w:hint="eastAsia"/>
+          <w:sz w:val="36"/>
+          <w:szCs w:val="36"/>
+        </w:rPr>
+      </w:pPr>
+      <w:r>
+        <w:rPr>
+          <w:rFonts w:ascii="方正仿宋_GBK" w:eastAsia="方正仿宋_GBK" w:hint="eastAsia"/>
           <w:sz w:val="36"/>
           <w:szCs w:val="36"/>
         </w:rPr>
@@ -6917,7 +6839,7 @@
       </w:r>
       <w:r>
         <w:rPr>
-          <w:rFonts w:ascii="方正楷体_GBK" w:eastAsia="方正楷体_GBK" w:hint="eastAsia"/>
+          <w:rFonts w:ascii="方正仿宋_GBK" w:eastAsia="方正仿宋_GBK" w:hint="eastAsia"/>
           <w:sz w:val="36"/>
           <w:szCs w:val="36"/>
         </w:rPr>
@@ -6925,7 +6847,7 @@
       </w:r>
       <w:r>
         <w:rPr>
-          <w:rFonts w:ascii="方正楷体_GBK" w:eastAsia="方正楷体_GBK" w:hint="eastAsia"/>
+          <w:rFonts w:ascii="方正仿宋_GBK" w:eastAsia="方正仿宋_GBK" w:hint="eastAsia"/>
           <w:sz w:val="36"/>
           <w:szCs w:val="36"/>
         </w:rPr>
@@ -6938,50 +6860,34 @@
         <w:ind w:firstLine="561"/>
         <w:jc w:val="left"/>
         <w:rPr>
-          <w:rFonts w:ascii="方正楷体_GBK" w:eastAsia="方正楷体_GBK"/>
-          <w:sz w:val="36"/>
-          <w:szCs w:val="36"/>
-        </w:rPr>
-      </w:pPr>
-      <w:r>
-        <w:rPr>
-          <w:rFonts w:ascii="方正楷体_GBK" w:eastAsia="方正楷体_GBK" w:hint="eastAsia"/>
-          <w:sz w:val="36"/>
-          <w:szCs w:val="36"/>
-        </w:rPr>
-        <w:t>1</w:t>
-      </w:r>
-      <w:r>
-        <w:rPr>
-          <w:rFonts w:ascii="方正楷体_GBK" w:eastAsia="方正楷体_GBK"/>
-          <w:sz w:val="36"/>
-          <w:szCs w:val="36"/>
-        </w:rPr>
-        <w:t>.</w:t>
-      </w:r>
-      <w:r>
-        <w:rPr>
-          <w:rFonts w:ascii="方正楷体_GBK" w:eastAsia="方正楷体_GBK" w:hint="eastAsia"/>
-          <w:sz w:val="36"/>
-          <w:szCs w:val="36"/>
-        </w:rPr>
-        <w:t>是否高温：直接利用高温报警系统，激活时（提示高温报警时）锁死水泵，禁止在高温下直接灌溉</w:t>
-      </w:r>
-    </w:p>
-    <w:p>
-      <w:pPr>
-        <w:spacing w:line="240" w:lineRule="atLeast"/>
-        <w:ind w:firstLine="561"/>
-        <w:jc w:val="left"/>
-        <w:rPr>
-          <w:rFonts w:ascii="方正楷体_GBK" w:eastAsia="方正楷体_GBK"/>
-          <w:sz w:val="36"/>
-          <w:szCs w:val="36"/>
-        </w:rPr>
-      </w:pPr>
-      <w:r>
-        <w:rPr>
-          <w:rFonts w:ascii="方正楷体_GBK" w:eastAsia="方正楷体_GBK" w:hint="eastAsia"/>
+          <w:rFonts w:ascii="方正仿宋_GBK" w:eastAsia="方正仿宋_GBK" w:hint="eastAsia"/>
+          <w:sz w:val="36"/>
+          <w:szCs w:val="36"/>
+        </w:rPr>
+      </w:pPr>
+      <w:r>
+        <w:rPr>
+          <w:rFonts w:ascii="方正仿宋_GBK" w:eastAsia="方正仿宋_GBK" w:hint="eastAsia"/>
+          <w:sz w:val="36"/>
+          <w:szCs w:val="36"/>
+        </w:rPr>
+        <w:t>1.是否高温：直接利用高温报警系统，激活时（提示高温报警时）锁死水泵，禁止在高温下直接灌溉</w:t>
+      </w:r>
+    </w:p>
+    <w:p>
+      <w:pPr>
+        <w:spacing w:line="240" w:lineRule="atLeast"/>
+        <w:ind w:firstLine="561"/>
+        <w:jc w:val="left"/>
+        <w:rPr>
+          <w:rFonts w:ascii="方正仿宋_GBK" w:eastAsia="方正仿宋_GBK" w:hint="eastAsia"/>
+          <w:sz w:val="36"/>
+          <w:szCs w:val="36"/>
+        </w:rPr>
+      </w:pPr>
+      <w:r>
+        <w:rPr>
+          <w:rFonts w:ascii="方正仿宋_GBK" w:eastAsia="方正仿宋_GBK" w:hint="eastAsia"/>
           <w:sz w:val="36"/>
           <w:szCs w:val="36"/>
         </w:rPr>
@@ -6989,43 +6895,27 @@
       </w:r>
       <w:r>
         <w:rPr>
-          <w:rFonts w:ascii="方正楷体_GBK" w:eastAsia="方正楷体_GBK" w:hint="eastAsia"/>
-          <w:sz w:val="36"/>
-          <w:szCs w:val="36"/>
-        </w:rPr>
-        <w:t>，同时灌溉区间的温度是低于报警值的因此实际处理分为3种：1</w:t>
-      </w:r>
-      <w:r>
-        <w:rPr>
-          <w:rFonts w:ascii="方正楷体_GBK" w:eastAsia="方正楷体_GBK"/>
-          <w:sz w:val="36"/>
-          <w:szCs w:val="36"/>
-        </w:rPr>
-        <w:t>-</w:t>
-      </w:r>
-      <w:r>
-        <w:rPr>
-          <w:rFonts w:ascii="方正楷体_GBK" w:eastAsia="方正楷体_GBK" w:hint="eastAsia"/>
-          <w:sz w:val="36"/>
-          <w:szCs w:val="36"/>
-        </w:rPr>
-        <w:t>正常区间，直接灌溉</w:t>
-      </w:r>
-    </w:p>
-    <w:p>
-      <w:pPr>
-        <w:spacing w:line="240" w:lineRule="atLeast"/>
-        <w:ind w:firstLine="561"/>
-        <w:jc w:val="left"/>
-        <w:rPr>
-          <w:rFonts w:ascii="方正楷体_GBK" w:eastAsia="方正楷体_GBK"/>
-          <w:sz w:val="36"/>
-          <w:szCs w:val="36"/>
-        </w:rPr>
-      </w:pPr>
-      <w:r>
-        <w:rPr>
-          <w:rFonts w:ascii="方正楷体_GBK" w:eastAsia="方正楷体_GBK"/>
+          <w:rFonts w:ascii="方正仿宋_GBK" w:eastAsia="方正仿宋_GBK" w:hint="eastAsia"/>
+          <w:sz w:val="36"/>
+          <w:szCs w:val="36"/>
+        </w:rPr>
+        <w:t>，同时灌溉区间的温度是低于报警值的因此实际处理分为3种：1-正常区间，直接灌溉</w:t>
+      </w:r>
+    </w:p>
+    <w:p>
+      <w:pPr>
+        <w:spacing w:line="240" w:lineRule="atLeast"/>
+        <w:ind w:firstLine="561"/>
+        <w:jc w:val="left"/>
+        <w:rPr>
+          <w:rFonts w:ascii="方正仿宋_GBK" w:eastAsia="方正仿宋_GBK" w:hint="eastAsia"/>
+          <w:sz w:val="36"/>
+          <w:szCs w:val="36"/>
+        </w:rPr>
+      </w:pPr>
+      <w:r>
+        <w:rPr>
+          <w:rFonts w:ascii="方正仿宋_GBK" w:eastAsia="方正仿宋_GBK" w:hint="eastAsia"/>
           <w:sz w:val="36"/>
           <w:szCs w:val="36"/>
         </w:rPr>
@@ -7033,36 +6923,28 @@
       </w:r>
       <w:r>
         <w:rPr>
-          <w:rFonts w:ascii="方正楷体_GBK" w:eastAsia="方正楷体_GBK"/>
+          <w:rFonts w:ascii="方正仿宋_GBK" w:eastAsia="方正仿宋_GBK" w:hint="eastAsia"/>
           <w:sz w:val="36"/>
           <w:szCs w:val="36"/>
         </w:rPr>
         <w:tab/>
-        <w:t>2-</w:t>
-      </w:r>
-      <w:r>
-        <w:rPr>
-          <w:rFonts w:ascii="方正楷体_GBK" w:eastAsia="方正楷体_GBK" w:hint="eastAsia"/>
-          <w:sz w:val="36"/>
-          <w:szCs w:val="36"/>
-        </w:rPr>
-        <w:t>超出正常区间，但不是极度高温，仅禁止灌溉</w:t>
-      </w:r>
-    </w:p>
-    <w:p>
-      <w:pPr>
-        <w:spacing w:line="240" w:lineRule="atLeast"/>
-        <w:ind w:firstLine="561"/>
-        <w:jc w:val="left"/>
-        <w:rPr>
-          <w:rFonts w:ascii="方正楷体_GBK" w:eastAsia="方正楷体_GBK" w:hint="eastAsia"/>
-          <w:sz w:val="36"/>
-          <w:szCs w:val="36"/>
-        </w:rPr>
-      </w:pPr>
-      <w:r>
-        <w:rPr>
-          <w:rFonts w:ascii="方正楷体_GBK" w:eastAsia="方正楷体_GBK"/>
+        <w:t>2-超出正常区间，但不是极度高温，仅禁止灌溉</w:t>
+      </w:r>
+    </w:p>
+    <w:p>
+      <w:pPr>
+        <w:spacing w:line="240" w:lineRule="atLeast"/>
+        <w:ind w:firstLine="561"/>
+        <w:jc w:val="left"/>
+        <w:rPr>
+          <w:rFonts w:ascii="方正仿宋_GBK" w:eastAsia="方正仿宋_GBK" w:hint="eastAsia"/>
+          <w:sz w:val="36"/>
+          <w:szCs w:val="36"/>
+        </w:rPr>
+      </w:pPr>
+      <w:r>
+        <w:rPr>
+          <w:rFonts w:ascii="方正仿宋_GBK" w:eastAsia="方正仿宋_GBK" w:hint="eastAsia"/>
           <w:sz w:val="36"/>
           <w:szCs w:val="36"/>
         </w:rPr>
@@ -7070,48 +6952,32 @@
       </w:r>
       <w:r>
         <w:rPr>
-          <w:rFonts w:ascii="方正楷体_GBK" w:eastAsia="方正楷体_GBK"/>
+          <w:rFonts w:ascii="方正仿宋_GBK" w:eastAsia="方正仿宋_GBK" w:hint="eastAsia"/>
           <w:sz w:val="36"/>
           <w:szCs w:val="36"/>
         </w:rPr>
         <w:tab/>
-        <w:t>3</w:t>
-      </w:r>
-      <w:r>
-        <w:rPr>
-          <w:rFonts w:ascii="方正楷体_GBK" w:eastAsia="方正楷体_GBK" w:hint="eastAsia"/>
-          <w:sz w:val="36"/>
-          <w:szCs w:val="36"/>
-        </w:rPr>
-        <w:t>-超过报警值，禁止灌溉的同时会报警提醒处理</w:t>
-      </w:r>
-    </w:p>
-    <w:p>
-      <w:pPr>
-        <w:spacing w:line="240" w:lineRule="atLeast"/>
-        <w:jc w:val="left"/>
-        <w:rPr>
-          <w:rFonts w:ascii="方正楷体_GBK" w:eastAsia="方正楷体_GBK"/>
-          <w:sz w:val="36"/>
-          <w:szCs w:val="36"/>
-        </w:rPr>
-      </w:pPr>
-      <w:r>
-        <w:rPr>
-          <w:rFonts w:ascii="方正楷体_GBK" w:eastAsia="方正楷体_GBK"/>
+        <w:t>3-超过报警值，禁止灌溉的同时会报警提醒处理</w:t>
+      </w:r>
+    </w:p>
+    <w:p>
+      <w:pPr>
+        <w:spacing w:line="240" w:lineRule="atLeast"/>
+        <w:jc w:val="left"/>
+        <w:rPr>
+          <w:rFonts w:ascii="方正仿宋_GBK" w:eastAsia="方正仿宋_GBK" w:hint="eastAsia"/>
+          <w:sz w:val="36"/>
+          <w:szCs w:val="36"/>
+        </w:rPr>
+      </w:pPr>
+      <w:r>
+        <w:rPr>
+          <w:rFonts w:ascii="方正仿宋_GBK" w:eastAsia="方正仿宋_GBK" w:hint="eastAsia"/>
           <w:sz w:val="36"/>
           <w:szCs w:val="36"/>
         </w:rPr>
         <w:tab/>
-        <w:t>3.</w:t>
-      </w:r>
-      <w:r>
-        <w:rPr>
-          <w:rFonts w:ascii="方正楷体_GBK" w:eastAsia="方正楷体_GBK" w:hint="eastAsia"/>
-          <w:sz w:val="36"/>
-          <w:szCs w:val="36"/>
-        </w:rPr>
-        <w:t>湿度控制：达到需要灌溉的湿度后启动水泵，灌溉至达到规定的最佳区间的最大值停止</w:t>
+        <w:t>3.湿度控制：达到需要灌溉的湿度后启动水泵，灌溉至达到规定的最佳区间的最大值停止</w:t>
       </w:r>
     </w:p>
     <w:p>
@@ -7185,6 +7051,264 @@
         <w:ind w:firstLine="561"/>
         <w:jc w:val="left"/>
         <w:rPr>
+          <w:rFonts w:ascii="方正仿宋_GBK" w:eastAsia="方正仿宋_GBK" w:hint="eastAsia"/>
+          <w:sz w:val="36"/>
+          <w:szCs w:val="36"/>
+        </w:rPr>
+      </w:pPr>
+      <w:r>
+        <w:rPr>
+          <w:rFonts w:ascii="方正仿宋_GBK" w:eastAsia="方正仿宋_GBK" w:hint="eastAsia"/>
+          <w:sz w:val="36"/>
+          <w:szCs w:val="36"/>
+        </w:rPr>
+        <w:t>整体架构</w:t>
+      </w:r>
+    </w:p>
+    <w:p>
+      <w:pPr>
+        <w:spacing w:line="240" w:lineRule="atLeast"/>
+        <w:ind w:firstLine="561"/>
+        <w:jc w:val="left"/>
+        <w:rPr>
+          <w:rFonts w:ascii="方正仿宋_GBK" w:eastAsia="方正仿宋_GBK" w:hint="eastAsia"/>
+          <w:sz w:val="36"/>
+          <w:szCs w:val="36"/>
+        </w:rPr>
+      </w:pPr>
+      <w:r>
+        <w:rPr>
+          <w:rFonts w:ascii="方正仿宋_GBK" w:eastAsia="方正仿宋_GBK" w:hint="eastAsia"/>
+          <w:sz w:val="36"/>
+          <w:szCs w:val="36"/>
+        </w:rPr>
+        <w:t>与服务端（server_logger.py）建立一条长 TCP 连接，</w:t>
+      </w:r>
+      <w:r>
+        <w:rPr>
+          <w:rFonts w:ascii="方正仿宋_GBK" w:eastAsia="方正仿宋_GBK" w:hint="eastAsia"/>
+          <w:sz w:val="36"/>
+          <w:szCs w:val="36"/>
+        </w:rPr>
+        <w:t>然后，由两个模块一起运行：</w:t>
+      </w:r>
+    </w:p>
+    <w:p>
+      <w:pPr>
+        <w:spacing w:line="240" w:lineRule="atLeast"/>
+        <w:ind w:firstLine="561"/>
+        <w:jc w:val="left"/>
+        <w:rPr>
+          <w:rFonts w:ascii="方正仿宋_GBK" w:eastAsia="方正仿宋_GBK" w:hint="eastAsia"/>
+          <w:sz w:val="36"/>
+          <w:szCs w:val="36"/>
+        </w:rPr>
+      </w:pPr>
+      <w:r>
+        <w:rPr>
+          <w:rFonts w:ascii="方正仿宋_GBK" w:eastAsia="方正仿宋_GBK" w:hint="eastAsia"/>
+          <w:sz w:val="36"/>
+          <w:szCs w:val="36"/>
+        </w:rPr>
+        <w:t>1.链接和下载模块（主要，每分钟向服务器索取一次数据日志）</w:t>
+      </w:r>
+    </w:p>
+    <w:p>
+      <w:pPr>
+        <w:spacing w:line="240" w:lineRule="atLeast"/>
+        <w:ind w:firstLine="561"/>
+        <w:jc w:val="left"/>
+        <w:rPr>
+          <w:rFonts w:ascii="方正仿宋_GBK" w:eastAsia="方正仿宋_GBK" w:hint="eastAsia"/>
+          <w:sz w:val="36"/>
+          <w:szCs w:val="36"/>
+        </w:rPr>
+      </w:pPr>
+      <w:r>
+        <w:rPr>
+          <w:rFonts w:ascii="方正仿宋_GBK" w:eastAsia="方正仿宋_GBK" w:hint="eastAsia"/>
+          <w:sz w:val="36"/>
+          <w:szCs w:val="36"/>
+        </w:rPr>
+        <w:t>2.接受和处理线程（为了防止它们同时</w:t>
+      </w:r>
+      <w:proofErr w:type="gramStart"/>
+      <w:r>
+        <w:rPr>
+          <w:rFonts w:ascii="方正仿宋_GBK" w:eastAsia="方正仿宋_GBK" w:hint="eastAsia"/>
+          <w:sz w:val="36"/>
+          <w:szCs w:val="36"/>
+        </w:rPr>
+        <w:t>发数据</w:t>
+      </w:r>
+      <w:proofErr w:type="gramEnd"/>
+      <w:r>
+        <w:rPr>
+          <w:rFonts w:ascii="方正仿宋_GBK" w:eastAsia="方正仿宋_GBK" w:hint="eastAsia"/>
+          <w:sz w:val="36"/>
+          <w:szCs w:val="36"/>
+        </w:rPr>
+        <w:t xml:space="preserve">导致数据交叉，AI在实际处理中采用了CRITICAL_SECTION </w:t>
+      </w:r>
+      <w:proofErr w:type="gramStart"/>
+      <w:r>
+        <w:rPr>
+          <w:rFonts w:ascii="方正仿宋_GBK" w:eastAsia="方正仿宋_GBK" w:hint="eastAsia"/>
+          <w:sz w:val="36"/>
+          <w:szCs w:val="36"/>
+        </w:rPr>
+        <w:t>锁保护</w:t>
+      </w:r>
+      <w:proofErr w:type="gramEnd"/>
+      <w:r>
+        <w:rPr>
+          <w:rFonts w:ascii="方正仿宋_GBK" w:eastAsia="方正仿宋_GBK" w:hint="eastAsia"/>
+          <w:sz w:val="36"/>
+          <w:szCs w:val="36"/>
+        </w:rPr>
+        <w:t>send调用）</w:t>
+      </w:r>
+    </w:p>
+    <w:p>
+      <w:pPr>
+        <w:spacing w:line="240" w:lineRule="atLeast"/>
+        <w:ind w:firstLine="561"/>
+        <w:jc w:val="left"/>
+        <w:rPr>
+          <w:rFonts w:ascii="方正仿宋_GBK" w:eastAsia="方正仿宋_GBK" w:hint="eastAsia"/>
+          <w:sz w:val="36"/>
+          <w:szCs w:val="36"/>
+        </w:rPr>
+      </w:pPr>
+      <w:r>
+        <w:rPr>
+          <w:rFonts w:ascii="方正仿宋_GBK" w:eastAsia="方正仿宋_GBK" w:hint="eastAsia"/>
+          <w:sz w:val="36"/>
+          <w:szCs w:val="36"/>
+        </w:rPr>
+        <w:t>数据</w:t>
+      </w:r>
+      <w:r>
+        <w:rPr>
+          <w:rFonts w:ascii="方正仿宋_GBK" w:eastAsia="方正仿宋_GBK" w:hint="eastAsia"/>
+          <w:sz w:val="36"/>
+          <w:szCs w:val="36"/>
+        </w:rPr>
+        <w:t>处理</w:t>
+      </w:r>
+    </w:p>
+    <w:p>
+      <w:pPr>
+        <w:spacing w:line="240" w:lineRule="atLeast"/>
+        <w:ind w:firstLine="561"/>
+        <w:jc w:val="left"/>
+        <w:rPr>
+          <w:rFonts w:ascii="方正仿宋_GBK" w:eastAsia="方正仿宋_GBK" w:hint="eastAsia"/>
+          <w:sz w:val="36"/>
+          <w:szCs w:val="36"/>
+        </w:rPr>
+      </w:pPr>
+      <w:r>
+        <w:rPr>
+          <w:rFonts w:ascii="方正仿宋_GBK" w:eastAsia="方正仿宋_GBK" w:hint="eastAsia"/>
+          <w:sz w:val="36"/>
+          <w:szCs w:val="36"/>
+        </w:rPr>
+        <w:t>采用了TCP的协议传输，每次索取的是当天的数据日志，然后在本地进行处理。</w:t>
+      </w:r>
+    </w:p>
+    <w:p>
+      <w:pPr>
+        <w:spacing w:line="240" w:lineRule="atLeast"/>
+        <w:ind w:firstLine="561"/>
+        <w:jc w:val="left"/>
+        <w:rPr>
+          <w:rFonts w:ascii="方正仿宋_GBK" w:eastAsia="方正仿宋_GBK" w:hint="eastAsia"/>
+          <w:sz w:val="36"/>
+          <w:szCs w:val="36"/>
+        </w:rPr>
+      </w:pPr>
+      <w:r>
+        <w:rPr>
+          <w:rFonts w:ascii="方正仿宋_GBK" w:eastAsia="方正仿宋_GBK" w:hint="eastAsia"/>
+          <w:sz w:val="36"/>
+          <w:szCs w:val="36"/>
+        </w:rPr>
+        <w:t>关键代码（</w:t>
+      </w:r>
+      <w:r>
+        <w:rPr>
+          <w:rFonts w:ascii="方正仿宋_GBK" w:eastAsia="方正仿宋_GBK" w:hint="eastAsia"/>
+          <w:sz w:val="36"/>
+          <w:szCs w:val="36"/>
+        </w:rPr>
+        <w:fldChar w:fldCharType="begin"/>
+      </w:r>
+      <w:r>
+        <w:rPr>
+          <w:rFonts w:ascii="方正仿宋_GBK" w:eastAsia="方正仿宋_GBK" w:hint="eastAsia"/>
+          <w:sz w:val="36"/>
+          <w:szCs w:val="36"/>
+        </w:rPr>
+        <w:instrText xml:space="preserve"> HYPERLINK "../src/server_client.cpp" </w:instrText>
+      </w:r>
+      <w:r>
+        <w:rPr>
+          <w:rFonts w:ascii="方正仿宋_GBK" w:eastAsia="方正仿宋_GBK" w:hint="eastAsia"/>
+          <w:sz w:val="36"/>
+          <w:szCs w:val="36"/>
+        </w:rPr>
+        <w:fldChar w:fldCharType="separate"/>
+      </w:r>
+      <w:r>
+        <w:rPr>
+          <w:rStyle w:val="a8"/>
+          <w:rFonts w:ascii="方正仿宋_GBK" w:eastAsia="方正仿宋_GBK" w:hint="eastAsia"/>
+          <w:sz w:val="36"/>
+          <w:szCs w:val="36"/>
+        </w:rPr>
+        <w:t>server_client.cpp:112-176</w:t>
+      </w:r>
+      <w:r>
+        <w:rPr>
+          <w:rFonts w:ascii="方正仿宋_GBK" w:eastAsia="方正仿宋_GBK" w:hint="eastAsia"/>
+          <w:sz w:val="36"/>
+          <w:szCs w:val="36"/>
+        </w:rPr>
+        <w:fldChar w:fldCharType="end"/>
+      </w:r>
+      <w:r>
+        <w:rPr>
+          <w:rFonts w:ascii="方正仿宋_GBK" w:eastAsia="方正仿宋_GBK" w:hint="eastAsia"/>
+          <w:sz w:val="36"/>
+          <w:szCs w:val="36"/>
+        </w:rPr>
+        <w:t>）：</w:t>
+      </w:r>
+    </w:p>
+    <w:p>
+      <w:pPr>
+        <w:spacing w:line="240" w:lineRule="atLeast"/>
+        <w:ind w:firstLine="561"/>
+        <w:jc w:val="left"/>
+        <w:rPr>
+          <w:rFonts w:ascii="方正仿宋_GBK" w:eastAsia="方正仿宋_GBK" w:hint="eastAsia"/>
+          <w:sz w:val="36"/>
+          <w:szCs w:val="36"/>
+        </w:rPr>
+      </w:pPr>
+      <w:r>
+        <w:rPr>
+          <w:rFonts w:ascii="方正仿宋_GBK" w:eastAsia="方正仿宋_GBK" w:hint="eastAsia"/>
+          <w:sz w:val="36"/>
+          <w:szCs w:val="36"/>
+        </w:rPr>
+        <w:t>每次采集的数据通过换行隔开，所以每次读取到\n后就会自动识别为下一次的数据。</w:t>
+      </w:r>
+    </w:p>
+    <w:p>
+      <w:pPr>
+        <w:rPr>
           <w:rFonts w:ascii="方正楷体_GBK" w:eastAsia="方正楷体_GBK"/>
           <w:sz w:val="36"/>
           <w:szCs w:val="36"/>
@@ -7192,12 +7316,24 @@
       </w:pPr>
       <w:r>
         <w:rPr>
+          <w:rFonts w:ascii="方正楷体_GBK" w:eastAsia="方正楷体_GBK"/>
+          <w:sz w:val="36"/>
+          <w:szCs w:val="36"/>
+        </w:rPr>
+        <w:br w:type="page"/>
+      </w:r>
+    </w:p>
+    <w:p>
+      <w:pPr>
+        <w:spacing w:line="240" w:lineRule="atLeast"/>
+        <w:ind w:firstLine="561"/>
+        <w:jc w:val="left"/>
+        <w:rPr>
           <w:rFonts w:ascii="方正楷体_GBK" w:eastAsia="方正楷体_GBK" w:hint="eastAsia"/>
           <w:sz w:val="36"/>
           <w:szCs w:val="36"/>
         </w:rPr>
-        <w:t>整体架构</w:t>
-      </w:r>
+      </w:pPr>
     </w:p>
     <w:p>
       <w:pPr>
@@ -7216,7 +7352,7 @@
           <w:sz w:val="36"/>
           <w:szCs w:val="36"/>
         </w:rPr>
-        <w:t>与服务端（</w:t>
+        <w:t>建立连接（</w:t>
       </w:r>
       <w:r>
         <w:rPr>
@@ -7224,7 +7360,1259 @@
           <w:sz w:val="36"/>
           <w:szCs w:val="36"/>
         </w:rPr>
-        <w:t>server_logger.py）建立一条长 TCP 连接，</w:t>
+        <w:t>server_client.cpp:193-213）：</w:t>
+      </w:r>
+    </w:p>
+    <w:p>
+      <w:pPr>
+        <w:spacing w:line="240" w:lineRule="exact"/>
+        <w:ind w:firstLine="561"/>
+        <w:jc w:val="left"/>
+        <w:rPr>
+          <w:rFonts w:ascii="方正仿宋_GBK" w:eastAsia="方正仿宋_GBK" w:hint="eastAsia"/>
+          <w:szCs w:val="22"/>
+        </w:rPr>
+      </w:pPr>
+      <w:r>
+        <w:rPr>
+          <w:rFonts w:ascii="方正仿宋_GBK" w:eastAsia="方正仿宋_GBK" w:hint="eastAsia"/>
+          <w:szCs w:val="22"/>
+        </w:rPr>
+        <w:t xml:space="preserve">int </w:t>
+      </w:r>
+      <w:proofErr w:type="spellStart"/>
+      <w:r>
+        <w:rPr>
+          <w:rFonts w:ascii="方正仿宋_GBK" w:eastAsia="方正仿宋_GBK" w:hint="eastAsia"/>
+          <w:szCs w:val="22"/>
+        </w:rPr>
+        <w:t>ServerClient_connect</w:t>
+      </w:r>
+      <w:proofErr w:type="spellEnd"/>
+      <w:r>
+        <w:rPr>
+          <w:rFonts w:ascii="方正仿宋_GBK" w:eastAsia="方正仿宋_GBK" w:hint="eastAsia"/>
+          <w:szCs w:val="22"/>
+        </w:rPr>
+        <w:t>(</w:t>
+      </w:r>
+      <w:proofErr w:type="spellStart"/>
+      <w:r>
+        <w:rPr>
+          <w:rFonts w:ascii="方正仿宋_GBK" w:eastAsia="方正仿宋_GBK" w:hint="eastAsia"/>
+          <w:szCs w:val="22"/>
+        </w:rPr>
+        <w:t>ServerClient</w:t>
+      </w:r>
+      <w:proofErr w:type="spellEnd"/>
+      <w:r>
+        <w:rPr>
+          <w:rFonts w:ascii="方正仿宋_GBK" w:eastAsia="方正仿宋_GBK" w:hint="eastAsia"/>
+          <w:szCs w:val="22"/>
+        </w:rPr>
+        <w:t xml:space="preserve">* </w:t>
+      </w:r>
+      <w:proofErr w:type="spellStart"/>
+      <w:r>
+        <w:rPr>
+          <w:rFonts w:ascii="方正仿宋_GBK" w:eastAsia="方正仿宋_GBK" w:hint="eastAsia"/>
+          <w:szCs w:val="22"/>
+        </w:rPr>
+        <w:t>sc</w:t>
+      </w:r>
+      <w:proofErr w:type="spellEnd"/>
+      <w:r>
+        <w:rPr>
+          <w:rFonts w:ascii="方正仿宋_GBK" w:eastAsia="方正仿宋_GBK" w:hint="eastAsia"/>
+          <w:szCs w:val="22"/>
+        </w:rPr>
+        <w:t>, const char* host, int port)</w:t>
+      </w:r>
+    </w:p>
+    <w:p>
+      <w:pPr>
+        <w:spacing w:line="240" w:lineRule="exact"/>
+        <w:ind w:firstLine="561"/>
+        <w:jc w:val="left"/>
+        <w:rPr>
+          <w:rFonts w:ascii="方正仿宋_GBK" w:eastAsia="方正仿宋_GBK" w:hint="eastAsia"/>
+          <w:szCs w:val="22"/>
+        </w:rPr>
+      </w:pPr>
+      <w:r>
+        <w:rPr>
+          <w:rFonts w:ascii="方正仿宋_GBK" w:eastAsia="方正仿宋_GBK" w:hint="eastAsia"/>
+          <w:szCs w:val="22"/>
+        </w:rPr>
+        <w:t>{</w:t>
+      </w:r>
+    </w:p>
+    <w:p>
+      <w:pPr>
+        <w:spacing w:line="240" w:lineRule="exact"/>
+        <w:ind w:firstLine="561"/>
+        <w:jc w:val="left"/>
+        <w:rPr>
+          <w:rFonts w:ascii="方正仿宋_GBK" w:eastAsia="方正仿宋_GBK" w:hint="eastAsia"/>
+          <w:szCs w:val="22"/>
+        </w:rPr>
+      </w:pPr>
+      <w:r>
+        <w:rPr>
+          <w:rFonts w:ascii="方正仿宋_GBK" w:eastAsia="方正仿宋_GBK" w:hint="eastAsia"/>
+          <w:szCs w:val="22"/>
+        </w:rPr>
+        <w:t xml:space="preserve">    if (</w:t>
+      </w:r>
+      <w:proofErr w:type="spellStart"/>
+      <w:r>
+        <w:rPr>
+          <w:rFonts w:ascii="方正仿宋_GBK" w:eastAsia="方正仿宋_GBK" w:hint="eastAsia"/>
+          <w:szCs w:val="22"/>
+        </w:rPr>
+        <w:t>sc</w:t>
+      </w:r>
+      <w:proofErr w:type="spellEnd"/>
+      <w:r>
+        <w:rPr>
+          <w:rFonts w:ascii="方正仿宋_GBK" w:eastAsia="方正仿宋_GBK" w:hint="eastAsia"/>
+          <w:szCs w:val="22"/>
+        </w:rPr>
+        <w:t xml:space="preserve">-&gt;connected) </w:t>
+      </w:r>
+      <w:proofErr w:type="spellStart"/>
+      <w:r>
+        <w:rPr>
+          <w:rFonts w:ascii="方正仿宋_GBK" w:eastAsia="方正仿宋_GBK" w:hint="eastAsia"/>
+          <w:szCs w:val="22"/>
+        </w:rPr>
+        <w:t>ServerClient_disconnect</w:t>
+      </w:r>
+      <w:proofErr w:type="spellEnd"/>
+      <w:r>
+        <w:rPr>
+          <w:rFonts w:ascii="方正仿宋_GBK" w:eastAsia="方正仿宋_GBK" w:hint="eastAsia"/>
+          <w:szCs w:val="22"/>
+        </w:rPr>
+        <w:t>(</w:t>
+      </w:r>
+      <w:proofErr w:type="spellStart"/>
+      <w:r>
+        <w:rPr>
+          <w:rFonts w:ascii="方正仿宋_GBK" w:eastAsia="方正仿宋_GBK" w:hint="eastAsia"/>
+          <w:szCs w:val="22"/>
+        </w:rPr>
+        <w:t>sc</w:t>
+      </w:r>
+      <w:proofErr w:type="spellEnd"/>
+      <w:r>
+        <w:rPr>
+          <w:rFonts w:ascii="方正仿宋_GBK" w:eastAsia="方正仿宋_GBK" w:hint="eastAsia"/>
+          <w:szCs w:val="22"/>
+        </w:rPr>
+        <w:t>);  // 如果已经连着，先挂断</w:t>
+      </w:r>
+    </w:p>
+    <w:p>
+      <w:pPr>
+        <w:spacing w:line="240" w:lineRule="exact"/>
+        <w:ind w:firstLine="561"/>
+        <w:jc w:val="left"/>
+        <w:rPr>
+          <w:rFonts w:ascii="方正仿宋_GBK" w:eastAsia="方正仿宋_GBK" w:hint="eastAsia"/>
+          <w:szCs w:val="22"/>
+        </w:rPr>
+      </w:pPr>
+      <w:r>
+        <w:rPr>
+          <w:rFonts w:ascii="方正仿宋_GBK" w:eastAsia="方正仿宋_GBK" w:hint="eastAsia"/>
+          <w:szCs w:val="22"/>
+        </w:rPr>
+        <w:t xml:space="preserve">    int s = </w:t>
+      </w:r>
+      <w:proofErr w:type="spellStart"/>
+      <w:r>
+        <w:rPr>
+          <w:rFonts w:ascii="方正仿宋_GBK" w:eastAsia="方正仿宋_GBK" w:hint="eastAsia"/>
+          <w:szCs w:val="22"/>
+        </w:rPr>
+        <w:t>createSocket</w:t>
+      </w:r>
+      <w:proofErr w:type="spellEnd"/>
+      <w:r>
+        <w:rPr>
+          <w:rFonts w:ascii="方正仿宋_GBK" w:eastAsia="方正仿宋_GBK" w:hint="eastAsia"/>
+          <w:szCs w:val="22"/>
+        </w:rPr>
+        <w:t>(host, port);                // 拨号（建立 TCP）</w:t>
+      </w:r>
+    </w:p>
+    <w:p>
+      <w:pPr>
+        <w:spacing w:line="240" w:lineRule="exact"/>
+        <w:ind w:firstLine="561"/>
+        <w:jc w:val="left"/>
+        <w:rPr>
+          <w:rFonts w:ascii="方正仿宋_GBK" w:eastAsia="方正仿宋_GBK" w:hint="eastAsia"/>
+          <w:szCs w:val="22"/>
+        </w:rPr>
+      </w:pPr>
+      <w:r>
+        <w:rPr>
+          <w:rFonts w:ascii="方正仿宋_GBK" w:eastAsia="方正仿宋_GBK" w:hint="eastAsia"/>
+          <w:szCs w:val="22"/>
+        </w:rPr>
+        <w:t xml:space="preserve">    if (s &lt; 0) return 0</w:t>
+      </w:r>
+      <w:r>
+        <w:rPr>
+          <w:rFonts w:ascii="方正仿宋_GBK" w:eastAsia="方正仿宋_GBK" w:hint="eastAsia"/>
+          <w:szCs w:val="22"/>
+        </w:rPr>
+        <w:t xml:space="preserve"> </w:t>
+      </w:r>
+    </w:p>
+    <w:p>
+      <w:pPr>
+        <w:spacing w:line="240" w:lineRule="exact"/>
+        <w:ind w:firstLine="561"/>
+        <w:jc w:val="left"/>
+        <w:rPr>
+          <w:rFonts w:ascii="方正仿宋_GBK" w:eastAsia="方正仿宋_GBK" w:hint="eastAsia"/>
+          <w:szCs w:val="22"/>
+        </w:rPr>
+      </w:pPr>
+      <w:r>
+        <w:rPr>
+          <w:rFonts w:ascii="方正仿宋_GBK" w:eastAsia="方正仿宋_GBK" w:hint="eastAsia"/>
+          <w:szCs w:val="22"/>
+        </w:rPr>
+        <w:t xml:space="preserve">    </w:t>
+      </w:r>
+      <w:proofErr w:type="spellStart"/>
+      <w:r>
+        <w:rPr>
+          <w:rFonts w:ascii="方正仿宋_GBK" w:eastAsia="方正仿宋_GBK" w:hint="eastAsia"/>
+          <w:szCs w:val="22"/>
+        </w:rPr>
+        <w:t>sc</w:t>
+      </w:r>
+      <w:proofErr w:type="spellEnd"/>
+      <w:r>
+        <w:rPr>
+          <w:rFonts w:ascii="方正仿宋_GBK" w:eastAsia="方正仿宋_GBK" w:hint="eastAsia"/>
+          <w:szCs w:val="22"/>
+        </w:rPr>
+        <w:t>-&gt;sock = s;</w:t>
+      </w:r>
+    </w:p>
+    <w:p>
+      <w:pPr>
+        <w:spacing w:line="240" w:lineRule="exact"/>
+        <w:ind w:firstLine="561"/>
+        <w:jc w:val="left"/>
+        <w:rPr>
+          <w:rFonts w:ascii="方正仿宋_GBK" w:eastAsia="方正仿宋_GBK" w:hint="eastAsia"/>
+          <w:szCs w:val="22"/>
+        </w:rPr>
+      </w:pPr>
+      <w:r>
+        <w:rPr>
+          <w:rFonts w:ascii="方正仿宋_GBK" w:eastAsia="方正仿宋_GBK" w:hint="eastAsia"/>
+          <w:szCs w:val="22"/>
+        </w:rPr>
+        <w:t xml:space="preserve">    </w:t>
+      </w:r>
+      <w:proofErr w:type="spellStart"/>
+      <w:r>
+        <w:rPr>
+          <w:rFonts w:ascii="方正仿宋_GBK" w:eastAsia="方正仿宋_GBK" w:hint="eastAsia"/>
+          <w:szCs w:val="22"/>
+        </w:rPr>
+        <w:t>sc</w:t>
+      </w:r>
+      <w:proofErr w:type="spellEnd"/>
+      <w:r>
+        <w:rPr>
+          <w:rFonts w:ascii="方正仿宋_GBK" w:eastAsia="方正仿宋_GBK" w:hint="eastAsia"/>
+          <w:szCs w:val="22"/>
+        </w:rPr>
+        <w:t>-&gt;running = 1;</w:t>
+      </w:r>
+    </w:p>
+    <w:p>
+      <w:pPr>
+        <w:spacing w:line="240" w:lineRule="exact"/>
+        <w:ind w:firstLine="561"/>
+        <w:jc w:val="left"/>
+        <w:rPr>
+          <w:rFonts w:ascii="方正仿宋_GBK" w:eastAsia="方正仿宋_GBK" w:hint="eastAsia"/>
+          <w:szCs w:val="22"/>
+        </w:rPr>
+      </w:pPr>
+      <w:r>
+        <w:rPr>
+          <w:rFonts w:ascii="方正仿宋_GBK" w:eastAsia="方正仿宋_GBK" w:hint="eastAsia"/>
+          <w:szCs w:val="22"/>
+        </w:rPr>
+        <w:t xml:space="preserve">    </w:t>
+      </w:r>
+      <w:proofErr w:type="spellStart"/>
+      <w:r>
+        <w:rPr>
+          <w:rFonts w:ascii="方正仿宋_GBK" w:eastAsia="方正仿宋_GBK" w:hint="eastAsia"/>
+          <w:szCs w:val="22"/>
+        </w:rPr>
+        <w:t>sc</w:t>
+      </w:r>
+      <w:proofErr w:type="spellEnd"/>
+      <w:r>
+        <w:rPr>
+          <w:rFonts w:ascii="方正仿宋_GBK" w:eastAsia="方正仿宋_GBK" w:hint="eastAsia"/>
+          <w:szCs w:val="22"/>
+        </w:rPr>
+        <w:t>-&gt;connected = 1;</w:t>
+      </w:r>
+    </w:p>
+    <w:p>
+      <w:pPr>
+        <w:spacing w:line="240" w:lineRule="exact"/>
+        <w:ind w:firstLine="561"/>
+        <w:jc w:val="left"/>
+        <w:rPr>
+          <w:rFonts w:ascii="方正仿宋_GBK" w:eastAsia="方正仿宋_GBK" w:hint="eastAsia"/>
+          <w:szCs w:val="22"/>
+        </w:rPr>
+      </w:pPr>
+      <w:r>
+        <w:rPr>
+          <w:rFonts w:ascii="方正仿宋_GBK" w:eastAsia="方正仿宋_GBK" w:hint="eastAsia"/>
+          <w:szCs w:val="22"/>
+        </w:rPr>
+        <w:t xml:space="preserve">    </w:t>
+      </w:r>
+      <w:proofErr w:type="spellStart"/>
+      <w:r>
+        <w:rPr>
+          <w:rFonts w:ascii="方正仿宋_GBK" w:eastAsia="方正仿宋_GBK" w:hint="eastAsia"/>
+          <w:szCs w:val="22"/>
+        </w:rPr>
+        <w:t>sendLine</w:t>
+      </w:r>
+      <w:proofErr w:type="spellEnd"/>
+      <w:r>
+        <w:rPr>
+          <w:rFonts w:ascii="方正仿宋_GBK" w:eastAsia="方正仿宋_GBK" w:hint="eastAsia"/>
+          <w:szCs w:val="22"/>
+        </w:rPr>
+        <w:t>(</w:t>
+      </w:r>
+      <w:proofErr w:type="spellStart"/>
+      <w:r>
+        <w:rPr>
+          <w:rFonts w:ascii="方正仿宋_GBK" w:eastAsia="方正仿宋_GBK" w:hint="eastAsia"/>
+          <w:szCs w:val="22"/>
+        </w:rPr>
+        <w:t>sc</w:t>
+      </w:r>
+      <w:proofErr w:type="spellEnd"/>
+      <w:r>
+        <w:rPr>
+          <w:rFonts w:ascii="方正仿宋_GBK" w:eastAsia="方正仿宋_GBK" w:hint="eastAsia"/>
+          <w:szCs w:val="22"/>
+        </w:rPr>
+        <w:t>, "CONNECT");                         //</w:t>
+      </w:r>
+      <w:r>
+        <w:rPr>
+          <w:rFonts w:ascii="方正仿宋_GBK" w:eastAsia="方正仿宋_GBK" w:hint="eastAsia"/>
+          <w:szCs w:val="22"/>
+        </w:rPr>
+        <w:t xml:space="preserve"> 向服务端确认链接成功</w:t>
+      </w:r>
+    </w:p>
+    <w:p>
+      <w:pPr>
+        <w:spacing w:line="240" w:lineRule="exact"/>
+        <w:ind w:firstLine="561"/>
+        <w:jc w:val="left"/>
+        <w:rPr>
+          <w:rFonts w:ascii="方正仿宋_GBK" w:eastAsia="方正仿宋_GBK" w:hint="eastAsia"/>
+          <w:szCs w:val="22"/>
+        </w:rPr>
+      </w:pPr>
+      <w:r>
+        <w:rPr>
+          <w:rFonts w:ascii="方正仿宋_GBK" w:eastAsia="方正仿宋_GBK" w:hint="eastAsia"/>
+          <w:szCs w:val="22"/>
+        </w:rPr>
+        <w:t xml:space="preserve">    </w:t>
+      </w:r>
+      <w:proofErr w:type="spellStart"/>
+      <w:r>
+        <w:rPr>
+          <w:rFonts w:ascii="方正仿宋_GBK" w:eastAsia="方正仿宋_GBK" w:hint="eastAsia"/>
+          <w:szCs w:val="22"/>
+        </w:rPr>
+        <w:t>sc</w:t>
+      </w:r>
+      <w:proofErr w:type="spellEnd"/>
+      <w:r>
+        <w:rPr>
+          <w:rFonts w:ascii="方正仿宋_GBK" w:eastAsia="方正仿宋_GBK" w:hint="eastAsia"/>
+          <w:szCs w:val="22"/>
+        </w:rPr>
+        <w:t>-&gt;</w:t>
+      </w:r>
+      <w:proofErr w:type="spellStart"/>
+      <w:r>
+        <w:rPr>
+          <w:rFonts w:ascii="方正仿宋_GBK" w:eastAsia="方正仿宋_GBK" w:hint="eastAsia"/>
+          <w:szCs w:val="22"/>
+        </w:rPr>
+        <w:t>recvThread</w:t>
+      </w:r>
+      <w:proofErr w:type="spellEnd"/>
+      <w:r>
+        <w:rPr>
+          <w:rFonts w:ascii="方正仿宋_GBK" w:eastAsia="方正仿宋_GBK" w:hint="eastAsia"/>
+          <w:szCs w:val="22"/>
+        </w:rPr>
+        <w:t xml:space="preserve"> = </w:t>
+      </w:r>
+      <w:proofErr w:type="spellStart"/>
+      <w:r>
+        <w:rPr>
+          <w:rFonts w:ascii="方正仿宋_GBK" w:eastAsia="方正仿宋_GBK" w:hint="eastAsia"/>
+          <w:szCs w:val="22"/>
+        </w:rPr>
+        <w:t>CreateThread</w:t>
+      </w:r>
+      <w:proofErr w:type="spellEnd"/>
+      <w:r>
+        <w:rPr>
+          <w:rFonts w:ascii="方正仿宋_GBK" w:eastAsia="方正仿宋_GBK" w:hint="eastAsia"/>
+          <w:szCs w:val="22"/>
+        </w:rPr>
+        <w:t>(...);              // 收消息的线程</w:t>
+      </w:r>
+    </w:p>
+    <w:p>
+      <w:pPr>
+        <w:spacing w:line="240" w:lineRule="exact"/>
+        <w:ind w:firstLine="561"/>
+        <w:jc w:val="left"/>
+        <w:rPr>
+          <w:rFonts w:ascii="方正仿宋_GBK" w:eastAsia="方正仿宋_GBK" w:hint="eastAsia"/>
+          <w:szCs w:val="22"/>
+        </w:rPr>
+      </w:pPr>
+      <w:r>
+        <w:rPr>
+          <w:rFonts w:ascii="方正仿宋_GBK" w:eastAsia="方正仿宋_GBK" w:hint="eastAsia"/>
+          <w:szCs w:val="22"/>
+        </w:rPr>
+        <w:t xml:space="preserve">    </w:t>
+      </w:r>
+      <w:proofErr w:type="spellStart"/>
+      <w:r>
+        <w:rPr>
+          <w:rFonts w:ascii="方正仿宋_GBK" w:eastAsia="方正仿宋_GBK" w:hint="eastAsia"/>
+          <w:szCs w:val="22"/>
+        </w:rPr>
+        <w:t>sc</w:t>
+      </w:r>
+      <w:proofErr w:type="spellEnd"/>
+      <w:r>
+        <w:rPr>
+          <w:rFonts w:ascii="方正仿宋_GBK" w:eastAsia="方正仿宋_GBK" w:hint="eastAsia"/>
+          <w:szCs w:val="22"/>
+        </w:rPr>
+        <w:t>-&gt;</w:t>
+      </w:r>
+      <w:proofErr w:type="spellStart"/>
+      <w:r>
+        <w:rPr>
+          <w:rFonts w:ascii="方正仿宋_GBK" w:eastAsia="方正仿宋_GBK" w:hint="eastAsia"/>
+          <w:szCs w:val="22"/>
+        </w:rPr>
+        <w:t>heartbeatThread</w:t>
+      </w:r>
+      <w:proofErr w:type="spellEnd"/>
+      <w:r>
+        <w:rPr>
+          <w:rFonts w:ascii="方正仿宋_GBK" w:eastAsia="方正仿宋_GBK" w:hint="eastAsia"/>
+          <w:szCs w:val="22"/>
+        </w:rPr>
+        <w:t xml:space="preserve"> = </w:t>
+      </w:r>
+      <w:proofErr w:type="spellStart"/>
+      <w:r>
+        <w:rPr>
+          <w:rFonts w:ascii="方正仿宋_GBK" w:eastAsia="方正仿宋_GBK" w:hint="eastAsia"/>
+          <w:szCs w:val="22"/>
+        </w:rPr>
+        <w:t>CreateThread</w:t>
+      </w:r>
+      <w:proofErr w:type="spellEnd"/>
+      <w:r>
+        <w:rPr>
+          <w:rFonts w:ascii="方正仿宋_GBK" w:eastAsia="方正仿宋_GBK" w:hint="eastAsia"/>
+          <w:szCs w:val="22"/>
+        </w:rPr>
+        <w:t xml:space="preserve">(...); </w:t>
+      </w:r>
+      <w:r>
+        <w:rPr>
+          <w:rFonts w:ascii="方正仿宋_GBK" w:eastAsia="方正仿宋_GBK"/>
+          <w:szCs w:val="22"/>
+        </w:rPr>
+        <w:t xml:space="preserve">  </w:t>
+      </w:r>
+      <w:r>
+        <w:rPr>
+          <w:rFonts w:ascii="方正仿宋_GBK" w:eastAsia="方正仿宋_GBK" w:hint="eastAsia"/>
+          <w:szCs w:val="22"/>
+        </w:rPr>
+        <w:t>//心跳线程（定时确认</w:t>
+      </w:r>
+      <w:r>
+        <w:rPr>
+          <w:rFonts w:ascii="方正仿宋_GBK" w:eastAsia="方正仿宋_GBK" w:hint="eastAsia"/>
+          <w:szCs w:val="22"/>
+        </w:rPr>
+        <w:t>链接存在</w:t>
+      </w:r>
+      <w:r>
+        <w:rPr>
+          <w:rFonts w:ascii="方正仿宋_GBK" w:eastAsia="方正仿宋_GBK" w:hint="eastAsia"/>
+          <w:szCs w:val="22"/>
+        </w:rPr>
+        <w:t>）</w:t>
+      </w:r>
+    </w:p>
+    <w:p>
+      <w:pPr>
+        <w:spacing w:line="240" w:lineRule="exact"/>
+        <w:ind w:firstLine="561"/>
+        <w:jc w:val="left"/>
+        <w:rPr>
+          <w:rFonts w:ascii="方正仿宋_GBK" w:eastAsia="方正仿宋_GBK" w:hint="eastAsia"/>
+          <w:szCs w:val="22"/>
+        </w:rPr>
+      </w:pPr>
+      <w:r>
+        <w:rPr>
+          <w:rFonts w:ascii="方正仿宋_GBK" w:eastAsia="方正仿宋_GBK" w:hint="eastAsia"/>
+          <w:szCs w:val="22"/>
+        </w:rPr>
+        <w:t xml:space="preserve">    return 1;</w:t>
+      </w:r>
+    </w:p>
+    <w:p>
+      <w:pPr>
+        <w:spacing w:line="240" w:lineRule="exact"/>
+        <w:ind w:firstLine="561"/>
+        <w:jc w:val="left"/>
+        <w:rPr>
+          <w:rFonts w:ascii="方正仿宋_GBK" w:eastAsia="方正仿宋_GBK" w:hint="eastAsia"/>
+          <w:szCs w:val="22"/>
+        </w:rPr>
+      </w:pPr>
+      <w:r>
+        <w:rPr>
+          <w:rFonts w:ascii="方正仿宋_GBK" w:eastAsia="方正仿宋_GBK" w:hint="eastAsia"/>
+          <w:szCs w:val="22"/>
+        </w:rPr>
+        <w:t>}</w:t>
+      </w:r>
+    </w:p>
+    <w:p>
+      <w:pPr>
+        <w:spacing w:line="240" w:lineRule="atLeast"/>
+        <w:ind w:firstLine="561"/>
+        <w:jc w:val="left"/>
+        <w:rPr>
+          <w:rFonts w:ascii="方正仿宋_GBK" w:eastAsia="方正仿宋_GBK" w:hint="eastAsia"/>
+          <w:sz w:val="36"/>
+          <w:szCs w:val="36"/>
+        </w:rPr>
+      </w:pPr>
+      <w:r>
+        <w:rPr>
+          <w:rFonts w:ascii="方正仿宋_GBK" w:eastAsia="方正仿宋_GBK" w:hint="eastAsia"/>
+          <w:sz w:val="36"/>
+          <w:szCs w:val="36"/>
+        </w:rPr>
+        <w:t>断开连接</w:t>
+      </w:r>
+      <w:r>
+        <w:rPr>
+          <w:rFonts w:ascii="方正仿宋_GBK" w:eastAsia="方正仿宋_GBK" w:hint="eastAsia"/>
+          <w:szCs w:val="22"/>
+        </w:rPr>
+        <w:t>（server_client.cpp:216-243）</w:t>
+      </w:r>
+      <w:r>
+        <w:rPr>
+          <w:rFonts w:ascii="方正仿宋_GBK" w:eastAsia="方正仿宋_GBK" w:hint="eastAsia"/>
+          <w:sz w:val="36"/>
+          <w:szCs w:val="36"/>
+        </w:rPr>
+        <w:t>采用"先关 socket 再等线程"的顺序。</w:t>
+      </w:r>
+      <w:r>
+        <w:rPr>
+          <w:rFonts w:ascii="方正仿宋_GBK" w:eastAsia="方正仿宋_GBK" w:hint="eastAsia"/>
+          <w:sz w:val="36"/>
+          <w:szCs w:val="36"/>
+        </w:rPr>
+        <w:t>目的是防止</w:t>
+      </w:r>
+      <w:proofErr w:type="spellStart"/>
+      <w:r>
+        <w:rPr>
+          <w:rFonts w:ascii="方正仿宋_GBK" w:eastAsia="方正仿宋_GBK" w:hint="eastAsia"/>
+          <w:sz w:val="36"/>
+          <w:szCs w:val="36"/>
+        </w:rPr>
+        <w:t>WaitForSingleObject</w:t>
+      </w:r>
+      <w:proofErr w:type="spellEnd"/>
+      <w:r>
+        <w:rPr>
+          <w:rFonts w:ascii="方正仿宋_GBK" w:eastAsia="方正仿宋_GBK" w:hint="eastAsia"/>
+          <w:sz w:val="36"/>
+          <w:szCs w:val="36"/>
+        </w:rPr>
+        <w:t>(</w:t>
+      </w:r>
+      <w:proofErr w:type="spellStart"/>
+      <w:r>
+        <w:rPr>
+          <w:rFonts w:ascii="方正仿宋_GBK" w:eastAsia="方正仿宋_GBK" w:hint="eastAsia"/>
+          <w:sz w:val="36"/>
+          <w:szCs w:val="36"/>
+        </w:rPr>
+        <w:t>recvThread</w:t>
+      </w:r>
+      <w:proofErr w:type="spellEnd"/>
+      <w:r>
+        <w:rPr>
+          <w:rFonts w:ascii="方正仿宋_GBK" w:eastAsia="方正仿宋_GBK" w:hint="eastAsia"/>
+          <w:sz w:val="36"/>
+          <w:szCs w:val="36"/>
+        </w:rPr>
+        <w:t>)</w:t>
+      </w:r>
+      <w:r>
+        <w:rPr>
+          <w:rFonts w:ascii="方正仿宋_GBK" w:eastAsia="方正仿宋_GBK" w:hint="eastAsia"/>
+          <w:sz w:val="36"/>
+          <w:szCs w:val="36"/>
+        </w:rPr>
+        <w:t xml:space="preserve"> </w:t>
+      </w:r>
+    </w:p>
+    <w:p>
+      <w:pPr>
+        <w:spacing w:line="240" w:lineRule="atLeast"/>
+        <w:ind w:firstLine="561"/>
+        <w:jc w:val="left"/>
+        <w:rPr>
+          <w:rFonts w:ascii="方正仿宋_GBK" w:eastAsia="方正仿宋_GBK" w:hint="eastAsia"/>
+          <w:sz w:val="36"/>
+          <w:szCs w:val="36"/>
+        </w:rPr>
+      </w:pPr>
+      <w:r>
+        <w:rPr>
+          <w:rFonts w:ascii="方正仿宋_GBK" w:eastAsia="方正仿宋_GBK" w:hint="eastAsia"/>
+          <w:sz w:val="36"/>
+          <w:szCs w:val="36"/>
+        </w:rPr>
+        <w:t>日志查询</w:t>
+      </w:r>
+    </w:p>
+    <w:p>
+      <w:pPr>
+        <w:spacing w:line="240" w:lineRule="atLeast"/>
+        <w:ind w:firstLine="561"/>
+        <w:jc w:val="left"/>
+        <w:rPr>
+          <w:rFonts w:ascii="方正仿宋_GBK" w:eastAsia="方正仿宋_GBK" w:hint="eastAsia"/>
+          <w:sz w:val="36"/>
+          <w:szCs w:val="36"/>
+        </w:rPr>
+      </w:pPr>
+      <w:r>
+        <w:rPr>
+          <w:rFonts w:ascii="方正仿宋_GBK" w:eastAsia="方正仿宋_GBK" w:hint="eastAsia"/>
+          <w:sz w:val="36"/>
+          <w:szCs w:val="36"/>
+        </w:rPr>
+        <w:t xml:space="preserve">数据线程每分钟调用 </w:t>
+      </w:r>
+      <w:proofErr w:type="spellStart"/>
+      <w:r>
+        <w:rPr>
+          <w:rFonts w:ascii="方正仿宋_GBK" w:eastAsia="方正仿宋_GBK" w:hint="eastAsia"/>
+          <w:sz w:val="36"/>
+          <w:szCs w:val="36"/>
+        </w:rPr>
+        <w:t>ServerClient_fetchLogs</w:t>
+      </w:r>
+      <w:proofErr w:type="spellEnd"/>
+      <w:r>
+        <w:rPr>
+          <w:rFonts w:ascii="方正仿宋_GBK" w:eastAsia="方正仿宋_GBK" w:hint="eastAsia"/>
+          <w:sz w:val="36"/>
+          <w:szCs w:val="36"/>
+        </w:rPr>
+        <w:t>，新建一个临时 TCP 连接，发送 GET_LOGS begin=... end=...，阻塞等待直到收到 LOGS_END 标记才关闭连接。</w:t>
+      </w:r>
+    </w:p>
+    <w:p>
+      <w:pPr>
+        <w:spacing w:line="240" w:lineRule="atLeast"/>
+        <w:ind w:firstLine="561"/>
+        <w:jc w:val="left"/>
+        <w:rPr>
+          <w:rFonts w:ascii="方正仿宋_GBK" w:eastAsia="方正仿宋_GBK" w:hint="eastAsia"/>
+          <w:sz w:val="36"/>
+          <w:szCs w:val="36"/>
+        </w:rPr>
+      </w:pPr>
+    </w:p>
+    <w:p>
+      <w:pPr>
+        <w:spacing w:line="240" w:lineRule="atLeast"/>
+        <w:ind w:firstLine="561"/>
+        <w:jc w:val="left"/>
+        <w:rPr>
+          <w:rFonts w:ascii="方正仿宋_GBK" w:eastAsia="方正仿宋_GBK" w:hint="eastAsia"/>
+          <w:sz w:val="36"/>
+          <w:szCs w:val="36"/>
+        </w:rPr>
+      </w:pPr>
+      <w:r>
+        <w:rPr>
+          <w:rFonts w:ascii="方正仿宋_GBK" w:eastAsia="方正仿宋_GBK" w:hint="eastAsia"/>
+          <w:sz w:val="36"/>
+          <w:szCs w:val="36"/>
+        </w:rPr>
+        <w:lastRenderedPageBreak/>
+        <w:t>服务端的日志响应对一个当天可能有几千行，用 32KB静态缓冲区接收。收到后过滤掉 LOGS_BEGIN、LOGS_END、ANOMALIES_BEGIN/END、CONNECTED 等协议行，只保留</w:t>
+      </w:r>
+      <w:proofErr w:type="gramStart"/>
+      <w:r>
+        <w:rPr>
+          <w:rFonts w:ascii="方正仿宋_GBK" w:eastAsia="方正仿宋_GBK" w:hint="eastAsia"/>
+          <w:sz w:val="36"/>
+          <w:szCs w:val="36"/>
+        </w:rPr>
+        <w:t>纯日志行</w:t>
+      </w:r>
+      <w:proofErr w:type="gramEnd"/>
+      <w:r>
+        <w:rPr>
+          <w:rFonts w:ascii="方正仿宋_GBK" w:eastAsia="方正仿宋_GBK" w:hint="eastAsia"/>
+          <w:sz w:val="36"/>
+          <w:szCs w:val="36"/>
+        </w:rPr>
+        <w:t>：</w:t>
+      </w:r>
+    </w:p>
+    <w:p>
+      <w:pPr>
+        <w:spacing w:line="240" w:lineRule="exact"/>
+        <w:ind w:firstLine="561"/>
+        <w:jc w:val="left"/>
+        <w:rPr>
+          <w:rFonts w:ascii="方正仿宋_GBK" w:eastAsia="方正仿宋_GBK" w:hint="eastAsia"/>
+          <w:sz w:val="21"/>
+          <w:szCs w:val="21"/>
+        </w:rPr>
+      </w:pPr>
+      <w:r>
+        <w:rPr>
+          <w:rFonts w:ascii="方正仿宋_GBK" w:eastAsia="方正仿宋_GBK" w:hint="eastAsia"/>
+          <w:sz w:val="21"/>
+          <w:szCs w:val="21"/>
+        </w:rPr>
+        <w:t>if (line[0] != '\0' &amp;&amp;</w:t>
+      </w:r>
+    </w:p>
+    <w:p>
+      <w:pPr>
+        <w:spacing w:line="240" w:lineRule="exact"/>
+        <w:ind w:firstLine="561"/>
+        <w:jc w:val="left"/>
+        <w:rPr>
+          <w:rFonts w:ascii="方正仿宋_GBK" w:eastAsia="方正仿宋_GBK" w:hint="eastAsia"/>
+          <w:sz w:val="21"/>
+          <w:szCs w:val="21"/>
+        </w:rPr>
+      </w:pPr>
+      <w:r>
+        <w:rPr>
+          <w:rFonts w:ascii="方正仿宋_GBK" w:eastAsia="方正仿宋_GBK" w:hint="eastAsia"/>
+          <w:sz w:val="21"/>
+          <w:szCs w:val="21"/>
+        </w:rPr>
+        <w:t xml:space="preserve">    </w:t>
+      </w:r>
+      <w:proofErr w:type="spellStart"/>
+      <w:r>
+        <w:rPr>
+          <w:rFonts w:ascii="方正仿宋_GBK" w:eastAsia="方正仿宋_GBK" w:hint="eastAsia"/>
+          <w:sz w:val="21"/>
+          <w:szCs w:val="21"/>
+        </w:rPr>
+        <w:t>strcmp</w:t>
+      </w:r>
+      <w:proofErr w:type="spellEnd"/>
+      <w:r>
+        <w:rPr>
+          <w:rFonts w:ascii="方正仿宋_GBK" w:eastAsia="方正仿宋_GBK" w:hint="eastAsia"/>
+          <w:sz w:val="21"/>
+          <w:szCs w:val="21"/>
+        </w:rPr>
+        <w:t>(line, "LOGS_BEGIN") != 0 &amp;&amp;</w:t>
+      </w:r>
+    </w:p>
+    <w:p>
+      <w:pPr>
+        <w:spacing w:line="240" w:lineRule="exact"/>
+        <w:ind w:firstLine="561"/>
+        <w:jc w:val="left"/>
+        <w:rPr>
+          <w:rFonts w:ascii="方正仿宋_GBK" w:eastAsia="方正仿宋_GBK" w:hint="eastAsia"/>
+          <w:sz w:val="21"/>
+          <w:szCs w:val="21"/>
+        </w:rPr>
+      </w:pPr>
+      <w:r>
+        <w:rPr>
+          <w:rFonts w:ascii="方正仿宋_GBK" w:eastAsia="方正仿宋_GBK" w:hint="eastAsia"/>
+          <w:sz w:val="21"/>
+          <w:szCs w:val="21"/>
+        </w:rPr>
+        <w:t xml:space="preserve">    </w:t>
+      </w:r>
+      <w:proofErr w:type="spellStart"/>
+      <w:r>
+        <w:rPr>
+          <w:rFonts w:ascii="方正仿宋_GBK" w:eastAsia="方正仿宋_GBK" w:hint="eastAsia"/>
+          <w:sz w:val="21"/>
+          <w:szCs w:val="21"/>
+        </w:rPr>
+        <w:t>strcmp</w:t>
+      </w:r>
+      <w:proofErr w:type="spellEnd"/>
+      <w:r>
+        <w:rPr>
+          <w:rFonts w:ascii="方正仿宋_GBK" w:eastAsia="方正仿宋_GBK" w:hint="eastAsia"/>
+          <w:sz w:val="21"/>
+          <w:szCs w:val="21"/>
+        </w:rPr>
+        <w:t>(line, "LOGS_END") != 0 &amp;&amp;</w:t>
+      </w:r>
+    </w:p>
+    <w:p>
+      <w:pPr>
+        <w:spacing w:line="240" w:lineRule="exact"/>
+        <w:ind w:firstLine="561"/>
+        <w:jc w:val="left"/>
+        <w:rPr>
+          <w:rFonts w:ascii="方正仿宋_GBK" w:eastAsia="方正仿宋_GBK" w:hint="eastAsia"/>
+          <w:sz w:val="21"/>
+          <w:szCs w:val="21"/>
+        </w:rPr>
+      </w:pPr>
+      <w:r>
+        <w:rPr>
+          <w:rFonts w:ascii="方正仿宋_GBK" w:eastAsia="方正仿宋_GBK" w:hint="eastAsia"/>
+          <w:sz w:val="21"/>
+          <w:szCs w:val="21"/>
+        </w:rPr>
+        <w:t xml:space="preserve">    </w:t>
+      </w:r>
+      <w:proofErr w:type="spellStart"/>
+      <w:r>
+        <w:rPr>
+          <w:rFonts w:ascii="方正仿宋_GBK" w:eastAsia="方正仿宋_GBK" w:hint="eastAsia"/>
+          <w:sz w:val="21"/>
+          <w:szCs w:val="21"/>
+        </w:rPr>
+        <w:t>strcmp</w:t>
+      </w:r>
+      <w:proofErr w:type="spellEnd"/>
+      <w:r>
+        <w:rPr>
+          <w:rFonts w:ascii="方正仿宋_GBK" w:eastAsia="方正仿宋_GBK" w:hint="eastAsia"/>
+          <w:sz w:val="21"/>
+          <w:szCs w:val="21"/>
+        </w:rPr>
+        <w:t>(line, "ANOMALIES_BEGIN") != 0 &amp;&amp;</w:t>
+      </w:r>
+    </w:p>
+    <w:p>
+      <w:pPr>
+        <w:spacing w:line="240" w:lineRule="exact"/>
+        <w:ind w:firstLine="561"/>
+        <w:jc w:val="left"/>
+        <w:rPr>
+          <w:rFonts w:ascii="方正仿宋_GBK" w:eastAsia="方正仿宋_GBK" w:hint="eastAsia"/>
+          <w:sz w:val="21"/>
+          <w:szCs w:val="21"/>
+        </w:rPr>
+      </w:pPr>
+      <w:r>
+        <w:rPr>
+          <w:rFonts w:ascii="方正仿宋_GBK" w:eastAsia="方正仿宋_GBK" w:hint="eastAsia"/>
+          <w:sz w:val="21"/>
+          <w:szCs w:val="21"/>
+        </w:rPr>
+        <w:t xml:space="preserve">    </w:t>
+      </w:r>
+      <w:proofErr w:type="spellStart"/>
+      <w:r>
+        <w:rPr>
+          <w:rFonts w:ascii="方正仿宋_GBK" w:eastAsia="方正仿宋_GBK" w:hint="eastAsia"/>
+          <w:sz w:val="21"/>
+          <w:szCs w:val="21"/>
+        </w:rPr>
+        <w:t>strcmp</w:t>
+      </w:r>
+      <w:proofErr w:type="spellEnd"/>
+      <w:r>
+        <w:rPr>
+          <w:rFonts w:ascii="方正仿宋_GBK" w:eastAsia="方正仿宋_GBK" w:hint="eastAsia"/>
+          <w:sz w:val="21"/>
+          <w:szCs w:val="21"/>
+        </w:rPr>
+        <w:t>(line, "ANOMALIES_END") != 0 &amp;&amp;</w:t>
+      </w:r>
+      <w:r>
+        <w:rPr>
+          <w:rFonts w:ascii="方正仿宋_GBK" w:eastAsia="方正仿宋_GBK"/>
+          <w:sz w:val="21"/>
+          <w:szCs w:val="21"/>
+        </w:rPr>
+        <w:t xml:space="preserve"> </w:t>
+      </w:r>
+      <w:r>
+        <w:rPr>
+          <w:rFonts w:ascii="方正仿宋_GBK" w:eastAsia="方正仿宋_GBK" w:hint="eastAsia"/>
+          <w:sz w:val="21"/>
+          <w:szCs w:val="21"/>
+        </w:rPr>
+        <w:t>/</w:t>
+      </w:r>
+      <w:r>
+        <w:rPr>
+          <w:rFonts w:ascii="方正仿宋_GBK" w:eastAsia="方正仿宋_GBK"/>
+          <w:sz w:val="21"/>
+          <w:szCs w:val="21"/>
+        </w:rPr>
+        <w:t>/</w:t>
+      </w:r>
+      <w:r>
+        <w:rPr>
+          <w:rFonts w:ascii="方正仿宋_GBK" w:eastAsia="方正仿宋_GBK" w:hint="eastAsia"/>
+          <w:sz w:val="21"/>
+          <w:szCs w:val="21"/>
+        </w:rPr>
+        <w:t>警告</w:t>
+      </w:r>
+    </w:p>
+    <w:p>
+      <w:pPr>
+        <w:spacing w:line="240" w:lineRule="exact"/>
+        <w:ind w:firstLine="561"/>
+        <w:jc w:val="left"/>
+        <w:rPr>
+          <w:rFonts w:ascii="方正仿宋_GBK" w:eastAsia="方正仿宋_GBK" w:hint="eastAsia"/>
+          <w:sz w:val="21"/>
+          <w:szCs w:val="21"/>
+        </w:rPr>
+      </w:pPr>
+      <w:r>
+        <w:rPr>
+          <w:rFonts w:ascii="方正仿宋_GBK" w:eastAsia="方正仿宋_GBK" w:hint="eastAsia"/>
+          <w:sz w:val="21"/>
+          <w:szCs w:val="21"/>
+        </w:rPr>
+        <w:t xml:space="preserve">    </w:t>
+      </w:r>
+      <w:proofErr w:type="spellStart"/>
+      <w:r>
+        <w:rPr>
+          <w:rFonts w:ascii="方正仿宋_GBK" w:eastAsia="方正仿宋_GBK" w:hint="eastAsia"/>
+          <w:sz w:val="21"/>
+          <w:szCs w:val="21"/>
+        </w:rPr>
+        <w:t>strcmp</w:t>
+      </w:r>
+      <w:proofErr w:type="spellEnd"/>
+      <w:r>
+        <w:rPr>
+          <w:rFonts w:ascii="方正仿宋_GBK" w:eastAsia="方正仿宋_GBK" w:hint="eastAsia"/>
+          <w:sz w:val="21"/>
+          <w:szCs w:val="21"/>
+        </w:rPr>
+        <w:t>(line, "CONNECTED") != 0)</w:t>
+      </w:r>
+      <w:r>
+        <w:rPr>
+          <w:rFonts w:ascii="方正仿宋_GBK" w:eastAsia="方正仿宋_GBK"/>
+          <w:sz w:val="21"/>
+          <w:szCs w:val="21"/>
+        </w:rPr>
+        <w:t xml:space="preserve"> //</w:t>
+      </w:r>
+      <w:r>
+        <w:rPr>
+          <w:rFonts w:ascii="方正仿宋_GBK" w:eastAsia="方正仿宋_GBK" w:hint="eastAsia"/>
+          <w:sz w:val="21"/>
+          <w:szCs w:val="21"/>
+        </w:rPr>
+        <w:t>链接信息</w:t>
+      </w:r>
+    </w:p>
+    <w:p>
+      <w:pPr>
+        <w:spacing w:line="240" w:lineRule="exact"/>
+        <w:ind w:firstLine="561"/>
+        <w:jc w:val="left"/>
+        <w:rPr>
+          <w:rFonts w:ascii="方正仿宋_GBK" w:eastAsia="方正仿宋_GBK" w:hint="eastAsia"/>
+          <w:sz w:val="21"/>
+          <w:szCs w:val="21"/>
+        </w:rPr>
+      </w:pPr>
+      <w:r>
+        <w:rPr>
+          <w:rFonts w:ascii="方正仿宋_GBK" w:eastAsia="方正仿宋_GBK" w:hint="eastAsia"/>
+          <w:sz w:val="21"/>
+          <w:szCs w:val="21"/>
+        </w:rPr>
+        <w:t>{</w:t>
+      </w:r>
+    </w:p>
+    <w:p>
+      <w:pPr>
+        <w:spacing w:line="240" w:lineRule="exact"/>
+        <w:ind w:firstLine="561"/>
+        <w:jc w:val="left"/>
+        <w:rPr>
+          <w:rFonts w:ascii="方正仿宋_GBK" w:eastAsia="方正仿宋_GBK" w:hint="eastAsia"/>
+          <w:sz w:val="21"/>
+          <w:szCs w:val="21"/>
+        </w:rPr>
+      </w:pPr>
+      <w:r>
+        <w:rPr>
+          <w:rFonts w:ascii="方正仿宋_GBK" w:eastAsia="方正仿宋_GBK" w:hint="eastAsia"/>
+          <w:sz w:val="21"/>
+          <w:szCs w:val="21"/>
+        </w:rPr>
+        <w:t xml:space="preserve">    </w:t>
+      </w:r>
+      <w:proofErr w:type="spellStart"/>
+      <w:r>
+        <w:rPr>
+          <w:rFonts w:ascii="方正仿宋_GBK" w:eastAsia="方正仿宋_GBK" w:hint="eastAsia"/>
+          <w:sz w:val="21"/>
+          <w:szCs w:val="21"/>
+        </w:rPr>
+        <w:t>strncpy_s</w:t>
+      </w:r>
+      <w:proofErr w:type="spellEnd"/>
+      <w:r>
+        <w:rPr>
+          <w:rFonts w:ascii="方正仿宋_GBK" w:eastAsia="方正仿宋_GBK" w:hint="eastAsia"/>
+          <w:sz w:val="21"/>
+          <w:szCs w:val="21"/>
+        </w:rPr>
+        <w:t>(</w:t>
+      </w:r>
+      <w:proofErr w:type="spellStart"/>
+      <w:r>
+        <w:rPr>
+          <w:rFonts w:ascii="方正仿宋_GBK" w:eastAsia="方正仿宋_GBK" w:hint="eastAsia"/>
+          <w:sz w:val="21"/>
+          <w:szCs w:val="21"/>
+        </w:rPr>
+        <w:t>outLines</w:t>
+      </w:r>
+      <w:proofErr w:type="spellEnd"/>
+      <w:r>
+        <w:rPr>
+          <w:rFonts w:ascii="方正仿宋_GBK" w:eastAsia="方正仿宋_GBK" w:hint="eastAsia"/>
+          <w:sz w:val="21"/>
+          <w:szCs w:val="21"/>
+        </w:rPr>
+        <w:t>[*</w:t>
+      </w:r>
+      <w:proofErr w:type="spellStart"/>
+      <w:r>
+        <w:rPr>
+          <w:rFonts w:ascii="方正仿宋_GBK" w:eastAsia="方正仿宋_GBK" w:hint="eastAsia"/>
+          <w:sz w:val="21"/>
+          <w:szCs w:val="21"/>
+        </w:rPr>
+        <w:t>outCount</w:t>
+      </w:r>
+      <w:proofErr w:type="spellEnd"/>
+      <w:r>
+        <w:rPr>
+          <w:rFonts w:ascii="方正仿宋_GBK" w:eastAsia="方正仿宋_GBK" w:hint="eastAsia"/>
+          <w:sz w:val="21"/>
+          <w:szCs w:val="21"/>
+        </w:rPr>
+        <w:t>], 256, line, _TRUNCATE);</w:t>
+      </w:r>
+    </w:p>
+    <w:p>
+      <w:pPr>
+        <w:spacing w:line="240" w:lineRule="exact"/>
+        <w:ind w:firstLine="561"/>
+        <w:jc w:val="left"/>
+        <w:rPr>
+          <w:rFonts w:ascii="方正仿宋_GBK" w:eastAsia="方正仿宋_GBK" w:hint="eastAsia"/>
+          <w:sz w:val="21"/>
+          <w:szCs w:val="21"/>
+        </w:rPr>
+      </w:pPr>
+      <w:r>
+        <w:rPr>
+          <w:rFonts w:ascii="方正仿宋_GBK" w:eastAsia="方正仿宋_GBK" w:hint="eastAsia"/>
+          <w:sz w:val="21"/>
+          <w:szCs w:val="21"/>
+        </w:rPr>
+        <w:t xml:space="preserve">    (*</w:t>
+      </w:r>
+      <w:proofErr w:type="spellStart"/>
+      <w:r>
+        <w:rPr>
+          <w:rFonts w:ascii="方正仿宋_GBK" w:eastAsia="方正仿宋_GBK" w:hint="eastAsia"/>
+          <w:sz w:val="21"/>
+          <w:szCs w:val="21"/>
+        </w:rPr>
+        <w:t>outCount</w:t>
+      </w:r>
+      <w:proofErr w:type="spellEnd"/>
+      <w:r>
+        <w:rPr>
+          <w:rFonts w:ascii="方正仿宋_GBK" w:eastAsia="方正仿宋_GBK" w:hint="eastAsia"/>
+          <w:sz w:val="21"/>
+          <w:szCs w:val="21"/>
+        </w:rPr>
+        <w:t>)++;</w:t>
+      </w:r>
+    </w:p>
+    <w:p>
+      <w:pPr>
+        <w:spacing w:line="240" w:lineRule="exact"/>
+        <w:ind w:firstLine="561"/>
+        <w:jc w:val="left"/>
+        <w:rPr>
+          <w:rFonts w:ascii="方正仿宋_GBK" w:eastAsia="方正仿宋_GBK" w:hint="eastAsia"/>
+          <w:sz w:val="21"/>
+          <w:szCs w:val="21"/>
+        </w:rPr>
+      </w:pPr>
+      <w:r>
+        <w:rPr>
+          <w:rFonts w:ascii="方正仿宋_GBK" w:eastAsia="方正仿宋_GBK" w:hint="eastAsia"/>
+          <w:sz w:val="21"/>
+          <w:szCs w:val="21"/>
+        </w:rPr>
+        <w:t>}</w:t>
+      </w:r>
+    </w:p>
+    <w:p>
+      <w:pPr>
+        <w:spacing w:line="240" w:lineRule="atLeast"/>
+        <w:ind w:firstLine="561"/>
+        <w:jc w:val="left"/>
+        <w:rPr>
+          <w:rFonts w:ascii="方正楷体_GBK" w:eastAsia="方正楷体_GBK"/>
+          <w:sz w:val="36"/>
+          <w:szCs w:val="36"/>
+        </w:rPr>
+      </w:pPr>
+      <w:r>
+        <w:rPr>
+          <w:rFonts w:ascii="方正仿宋_GBK" w:eastAsia="方正仿宋_GBK" w:hint="eastAsia"/>
+          <w:sz w:val="36"/>
+          <w:szCs w:val="36"/>
+        </w:rPr>
+        <w:t xml:space="preserve">得到的日志行格式如 [2026-05-14 10:00:00] 25.3 55.1 42 813，后续由 </w:t>
+      </w:r>
+      <w:proofErr w:type="spellStart"/>
+      <w:r>
+        <w:rPr>
+          <w:rFonts w:ascii="方正仿宋_GBK" w:eastAsia="方正仿宋_GBK" w:hint="eastAsia"/>
+          <w:sz w:val="36"/>
+          <w:szCs w:val="36"/>
+        </w:rPr>
+        <w:t>parseLogLine</w:t>
+      </w:r>
+      <w:proofErr w:type="spellEnd"/>
+      <w:r>
+        <w:rPr>
+          <w:rFonts w:ascii="方正仿宋_GBK" w:eastAsia="方正仿宋_GBK" w:hint="eastAsia"/>
+          <w:sz w:val="36"/>
+          <w:szCs w:val="36"/>
+        </w:rPr>
+        <w:t xml:space="preserve"> 解析时间戳和传感器数值，</w:t>
+      </w:r>
+      <w:r>
+        <w:rPr>
+          <w:rFonts w:ascii="方正仿宋_GBK" w:eastAsia="方正仿宋_GBK" w:hint="eastAsia"/>
+          <w:sz w:val="36"/>
+          <w:szCs w:val="36"/>
+        </w:rPr>
+        <w:t>最后发给</w:t>
+      </w:r>
+      <w:r>
+        <w:rPr>
+          <w:rFonts w:ascii="方正仿宋_GBK" w:eastAsia="方正仿宋_GBK" w:hint="eastAsia"/>
+          <w:sz w:val="36"/>
+          <w:szCs w:val="36"/>
+        </w:rPr>
+        <w:t>DLI积分。</w:t>
+      </w:r>
+    </w:p>
+    <w:p>
+      <w:pPr>
+        <w:spacing w:line="240" w:lineRule="atLeast"/>
+        <w:ind w:firstLine="561"/>
+        <w:jc w:val="left"/>
+        <w:rPr>
+          <w:rFonts w:ascii="方正楷体_GBK" w:eastAsia="方正楷体_GBK"/>
+          <w:sz w:val="36"/>
+          <w:szCs w:val="36"/>
+        </w:rPr>
+      </w:pPr>
+      <w:r>
+        <w:rPr>
+          <w:rFonts w:ascii="方正楷体_GBK" w:eastAsia="方正楷体_GBK"/>
+          <w:sz w:val="36"/>
+          <w:szCs w:val="36"/>
+        </w:rPr>
+        <w:t>2</w:t>
+      </w:r>
+      <w:r>
+        <w:rPr>
+          <w:rFonts w:ascii="方正楷体_GBK" w:eastAsia="方正楷体_GBK"/>
+          <w:sz w:val="36"/>
+          <w:szCs w:val="36"/>
+        </w:rPr>
+        <w:t>.</w:t>
       </w:r>
       <w:r>
         <w:rPr>
@@ -7232,19 +8620,1399 @@
           <w:sz w:val="36"/>
           <w:szCs w:val="36"/>
         </w:rPr>
-        <w:t>然后，由两个模块一起运行：</w:t>
-      </w:r>
-    </w:p>
-    <w:p>
-      <w:pPr>
-        <w:spacing w:line="240" w:lineRule="atLeast"/>
-        <w:ind w:firstLine="561"/>
-        <w:jc w:val="left"/>
+        <w:t>指令上报</w:t>
+      </w:r>
+      <w:bookmarkStart w:id="0" w:name="指令上报"/>
+      <w:bookmarkEnd w:id="0"/>
+    </w:p>
+    <w:p>
+      <w:pPr>
+        <w:spacing w:line="240" w:lineRule="atLeast"/>
+        <w:ind w:firstLine="561"/>
+        <w:jc w:val="left"/>
+        <w:rPr>
+          <w:rFonts w:ascii="方正仿宋_GBK" w:eastAsia="方正仿宋_GBK"/>
+          <w:sz w:val="36"/>
+          <w:szCs w:val="36"/>
+        </w:rPr>
+      </w:pPr>
+      <w:r>
+        <w:rPr>
+          <w:rFonts w:ascii="方正仿宋_GBK" w:eastAsia="方正仿宋_GBK" w:hint="eastAsia"/>
+          <w:sz w:val="36"/>
+          <w:szCs w:val="36"/>
+        </w:rPr>
+        <w:t>因为不确定什么时候下达，同时，如果再下载数据的同时传出了指令会导致堵塞，程序会卡死在一步（</w:t>
+      </w:r>
+      <w:hyperlink w:anchor="bug2" w:history="1">
+        <w:r>
+          <w:rPr>
+            <w:rStyle w:val="a8"/>
+            <w:rFonts w:ascii="方正仿宋_GBK" w:eastAsia="方正仿宋_GBK" w:hint="eastAsia"/>
+            <w:sz w:val="36"/>
+            <w:szCs w:val="36"/>
+          </w:rPr>
+          <w:t>b</w:t>
+        </w:r>
+        <w:r>
+          <w:rPr>
+            <w:rStyle w:val="a8"/>
+            <w:rFonts w:ascii="方正仿宋_GBK" w:eastAsia="方正仿宋_GBK" w:hint="eastAsia"/>
+            <w:sz w:val="36"/>
+            <w:szCs w:val="36"/>
+          </w:rPr>
+          <w:t>u</w:t>
+        </w:r>
+        <w:r>
+          <w:rPr>
+            <w:rStyle w:val="a8"/>
+            <w:rFonts w:ascii="方正仿宋_GBK" w:eastAsia="方正仿宋_GBK" w:hint="eastAsia"/>
+            <w:sz w:val="36"/>
+            <w:szCs w:val="36"/>
+          </w:rPr>
+          <w:t>g</w:t>
+        </w:r>
+        <w:r>
+          <w:rPr>
+            <w:rStyle w:val="a8"/>
+            <w:rFonts w:ascii="方正仿宋_GBK" w:eastAsia="方正仿宋_GBK"/>
+            <w:sz w:val="36"/>
+            <w:szCs w:val="36"/>
+          </w:rPr>
+          <w:t>2</w:t>
+        </w:r>
+      </w:hyperlink>
+      <w:r>
+        <w:rPr>
+          <w:rFonts w:ascii="方正仿宋_GBK" w:eastAsia="方正仿宋_GBK" w:hint="eastAsia"/>
+          <w:sz w:val="36"/>
+          <w:szCs w:val="36"/>
+        </w:rPr>
+        <w:t>）所以最后采用了临时新建立链接的方法，手动和自动</w:t>
+      </w:r>
+      <w:r>
+        <w:rPr>
+          <w:rFonts w:ascii="方正仿宋_GBK" w:eastAsia="方正仿宋_GBK"/>
+          <w:sz w:val="36"/>
+          <w:szCs w:val="36"/>
+        </w:rPr>
+        <w:t>两个几乎一样的实现：</w:t>
+      </w:r>
+    </w:p>
+    <w:p>
+      <w:pPr>
+        <w:rPr>
+          <w:rFonts w:ascii="方正仿宋_GBK" w:eastAsia="方正仿宋_GBK" w:hint="eastAsia"/>
+          <w:sz w:val="36"/>
+          <w:szCs w:val="36"/>
+        </w:rPr>
+      </w:pPr>
+      <w:r>
+        <w:rPr>
+          <w:rFonts w:ascii="方正仿宋_GBK" w:eastAsia="方正仿宋_GBK"/>
+          <w:sz w:val="36"/>
+          <w:szCs w:val="36"/>
+        </w:rPr>
+        <w:br w:type="page"/>
+      </w:r>
+    </w:p>
+    <w:p>
+      <w:pPr>
+        <w:spacing w:line="240" w:lineRule="exact"/>
+        <w:ind w:firstLine="561"/>
+        <w:jc w:val="left"/>
+        <w:rPr>
+          <w:rFonts w:ascii="方正仿宋_GBK" w:eastAsia="方正仿宋_GBK" w:hint="eastAsia"/>
+          <w:szCs w:val="22"/>
+        </w:rPr>
+      </w:pPr>
+      <w:r>
+        <w:rPr>
+          <w:rFonts w:ascii="方正仿宋_GBK" w:eastAsia="方正仿宋_GBK" w:hint="eastAsia"/>
+          <w:szCs w:val="22"/>
+        </w:rPr>
+        <w:lastRenderedPageBreak/>
+        <w:t xml:space="preserve">int </w:t>
+      </w:r>
+      <w:proofErr w:type="spellStart"/>
+      <w:r>
+        <w:rPr>
+          <w:rFonts w:ascii="方正仿宋_GBK" w:eastAsia="方正仿宋_GBK" w:hint="eastAsia"/>
+          <w:szCs w:val="22"/>
+        </w:rPr>
+        <w:t>sendCmdRaw</w:t>
+      </w:r>
+      <w:proofErr w:type="spellEnd"/>
+      <w:r>
+        <w:rPr>
+          <w:rFonts w:ascii="方正仿宋_GBK" w:eastAsia="方正仿宋_GBK" w:hint="eastAsia"/>
+          <w:szCs w:val="22"/>
+        </w:rPr>
+        <w:t xml:space="preserve">(const char *host, int port, char </w:t>
+      </w:r>
+      <w:proofErr w:type="spellStart"/>
+      <w:r>
+        <w:rPr>
+          <w:rFonts w:ascii="方正仿宋_GBK" w:eastAsia="方正仿宋_GBK" w:hint="eastAsia"/>
+          <w:szCs w:val="22"/>
+        </w:rPr>
+        <w:t>cmd</w:t>
+      </w:r>
+      <w:proofErr w:type="spellEnd"/>
+      <w:r>
+        <w:rPr>
+          <w:rFonts w:ascii="方正仿宋_GBK" w:eastAsia="方正仿宋_GBK" w:hint="eastAsia"/>
+          <w:szCs w:val="22"/>
+        </w:rPr>
+        <w:t>)</w:t>
+      </w:r>
+    </w:p>
+    <w:p>
+      <w:pPr>
+        <w:spacing w:line="240" w:lineRule="exact"/>
+        <w:ind w:firstLine="561"/>
+        <w:jc w:val="left"/>
+        <w:rPr>
+          <w:rFonts w:ascii="方正仿宋_GBK" w:eastAsia="方正仿宋_GBK" w:hint="eastAsia"/>
+          <w:szCs w:val="22"/>
+        </w:rPr>
+      </w:pPr>
+      <w:r>
+        <w:rPr>
+          <w:rFonts w:ascii="方正仿宋_GBK" w:eastAsia="方正仿宋_GBK" w:hint="eastAsia"/>
+          <w:szCs w:val="22"/>
+        </w:rPr>
+        <w:t>{</w:t>
+      </w:r>
+    </w:p>
+    <w:p>
+      <w:pPr>
+        <w:spacing w:line="240" w:lineRule="exact"/>
+        <w:ind w:firstLine="561"/>
+        <w:jc w:val="left"/>
+        <w:rPr>
+          <w:rFonts w:ascii="方正仿宋_GBK" w:eastAsia="方正仿宋_GBK" w:hint="eastAsia"/>
+          <w:szCs w:val="22"/>
+        </w:rPr>
+      </w:pPr>
+      <w:r>
+        <w:rPr>
+          <w:rFonts w:ascii="方正仿宋_GBK" w:eastAsia="方正仿宋_GBK" w:hint="eastAsia"/>
+          <w:szCs w:val="22"/>
+        </w:rPr>
+        <w:t xml:space="preserve">    建 socket → 连服务器 :9090 → 发 "</w:t>
+      </w:r>
+      <w:proofErr w:type="spellStart"/>
+      <w:r>
+        <w:rPr>
+          <w:rFonts w:ascii="方正仿宋_GBK" w:eastAsia="方正仿宋_GBK" w:hint="eastAsia"/>
+          <w:szCs w:val="22"/>
+        </w:rPr>
+        <w:t>CMD:x</w:t>
+      </w:r>
+      <w:proofErr w:type="spellEnd"/>
+      <w:r>
+        <w:rPr>
+          <w:rFonts w:ascii="方正仿宋_GBK" w:eastAsia="方正仿宋_GBK" w:hint="eastAsia"/>
+          <w:szCs w:val="22"/>
+        </w:rPr>
+        <w:t xml:space="preserve">\n" → 等 200ms → </w:t>
+      </w:r>
+      <w:proofErr w:type="gramStart"/>
+      <w:r>
+        <w:rPr>
+          <w:rFonts w:ascii="方正仿宋_GBK" w:eastAsia="方正仿宋_GBK" w:hint="eastAsia"/>
+          <w:szCs w:val="22"/>
+        </w:rPr>
+        <w:t>关连</w:t>
+      </w:r>
+      <w:proofErr w:type="gramEnd"/>
+      <w:r>
+        <w:rPr>
+          <w:rFonts w:ascii="方正仿宋_GBK" w:eastAsia="方正仿宋_GBK" w:hint="eastAsia"/>
+          <w:szCs w:val="22"/>
+        </w:rPr>
+        <w:t>接</w:t>
+      </w:r>
+    </w:p>
+    <w:p>
+      <w:pPr>
+        <w:spacing w:line="240" w:lineRule="exact"/>
+        <w:ind w:firstLine="561"/>
+        <w:jc w:val="left"/>
+        <w:rPr>
+          <w:rFonts w:ascii="方正仿宋_GBK" w:eastAsia="方正仿宋_GBK" w:hint="eastAsia"/>
+          <w:szCs w:val="22"/>
+        </w:rPr>
+      </w:pPr>
+      <w:r>
+        <w:rPr>
+          <w:rFonts w:ascii="方正仿宋_GBK" w:eastAsia="方正仿宋_GBK" w:hint="eastAsia"/>
+          <w:szCs w:val="22"/>
+        </w:rPr>
+        <w:t>}</w:t>
+      </w:r>
+    </w:p>
+    <w:p>
+      <w:pPr>
+        <w:spacing w:line="240" w:lineRule="exact"/>
+        <w:ind w:firstLine="561"/>
+        <w:jc w:val="left"/>
+        <w:rPr>
+          <w:rFonts w:ascii="方正仿宋_GBK" w:eastAsia="方正仿宋_GBK" w:hint="eastAsia"/>
+          <w:szCs w:val="22"/>
+        </w:rPr>
+      </w:pPr>
+      <w:r>
+        <w:rPr>
+          <w:rFonts w:ascii="方正仿宋_GBK" w:eastAsia="方正仿宋_GBK" w:hint="eastAsia"/>
+          <w:szCs w:val="22"/>
+        </w:rPr>
+        <w:t xml:space="preserve">server_client.cpp:310 — </w:t>
+      </w:r>
+      <w:proofErr w:type="spellStart"/>
+      <w:r>
+        <w:rPr>
+          <w:rFonts w:ascii="方正仿宋_GBK" w:eastAsia="方正仿宋_GBK" w:hint="eastAsia"/>
+          <w:szCs w:val="22"/>
+        </w:rPr>
+        <w:t>ServerClient_sendQuickCmd</w:t>
+      </w:r>
+      <w:proofErr w:type="spellEnd"/>
+    </w:p>
+    <w:p>
+      <w:pPr>
+        <w:spacing w:line="240" w:lineRule="exact"/>
+        <w:ind w:firstLine="561"/>
+        <w:jc w:val="left"/>
+        <w:rPr>
+          <w:rFonts w:ascii="方正仿宋_GBK" w:eastAsia="方正仿宋_GBK" w:hint="eastAsia"/>
+          <w:szCs w:val="22"/>
+        </w:rPr>
+      </w:pPr>
+      <w:r>
+        <w:rPr>
+          <w:rFonts w:ascii="方正仿宋_GBK" w:eastAsia="方正仿宋_GBK" w:hint="eastAsia"/>
+          <w:szCs w:val="22"/>
+        </w:rPr>
+        <w:t>功能同上，也是临时建连发指令。</w:t>
+      </w:r>
+      <w:r>
+        <w:rPr>
+          <w:rFonts w:ascii="方正仿宋_GBK" w:eastAsia="方正仿宋_GBK" w:hint="eastAsia"/>
+          <w:szCs w:val="22"/>
+        </w:rPr>
+        <w:t>（一般直接调用</w:t>
+      </w:r>
+      <w:proofErr w:type="spellStart"/>
+      <w:r>
+        <w:rPr>
+          <w:rFonts w:ascii="方正仿宋_GBK" w:eastAsia="方正仿宋_GBK" w:hint="eastAsia"/>
+          <w:szCs w:val="22"/>
+        </w:rPr>
+        <w:t>sendCmdRaw</w:t>
+      </w:r>
+      <w:proofErr w:type="spellEnd"/>
+      <w:r>
+        <w:rPr>
+          <w:rFonts w:ascii="方正仿宋_GBK" w:eastAsia="方正仿宋_GBK" w:hint="eastAsia"/>
+          <w:szCs w:val="22"/>
+        </w:rPr>
+        <w:t>这个函数）</w:t>
+      </w:r>
+    </w:p>
+    <w:p>
+      <w:pPr>
+        <w:spacing w:line="240" w:lineRule="atLeast"/>
+        <w:ind w:firstLine="561"/>
+        <w:jc w:val="left"/>
+        <w:rPr>
+          <w:rFonts w:ascii="方正仿宋_GBK" w:eastAsia="方正仿宋_GBK" w:hint="eastAsia"/>
+          <w:sz w:val="36"/>
+          <w:szCs w:val="36"/>
+        </w:rPr>
+      </w:pPr>
+      <w:r>
+        <w:rPr>
+          <w:rFonts w:ascii="方正仿宋_GBK" w:eastAsia="方正仿宋_GBK"/>
+          <w:sz w:val="36"/>
+          <w:szCs w:val="36"/>
+        </w:rPr>
+        <w:t>→</w:t>
+      </w:r>
+      <w:r>
+        <w:rPr>
+          <w:rFonts w:ascii="方正仿宋_GBK" w:eastAsia="方正仿宋_GBK"/>
+          <w:sz w:val="36"/>
+          <w:szCs w:val="36"/>
+        </w:rPr>
+        <w:t xml:space="preserve"> 等 200ms </w:t>
+      </w:r>
+      <w:r>
+        <w:rPr>
+          <w:rFonts w:ascii="方正仿宋_GBK" w:eastAsia="方正仿宋_GBK"/>
+          <w:sz w:val="36"/>
+          <w:szCs w:val="36"/>
+        </w:rPr>
+        <w:t>→</w:t>
+      </w:r>
+      <w:r>
+        <w:rPr>
+          <w:rFonts w:ascii="方正仿宋_GBK" w:eastAsia="方正仿宋_GBK"/>
+          <w:sz w:val="36"/>
+          <w:szCs w:val="36"/>
+        </w:rPr>
+        <w:t xml:space="preserve"> </w:t>
+      </w:r>
+      <w:r>
+        <w:rPr>
+          <w:rFonts w:ascii="方正仿宋_GBK" w:eastAsia="方正仿宋_GBK" w:hint="eastAsia"/>
+          <w:sz w:val="36"/>
+          <w:szCs w:val="36"/>
+        </w:rPr>
+        <w:t>调用</w:t>
+      </w:r>
+      <w:proofErr w:type="spellStart"/>
+      <w:r>
+        <w:rPr>
+          <w:rFonts w:ascii="方正仿宋_GBK" w:eastAsia="方正仿宋_GBK"/>
+          <w:sz w:val="36"/>
+          <w:szCs w:val="36"/>
+        </w:rPr>
+        <w:t>sendCmdRaw</w:t>
+      </w:r>
+      <w:proofErr w:type="spellEnd"/>
+      <w:r>
+        <w:rPr>
+          <w:rFonts w:ascii="方正仿宋_GBK" w:eastAsia="方正仿宋_GBK" w:hint="eastAsia"/>
+          <w:sz w:val="36"/>
+          <w:szCs w:val="36"/>
+        </w:rPr>
+        <w:t>都会新建一个</w:t>
+      </w:r>
+      <w:r>
+        <w:rPr>
+          <w:rFonts w:ascii="方正仿宋_GBK" w:eastAsia="方正仿宋_GBK"/>
+          <w:sz w:val="36"/>
+          <w:szCs w:val="36"/>
+        </w:rPr>
+        <w:t xml:space="preserve"> TCP 连接 </w:t>
+      </w:r>
+      <w:r>
+        <w:rPr>
+          <w:rFonts w:ascii="方正仿宋_GBK" w:eastAsia="方正仿宋_GBK"/>
+          <w:sz w:val="36"/>
+          <w:szCs w:val="36"/>
+        </w:rPr>
+        <w:t>→</w:t>
+      </w:r>
+      <w:r>
+        <w:rPr>
+          <w:rFonts w:ascii="方正仿宋_GBK" w:eastAsia="方正仿宋_GBK"/>
+          <w:sz w:val="36"/>
+          <w:szCs w:val="36"/>
+        </w:rPr>
+        <w:t xml:space="preserve"> 发指令</w:t>
+      </w:r>
+      <w:r>
+        <w:rPr>
+          <w:rFonts w:ascii="方正仿宋_GBK" w:eastAsia="方正仿宋_GBK"/>
+          <w:sz w:val="36"/>
+          <w:szCs w:val="36"/>
+        </w:rPr>
+        <w:t>关闭。适合</w:t>
+      </w:r>
+      <w:r>
+        <w:rPr>
+          <w:rFonts w:ascii="方正仿宋_GBK" w:eastAsia="方正仿宋_GBK" w:hint="eastAsia"/>
+          <w:sz w:val="36"/>
+          <w:szCs w:val="36"/>
+        </w:rPr>
+        <w:t>发指令</w:t>
+      </w:r>
+      <w:r>
+        <w:rPr>
+          <w:rFonts w:ascii="方正仿宋_GBK" w:eastAsia="方正仿宋_GBK"/>
+          <w:sz w:val="36"/>
+          <w:szCs w:val="36"/>
+        </w:rPr>
+        <w:t>这种偶尔操作。</w:t>
+      </w:r>
+    </w:p>
+    <w:p>
+      <w:pPr>
+        <w:spacing w:line="240" w:lineRule="atLeast"/>
+        <w:ind w:firstLine="561"/>
+        <w:jc w:val="left"/>
+        <w:rPr>
+          <w:rFonts w:ascii="方正楷体_GBK" w:eastAsia="方正楷体_GBK"/>
+          <w:sz w:val="36"/>
+          <w:szCs w:val="36"/>
+        </w:rPr>
+      </w:pPr>
+      <w:r>
+        <w:rPr>
+          <w:rFonts w:ascii="方正楷体_GBK" w:eastAsia="方正楷体_GBK"/>
+          <w:sz w:val="36"/>
+          <w:szCs w:val="36"/>
+        </w:rPr>
+        <w:t>3</w:t>
+      </w:r>
+      <w:r>
         <w:rPr>
           <w:rFonts w:ascii="方正楷体_GBK" w:eastAsia="方正楷体_GBK" w:hint="eastAsia"/>
           <w:sz w:val="36"/>
           <w:szCs w:val="36"/>
         </w:rPr>
+        <w:t>.天气预报接入</w:t>
+      </w:r>
+    </w:p>
+    <w:p>
+      <w:pPr>
+        <w:ind w:firstLine="561"/>
+        <w:jc w:val="left"/>
+        <w:rPr>
+          <w:rFonts w:ascii="方正仿宋_GBK" w:eastAsia="方正仿宋_GBK" w:hint="eastAsia"/>
+          <w:szCs w:val="22"/>
+        </w:rPr>
+      </w:pPr>
+      <w:r>
+        <w:rPr>
+          <w:rFonts w:ascii="方正楷体_GBK" w:eastAsia="方正楷体_GBK"/>
+          <w:sz w:val="36"/>
+          <w:szCs w:val="36"/>
+        </w:rPr>
+        <w:t>1. 获取天气</w:t>
+      </w:r>
+      <w:r>
+        <w:rPr>
+          <w:rFonts w:ascii="方正仿宋_GBK" w:eastAsia="方正仿宋_GBK" w:hint="eastAsia"/>
+          <w:szCs w:val="22"/>
+        </w:rPr>
+        <w:t>（system_utils.cpp:190）</w:t>
+      </w:r>
+    </w:p>
+    <w:p>
+      <w:pPr>
+        <w:spacing w:line="240" w:lineRule="exact"/>
+        <w:ind w:firstLine="561"/>
+        <w:jc w:val="left"/>
+        <w:rPr>
+          <w:rFonts w:ascii="方正仿宋_GBK" w:eastAsia="方正仿宋_GBK" w:hint="eastAsia"/>
+          <w:szCs w:val="22"/>
+        </w:rPr>
+      </w:pPr>
+      <w:r>
+        <w:rPr>
+          <w:rFonts w:ascii="方正仿宋_GBK" w:eastAsia="方正仿宋_GBK" w:hint="eastAsia"/>
+          <w:szCs w:val="22"/>
+        </w:rPr>
+        <w:t xml:space="preserve">int </w:t>
+      </w:r>
+      <w:proofErr w:type="spellStart"/>
+      <w:r>
+        <w:rPr>
+          <w:rFonts w:ascii="方正仿宋_GBK" w:eastAsia="方正仿宋_GBK" w:hint="eastAsia"/>
+          <w:szCs w:val="22"/>
+        </w:rPr>
+        <w:t>fetchWeather</w:t>
+      </w:r>
+      <w:proofErr w:type="spellEnd"/>
+      <w:r>
+        <w:rPr>
+          <w:rFonts w:ascii="方正仿宋_GBK" w:eastAsia="方正仿宋_GBK" w:hint="eastAsia"/>
+          <w:szCs w:val="22"/>
+        </w:rPr>
+        <w:t xml:space="preserve">(double </w:t>
+      </w:r>
+      <w:proofErr w:type="spellStart"/>
+      <w:r>
+        <w:rPr>
+          <w:rFonts w:ascii="方正仿宋_GBK" w:eastAsia="方正仿宋_GBK" w:hint="eastAsia"/>
+          <w:szCs w:val="22"/>
+        </w:rPr>
+        <w:t>lat</w:t>
+      </w:r>
+      <w:proofErr w:type="spellEnd"/>
+      <w:r>
+        <w:rPr>
+          <w:rFonts w:ascii="方正仿宋_GBK" w:eastAsia="方正仿宋_GBK" w:hint="eastAsia"/>
+          <w:szCs w:val="22"/>
+        </w:rPr>
+        <w:t xml:space="preserve">, double </w:t>
+      </w:r>
+      <w:proofErr w:type="spellStart"/>
+      <w:r>
+        <w:rPr>
+          <w:rFonts w:ascii="方正仿宋_GBK" w:eastAsia="方正仿宋_GBK" w:hint="eastAsia"/>
+          <w:szCs w:val="22"/>
+        </w:rPr>
+        <w:t>lon</w:t>
+      </w:r>
+      <w:proofErr w:type="spellEnd"/>
+      <w:r>
+        <w:rPr>
+          <w:rFonts w:ascii="方正仿宋_GBK" w:eastAsia="方正仿宋_GBK" w:hint="eastAsia"/>
+          <w:szCs w:val="22"/>
+        </w:rPr>
+        <w:t>)</w:t>
+      </w:r>
+    </w:p>
+    <w:p>
+      <w:pPr>
+        <w:spacing w:line="240" w:lineRule="exact"/>
+        <w:ind w:firstLine="561"/>
+        <w:jc w:val="left"/>
+        <w:rPr>
+          <w:rFonts w:ascii="方正仿宋_GBK" w:eastAsia="方正仿宋_GBK" w:hint="eastAsia"/>
+          <w:szCs w:val="22"/>
+        </w:rPr>
+      </w:pPr>
+      <w:r>
+        <w:rPr>
+          <w:rFonts w:ascii="方正仿宋_GBK" w:eastAsia="方正仿宋_GBK" w:hint="eastAsia"/>
+          <w:szCs w:val="22"/>
+        </w:rPr>
+        <w:t>{</w:t>
+      </w:r>
+    </w:p>
+    <w:p>
+      <w:pPr>
+        <w:spacing w:line="240" w:lineRule="exact"/>
+        <w:ind w:firstLine="561"/>
+        <w:jc w:val="left"/>
+        <w:rPr>
+          <w:rFonts w:ascii="方正仿宋_GBK" w:eastAsia="方正仿宋_GBK" w:hint="eastAsia"/>
+          <w:szCs w:val="22"/>
+        </w:rPr>
+      </w:pPr>
+      <w:r>
+        <w:rPr>
+          <w:rFonts w:ascii="方正仿宋_GBK" w:eastAsia="方正仿宋_GBK" w:hint="eastAsia"/>
+          <w:szCs w:val="22"/>
+        </w:rPr>
+        <w:t xml:space="preserve">    // 用 </w:t>
+      </w:r>
+      <w:proofErr w:type="spellStart"/>
+      <w:r>
+        <w:rPr>
+          <w:rFonts w:ascii="方正仿宋_GBK" w:eastAsia="方正仿宋_GBK" w:hint="eastAsia"/>
+          <w:szCs w:val="22"/>
+        </w:rPr>
+        <w:t>WinHTTP</w:t>
+      </w:r>
+      <w:proofErr w:type="spellEnd"/>
+      <w:r>
+        <w:rPr>
+          <w:rFonts w:ascii="方正仿宋_GBK" w:eastAsia="方正仿宋_GBK" w:hint="eastAsia"/>
+          <w:szCs w:val="22"/>
+        </w:rPr>
+        <w:t xml:space="preserve"> 请求 Open-</w:t>
+      </w:r>
+      <w:proofErr w:type="spellStart"/>
+      <w:r>
+        <w:rPr>
+          <w:rFonts w:ascii="方正仿宋_GBK" w:eastAsia="方正仿宋_GBK" w:hint="eastAsia"/>
+          <w:szCs w:val="22"/>
+        </w:rPr>
+        <w:t>Meteo</w:t>
+      </w:r>
+      <w:proofErr w:type="spellEnd"/>
+      <w:r>
+        <w:rPr>
+          <w:rFonts w:ascii="方正仿宋_GBK" w:eastAsia="方正仿宋_GBK" w:hint="eastAsia"/>
+          <w:szCs w:val="22"/>
+        </w:rPr>
+        <w:t xml:space="preserve"> HTTPS API</w:t>
+      </w:r>
+    </w:p>
+    <w:p>
+      <w:pPr>
+        <w:spacing w:line="240" w:lineRule="exact"/>
+        <w:ind w:firstLine="561"/>
+        <w:jc w:val="left"/>
+        <w:rPr>
+          <w:rFonts w:ascii="方正仿宋_GBK" w:eastAsia="方正仿宋_GBK" w:hint="eastAsia"/>
+          <w:szCs w:val="22"/>
+        </w:rPr>
+      </w:pPr>
+      <w:r>
+        <w:rPr>
+          <w:rFonts w:ascii="方正仿宋_GBK" w:eastAsia="方正仿宋_GBK" w:hint="eastAsia"/>
+          <w:szCs w:val="22"/>
+        </w:rPr>
+        <w:t>https://api.open</w:t>
+      </w:r>
+      <w:r>
+        <w:rPr>
+          <w:rFonts w:ascii="方正仿宋_GBK" w:eastAsia="方正仿宋_GBK"/>
+          <w:szCs w:val="22"/>
+        </w:rPr>
+        <w:t>=</w:t>
+      </w:r>
+      <w:r>
+        <w:rPr>
+          <w:rFonts w:ascii="方正仿宋_GBK" w:eastAsia="方正仿宋_GBK" w:hint="eastAsia"/>
+          <w:szCs w:val="22"/>
+        </w:rPr>
+        <w:t>meteo.com/v1/forecast?latitude=29.83&amp;longitude=106.43&amp;daily=weather_code&amp;timezone=auto&amp;forecast_days=1</w:t>
+      </w:r>
+    </w:p>
+    <w:p>
+      <w:pPr>
+        <w:spacing w:line="240" w:lineRule="exact"/>
+        <w:ind w:firstLine="561"/>
+        <w:jc w:val="left"/>
+        <w:rPr>
+          <w:rFonts w:ascii="方正仿宋_GBK" w:eastAsia="方正仿宋_GBK" w:hint="eastAsia"/>
+          <w:szCs w:val="22"/>
+        </w:rPr>
+      </w:pPr>
+      <w:r>
+        <w:rPr>
+          <w:rFonts w:ascii="方正仿宋_GBK" w:eastAsia="方正仿宋_GBK" w:hint="eastAsia"/>
+          <w:szCs w:val="22"/>
+        </w:rPr>
+        <w:t xml:space="preserve">    // 从 JSON 响应里抠出 </w:t>
+      </w:r>
+      <w:proofErr w:type="spellStart"/>
+      <w:r>
+        <w:rPr>
+          <w:rFonts w:ascii="方正仿宋_GBK" w:eastAsia="方正仿宋_GBK" w:hint="eastAsia"/>
+          <w:szCs w:val="22"/>
+        </w:rPr>
+        <w:t>weather_code</w:t>
+      </w:r>
+      <w:proofErr w:type="spellEnd"/>
+    </w:p>
+    <w:p>
+      <w:pPr>
+        <w:spacing w:line="240" w:lineRule="exact"/>
+        <w:ind w:firstLine="561"/>
+        <w:jc w:val="left"/>
+        <w:rPr>
+          <w:rFonts w:ascii="方正仿宋_GBK" w:eastAsia="方正仿宋_GBK" w:hint="eastAsia"/>
+          <w:szCs w:val="22"/>
+        </w:rPr>
+      </w:pPr>
+      <w:r>
+        <w:rPr>
+          <w:rFonts w:ascii="方正仿宋_GBK" w:eastAsia="方正仿宋_GBK" w:hint="eastAsia"/>
+          <w:szCs w:val="22"/>
+        </w:rPr>
+        <w:t xml:space="preserve">    const char* p = </w:t>
+      </w:r>
+      <w:proofErr w:type="spellStart"/>
+      <w:r>
+        <w:rPr>
+          <w:rFonts w:ascii="方正仿宋_GBK" w:eastAsia="方正仿宋_GBK" w:hint="eastAsia"/>
+          <w:szCs w:val="22"/>
+        </w:rPr>
+        <w:t>strstr</w:t>
+      </w:r>
+      <w:proofErr w:type="spellEnd"/>
+      <w:r>
+        <w:rPr>
+          <w:rFonts w:ascii="方正仿宋_GBK" w:eastAsia="方正仿宋_GBK" w:hint="eastAsia"/>
+          <w:szCs w:val="22"/>
+        </w:rPr>
+        <w:t>(</w:t>
+      </w:r>
+      <w:proofErr w:type="spellStart"/>
+      <w:r>
+        <w:rPr>
+          <w:rFonts w:ascii="方正仿宋_GBK" w:eastAsia="方正仿宋_GBK" w:hint="eastAsia"/>
+          <w:szCs w:val="22"/>
+        </w:rPr>
+        <w:t>buf</w:t>
+      </w:r>
+      <w:proofErr w:type="spellEnd"/>
+      <w:r>
+        <w:rPr>
+          <w:rFonts w:ascii="方正仿宋_GBK" w:eastAsia="方正仿宋_GBK" w:hint="eastAsia"/>
+          <w:szCs w:val="22"/>
+        </w:rPr>
+        <w:t>, "\"</w:t>
+      </w:r>
+      <w:proofErr w:type="spellStart"/>
+      <w:r>
+        <w:rPr>
+          <w:rFonts w:ascii="方正仿宋_GBK" w:eastAsia="方正仿宋_GBK" w:hint="eastAsia"/>
+          <w:szCs w:val="22"/>
+        </w:rPr>
+        <w:t>weather_code</w:t>
+      </w:r>
+      <w:proofErr w:type="spellEnd"/>
+      <w:r>
+        <w:rPr>
+          <w:rFonts w:ascii="方正仿宋_GBK" w:eastAsia="方正仿宋_GBK" w:hint="eastAsia"/>
+          <w:szCs w:val="22"/>
+        </w:rPr>
+        <w:t>\":[");</w:t>
+      </w:r>
+    </w:p>
+    <w:p>
+      <w:pPr>
+        <w:spacing w:line="240" w:lineRule="exact"/>
+        <w:ind w:firstLine="561"/>
+        <w:jc w:val="left"/>
+        <w:rPr>
+          <w:rFonts w:ascii="方正仿宋_GBK" w:eastAsia="方正仿宋_GBK" w:hint="eastAsia"/>
+          <w:szCs w:val="22"/>
+        </w:rPr>
+      </w:pPr>
+      <w:r>
+        <w:rPr>
+          <w:rFonts w:ascii="方正仿宋_GBK" w:eastAsia="方正仿宋_GBK" w:hint="eastAsia"/>
+          <w:szCs w:val="22"/>
+        </w:rPr>
+        <w:t xml:space="preserve">    if (p) { p += 16; code = </w:t>
+      </w:r>
+      <w:proofErr w:type="spellStart"/>
+      <w:r>
+        <w:rPr>
+          <w:rFonts w:ascii="方正仿宋_GBK" w:eastAsia="方正仿宋_GBK" w:hint="eastAsia"/>
+          <w:szCs w:val="22"/>
+        </w:rPr>
+        <w:t>atoi</w:t>
+      </w:r>
+      <w:proofErr w:type="spellEnd"/>
+      <w:r>
+        <w:rPr>
+          <w:rFonts w:ascii="方正仿宋_GBK" w:eastAsia="方正仿宋_GBK" w:hint="eastAsia"/>
+          <w:szCs w:val="22"/>
+        </w:rPr>
+        <w:t>(p); }</w:t>
+      </w:r>
+    </w:p>
+    <w:p>
+      <w:pPr>
+        <w:spacing w:line="240" w:lineRule="exact"/>
+        <w:ind w:firstLine="561"/>
+        <w:jc w:val="left"/>
+        <w:rPr>
+          <w:rFonts w:ascii="方正仿宋_GBK" w:eastAsia="方正仿宋_GBK" w:hint="eastAsia"/>
+          <w:szCs w:val="22"/>
+        </w:rPr>
+      </w:pPr>
+      <w:r>
+        <w:rPr>
+          <w:rFonts w:ascii="方正仿宋_GBK" w:eastAsia="方正仿宋_GBK" w:hint="eastAsia"/>
+          <w:szCs w:val="22"/>
+        </w:rPr>
+        <w:t xml:space="preserve">    return code;  // 返回 WMO 天气码</w:t>
+      </w:r>
+    </w:p>
+    <w:p>
+      <w:pPr>
+        <w:spacing w:line="240" w:lineRule="exact"/>
+        <w:ind w:firstLine="561"/>
+        <w:jc w:val="left"/>
+        <w:rPr>
+          <w:rFonts w:ascii="方正仿宋_GBK" w:eastAsia="方正仿宋_GBK" w:hint="eastAsia"/>
+          <w:szCs w:val="22"/>
+        </w:rPr>
+      </w:pPr>
+      <w:r>
+        <w:rPr>
+          <w:rFonts w:ascii="方正仿宋_GBK" w:eastAsia="方正仿宋_GBK" w:hint="eastAsia"/>
+          <w:szCs w:val="22"/>
+        </w:rPr>
+        <w:t>}</w:t>
+      </w:r>
+    </w:p>
+    <w:p>
+      <w:pPr>
+        <w:spacing w:line="240" w:lineRule="exact"/>
+        <w:ind w:firstLine="561"/>
+        <w:jc w:val="left"/>
+        <w:rPr>
+          <w:rFonts w:ascii="方正仿宋_GBK" w:eastAsia="方正仿宋_GBK" w:hint="eastAsia"/>
+          <w:szCs w:val="22"/>
+        </w:rPr>
+      </w:pPr>
+      <w:r>
+        <w:rPr>
+          <w:rFonts w:ascii="方正仿宋_GBK" w:eastAsia="方正仿宋_GBK" w:hint="eastAsia"/>
+          <w:szCs w:val="22"/>
+        </w:rPr>
+        <w:t>拿到的是一个数字码：0=晴、1=少云、2=多云、3=阴、45=雾、61=雨、95=雷暴……</w:t>
+      </w:r>
+    </w:p>
+    <w:p>
+      <w:pPr>
+        <w:ind w:firstLine="561"/>
+        <w:jc w:val="left"/>
+        <w:rPr>
+          <w:rFonts w:ascii="方正仿宋_GBK" w:eastAsia="方正仿宋_GBK" w:hint="eastAsia"/>
+          <w:sz w:val="28"/>
+          <w:szCs w:val="28"/>
+        </w:rPr>
+      </w:pPr>
+      <w:r>
+        <w:rPr>
+          <w:rFonts w:ascii="方正仿宋_GBK" w:eastAsia="方正仿宋_GBK" w:hint="eastAsia"/>
+          <w:sz w:val="28"/>
+          <w:szCs w:val="28"/>
+        </w:rPr>
+        <w:t>2. 定时刷新（data_source.cpp:47）</w:t>
+      </w:r>
+    </w:p>
+    <w:p>
+      <w:pPr>
+        <w:ind w:firstLine="561"/>
+        <w:jc w:val="left"/>
+        <w:rPr>
+          <w:rFonts w:ascii="方正仿宋_GBK" w:eastAsia="方正仿宋_GBK" w:hint="eastAsia"/>
+          <w:szCs w:val="22"/>
+        </w:rPr>
+      </w:pPr>
+      <w:r>
+        <w:rPr>
+          <w:rFonts w:ascii="方正仿宋_GBK" w:eastAsia="方正仿宋_GBK" w:hint="eastAsia"/>
+          <w:sz w:val="28"/>
+          <w:szCs w:val="28"/>
+        </w:rPr>
+        <w:t xml:space="preserve">数据线程启动时和每天第一次循环各调一次 </w:t>
+      </w:r>
+      <w:proofErr w:type="spellStart"/>
+      <w:r>
+        <w:rPr>
+          <w:rFonts w:ascii="方正仿宋_GBK" w:eastAsia="方正仿宋_GBK" w:hint="eastAsia"/>
+          <w:sz w:val="28"/>
+          <w:szCs w:val="28"/>
+        </w:rPr>
+        <w:t>fetchWeather</w:t>
+      </w:r>
+      <w:proofErr w:type="spellEnd"/>
+      <w:r>
+        <w:rPr>
+          <w:rFonts w:ascii="方正仿宋_GBK" w:eastAsia="方正仿宋_GBK" w:hint="eastAsia"/>
+          <w:sz w:val="28"/>
+          <w:szCs w:val="28"/>
+        </w:rPr>
+        <w:t xml:space="preserve">(29.83, 106.43)，结果存到全局变量 </w:t>
+      </w:r>
+      <w:proofErr w:type="spellStart"/>
+      <w:r>
+        <w:rPr>
+          <w:rFonts w:ascii="方正仿宋_GBK" w:eastAsia="方正仿宋_GBK" w:hint="eastAsia"/>
+          <w:sz w:val="28"/>
+          <w:szCs w:val="28"/>
+        </w:rPr>
+        <w:t>g_weatherCod</w:t>
+      </w:r>
+      <w:proofErr w:type="spellEnd"/>
+      <w:r>
+        <w:rPr>
+          <w:rFonts w:ascii="方正仿宋_GBK" w:eastAsia="方正仿宋_GBK" w:hint="eastAsia"/>
+          <w:szCs w:val="22"/>
+        </w:rPr>
+        <w:t>：</w:t>
+      </w:r>
+    </w:p>
+    <w:p>
+      <w:pPr>
+        <w:spacing w:line="240" w:lineRule="exact"/>
+        <w:ind w:firstLine="561"/>
+        <w:jc w:val="left"/>
+        <w:rPr>
+          <w:rFonts w:ascii="方正仿宋_GBK" w:eastAsia="方正仿宋_GBK" w:hint="eastAsia"/>
+          <w:szCs w:val="22"/>
+        </w:rPr>
+      </w:pPr>
+      <w:r>
+        <w:rPr>
+          <w:rFonts w:ascii="方正仿宋_GBK" w:eastAsia="方正仿宋_GBK" w:hint="eastAsia"/>
+          <w:szCs w:val="22"/>
+        </w:rPr>
+        <w:t>if (</w:t>
+      </w:r>
+      <w:proofErr w:type="spellStart"/>
+      <w:r>
+        <w:rPr>
+          <w:rFonts w:ascii="方正仿宋_GBK" w:eastAsia="方正仿宋_GBK" w:hint="eastAsia"/>
+          <w:szCs w:val="22"/>
+        </w:rPr>
+        <w:t>tmNow.tm_yday</w:t>
+      </w:r>
+      <w:proofErr w:type="spellEnd"/>
+      <w:r>
+        <w:rPr>
+          <w:rFonts w:ascii="方正仿宋_GBK" w:eastAsia="方正仿宋_GBK" w:hint="eastAsia"/>
+          <w:szCs w:val="22"/>
+        </w:rPr>
+        <w:t xml:space="preserve"> != </w:t>
+      </w:r>
+      <w:proofErr w:type="spellStart"/>
+      <w:r>
+        <w:rPr>
+          <w:rFonts w:ascii="方正仿宋_GBK" w:eastAsia="方正仿宋_GBK" w:hint="eastAsia"/>
+          <w:szCs w:val="22"/>
+        </w:rPr>
+        <w:t>lastWeatherDay</w:t>
+      </w:r>
+      <w:proofErr w:type="spellEnd"/>
+      <w:r>
+        <w:rPr>
+          <w:rFonts w:ascii="方正仿宋_GBK" w:eastAsia="方正仿宋_GBK" w:hint="eastAsia"/>
+          <w:szCs w:val="22"/>
+        </w:rPr>
+        <w:t>) {</w:t>
+      </w:r>
+    </w:p>
+    <w:p>
+      <w:pPr>
+        <w:spacing w:line="240" w:lineRule="exact"/>
+        <w:ind w:firstLine="561"/>
+        <w:jc w:val="left"/>
+        <w:rPr>
+          <w:rFonts w:ascii="方正仿宋_GBK" w:eastAsia="方正仿宋_GBK" w:hint="eastAsia"/>
+          <w:szCs w:val="22"/>
+        </w:rPr>
+      </w:pPr>
+      <w:r>
+        <w:rPr>
+          <w:rFonts w:ascii="方正仿宋_GBK" w:eastAsia="方正仿宋_GBK" w:hint="eastAsia"/>
+          <w:szCs w:val="22"/>
+        </w:rPr>
+        <w:t xml:space="preserve">    </w:t>
+      </w:r>
+      <w:proofErr w:type="spellStart"/>
+      <w:r>
+        <w:rPr>
+          <w:rFonts w:ascii="方正仿宋_GBK" w:eastAsia="方正仿宋_GBK" w:hint="eastAsia"/>
+          <w:szCs w:val="22"/>
+        </w:rPr>
+        <w:t>refreshWeather</w:t>
+      </w:r>
+      <w:proofErr w:type="spellEnd"/>
+      <w:r>
+        <w:rPr>
+          <w:rFonts w:ascii="方正仿宋_GBK" w:eastAsia="方正仿宋_GBK" w:hint="eastAsia"/>
+          <w:szCs w:val="22"/>
+        </w:rPr>
+        <w:t xml:space="preserve">();    // 调 </w:t>
+      </w:r>
+      <w:proofErr w:type="spellStart"/>
+      <w:r>
+        <w:rPr>
+          <w:rFonts w:ascii="方正仿宋_GBK" w:eastAsia="方正仿宋_GBK" w:hint="eastAsia"/>
+          <w:szCs w:val="22"/>
+        </w:rPr>
+        <w:t>fetchWeather</w:t>
+      </w:r>
+      <w:proofErr w:type="spellEnd"/>
+    </w:p>
+    <w:p>
+      <w:pPr>
+        <w:spacing w:line="240" w:lineRule="exact"/>
+        <w:ind w:firstLine="561"/>
+        <w:jc w:val="left"/>
+        <w:rPr>
+          <w:rFonts w:ascii="方正仿宋_GBK" w:eastAsia="方正仿宋_GBK" w:hint="eastAsia"/>
+          <w:szCs w:val="22"/>
+        </w:rPr>
+      </w:pPr>
+      <w:r>
+        <w:rPr>
+          <w:rFonts w:ascii="方正仿宋_GBK" w:eastAsia="方正仿宋_GBK" w:hint="eastAsia"/>
+          <w:szCs w:val="22"/>
+        </w:rPr>
+        <w:t xml:space="preserve">    </w:t>
+      </w:r>
+      <w:proofErr w:type="spellStart"/>
+      <w:r>
+        <w:rPr>
+          <w:rFonts w:ascii="方正仿宋_GBK" w:eastAsia="方正仿宋_GBK" w:hint="eastAsia"/>
+          <w:szCs w:val="22"/>
+        </w:rPr>
+        <w:t>lastWeatherDay</w:t>
+      </w:r>
+      <w:proofErr w:type="spellEnd"/>
+      <w:r>
+        <w:rPr>
+          <w:rFonts w:ascii="方正仿宋_GBK" w:eastAsia="方正仿宋_GBK" w:hint="eastAsia"/>
+          <w:szCs w:val="22"/>
+        </w:rPr>
+        <w:t xml:space="preserve"> = </w:t>
+      </w:r>
+      <w:proofErr w:type="spellStart"/>
+      <w:r>
+        <w:rPr>
+          <w:rFonts w:ascii="方正仿宋_GBK" w:eastAsia="方正仿宋_GBK" w:hint="eastAsia"/>
+          <w:szCs w:val="22"/>
+        </w:rPr>
+        <w:t>tmNow.tm_yday</w:t>
+      </w:r>
+      <w:proofErr w:type="spellEnd"/>
+      <w:r>
+        <w:rPr>
+          <w:rFonts w:ascii="方正仿宋_GBK" w:eastAsia="方正仿宋_GBK" w:hint="eastAsia"/>
+          <w:szCs w:val="22"/>
+        </w:rPr>
+        <w:t>;}</w:t>
+      </w:r>
+      <w:r>
+        <w:rPr>
+          <w:rFonts w:ascii="方正仿宋_GBK" w:eastAsia="方正仿宋_GBK"/>
+          <w:szCs w:val="22"/>
+        </w:rPr>
+        <w:br w:type="page"/>
+      </w:r>
+    </w:p>
+    <w:p>
+      <w:pPr>
+        <w:spacing w:line="240" w:lineRule="atLeast"/>
+        <w:ind w:firstLine="561"/>
+        <w:jc w:val="left"/>
+        <w:rPr>
+          <w:rFonts w:ascii="方正仿宋_GBK" w:eastAsia="方正仿宋_GBK" w:hAnsi="仿宋" w:hint="eastAsia"/>
+          <w:sz w:val="36"/>
+          <w:szCs w:val="36"/>
+        </w:rPr>
+      </w:pPr>
+      <w:r>
+        <w:rPr>
+          <w:rFonts w:ascii="方正仿宋_GBK" w:eastAsia="方正仿宋_GBK" w:hAnsi="仿宋" w:hint="eastAsia"/>
+          <w:sz w:val="36"/>
+          <w:szCs w:val="36"/>
+        </w:rPr>
+        <w:lastRenderedPageBreak/>
+        <w:t>3. 天气的用途</w:t>
+      </w:r>
+    </w:p>
+    <w:p>
+      <w:pPr>
+        <w:spacing w:line="240" w:lineRule="atLeast"/>
+        <w:ind w:firstLine="561"/>
+        <w:jc w:val="left"/>
+        <w:rPr>
+          <w:rFonts w:ascii="方正仿宋_GBK" w:eastAsia="方正仿宋_GBK" w:hAnsi="仿宋" w:hint="eastAsia"/>
+          <w:sz w:val="36"/>
+          <w:szCs w:val="36"/>
+        </w:rPr>
+      </w:pPr>
+      <w:r>
+        <w:rPr>
+          <w:rFonts w:ascii="方正仿宋_GBK" w:eastAsia="方正仿宋_GBK" w:hAnsi="仿宋" w:hint="eastAsia"/>
+          <w:sz w:val="36"/>
+          <w:szCs w:val="36"/>
+        </w:rPr>
+        <w:t>两处用到：</w:t>
+      </w:r>
+    </w:p>
+    <w:p>
+      <w:pPr>
+        <w:spacing w:line="240" w:lineRule="atLeast"/>
+        <w:ind w:firstLine="561"/>
+        <w:jc w:val="left"/>
+        <w:rPr>
+          <w:rFonts w:ascii="方正仿宋_GBK" w:eastAsia="方正仿宋_GBK" w:hAnsi="仿宋" w:hint="eastAsia"/>
+          <w:sz w:val="36"/>
+          <w:szCs w:val="36"/>
+        </w:rPr>
+      </w:pPr>
+      <w:r>
+        <w:rPr>
+          <w:rFonts w:ascii="方正仿宋_GBK" w:eastAsia="方正仿宋_GBK" w:hAnsi="仿宋" w:hint="eastAsia"/>
+          <w:sz w:val="36"/>
+          <w:szCs w:val="36"/>
+        </w:rPr>
+        <w:t xml:space="preserve">分析决策（analysis_rules.cpp:234）— </w:t>
+      </w:r>
+      <w:r>
+        <w:rPr>
+          <w:rFonts w:ascii="方正仿宋_GBK" w:eastAsia="方正仿宋_GBK" w:hAnsi="仿宋" w:hint="eastAsia"/>
+          <w:sz w:val="36"/>
+          <w:szCs w:val="36"/>
+        </w:rPr>
+        <w:t>阴</w:t>
+      </w:r>
+      <w:r>
+        <w:rPr>
+          <w:rFonts w:ascii="方正仿宋_GBK" w:eastAsia="方正仿宋_GBK" w:hAnsi="仿宋" w:hint="eastAsia"/>
+          <w:sz w:val="36"/>
+          <w:szCs w:val="36"/>
+        </w:rPr>
+        <w:t>天时补光策略更积极：</w:t>
+      </w:r>
+    </w:p>
+    <w:p>
+      <w:pPr>
+        <w:spacing w:line="240" w:lineRule="exact"/>
+        <w:ind w:firstLine="561"/>
+        <w:jc w:val="left"/>
+        <w:rPr>
+          <w:rFonts w:ascii="方正仿宋_GBK" w:eastAsia="方正仿宋_GBK" w:hAnsi="仿宋" w:hint="eastAsia"/>
+          <w:szCs w:val="22"/>
+        </w:rPr>
+      </w:pPr>
+      <w:r>
+        <w:rPr>
+          <w:rFonts w:ascii="方正仿宋_GBK" w:eastAsia="方正仿宋_GBK" w:hAnsi="仿宋" w:hint="eastAsia"/>
+          <w:szCs w:val="22"/>
+        </w:rPr>
+        <w:t xml:space="preserve">int </w:t>
+      </w:r>
+      <w:proofErr w:type="spellStart"/>
+      <w:r>
+        <w:rPr>
+          <w:rFonts w:ascii="方正仿宋_GBK" w:eastAsia="方正仿宋_GBK" w:hAnsi="仿宋" w:hint="eastAsia"/>
+          <w:szCs w:val="22"/>
+        </w:rPr>
+        <w:t>isClear</w:t>
+      </w:r>
+      <w:proofErr w:type="spellEnd"/>
+      <w:r>
+        <w:rPr>
+          <w:rFonts w:ascii="方正仿宋_GBK" w:eastAsia="方正仿宋_GBK" w:hAnsi="仿宋" w:hint="eastAsia"/>
+          <w:szCs w:val="22"/>
+        </w:rPr>
+        <w:t xml:space="preserve"> = (</w:t>
+      </w:r>
+      <w:proofErr w:type="spellStart"/>
+      <w:r>
+        <w:rPr>
+          <w:rFonts w:ascii="方正仿宋_GBK" w:eastAsia="方正仿宋_GBK" w:hAnsi="仿宋" w:hint="eastAsia"/>
+          <w:szCs w:val="22"/>
+        </w:rPr>
+        <w:t>g_weatherCode</w:t>
+      </w:r>
+      <w:proofErr w:type="spellEnd"/>
+      <w:r>
+        <w:rPr>
+          <w:rFonts w:ascii="方正仿宋_GBK" w:eastAsia="方正仿宋_GBK" w:hAnsi="仿宋" w:hint="eastAsia"/>
+          <w:szCs w:val="22"/>
+        </w:rPr>
+        <w:t xml:space="preserve"> &gt;= 0 &amp;&amp; </w:t>
+      </w:r>
+      <w:proofErr w:type="spellStart"/>
+      <w:r>
+        <w:rPr>
+          <w:rFonts w:ascii="方正仿宋_GBK" w:eastAsia="方正仿宋_GBK" w:hAnsi="仿宋" w:hint="eastAsia"/>
+          <w:szCs w:val="22"/>
+        </w:rPr>
+        <w:t>g_weatherCode</w:t>
+      </w:r>
+      <w:proofErr w:type="spellEnd"/>
+      <w:r>
+        <w:rPr>
+          <w:rFonts w:ascii="方正仿宋_GBK" w:eastAsia="方正仿宋_GBK" w:hAnsi="仿宋" w:hint="eastAsia"/>
+          <w:szCs w:val="22"/>
+        </w:rPr>
+        <w:t xml:space="preserve"> &lt;= 1);  // 晴或少云</w:t>
+      </w:r>
+    </w:p>
+    <w:p>
+      <w:pPr>
+        <w:spacing w:line="240" w:lineRule="exact"/>
+        <w:ind w:firstLine="561"/>
+        <w:jc w:val="left"/>
+        <w:rPr>
+          <w:rFonts w:ascii="方正仿宋_GBK" w:eastAsia="方正仿宋_GBK" w:hAnsi="仿宋" w:hint="eastAsia"/>
+          <w:szCs w:val="22"/>
+        </w:rPr>
+      </w:pPr>
+      <w:r>
+        <w:rPr>
+          <w:rFonts w:ascii="方正仿宋_GBK" w:eastAsia="方正仿宋_GBK" w:hAnsi="仿宋" w:hint="eastAsia"/>
+          <w:szCs w:val="22"/>
+        </w:rPr>
+        <w:t>if (</w:t>
+      </w:r>
+      <w:proofErr w:type="spellStart"/>
+      <w:r>
+        <w:rPr>
+          <w:rFonts w:ascii="方正仿宋_GBK" w:eastAsia="方正仿宋_GBK" w:hAnsi="仿宋" w:hint="eastAsia"/>
+          <w:szCs w:val="22"/>
+        </w:rPr>
+        <w:t>isClear</w:t>
+      </w:r>
+      <w:proofErr w:type="spellEnd"/>
+      <w:r>
+        <w:rPr>
+          <w:rFonts w:ascii="方正仿宋_GBK" w:eastAsia="方正仿宋_GBK" w:hAnsi="仿宋" w:hint="eastAsia"/>
+          <w:szCs w:val="22"/>
+        </w:rPr>
+        <w:t>) { /* 少补光，多灌溉 */ }</w:t>
+      </w:r>
+    </w:p>
+    <w:p>
+      <w:pPr>
+        <w:spacing w:line="240" w:lineRule="exact"/>
+        <w:ind w:firstLine="561"/>
+        <w:jc w:val="left"/>
+        <w:rPr>
+          <w:rFonts w:ascii="方正仿宋_GBK" w:eastAsia="方正仿宋_GBK" w:hAnsi="仿宋" w:hint="eastAsia"/>
+          <w:szCs w:val="22"/>
+        </w:rPr>
+      </w:pPr>
+      <w:r>
+        <w:rPr>
+          <w:rFonts w:ascii="方正仿宋_GBK" w:eastAsia="方正仿宋_GBK" w:hAnsi="仿宋" w:hint="eastAsia"/>
+          <w:szCs w:val="22"/>
+        </w:rPr>
+        <w:t>else         { /* 多补光，少灌溉 */ }</w:t>
+      </w:r>
+    </w:p>
+    <w:p>
+      <w:pPr>
+        <w:spacing w:line="240" w:lineRule="atLeast"/>
+        <w:ind w:firstLine="561"/>
+        <w:jc w:val="left"/>
+        <w:rPr>
+          <w:rFonts w:ascii="方正仿宋_GBK" w:eastAsia="方正仿宋_GBK" w:hAnsi="仿宋" w:hint="eastAsia"/>
+          <w:sz w:val="36"/>
+          <w:szCs w:val="36"/>
+        </w:rPr>
+      </w:pPr>
+      <w:r>
+        <w:rPr>
+          <w:rFonts w:ascii="方正仿宋_GBK" w:eastAsia="方正仿宋_GBK" w:hAnsi="仿宋" w:hint="eastAsia"/>
+          <w:sz w:val="36"/>
+          <w:szCs w:val="36"/>
+        </w:rPr>
+        <w:t>UI 显示（sensor_display.cpp）— 标题栏显示"今日天气：晴"，建议区给出文字提示：</w:t>
+      </w:r>
+    </w:p>
+    <w:p>
+      <w:pPr>
+        <w:spacing w:line="240" w:lineRule="atLeast"/>
+        <w:ind w:firstLine="561"/>
+        <w:jc w:val="left"/>
+        <w:rPr>
+          <w:rFonts w:ascii="方正仿宋_GBK" w:eastAsia="方正仿宋_GBK" w:hAnsi="仿宋" w:hint="eastAsia"/>
+          <w:sz w:val="36"/>
+          <w:szCs w:val="36"/>
+        </w:rPr>
+      </w:pPr>
+      <w:r>
+        <w:rPr>
+          <w:rFonts w:ascii="方正仿宋_GBK" w:eastAsia="方正仿宋_GBK" w:hAnsi="仿宋" w:hint="eastAsia"/>
+          <w:sz w:val="36"/>
+          <w:szCs w:val="36"/>
+        </w:rPr>
+        <w:t xml:space="preserve">晴天 </w:t>
+      </w:r>
+      <w:r>
+        <w:rPr>
+          <w:rFonts w:ascii="方正仿宋_GBK" w:eastAsia="方正仿宋_GBK" w:hAnsi="仿宋" w:hint="eastAsia"/>
+          <w:sz w:val="36"/>
+          <w:szCs w:val="36"/>
+        </w:rPr>
+        <w:t>：</w:t>
+      </w:r>
+      <w:r>
+        <w:rPr>
+          <w:rFonts w:ascii="方正仿宋_GBK" w:eastAsia="方正仿宋_GBK" w:hAnsi="仿宋" w:hint="eastAsia"/>
+          <w:sz w:val="36"/>
+          <w:szCs w:val="36"/>
+        </w:rPr>
+        <w:t>"天气晴朗，光照充足，注意遮阳"</w:t>
+      </w:r>
+    </w:p>
+    <w:p>
+      <w:pPr>
+        <w:spacing w:line="240" w:lineRule="atLeast"/>
+        <w:ind w:firstLine="561"/>
+        <w:jc w:val="left"/>
+        <w:rPr>
+          <w:rFonts w:ascii="方正仿宋_GBK" w:eastAsia="方正仿宋_GBK" w:hAnsi="仿宋" w:hint="eastAsia"/>
+          <w:sz w:val="36"/>
+          <w:szCs w:val="36"/>
+        </w:rPr>
+      </w:pPr>
+      <w:r>
+        <w:rPr>
+          <w:rFonts w:ascii="方正仿宋_GBK" w:eastAsia="方正仿宋_GBK" w:hAnsi="仿宋" w:hint="eastAsia"/>
+          <w:sz w:val="36"/>
+          <w:szCs w:val="36"/>
+        </w:rPr>
+        <w:t xml:space="preserve">雨天 </w:t>
+      </w:r>
+      <w:r>
+        <w:rPr>
+          <w:rFonts w:ascii="方正仿宋_GBK" w:eastAsia="方正仿宋_GBK" w:hAnsi="仿宋" w:hint="eastAsia"/>
+          <w:sz w:val="36"/>
+          <w:szCs w:val="36"/>
+        </w:rPr>
+        <w:t>：</w:t>
+      </w:r>
+      <w:r>
+        <w:rPr>
+          <w:rFonts w:ascii="方正仿宋_GBK" w:eastAsia="方正仿宋_GBK" w:hAnsi="仿宋" w:hint="eastAsia"/>
+          <w:sz w:val="36"/>
+          <w:szCs w:val="36"/>
+        </w:rPr>
+        <w:t>"降雨天气，光照不足，系统按需补光"</w:t>
+      </w:r>
+    </w:p>
+    <w:p>
+      <w:pPr>
+        <w:rPr>
+          <w:rFonts w:ascii="方正楷体_GBK" w:eastAsia="方正楷体_GBK"/>
+          <w:sz w:val="36"/>
+          <w:szCs w:val="36"/>
+        </w:rPr>
+      </w:pPr>
+      <w:r>
+        <w:rPr>
+          <w:rFonts w:ascii="方正楷体_GBK" w:eastAsia="方正楷体_GBK"/>
+          <w:sz w:val="36"/>
+          <w:szCs w:val="36"/>
+        </w:rPr>
+        <w:br w:type="page"/>
+      </w:r>
+    </w:p>
+    <w:p>
+      <w:pPr>
+        <w:spacing w:line="240" w:lineRule="atLeast"/>
+        <w:ind w:firstLine="561"/>
+        <w:jc w:val="left"/>
+        <w:rPr>
+          <w:rFonts w:ascii="方正楷体_GBK" w:eastAsia="方正楷体_GBK"/>
+          <w:sz w:val="36"/>
+          <w:szCs w:val="36"/>
+        </w:rPr>
+      </w:pPr>
+    </w:p>
+    <w:p>
+      <w:pPr>
+        <w:jc w:val="left"/>
+        <w:rPr>
+          <w:rFonts w:ascii="方正黑体_GBK" w:eastAsia="方正黑体_GBK"/>
+          <w:sz w:val="36"/>
+          <w:szCs w:val="36"/>
+        </w:rPr>
+      </w:pPr>
+      <w:r>
+        <w:rPr>
+          <w:rFonts w:ascii="方正黑体_GBK" w:eastAsia="方正黑体_GBK" w:hint="eastAsia"/>
+          <w:sz w:val="36"/>
+          <w:szCs w:val="36"/>
+        </w:rPr>
+        <w:t>五</w:t>
+      </w:r>
+      <w:r>
+        <w:rPr>
+          <w:rFonts w:ascii="方正黑体_GBK" w:eastAsia="方正黑体_GBK" w:hint="eastAsia"/>
+          <w:sz w:val="36"/>
+          <w:szCs w:val="36"/>
+        </w:rPr>
+        <w:t xml:space="preserve"> 典型错误与解决</w:t>
+      </w:r>
+    </w:p>
+    <w:p>
+      <w:pPr>
+        <w:spacing w:line="240" w:lineRule="atLeast"/>
+        <w:ind w:firstLine="561"/>
+        <w:jc w:val="left"/>
+        <w:rPr>
+          <w:rFonts w:ascii="方正楷体_GBK" w:eastAsia="方正楷体_GBK"/>
+          <w:sz w:val="36"/>
+          <w:szCs w:val="36"/>
+        </w:rPr>
       </w:pPr>
       <w:r>
         <w:rPr>
@@ -7268,7 +10036,47 @@
           <w:sz w:val="36"/>
           <w:szCs w:val="36"/>
         </w:rPr>
-        <w:t>链接和下载模块（主要，每分钟向服务器索取一次数据日志）</w:t>
+        <w:t>无法正确获得数据，即使在服务器日志中已经存在</w:t>
+      </w:r>
+    </w:p>
+    <w:p>
+      <w:pPr>
+        <w:spacing w:line="240" w:lineRule="atLeast"/>
+        <w:ind w:firstLine="561"/>
+        <w:jc w:val="left"/>
+        <w:rPr>
+          <w:rFonts w:ascii="方正仿宋_GBK" w:eastAsia="方正仿宋_GBK"/>
+          <w:sz w:val="36"/>
+          <w:szCs w:val="36"/>
+        </w:rPr>
+      </w:pPr>
+      <w:r>
+        <w:rPr>
+          <w:rFonts w:ascii="方正仿宋_GBK" w:eastAsia="方正仿宋_GBK" w:hint="eastAsia"/>
+          <w:sz w:val="36"/>
+          <w:szCs w:val="36"/>
+        </w:rPr>
+        <w:t>原因：数据之间没有正确做好区分，不如用空格隔开两个数据，用特定的字符来展示数据类型等</w:t>
+      </w:r>
+    </w:p>
+    <w:p>
+      <w:pPr>
+        <w:spacing w:line="240" w:lineRule="atLeast"/>
+        <w:ind w:firstLine="561"/>
+        <w:jc w:val="left"/>
+        <w:rPr>
+          <w:rFonts w:ascii="方正仿宋_GBK" w:eastAsia="方正仿宋_GBK" w:hint="eastAsia"/>
+          <w:sz w:val="36"/>
+          <w:szCs w:val="36"/>
+        </w:rPr>
+      </w:pPr>
+      <w:r>
+        <w:rPr>
+          <w:rFonts w:ascii="方正仿宋_GBK" w:eastAsia="方正仿宋_GBK" w:hint="eastAsia"/>
+          <w:sz w:val="36"/>
+          <w:szCs w:val="36"/>
+        </w:rPr>
+        <w:t>解决：用特定字符区分数据种类，用空格隔开每组数据之间的其它小数据，用换行符隔开不同组的数据，同时，下载完成数据之后，用专门的函数来读取数据。</w:t>
       </w:r>
     </w:p>
     <w:p>
@@ -7304,25 +10112,242 @@
           <w:sz w:val="36"/>
           <w:szCs w:val="36"/>
         </w:rPr>
-        <w:t>接受和处理线程（为了防止它们同时</w:t>
+        <w:t>手动控制的指令无法正确下达</w:t>
+      </w:r>
+      <w:bookmarkStart w:id="1" w:name="bug2"/>
+      <w:bookmarkEnd w:id="1"/>
+    </w:p>
+    <w:p>
+      <w:pPr>
+        <w:spacing w:line="240" w:lineRule="atLeast"/>
+        <w:ind w:firstLine="561"/>
+        <w:jc w:val="left"/>
+        <w:rPr>
+          <w:rFonts w:ascii="方正仿宋_GBK" w:eastAsia="方正仿宋_GBK"/>
+          <w:sz w:val="36"/>
+          <w:szCs w:val="36"/>
+        </w:rPr>
+      </w:pPr>
+      <w:r>
+        <w:rPr>
+          <w:rFonts w:ascii="方正仿宋_GBK" w:eastAsia="方正仿宋_GBK" w:hint="eastAsia"/>
+          <w:sz w:val="36"/>
+          <w:szCs w:val="36"/>
+        </w:rPr>
+        <w:t>原因：</w:t>
+      </w:r>
+      <w:r>
+        <w:rPr>
+          <w:rFonts w:ascii="方正仿宋_GBK" w:eastAsia="方正仿宋_GBK" w:hint="eastAsia"/>
+          <w:sz w:val="36"/>
+          <w:szCs w:val="36"/>
+        </w:rPr>
+        <w:t>发送指令和下载日志用的是同一条链接，我的代码太简单了，不能正确区分和处理</w:t>
+      </w:r>
+    </w:p>
+    <w:p>
+      <w:pPr>
+        <w:spacing w:line="240" w:lineRule="atLeast"/>
+        <w:ind w:firstLine="561"/>
+        <w:jc w:val="left"/>
+        <w:rPr>
+          <w:rFonts w:ascii="方正仿宋_GBK" w:eastAsia="方正仿宋_GBK" w:hint="eastAsia"/>
+          <w:sz w:val="36"/>
+          <w:szCs w:val="36"/>
+        </w:rPr>
+      </w:pPr>
+      <w:r>
+        <w:rPr>
+          <w:rFonts w:ascii="方正仿宋_GBK" w:eastAsia="方正仿宋_GBK" w:hint="eastAsia"/>
+          <w:sz w:val="36"/>
+          <w:szCs w:val="36"/>
+        </w:rPr>
+        <w:t>解决：指令的上</w:t>
       </w:r>
       <w:proofErr w:type="gramStart"/>
       <w:r>
         <w:rPr>
+          <w:rFonts w:ascii="方正仿宋_GBK" w:eastAsia="方正仿宋_GBK" w:hint="eastAsia"/>
+          <w:sz w:val="36"/>
+          <w:szCs w:val="36"/>
+        </w:rPr>
+        <w:t>传采用</w:t>
+      </w:r>
+      <w:proofErr w:type="gramEnd"/>
+      <w:r>
+        <w:rPr>
+          <w:rFonts w:ascii="方正仿宋_GBK" w:eastAsia="方正仿宋_GBK" w:hint="eastAsia"/>
+          <w:sz w:val="36"/>
+          <w:szCs w:val="36"/>
+        </w:rPr>
+        <w:t>新的链接（</w:t>
+      </w:r>
+      <w:hyperlink w:anchor="指令上报" w:history="1">
+        <w:r>
+          <w:rPr>
+            <w:rStyle w:val="a8"/>
+            <w:rFonts w:ascii="方正仿宋_GBK" w:eastAsia="方正仿宋_GBK" w:hint="eastAsia"/>
+            <w:sz w:val="36"/>
+            <w:szCs w:val="36"/>
+          </w:rPr>
+          <w:t>此</w:t>
+        </w:r>
+        <w:r>
+          <w:rPr>
+            <w:rStyle w:val="a8"/>
+            <w:rFonts w:ascii="方正仿宋_GBK" w:eastAsia="方正仿宋_GBK" w:hint="eastAsia"/>
+            <w:sz w:val="36"/>
+            <w:szCs w:val="36"/>
+          </w:rPr>
+          <w:t>处</w:t>
+        </w:r>
+      </w:hyperlink>
+      <w:r>
+        <w:rPr>
+          <w:rFonts w:ascii="方正仿宋_GBK" w:eastAsia="方正仿宋_GBK" w:hint="eastAsia"/>
+          <w:sz w:val="36"/>
+          <w:szCs w:val="36"/>
+        </w:rPr>
+        <w:t>），直接规避和下载的冲突。</w:t>
+      </w:r>
+    </w:p>
+    <w:p>
+      <w:pPr>
+        <w:spacing w:line="240" w:lineRule="atLeast"/>
+        <w:ind w:firstLine="561"/>
+        <w:jc w:val="left"/>
+        <w:rPr>
+          <w:rFonts w:ascii="方正楷体_GBK" w:eastAsia="方正楷体_GBK"/>
+          <w:sz w:val="36"/>
+          <w:szCs w:val="36"/>
+        </w:rPr>
+      </w:pPr>
+      <w:r>
+        <w:rPr>
+          <w:rFonts w:ascii="方正楷体_GBK" w:eastAsia="方正楷体_GBK"/>
+          <w:sz w:val="36"/>
+          <w:szCs w:val="36"/>
+        </w:rPr>
+        <w:t>3.</w:t>
+      </w:r>
+      <w:r>
+        <w:rPr>
           <w:rFonts w:ascii="方正楷体_GBK" w:eastAsia="方正楷体_GBK" w:hint="eastAsia"/>
           <w:sz w:val="36"/>
           <w:szCs w:val="36"/>
         </w:rPr>
-        <w:t>发数据</w:t>
+        <w:t>图形化界面中文乱码</w:t>
+      </w:r>
+    </w:p>
+    <w:p>
+      <w:pPr>
+        <w:spacing w:line="240" w:lineRule="atLeast"/>
+        <w:ind w:firstLine="561"/>
+        <w:jc w:val="left"/>
+        <w:rPr>
+          <w:rFonts w:ascii="方正仿宋_GBK" w:eastAsia="方正仿宋_GBK"/>
+          <w:sz w:val="36"/>
+          <w:szCs w:val="36"/>
+        </w:rPr>
+      </w:pPr>
+      <w:r>
+        <w:rPr>
+          <w:rFonts w:ascii="方正仿宋_GBK" w:eastAsia="方正仿宋_GBK" w:hint="eastAsia"/>
+          <w:sz w:val="36"/>
+          <w:szCs w:val="36"/>
+        </w:rPr>
+        <w:t>原因</w:t>
+      </w:r>
+      <w:r>
+        <w:rPr>
+          <w:rFonts w:ascii="方正仿宋_GBK" w:eastAsia="方正仿宋_GBK" w:hint="eastAsia"/>
+          <w:sz w:val="36"/>
+          <w:szCs w:val="36"/>
+        </w:rPr>
+        <w:t>：编码冲突，代码所使用中文编码格式是UTF</w:t>
+      </w:r>
+      <w:r>
+        <w:rPr>
+          <w:rFonts w:ascii="方正仿宋_GBK" w:eastAsia="方正仿宋_GBK"/>
+          <w:sz w:val="36"/>
+          <w:szCs w:val="36"/>
+        </w:rPr>
+        <w:t>-8</w:t>
+      </w:r>
+      <w:proofErr w:type="gramStart"/>
+      <w:r>
+        <w:rPr>
+          <w:rFonts w:ascii="方正仿宋_GBK" w:eastAsia="方正仿宋_GBK" w:hint="eastAsia"/>
+          <w:sz w:val="36"/>
+          <w:szCs w:val="36"/>
+        </w:rPr>
+        <w:t>而图行化</w:t>
       </w:r>
       <w:proofErr w:type="gramEnd"/>
       <w:r>
         <w:rPr>
+          <w:rFonts w:ascii="方正仿宋_GBK" w:eastAsia="方正仿宋_GBK" w:hint="eastAsia"/>
+          <w:sz w:val="36"/>
+          <w:szCs w:val="36"/>
+        </w:rPr>
+        <w:t>界面的编码并不是。</w:t>
+      </w:r>
+    </w:p>
+    <w:p>
+      <w:pPr>
+        <w:spacing w:line="240" w:lineRule="atLeast"/>
+        <w:ind w:firstLine="561"/>
+        <w:jc w:val="left"/>
+        <w:rPr>
+          <w:rFonts w:ascii="方正仿宋_GBK" w:eastAsia="方正仿宋_GBK" w:hint="eastAsia"/>
+          <w:sz w:val="36"/>
+          <w:szCs w:val="36"/>
+        </w:rPr>
+      </w:pPr>
+      <w:r>
+        <w:rPr>
+          <w:rFonts w:ascii="方正仿宋_GBK" w:eastAsia="方正仿宋_GBK" w:hint="eastAsia"/>
+          <w:sz w:val="36"/>
+          <w:szCs w:val="36"/>
+        </w:rPr>
+        <w:t>解决：强制所有地方的编码统一为UTF</w:t>
+      </w:r>
+      <w:r>
+        <w:rPr>
+          <w:rFonts w:ascii="方正仿宋_GBK" w:eastAsia="方正仿宋_GBK"/>
+          <w:sz w:val="36"/>
+          <w:szCs w:val="36"/>
+        </w:rPr>
+        <w:t>-8</w:t>
+      </w:r>
+      <w:r>
+        <w:rPr>
+          <w:rFonts w:ascii="方正仿宋_GBK" w:eastAsia="方正仿宋_GBK" w:hint="eastAsia"/>
+          <w:sz w:val="36"/>
+          <w:szCs w:val="36"/>
+        </w:rPr>
+        <w:t>，同时所有显示的地区强制使用Windows系统自带的字体。</w:t>
+      </w:r>
+    </w:p>
+    <w:p>
+      <w:pPr>
+        <w:spacing w:line="240" w:lineRule="atLeast"/>
+        <w:ind w:firstLine="561"/>
+        <w:jc w:val="left"/>
+        <w:rPr>
+          <w:rFonts w:ascii="方正楷体_GBK" w:eastAsia="方正楷体_GBK"/>
+          <w:sz w:val="36"/>
+          <w:szCs w:val="36"/>
+        </w:rPr>
+      </w:pPr>
+      <w:r>
+        <w:rPr>
           <w:rFonts w:ascii="方正楷体_GBK" w:eastAsia="方正楷体_GBK" w:hint="eastAsia"/>
           <w:sz w:val="36"/>
           <w:szCs w:val="36"/>
         </w:rPr>
-        <w:t>导致数据交叉，AI在实际处理中采用了</w:t>
+        <w:lastRenderedPageBreak/>
+        <w:t>4</w:t>
       </w:r>
       <w:r>
         <w:rPr>
@@ -7330,25 +10355,7 @@
           <w:sz w:val="36"/>
           <w:szCs w:val="36"/>
         </w:rPr>
-        <w:t xml:space="preserve">CRITICAL_SECTION </w:t>
-      </w:r>
-      <w:proofErr w:type="gramStart"/>
-      <w:r>
-        <w:rPr>
-          <w:rFonts w:ascii="方正楷体_GBK" w:eastAsia="方正楷体_GBK"/>
-          <w:sz w:val="36"/>
-          <w:szCs w:val="36"/>
-        </w:rPr>
-        <w:t>锁保护</w:t>
-      </w:r>
-      <w:proofErr w:type="gramEnd"/>
-      <w:r>
-        <w:rPr>
-          <w:rFonts w:ascii="方正楷体_GBK" w:eastAsia="方正楷体_GBK"/>
-          <w:sz w:val="36"/>
-          <w:szCs w:val="36"/>
-        </w:rPr>
-        <w:t>send调用</w:t>
+        <w:t>.</w:t>
       </w:r>
       <w:r>
         <w:rPr>
@@ -7356,3033 +10363,6 @@
           <w:sz w:val="36"/>
           <w:szCs w:val="36"/>
         </w:rPr>
-        <w:t>）</w:t>
-      </w:r>
-    </w:p>
-    <w:p>
-      <w:pPr>
-        <w:spacing w:line="240" w:lineRule="atLeast"/>
-        <w:ind w:firstLine="561"/>
-        <w:jc w:val="left"/>
-        <w:rPr>
-          <w:rFonts w:ascii="方正楷体_GBK" w:eastAsia="方正楷体_GBK"/>
-          <w:sz w:val="36"/>
-          <w:szCs w:val="36"/>
-        </w:rPr>
-      </w:pPr>
-      <w:r>
-        <w:rPr>
-          <w:rFonts w:ascii="方正楷体_GBK" w:eastAsia="方正楷体_GBK" w:hint="eastAsia"/>
-          <w:sz w:val="36"/>
-          <w:szCs w:val="36"/>
-        </w:rPr>
-        <w:t>数据</w:t>
-      </w:r>
-      <w:r>
-        <w:rPr>
-          <w:rFonts w:ascii="方正楷体_GBK" w:eastAsia="方正楷体_GBK" w:hint="eastAsia"/>
-          <w:sz w:val="36"/>
-          <w:szCs w:val="36"/>
-        </w:rPr>
-        <w:t>处理</w:t>
-      </w:r>
-    </w:p>
-    <w:p>
-      <w:pPr>
-        <w:spacing w:line="240" w:lineRule="atLeast"/>
-        <w:ind w:firstLine="561"/>
-        <w:jc w:val="left"/>
-        <w:rPr>
-          <w:rFonts w:ascii="方正楷体_GBK" w:eastAsia="方正楷体_GBK" w:hint="eastAsia"/>
-          <w:sz w:val="36"/>
-          <w:szCs w:val="36"/>
-        </w:rPr>
-      </w:pPr>
-      <w:r>
-        <w:rPr>
-          <w:rFonts w:ascii="方正楷体_GBK" w:eastAsia="方正楷体_GBK" w:hint="eastAsia"/>
-          <w:sz w:val="36"/>
-          <w:szCs w:val="36"/>
-        </w:rPr>
-        <w:t>采用了TCP的协议传输，每次索取的是当天的数据日志，然后在本地进行处理。</w:t>
-      </w:r>
-    </w:p>
-    <w:p>
-      <w:pPr>
-        <w:spacing w:line="240" w:lineRule="atLeast"/>
-        <w:ind w:firstLine="561"/>
-        <w:jc w:val="left"/>
-        <w:rPr>
-          <w:rFonts w:ascii="方正楷体_GBK" w:eastAsia="方正楷体_GBK"/>
-          <w:sz w:val="36"/>
-          <w:szCs w:val="36"/>
-        </w:rPr>
-      </w:pPr>
-      <w:r>
-        <w:rPr>
-          <w:rFonts w:ascii="方正楷体_GBK" w:eastAsia="方正楷体_GBK" w:hint="eastAsia"/>
-          <w:sz w:val="36"/>
-          <w:szCs w:val="36"/>
-        </w:rPr>
-        <w:t>关键代码（</w:t>
-      </w:r>
-      <w:r>
-        <w:rPr>
-          <w:rFonts w:ascii="方正楷体_GBK" w:eastAsia="方正楷体_GBK"/>
-          <w:sz w:val="36"/>
-          <w:szCs w:val="36"/>
-        </w:rPr>
-        <w:fldChar w:fldCharType="begin"/>
-      </w:r>
-      <w:r>
-        <w:rPr>
-          <w:rFonts w:ascii="方正楷体_GBK" w:eastAsia="方正楷体_GBK"/>
-          <w:sz w:val="36"/>
-          <w:szCs w:val="36"/>
-        </w:rPr>
-        <w:instrText xml:space="preserve"> HYPERLINK "../src/server_client.cpp" </w:instrText>
-      </w:r>
-      <w:r>
-        <w:rPr>
-          <w:rFonts w:ascii="方正楷体_GBK" w:eastAsia="方正楷体_GBK"/>
-          <w:sz w:val="36"/>
-          <w:szCs w:val="36"/>
-        </w:rPr>
-      </w:r>
-      <w:r>
-        <w:rPr>
-          <w:rFonts w:ascii="方正楷体_GBK" w:eastAsia="方正楷体_GBK"/>
-          <w:sz w:val="36"/>
-          <w:szCs w:val="36"/>
-        </w:rPr>
-        <w:fldChar w:fldCharType="separate"/>
-      </w:r>
-      <w:r>
-        <w:rPr>
-          <w:rStyle w:val="a8"/>
-          <w:rFonts w:ascii="方正楷体_GBK" w:eastAsia="方正楷体_GBK"/>
-          <w:sz w:val="36"/>
-          <w:szCs w:val="36"/>
-        </w:rPr>
-        <w:t>server_client.cpp:112-176</w:t>
-      </w:r>
-      <w:r>
-        <w:rPr>
-          <w:rFonts w:ascii="方正楷体_GBK" w:eastAsia="方正楷体_GBK"/>
-          <w:sz w:val="36"/>
-          <w:szCs w:val="36"/>
-        </w:rPr>
-        <w:fldChar w:fldCharType="end"/>
-      </w:r>
-      <w:r>
-        <w:rPr>
-          <w:rFonts w:ascii="方正楷体_GBK" w:eastAsia="方正楷体_GBK"/>
-          <w:sz w:val="36"/>
-          <w:szCs w:val="36"/>
-        </w:rPr>
-        <w:t>）：</w:t>
-      </w:r>
-    </w:p>
-    <w:p>
-      <w:pPr>
-        <w:spacing w:line="240" w:lineRule="atLeast"/>
-        <w:ind w:firstLine="561"/>
-        <w:jc w:val="left"/>
-        <w:rPr>
-          <w:rFonts w:ascii="方正楷体_GBK" w:eastAsia="方正楷体_GBK" w:hint="eastAsia"/>
-          <w:sz w:val="36"/>
-          <w:szCs w:val="36"/>
-        </w:rPr>
-      </w:pPr>
-      <w:proofErr w:type="gramStart"/>
-      <w:r>
-        <w:rPr>
-          <w:rFonts w:ascii="方正楷体_GBK" w:eastAsia="方正楷体_GBK" w:hint="eastAsia"/>
-          <w:sz w:val="36"/>
-          <w:szCs w:val="36"/>
-        </w:rPr>
-        <w:t>举例说明粘包拆包</w:t>
-      </w:r>
-      <w:proofErr w:type="gramEnd"/>
-      <w:r>
-        <w:rPr>
-          <w:rFonts w:ascii="方正楷体_GBK" w:eastAsia="方正楷体_GBK" w:hint="eastAsia"/>
-          <w:sz w:val="36"/>
-          <w:szCs w:val="36"/>
-        </w:rPr>
-        <w:t>的处理：</w:t>
-      </w:r>
-    </w:p>
-    <w:p>
-      <w:pPr>
-        <w:spacing w:line="240" w:lineRule="atLeast"/>
-        <w:ind w:firstLine="561"/>
-        <w:jc w:val="left"/>
-        <w:rPr>
-          <w:rFonts w:ascii="方正楷体_GBK" w:eastAsia="方正楷体_GBK"/>
-          <w:sz w:val="36"/>
-          <w:szCs w:val="36"/>
-        </w:rPr>
-      </w:pPr>
-      <w:proofErr w:type="spellStart"/>
-      <w:r>
-        <w:rPr>
-          <w:rFonts w:ascii="方正楷体_GBK" w:eastAsia="方正楷体_GBK"/>
-          <w:sz w:val="36"/>
-          <w:szCs w:val="36"/>
-        </w:rPr>
-        <w:t>recv</w:t>
-      </w:r>
-      <w:proofErr w:type="spellEnd"/>
-      <w:r>
-        <w:rPr>
-          <w:rFonts w:ascii="方正楷体_GBK" w:eastAsia="方正楷体_GBK"/>
-          <w:sz w:val="36"/>
-          <w:szCs w:val="36"/>
-        </w:rPr>
-        <w:t xml:space="preserve"> 1: "DATA:25.3 55.1 42 813\nDATA:25.4"</w:t>
-      </w:r>
-    </w:p>
-    <w:p>
-      <w:pPr>
-        <w:spacing w:line="240" w:lineRule="atLeast"/>
-        <w:ind w:firstLine="561"/>
-        <w:jc w:val="left"/>
-        <w:rPr>
-          <w:rFonts w:ascii="方正楷体_GBK" w:eastAsia="方正楷体_GBK"/>
-          <w:sz w:val="36"/>
-          <w:szCs w:val="36"/>
-        </w:rPr>
-      </w:pPr>
-      <w:r>
-        <w:rPr>
-          <w:rFonts w:ascii="方正楷体_GBK" w:eastAsia="方正楷体_GBK"/>
-          <w:sz w:val="36"/>
-          <w:szCs w:val="36"/>
-        </w:rPr>
-        <w:t xml:space="preserve">  </w:t>
-      </w:r>
-      <w:r>
-        <w:rPr>
-          <w:rFonts w:ascii="方正楷体_GBK" w:eastAsia="方正楷体_GBK"/>
-          <w:sz w:val="36"/>
-          <w:szCs w:val="36"/>
-        </w:rPr>
-        <w:t>→</w:t>
-      </w:r>
-      <w:r>
-        <w:rPr>
-          <w:rFonts w:ascii="方正楷体_GBK" w:eastAsia="方正楷体_GBK"/>
-          <w:sz w:val="36"/>
-          <w:szCs w:val="36"/>
-        </w:rPr>
-        <w:t xml:space="preserve"> </w:t>
-      </w:r>
-      <w:proofErr w:type="gramStart"/>
-      <w:r>
-        <w:rPr>
-          <w:rFonts w:ascii="方正楷体_GBK" w:eastAsia="方正楷体_GBK"/>
-          <w:sz w:val="36"/>
-          <w:szCs w:val="36"/>
-        </w:rPr>
-        <w:t>解析完第一行</w:t>
-      </w:r>
-      <w:proofErr w:type="gramEnd"/>
-      <w:r>
-        <w:rPr>
-          <w:rFonts w:ascii="方正楷体_GBK" w:eastAsia="方正楷体_GBK"/>
-          <w:sz w:val="36"/>
-          <w:szCs w:val="36"/>
-        </w:rPr>
-        <w:t xml:space="preserve"> "DATA:25.3 55.1 42 813"</w:t>
-      </w:r>
-    </w:p>
-    <w:p>
-      <w:pPr>
-        <w:spacing w:line="240" w:lineRule="atLeast"/>
-        <w:ind w:firstLine="561"/>
-        <w:jc w:val="left"/>
-        <w:rPr>
-          <w:rFonts w:ascii="方正楷体_GBK" w:eastAsia="方正楷体_GBK" w:hint="eastAsia"/>
-          <w:sz w:val="36"/>
-          <w:szCs w:val="36"/>
-        </w:rPr>
-      </w:pPr>
-      <w:r>
-        <w:rPr>
-          <w:rFonts w:ascii="方正楷体_GBK" w:eastAsia="方正楷体_GBK"/>
-          <w:sz w:val="36"/>
-          <w:szCs w:val="36"/>
-        </w:rPr>
-        <w:t xml:space="preserve">  </w:t>
-      </w:r>
-      <w:r>
-        <w:rPr>
-          <w:rFonts w:ascii="方正楷体_GBK" w:eastAsia="方正楷体_GBK"/>
-          <w:sz w:val="36"/>
-          <w:szCs w:val="36"/>
-        </w:rPr>
-        <w:t>→</w:t>
-      </w:r>
-      <w:r>
-        <w:rPr>
-          <w:rFonts w:ascii="方正楷体_GBK" w:eastAsia="方正楷体_GBK"/>
-          <w:sz w:val="36"/>
-          <w:szCs w:val="36"/>
-        </w:rPr>
-        <w:t xml:space="preserve"> buffer 残留 "DATA:25.4"</w:t>
-      </w:r>
-    </w:p>
-    <w:p>
-      <w:pPr>
-        <w:spacing w:line="240" w:lineRule="atLeast"/>
-        <w:ind w:firstLine="561"/>
-        <w:jc w:val="left"/>
-        <w:rPr>
-          <w:rFonts w:ascii="方正楷体_GBK" w:eastAsia="方正楷体_GBK"/>
-          <w:sz w:val="36"/>
-          <w:szCs w:val="36"/>
-        </w:rPr>
-      </w:pPr>
-      <w:proofErr w:type="spellStart"/>
-      <w:r>
-        <w:rPr>
-          <w:rFonts w:ascii="方正楷体_GBK" w:eastAsia="方正楷体_GBK"/>
-          <w:sz w:val="36"/>
-          <w:szCs w:val="36"/>
-        </w:rPr>
-        <w:lastRenderedPageBreak/>
-        <w:t>recv</w:t>
-      </w:r>
-      <w:proofErr w:type="spellEnd"/>
-      <w:r>
-        <w:rPr>
-          <w:rFonts w:ascii="方正楷体_GBK" w:eastAsia="方正楷体_GBK"/>
-          <w:sz w:val="36"/>
-          <w:szCs w:val="36"/>
-        </w:rPr>
-        <w:t xml:space="preserve"> 2: " 55.2 43 815\</w:t>
-      </w:r>
-      <w:proofErr w:type="spellStart"/>
-      <w:r>
-        <w:rPr>
-          <w:rFonts w:ascii="方正楷体_GBK" w:eastAsia="方正楷体_GBK"/>
-          <w:sz w:val="36"/>
-          <w:szCs w:val="36"/>
-        </w:rPr>
-        <w:t>nPONG</w:t>
-      </w:r>
-      <w:proofErr w:type="spellEnd"/>
-      <w:r>
-        <w:rPr>
-          <w:rFonts w:ascii="方正楷体_GBK" w:eastAsia="方正楷体_GBK"/>
-          <w:sz w:val="36"/>
-          <w:szCs w:val="36"/>
-        </w:rPr>
-        <w:t>\n"</w:t>
-      </w:r>
-    </w:p>
-    <w:p>
-      <w:pPr>
-        <w:spacing w:line="240" w:lineRule="atLeast"/>
-        <w:ind w:firstLine="561"/>
-        <w:jc w:val="left"/>
-        <w:rPr>
-          <w:rFonts w:ascii="方正楷体_GBK" w:eastAsia="方正楷体_GBK"/>
-          <w:sz w:val="36"/>
-          <w:szCs w:val="36"/>
-        </w:rPr>
-      </w:pPr>
-      <w:r>
-        <w:rPr>
-          <w:rFonts w:ascii="方正楷体_GBK" w:eastAsia="方正楷体_GBK"/>
-          <w:sz w:val="36"/>
-          <w:szCs w:val="36"/>
-        </w:rPr>
-        <w:t xml:space="preserve">  </w:t>
-      </w:r>
-      <w:r>
-        <w:rPr>
-          <w:rFonts w:ascii="方正楷体_GBK" w:eastAsia="方正楷体_GBK"/>
-          <w:sz w:val="36"/>
-          <w:szCs w:val="36"/>
-        </w:rPr>
-        <w:t>→</w:t>
-      </w:r>
-      <w:r>
-        <w:rPr>
-          <w:rFonts w:ascii="方正楷体_GBK" w:eastAsia="方正楷体_GBK"/>
-          <w:sz w:val="36"/>
-          <w:szCs w:val="36"/>
-        </w:rPr>
-        <w:t xml:space="preserve"> 补齐第二行 "DATA:25.4 55.2 43 815"</w:t>
-      </w:r>
-    </w:p>
-    <w:p>
-      <w:pPr>
-        <w:spacing w:line="240" w:lineRule="atLeast"/>
-        <w:ind w:firstLine="561"/>
-        <w:jc w:val="left"/>
-        <w:rPr>
-          <w:rFonts w:ascii="方正楷体_GBK" w:eastAsia="方正楷体_GBK"/>
-          <w:sz w:val="36"/>
-          <w:szCs w:val="36"/>
-        </w:rPr>
-      </w:pPr>
-      <w:r>
-        <w:rPr>
-          <w:rFonts w:ascii="方正楷体_GBK" w:eastAsia="方正楷体_GBK"/>
-          <w:sz w:val="36"/>
-          <w:szCs w:val="36"/>
-        </w:rPr>
-        <w:t xml:space="preserve">  </w:t>
-      </w:r>
-      <w:r>
-        <w:rPr>
-          <w:rFonts w:ascii="方正楷体_GBK" w:eastAsia="方正楷体_GBK"/>
-          <w:sz w:val="36"/>
-          <w:szCs w:val="36"/>
-        </w:rPr>
-        <w:t>→</w:t>
-      </w:r>
-      <w:r>
-        <w:rPr>
-          <w:rFonts w:ascii="方正楷体_GBK" w:eastAsia="方正楷体_GBK"/>
-          <w:sz w:val="36"/>
-          <w:szCs w:val="36"/>
-        </w:rPr>
-        <w:t xml:space="preserve"> 解析第二行</w:t>
-      </w:r>
-    </w:p>
-    <w:p>
-      <w:pPr>
-        <w:spacing w:line="240" w:lineRule="atLeast"/>
-        <w:ind w:firstLine="561"/>
-        <w:jc w:val="left"/>
-        <w:rPr>
-          <w:rFonts w:ascii="方正楷体_GBK" w:eastAsia="方正楷体_GBK"/>
-          <w:sz w:val="36"/>
-          <w:szCs w:val="36"/>
-        </w:rPr>
-      </w:pPr>
-      <w:r>
-        <w:rPr>
-          <w:rFonts w:ascii="方正楷体_GBK" w:eastAsia="方正楷体_GBK"/>
-          <w:sz w:val="36"/>
-          <w:szCs w:val="36"/>
-        </w:rPr>
-        <w:t xml:space="preserve">  </w:t>
-      </w:r>
-      <w:r>
-        <w:rPr>
-          <w:rFonts w:ascii="方正楷体_GBK" w:eastAsia="方正楷体_GBK"/>
-          <w:sz w:val="36"/>
-          <w:szCs w:val="36"/>
-        </w:rPr>
-        <w:t>→</w:t>
-      </w:r>
-      <w:r>
-        <w:rPr>
-          <w:rFonts w:ascii="方正楷体_GBK" w:eastAsia="方正楷体_GBK"/>
-          <w:sz w:val="36"/>
-          <w:szCs w:val="36"/>
-        </w:rPr>
-        <w:t xml:space="preserve"> 继续解析 "PONG"</w:t>
-      </w:r>
-    </w:p>
-    <w:p>
-      <w:pPr>
-        <w:spacing w:line="240" w:lineRule="atLeast"/>
-        <w:ind w:firstLine="561"/>
-        <w:jc w:val="left"/>
-        <w:rPr>
-          <w:rFonts w:ascii="方正楷体_GBK" w:eastAsia="方正楷体_GBK"/>
-          <w:sz w:val="36"/>
-          <w:szCs w:val="36"/>
-        </w:rPr>
-      </w:pPr>
-      <w:r>
-        <w:rPr>
-          <w:rFonts w:ascii="方正楷体_GBK" w:eastAsia="方正楷体_GBK"/>
-          <w:sz w:val="36"/>
-          <w:szCs w:val="36"/>
-        </w:rPr>
-        <w:t xml:space="preserve">  </w:t>
-      </w:r>
-      <w:r>
-        <w:rPr>
-          <w:rFonts w:ascii="方正楷体_GBK" w:eastAsia="方正楷体_GBK"/>
-          <w:sz w:val="36"/>
-          <w:szCs w:val="36"/>
-        </w:rPr>
-        <w:t>→</w:t>
-      </w:r>
-      <w:r>
-        <w:rPr>
-          <w:rFonts w:ascii="方正楷体_GBK" w:eastAsia="方正楷体_GBK"/>
-          <w:sz w:val="36"/>
-          <w:szCs w:val="36"/>
-        </w:rPr>
-        <w:t xml:space="preserve"> buffer 清空</w:t>
-      </w:r>
-    </w:p>
-    <w:p>
-      <w:pPr>
-        <w:spacing w:line="240" w:lineRule="atLeast"/>
-        <w:ind w:firstLine="561"/>
-        <w:jc w:val="left"/>
-        <w:rPr>
-          <w:rFonts w:ascii="方正楷体_GBK" w:eastAsia="方正楷体_GBK"/>
-          <w:sz w:val="36"/>
-          <w:szCs w:val="36"/>
-        </w:rPr>
-      </w:pPr>
-      <w:r>
-        <w:rPr>
-          <w:rFonts w:ascii="方正楷体_GBK" w:eastAsia="方正楷体_GBK" w:hint="eastAsia"/>
-          <w:sz w:val="36"/>
-          <w:szCs w:val="36"/>
-        </w:rPr>
-        <w:t>连接与断开</w:t>
-      </w:r>
-    </w:p>
-    <w:p>
-      <w:pPr>
-        <w:spacing w:line="240" w:lineRule="atLeast"/>
-        <w:ind w:firstLine="561"/>
-        <w:jc w:val="left"/>
-        <w:rPr>
-          <w:rFonts w:ascii="方正楷体_GBK" w:eastAsia="方正楷体_GBK" w:hint="eastAsia"/>
-          <w:sz w:val="36"/>
-          <w:szCs w:val="36"/>
-        </w:rPr>
-      </w:pPr>
-      <w:r>
-        <w:rPr>
-          <w:rFonts w:ascii="方正楷体_GBK" w:eastAsia="方正楷体_GBK" w:hint="eastAsia"/>
-          <w:sz w:val="36"/>
-          <w:szCs w:val="36"/>
-        </w:rPr>
-        <w:t>建立连接（</w:t>
-      </w:r>
-      <w:r>
-        <w:rPr>
-          <w:rFonts w:ascii="方正楷体_GBK" w:eastAsia="方正楷体_GBK"/>
-          <w:sz w:val="36"/>
-          <w:szCs w:val="36"/>
-        </w:rPr>
-        <w:t>server_client.cpp:193-213）：</w:t>
-      </w:r>
-    </w:p>
-    <w:p>
-      <w:pPr>
-        <w:spacing w:line="240" w:lineRule="atLeast"/>
-        <w:ind w:firstLine="561"/>
-        <w:jc w:val="left"/>
-        <w:rPr>
-          <w:rFonts w:ascii="方正楷体_GBK" w:eastAsia="方正楷体_GBK"/>
-          <w:sz w:val="36"/>
-          <w:szCs w:val="36"/>
-        </w:rPr>
-      </w:pPr>
-      <w:r>
-        <w:rPr>
-          <w:rFonts w:ascii="方正楷体_GBK" w:eastAsia="方正楷体_GBK"/>
-          <w:sz w:val="36"/>
-          <w:szCs w:val="36"/>
-        </w:rPr>
-        <w:t xml:space="preserve">int </w:t>
-      </w:r>
-      <w:proofErr w:type="spellStart"/>
-      <w:r>
-        <w:rPr>
-          <w:rFonts w:ascii="方正楷体_GBK" w:eastAsia="方正楷体_GBK"/>
-          <w:sz w:val="36"/>
-          <w:szCs w:val="36"/>
-        </w:rPr>
-        <w:t>ServerClient_connect</w:t>
-      </w:r>
-      <w:proofErr w:type="spellEnd"/>
-      <w:r>
-        <w:rPr>
-          <w:rFonts w:ascii="方正楷体_GBK" w:eastAsia="方正楷体_GBK"/>
-          <w:sz w:val="36"/>
-          <w:szCs w:val="36"/>
-        </w:rPr>
-        <w:t>(</w:t>
-      </w:r>
-      <w:proofErr w:type="spellStart"/>
-      <w:r>
-        <w:rPr>
-          <w:rFonts w:ascii="方正楷体_GBK" w:eastAsia="方正楷体_GBK"/>
-          <w:sz w:val="36"/>
-          <w:szCs w:val="36"/>
-        </w:rPr>
-        <w:t>ServerClient</w:t>
-      </w:r>
-      <w:proofErr w:type="spellEnd"/>
-      <w:r>
-        <w:rPr>
-          <w:rFonts w:ascii="方正楷体_GBK" w:eastAsia="方正楷体_GBK"/>
-          <w:sz w:val="36"/>
-          <w:szCs w:val="36"/>
-        </w:rPr>
-        <w:t xml:space="preserve">* </w:t>
-      </w:r>
-      <w:proofErr w:type="spellStart"/>
-      <w:r>
-        <w:rPr>
-          <w:rFonts w:ascii="方正楷体_GBK" w:eastAsia="方正楷体_GBK"/>
-          <w:sz w:val="36"/>
-          <w:szCs w:val="36"/>
-        </w:rPr>
-        <w:t>sc</w:t>
-      </w:r>
-      <w:proofErr w:type="spellEnd"/>
-      <w:r>
-        <w:rPr>
-          <w:rFonts w:ascii="方正楷体_GBK" w:eastAsia="方正楷体_GBK"/>
-          <w:sz w:val="36"/>
-          <w:szCs w:val="36"/>
-        </w:rPr>
-        <w:t>, const char* host, int port)</w:t>
-      </w:r>
-    </w:p>
-    <w:p>
-      <w:pPr>
-        <w:spacing w:line="240" w:lineRule="atLeast"/>
-        <w:ind w:firstLine="561"/>
-        <w:jc w:val="left"/>
-        <w:rPr>
-          <w:rFonts w:ascii="方正楷体_GBK" w:eastAsia="方正楷体_GBK"/>
-          <w:sz w:val="36"/>
-          <w:szCs w:val="36"/>
-        </w:rPr>
-      </w:pPr>
-      <w:r>
-        <w:rPr>
-          <w:rFonts w:ascii="方正楷体_GBK" w:eastAsia="方正楷体_GBK"/>
-          <w:sz w:val="36"/>
-          <w:szCs w:val="36"/>
-        </w:rPr>
-        <w:t>{</w:t>
-      </w:r>
-    </w:p>
-    <w:p>
-      <w:pPr>
-        <w:spacing w:line="240" w:lineRule="atLeast"/>
-        <w:ind w:firstLine="561"/>
-        <w:jc w:val="left"/>
-        <w:rPr>
-          <w:rFonts w:ascii="方正楷体_GBK" w:eastAsia="方正楷体_GBK"/>
-          <w:sz w:val="36"/>
-          <w:szCs w:val="36"/>
-        </w:rPr>
-      </w:pPr>
-      <w:r>
-        <w:rPr>
-          <w:rFonts w:ascii="方正楷体_GBK" w:eastAsia="方正楷体_GBK"/>
-          <w:sz w:val="36"/>
-          <w:szCs w:val="36"/>
-        </w:rPr>
-        <w:t xml:space="preserve">    if (</w:t>
-      </w:r>
-      <w:proofErr w:type="spellStart"/>
-      <w:r>
-        <w:rPr>
-          <w:rFonts w:ascii="方正楷体_GBK" w:eastAsia="方正楷体_GBK"/>
-          <w:sz w:val="36"/>
-          <w:szCs w:val="36"/>
-        </w:rPr>
-        <w:t>sc</w:t>
-      </w:r>
-      <w:proofErr w:type="spellEnd"/>
-      <w:r>
-        <w:rPr>
-          <w:rFonts w:ascii="方正楷体_GBK" w:eastAsia="方正楷体_GBK"/>
-          <w:sz w:val="36"/>
-          <w:szCs w:val="36"/>
-        </w:rPr>
-        <w:t xml:space="preserve">-&gt;connected) </w:t>
-      </w:r>
-      <w:proofErr w:type="spellStart"/>
-      <w:r>
-        <w:rPr>
-          <w:rFonts w:ascii="方正楷体_GBK" w:eastAsia="方正楷体_GBK"/>
-          <w:sz w:val="36"/>
-          <w:szCs w:val="36"/>
-        </w:rPr>
-        <w:t>ServerClient_disconnect</w:t>
-      </w:r>
-      <w:proofErr w:type="spellEnd"/>
-      <w:r>
-        <w:rPr>
-          <w:rFonts w:ascii="方正楷体_GBK" w:eastAsia="方正楷体_GBK"/>
-          <w:sz w:val="36"/>
-          <w:szCs w:val="36"/>
-        </w:rPr>
-        <w:t>(</w:t>
-      </w:r>
-      <w:proofErr w:type="spellStart"/>
-      <w:r>
-        <w:rPr>
-          <w:rFonts w:ascii="方正楷体_GBK" w:eastAsia="方正楷体_GBK"/>
-          <w:sz w:val="36"/>
-          <w:szCs w:val="36"/>
-        </w:rPr>
-        <w:t>sc</w:t>
-      </w:r>
-      <w:proofErr w:type="spellEnd"/>
-      <w:r>
-        <w:rPr>
-          <w:rFonts w:ascii="方正楷体_GBK" w:eastAsia="方正楷体_GBK"/>
-          <w:sz w:val="36"/>
-          <w:szCs w:val="36"/>
-        </w:rPr>
-        <w:t>);   // 防重复连</w:t>
-      </w:r>
-    </w:p>
-    <w:p>
-      <w:pPr>
-        <w:spacing w:line="240" w:lineRule="atLeast"/>
-        <w:ind w:firstLine="561"/>
-        <w:jc w:val="left"/>
-        <w:rPr>
-          <w:rFonts w:ascii="方正楷体_GBK" w:eastAsia="方正楷体_GBK"/>
-          <w:sz w:val="36"/>
-          <w:szCs w:val="36"/>
-        </w:rPr>
-      </w:pPr>
-    </w:p>
-    <w:p>
-      <w:pPr>
-        <w:spacing w:line="240" w:lineRule="atLeast"/>
-        <w:ind w:firstLine="561"/>
-        <w:jc w:val="left"/>
-        <w:rPr>
-          <w:rFonts w:ascii="方正楷体_GBK" w:eastAsia="方正楷体_GBK"/>
-          <w:sz w:val="36"/>
-          <w:szCs w:val="36"/>
-        </w:rPr>
-      </w:pPr>
-      <w:r>
-        <w:rPr>
-          <w:rFonts w:ascii="方正楷体_GBK" w:eastAsia="方正楷体_GBK"/>
-          <w:sz w:val="36"/>
-          <w:szCs w:val="36"/>
-        </w:rPr>
-        <w:t xml:space="preserve">    int s = </w:t>
-      </w:r>
-      <w:proofErr w:type="spellStart"/>
-      <w:r>
-        <w:rPr>
-          <w:rFonts w:ascii="方正楷体_GBK" w:eastAsia="方正楷体_GBK"/>
-          <w:sz w:val="36"/>
-          <w:szCs w:val="36"/>
-        </w:rPr>
-        <w:t>createSocket</w:t>
-      </w:r>
-      <w:proofErr w:type="spellEnd"/>
-      <w:r>
-        <w:rPr>
-          <w:rFonts w:ascii="方正楷体_GBK" w:eastAsia="方正楷体_GBK"/>
-          <w:sz w:val="36"/>
-          <w:szCs w:val="36"/>
-        </w:rPr>
-        <w:t>(host, port);                  // 建立 TCP</w:t>
-      </w:r>
-    </w:p>
-    <w:p>
-      <w:pPr>
-        <w:spacing w:line="240" w:lineRule="atLeast"/>
-        <w:ind w:firstLine="561"/>
-        <w:jc w:val="left"/>
-        <w:rPr>
-          <w:rFonts w:ascii="方正楷体_GBK" w:eastAsia="方正楷体_GBK"/>
-          <w:sz w:val="36"/>
-          <w:szCs w:val="36"/>
-        </w:rPr>
-      </w:pPr>
-      <w:r>
-        <w:rPr>
-          <w:rFonts w:ascii="方正楷体_GBK" w:eastAsia="方正楷体_GBK"/>
-          <w:sz w:val="36"/>
-          <w:szCs w:val="36"/>
-        </w:rPr>
-        <w:t xml:space="preserve">    if (s &lt; 0) return 0;</w:t>
-      </w:r>
-    </w:p>
-    <w:p>
-      <w:pPr>
-        <w:spacing w:line="240" w:lineRule="atLeast"/>
-        <w:ind w:firstLine="561"/>
-        <w:jc w:val="left"/>
-        <w:rPr>
-          <w:rFonts w:ascii="方正楷体_GBK" w:eastAsia="方正楷体_GBK"/>
-          <w:sz w:val="36"/>
-          <w:szCs w:val="36"/>
-        </w:rPr>
-      </w:pPr>
-    </w:p>
-    <w:p>
-      <w:pPr>
-        <w:spacing w:line="240" w:lineRule="atLeast"/>
-        <w:ind w:firstLine="561"/>
-        <w:jc w:val="left"/>
-        <w:rPr>
-          <w:rFonts w:ascii="方正楷体_GBK" w:eastAsia="方正楷体_GBK"/>
-          <w:sz w:val="36"/>
-          <w:szCs w:val="36"/>
-        </w:rPr>
-      </w:pPr>
-      <w:r>
-        <w:rPr>
-          <w:rFonts w:ascii="方正楷体_GBK" w:eastAsia="方正楷体_GBK"/>
-          <w:sz w:val="36"/>
-          <w:szCs w:val="36"/>
-        </w:rPr>
-        <w:lastRenderedPageBreak/>
-        <w:t xml:space="preserve">    </w:t>
-      </w:r>
-      <w:proofErr w:type="spellStart"/>
-      <w:r>
-        <w:rPr>
-          <w:rFonts w:ascii="方正楷体_GBK" w:eastAsia="方正楷体_GBK"/>
-          <w:sz w:val="36"/>
-          <w:szCs w:val="36"/>
-        </w:rPr>
-        <w:t>sc</w:t>
-      </w:r>
-      <w:proofErr w:type="spellEnd"/>
-      <w:r>
-        <w:rPr>
-          <w:rFonts w:ascii="方正楷体_GBK" w:eastAsia="方正楷体_GBK"/>
-          <w:sz w:val="36"/>
-          <w:szCs w:val="36"/>
-        </w:rPr>
-        <w:t>-&gt;sock = (SOCKET)s;</w:t>
-      </w:r>
-    </w:p>
-    <w:p>
-      <w:pPr>
-        <w:spacing w:line="240" w:lineRule="atLeast"/>
-        <w:ind w:firstLine="561"/>
-        <w:jc w:val="left"/>
-        <w:rPr>
-          <w:rFonts w:ascii="方正楷体_GBK" w:eastAsia="方正楷体_GBK"/>
-          <w:sz w:val="36"/>
-          <w:szCs w:val="36"/>
-        </w:rPr>
-      </w:pPr>
-      <w:r>
-        <w:rPr>
-          <w:rFonts w:ascii="方正楷体_GBK" w:eastAsia="方正楷体_GBK"/>
-          <w:sz w:val="36"/>
-          <w:szCs w:val="36"/>
-        </w:rPr>
-        <w:t xml:space="preserve">    </w:t>
-      </w:r>
-      <w:proofErr w:type="spellStart"/>
-      <w:r>
-        <w:rPr>
-          <w:rFonts w:ascii="方正楷体_GBK" w:eastAsia="方正楷体_GBK"/>
-          <w:sz w:val="36"/>
-          <w:szCs w:val="36"/>
-        </w:rPr>
-        <w:t>sc</w:t>
-      </w:r>
-      <w:proofErr w:type="spellEnd"/>
-      <w:r>
-        <w:rPr>
-          <w:rFonts w:ascii="方正楷体_GBK" w:eastAsia="方正楷体_GBK"/>
-          <w:sz w:val="36"/>
-          <w:szCs w:val="36"/>
-        </w:rPr>
-        <w:t>-&gt;running = 1;</w:t>
-      </w:r>
-    </w:p>
-    <w:p>
-      <w:pPr>
-        <w:spacing w:line="240" w:lineRule="atLeast"/>
-        <w:ind w:firstLine="561"/>
-        <w:jc w:val="left"/>
-        <w:rPr>
-          <w:rFonts w:ascii="方正楷体_GBK" w:eastAsia="方正楷体_GBK"/>
-          <w:sz w:val="36"/>
-          <w:szCs w:val="36"/>
-        </w:rPr>
-      </w:pPr>
-      <w:r>
-        <w:rPr>
-          <w:rFonts w:ascii="方正楷体_GBK" w:eastAsia="方正楷体_GBK"/>
-          <w:sz w:val="36"/>
-          <w:szCs w:val="36"/>
-        </w:rPr>
-        <w:t xml:space="preserve">    </w:t>
-      </w:r>
-      <w:proofErr w:type="spellStart"/>
-      <w:r>
-        <w:rPr>
-          <w:rFonts w:ascii="方正楷体_GBK" w:eastAsia="方正楷体_GBK"/>
-          <w:sz w:val="36"/>
-          <w:szCs w:val="36"/>
-        </w:rPr>
-        <w:t>sc</w:t>
-      </w:r>
-      <w:proofErr w:type="spellEnd"/>
-      <w:r>
-        <w:rPr>
-          <w:rFonts w:ascii="方正楷体_GBK" w:eastAsia="方正楷体_GBK"/>
-          <w:sz w:val="36"/>
-          <w:szCs w:val="36"/>
-        </w:rPr>
-        <w:t>-&gt;connected = 1;</w:t>
-      </w:r>
-    </w:p>
-    <w:p>
-      <w:pPr>
-        <w:spacing w:line="240" w:lineRule="atLeast"/>
-        <w:ind w:firstLine="561"/>
-        <w:jc w:val="left"/>
-        <w:rPr>
-          <w:rFonts w:ascii="方正楷体_GBK" w:eastAsia="方正楷体_GBK"/>
-          <w:sz w:val="36"/>
-          <w:szCs w:val="36"/>
-        </w:rPr>
-      </w:pPr>
-    </w:p>
-    <w:p>
-      <w:pPr>
-        <w:spacing w:line="240" w:lineRule="atLeast"/>
-        <w:ind w:firstLine="561"/>
-        <w:jc w:val="left"/>
-        <w:rPr>
-          <w:rFonts w:ascii="方正楷体_GBK" w:eastAsia="方正楷体_GBK"/>
-          <w:sz w:val="36"/>
-          <w:szCs w:val="36"/>
-        </w:rPr>
-      </w:pPr>
-      <w:r>
-        <w:rPr>
-          <w:rFonts w:ascii="方正楷体_GBK" w:eastAsia="方正楷体_GBK"/>
-          <w:sz w:val="36"/>
-          <w:szCs w:val="36"/>
-        </w:rPr>
-        <w:t xml:space="preserve">    </w:t>
-      </w:r>
-      <w:proofErr w:type="spellStart"/>
-      <w:r>
-        <w:rPr>
-          <w:rFonts w:ascii="方正楷体_GBK" w:eastAsia="方正楷体_GBK"/>
-          <w:sz w:val="36"/>
-          <w:szCs w:val="36"/>
-        </w:rPr>
-        <w:t>sendLine</w:t>
-      </w:r>
-      <w:proofErr w:type="spellEnd"/>
-      <w:r>
-        <w:rPr>
-          <w:rFonts w:ascii="方正楷体_GBK" w:eastAsia="方正楷体_GBK"/>
-          <w:sz w:val="36"/>
-          <w:szCs w:val="36"/>
-        </w:rPr>
-        <w:t>(</w:t>
-      </w:r>
-      <w:proofErr w:type="spellStart"/>
-      <w:r>
-        <w:rPr>
-          <w:rFonts w:ascii="方正楷体_GBK" w:eastAsia="方正楷体_GBK"/>
-          <w:sz w:val="36"/>
-          <w:szCs w:val="36"/>
-        </w:rPr>
-        <w:t>sc</w:t>
-      </w:r>
-      <w:proofErr w:type="spellEnd"/>
-      <w:r>
-        <w:rPr>
-          <w:rFonts w:ascii="方正楷体_GBK" w:eastAsia="方正楷体_GBK"/>
-          <w:sz w:val="36"/>
-          <w:szCs w:val="36"/>
-        </w:rPr>
-        <w:t>, "CONNECT");                           // 通知服务端身份</w:t>
-      </w:r>
-    </w:p>
-    <w:p>
-      <w:pPr>
-        <w:spacing w:line="240" w:lineRule="atLeast"/>
-        <w:ind w:firstLine="561"/>
-        <w:jc w:val="left"/>
-        <w:rPr>
-          <w:rFonts w:ascii="方正楷体_GBK" w:eastAsia="方正楷体_GBK"/>
-          <w:sz w:val="36"/>
-          <w:szCs w:val="36"/>
-        </w:rPr>
-      </w:pPr>
-    </w:p>
-    <w:p>
-      <w:pPr>
-        <w:spacing w:line="240" w:lineRule="atLeast"/>
-        <w:ind w:firstLine="561"/>
-        <w:jc w:val="left"/>
-        <w:rPr>
-          <w:rFonts w:ascii="方正楷体_GBK" w:eastAsia="方正楷体_GBK"/>
-          <w:sz w:val="36"/>
-          <w:szCs w:val="36"/>
-        </w:rPr>
-      </w:pPr>
-      <w:r>
-        <w:rPr>
-          <w:rFonts w:ascii="方正楷体_GBK" w:eastAsia="方正楷体_GBK"/>
-          <w:sz w:val="36"/>
-          <w:szCs w:val="36"/>
-        </w:rPr>
-        <w:t xml:space="preserve">    </w:t>
-      </w:r>
-      <w:proofErr w:type="spellStart"/>
-      <w:r>
-        <w:rPr>
-          <w:rFonts w:ascii="方正楷体_GBK" w:eastAsia="方正楷体_GBK"/>
-          <w:sz w:val="36"/>
-          <w:szCs w:val="36"/>
-        </w:rPr>
-        <w:t>sc</w:t>
-      </w:r>
-      <w:proofErr w:type="spellEnd"/>
-      <w:r>
-        <w:rPr>
-          <w:rFonts w:ascii="方正楷体_GBK" w:eastAsia="方正楷体_GBK"/>
-          <w:sz w:val="36"/>
-          <w:szCs w:val="36"/>
-        </w:rPr>
-        <w:t>-&gt;</w:t>
-      </w:r>
-      <w:proofErr w:type="spellStart"/>
-      <w:r>
-        <w:rPr>
-          <w:rFonts w:ascii="方正楷体_GBK" w:eastAsia="方正楷体_GBK"/>
-          <w:sz w:val="36"/>
-          <w:szCs w:val="36"/>
-        </w:rPr>
-        <w:t>recvThread</w:t>
-      </w:r>
-      <w:proofErr w:type="spellEnd"/>
-      <w:r>
-        <w:rPr>
-          <w:rFonts w:ascii="方正楷体_GBK" w:eastAsia="方正楷体_GBK"/>
-          <w:sz w:val="36"/>
-          <w:szCs w:val="36"/>
-        </w:rPr>
-        <w:t xml:space="preserve"> = </w:t>
-      </w:r>
-      <w:proofErr w:type="spellStart"/>
-      <w:r>
-        <w:rPr>
-          <w:rFonts w:ascii="方正楷体_GBK" w:eastAsia="方正楷体_GBK"/>
-          <w:sz w:val="36"/>
-          <w:szCs w:val="36"/>
-        </w:rPr>
-        <w:t>CreateThread</w:t>
-      </w:r>
-      <w:proofErr w:type="spellEnd"/>
-      <w:r>
-        <w:rPr>
-          <w:rFonts w:ascii="方正楷体_GBK" w:eastAsia="方正楷体_GBK"/>
-          <w:sz w:val="36"/>
-          <w:szCs w:val="36"/>
-        </w:rPr>
-        <w:t>(...);                // 启动接收线程</w:t>
-      </w:r>
-    </w:p>
-    <w:p>
-      <w:pPr>
-        <w:spacing w:line="240" w:lineRule="atLeast"/>
-        <w:ind w:firstLine="561"/>
-        <w:jc w:val="left"/>
-        <w:rPr>
-          <w:rFonts w:ascii="方正楷体_GBK" w:eastAsia="方正楷体_GBK"/>
-          <w:sz w:val="36"/>
-          <w:szCs w:val="36"/>
-        </w:rPr>
-      </w:pPr>
-      <w:r>
-        <w:rPr>
-          <w:rFonts w:ascii="方正楷体_GBK" w:eastAsia="方正楷体_GBK"/>
-          <w:sz w:val="36"/>
-          <w:szCs w:val="36"/>
-        </w:rPr>
-        <w:t xml:space="preserve">    </w:t>
-      </w:r>
-      <w:proofErr w:type="spellStart"/>
-      <w:r>
-        <w:rPr>
-          <w:rFonts w:ascii="方正楷体_GBK" w:eastAsia="方正楷体_GBK"/>
-          <w:sz w:val="36"/>
-          <w:szCs w:val="36"/>
-        </w:rPr>
-        <w:t>sc</w:t>
-      </w:r>
-      <w:proofErr w:type="spellEnd"/>
-      <w:r>
-        <w:rPr>
-          <w:rFonts w:ascii="方正楷体_GBK" w:eastAsia="方正楷体_GBK"/>
-          <w:sz w:val="36"/>
-          <w:szCs w:val="36"/>
-        </w:rPr>
-        <w:t>-&gt;</w:t>
-      </w:r>
-      <w:proofErr w:type="spellStart"/>
-      <w:r>
-        <w:rPr>
-          <w:rFonts w:ascii="方正楷体_GBK" w:eastAsia="方正楷体_GBK"/>
-          <w:sz w:val="36"/>
-          <w:szCs w:val="36"/>
-        </w:rPr>
-        <w:t>heartbeatThread</w:t>
-      </w:r>
-      <w:proofErr w:type="spellEnd"/>
-      <w:r>
-        <w:rPr>
-          <w:rFonts w:ascii="方正楷体_GBK" w:eastAsia="方正楷体_GBK"/>
-          <w:sz w:val="36"/>
-          <w:szCs w:val="36"/>
-        </w:rPr>
-        <w:t xml:space="preserve"> = </w:t>
-      </w:r>
-      <w:proofErr w:type="spellStart"/>
-      <w:r>
-        <w:rPr>
-          <w:rFonts w:ascii="方正楷体_GBK" w:eastAsia="方正楷体_GBK"/>
-          <w:sz w:val="36"/>
-          <w:szCs w:val="36"/>
-        </w:rPr>
-        <w:t>CreateThread</w:t>
-      </w:r>
-      <w:proofErr w:type="spellEnd"/>
-      <w:r>
-        <w:rPr>
-          <w:rFonts w:ascii="方正楷体_GBK" w:eastAsia="方正楷体_GBK"/>
-          <w:sz w:val="36"/>
-          <w:szCs w:val="36"/>
-        </w:rPr>
-        <w:t>(...);           // 启动心跳线程</w:t>
-      </w:r>
-    </w:p>
-    <w:p>
-      <w:pPr>
-        <w:spacing w:line="240" w:lineRule="atLeast"/>
-        <w:ind w:firstLine="561"/>
-        <w:jc w:val="left"/>
-        <w:rPr>
-          <w:rFonts w:ascii="方正楷体_GBK" w:eastAsia="方正楷体_GBK"/>
-          <w:sz w:val="36"/>
-          <w:szCs w:val="36"/>
-        </w:rPr>
-      </w:pPr>
-      <w:r>
-        <w:rPr>
-          <w:rFonts w:ascii="方正楷体_GBK" w:eastAsia="方正楷体_GBK"/>
-          <w:sz w:val="36"/>
-          <w:szCs w:val="36"/>
-        </w:rPr>
-        <w:t xml:space="preserve">    return 1;</w:t>
-      </w:r>
-    </w:p>
-    <w:p>
-      <w:pPr>
-        <w:spacing w:line="240" w:lineRule="atLeast"/>
-        <w:ind w:firstLine="561"/>
-        <w:jc w:val="left"/>
-        <w:rPr>
-          <w:rFonts w:ascii="方正楷体_GBK" w:eastAsia="方正楷体_GBK"/>
-          <w:sz w:val="36"/>
-          <w:szCs w:val="36"/>
-        </w:rPr>
-      </w:pPr>
-      <w:r>
-        <w:rPr>
-          <w:rFonts w:ascii="方正楷体_GBK" w:eastAsia="方正楷体_GBK"/>
-          <w:sz w:val="36"/>
-          <w:szCs w:val="36"/>
-        </w:rPr>
-        <w:t>}</w:t>
-      </w:r>
-    </w:p>
-    <w:p>
-      <w:pPr>
-        <w:spacing w:line="240" w:lineRule="atLeast"/>
-        <w:ind w:firstLine="561"/>
-        <w:jc w:val="left"/>
-        <w:rPr>
-          <w:rFonts w:ascii="方正楷体_GBK" w:eastAsia="方正楷体_GBK"/>
-          <w:sz w:val="36"/>
-          <w:szCs w:val="36"/>
-        </w:rPr>
-      </w:pPr>
-      <w:r>
-        <w:rPr>
-          <w:rFonts w:ascii="方正楷体_GBK" w:eastAsia="方正楷体_GBK" w:hint="eastAsia"/>
-          <w:sz w:val="36"/>
-          <w:szCs w:val="36"/>
-        </w:rPr>
-        <w:t>断开连接（</w:t>
-      </w:r>
-      <w:r>
-        <w:rPr>
-          <w:rFonts w:ascii="方正楷体_GBK" w:eastAsia="方正楷体_GBK"/>
-          <w:sz w:val="36"/>
-          <w:szCs w:val="36"/>
-        </w:rPr>
-        <w:t>server_client.cpp:216-243）采用"先关 socket 再等线程"的顺序。不这样做的话，</w:t>
-      </w:r>
-      <w:proofErr w:type="spellStart"/>
-      <w:r>
-        <w:rPr>
-          <w:rFonts w:ascii="方正楷体_GBK" w:eastAsia="方正楷体_GBK"/>
-          <w:sz w:val="36"/>
-          <w:szCs w:val="36"/>
-        </w:rPr>
-        <w:t>WaitForSingleObject</w:t>
-      </w:r>
-      <w:proofErr w:type="spellEnd"/>
-      <w:r>
-        <w:rPr>
-          <w:rFonts w:ascii="方正楷体_GBK" w:eastAsia="方正楷体_GBK"/>
-          <w:sz w:val="36"/>
-          <w:szCs w:val="36"/>
-        </w:rPr>
-        <w:t>(</w:t>
-      </w:r>
-      <w:proofErr w:type="spellStart"/>
-      <w:r>
-        <w:rPr>
-          <w:rFonts w:ascii="方正楷体_GBK" w:eastAsia="方正楷体_GBK"/>
-          <w:sz w:val="36"/>
-          <w:szCs w:val="36"/>
-        </w:rPr>
-        <w:t>recvThread</w:t>
-      </w:r>
-      <w:proofErr w:type="spellEnd"/>
-      <w:r>
-        <w:rPr>
-          <w:rFonts w:ascii="方正楷体_GBK" w:eastAsia="方正楷体_GBK"/>
-          <w:sz w:val="36"/>
-          <w:szCs w:val="36"/>
-        </w:rPr>
-        <w:t xml:space="preserve">) 会卡在阻塞的 </w:t>
-      </w:r>
-      <w:proofErr w:type="spellStart"/>
-      <w:r>
-        <w:rPr>
-          <w:rFonts w:ascii="方正楷体_GBK" w:eastAsia="方正楷体_GBK"/>
-          <w:sz w:val="36"/>
-          <w:szCs w:val="36"/>
-        </w:rPr>
-        <w:t>recv</w:t>
-      </w:r>
-      <w:proofErr w:type="spellEnd"/>
-      <w:r>
-        <w:rPr>
-          <w:rFonts w:ascii="方正楷体_GBK" w:eastAsia="方正楷体_GBK"/>
-          <w:sz w:val="36"/>
-          <w:szCs w:val="36"/>
-        </w:rPr>
-        <w:t xml:space="preserve"> 上长达 5 秒超时：</w:t>
-      </w:r>
-    </w:p>
-    <w:p>
-      <w:pPr>
-        <w:spacing w:line="240" w:lineRule="atLeast"/>
-        <w:ind w:firstLine="561"/>
-        <w:jc w:val="left"/>
-        <w:rPr>
-          <w:rFonts w:ascii="方正楷体_GBK" w:eastAsia="方正楷体_GBK"/>
-          <w:sz w:val="36"/>
-          <w:szCs w:val="36"/>
-        </w:rPr>
-      </w:pPr>
-    </w:p>
-    <w:p>
-      <w:pPr>
-        <w:spacing w:line="240" w:lineRule="atLeast"/>
-        <w:ind w:firstLine="561"/>
-        <w:jc w:val="left"/>
-        <w:rPr>
-          <w:rFonts w:ascii="方正楷体_GBK" w:eastAsia="方正楷体_GBK"/>
-          <w:sz w:val="36"/>
-          <w:szCs w:val="36"/>
-        </w:rPr>
-      </w:pPr>
-    </w:p>
-    <w:p>
-      <w:pPr>
-        <w:spacing w:line="240" w:lineRule="atLeast"/>
-        <w:ind w:firstLine="561"/>
-        <w:jc w:val="left"/>
-        <w:rPr>
-          <w:rFonts w:ascii="方正楷体_GBK" w:eastAsia="方正楷体_GBK"/>
-          <w:sz w:val="36"/>
-          <w:szCs w:val="36"/>
-        </w:rPr>
-      </w:pPr>
-      <w:r>
-        <w:rPr>
-          <w:rFonts w:ascii="方正楷体_GBK" w:eastAsia="方正楷体_GBK"/>
-          <w:sz w:val="36"/>
-          <w:szCs w:val="36"/>
-        </w:rPr>
-        <w:t xml:space="preserve">void </w:t>
-      </w:r>
-      <w:proofErr w:type="spellStart"/>
-      <w:r>
-        <w:rPr>
-          <w:rFonts w:ascii="方正楷体_GBK" w:eastAsia="方正楷体_GBK"/>
-          <w:sz w:val="36"/>
-          <w:szCs w:val="36"/>
-        </w:rPr>
-        <w:t>ServerClient_disconnect</w:t>
-      </w:r>
-      <w:proofErr w:type="spellEnd"/>
-      <w:r>
-        <w:rPr>
-          <w:rFonts w:ascii="方正楷体_GBK" w:eastAsia="方正楷体_GBK"/>
-          <w:sz w:val="36"/>
-          <w:szCs w:val="36"/>
-        </w:rPr>
-        <w:t>(</w:t>
-      </w:r>
-      <w:proofErr w:type="spellStart"/>
-      <w:r>
-        <w:rPr>
-          <w:rFonts w:ascii="方正楷体_GBK" w:eastAsia="方正楷体_GBK"/>
-          <w:sz w:val="36"/>
-          <w:szCs w:val="36"/>
-        </w:rPr>
-        <w:t>ServerClient</w:t>
-      </w:r>
-      <w:proofErr w:type="spellEnd"/>
-      <w:r>
-        <w:rPr>
-          <w:rFonts w:ascii="方正楷体_GBK" w:eastAsia="方正楷体_GBK"/>
-          <w:sz w:val="36"/>
-          <w:szCs w:val="36"/>
-        </w:rPr>
-        <w:t xml:space="preserve">* </w:t>
-      </w:r>
-      <w:proofErr w:type="spellStart"/>
-      <w:r>
-        <w:rPr>
-          <w:rFonts w:ascii="方正楷体_GBK" w:eastAsia="方正楷体_GBK"/>
-          <w:sz w:val="36"/>
-          <w:szCs w:val="36"/>
-        </w:rPr>
-        <w:t>sc</w:t>
-      </w:r>
-      <w:proofErr w:type="spellEnd"/>
-      <w:r>
-        <w:rPr>
-          <w:rFonts w:ascii="方正楷体_GBK" w:eastAsia="方正楷体_GBK"/>
-          <w:sz w:val="36"/>
-          <w:szCs w:val="36"/>
-        </w:rPr>
-        <w:t>)</w:t>
-      </w:r>
-    </w:p>
-    <w:p>
-      <w:pPr>
-        <w:spacing w:line="240" w:lineRule="atLeast"/>
-        <w:ind w:firstLine="561"/>
-        <w:jc w:val="left"/>
-        <w:rPr>
-          <w:rFonts w:ascii="方正楷体_GBK" w:eastAsia="方正楷体_GBK"/>
-          <w:sz w:val="36"/>
-          <w:szCs w:val="36"/>
-        </w:rPr>
-      </w:pPr>
-      <w:r>
-        <w:rPr>
-          <w:rFonts w:ascii="方正楷体_GBK" w:eastAsia="方正楷体_GBK"/>
-          <w:sz w:val="36"/>
-          <w:szCs w:val="36"/>
-        </w:rPr>
-        <w:t>{</w:t>
-      </w:r>
-    </w:p>
-    <w:p>
-      <w:pPr>
-        <w:spacing w:line="240" w:lineRule="atLeast"/>
-        <w:ind w:firstLine="561"/>
-        <w:jc w:val="left"/>
-        <w:rPr>
-          <w:rFonts w:ascii="方正楷体_GBK" w:eastAsia="方正楷体_GBK"/>
-          <w:sz w:val="36"/>
-          <w:szCs w:val="36"/>
-        </w:rPr>
-      </w:pPr>
-      <w:r>
-        <w:rPr>
-          <w:rFonts w:ascii="方正楷体_GBK" w:eastAsia="方正楷体_GBK"/>
-          <w:sz w:val="36"/>
-          <w:szCs w:val="36"/>
-        </w:rPr>
-        <w:t xml:space="preserve">    </w:t>
-      </w:r>
-      <w:proofErr w:type="spellStart"/>
-      <w:r>
-        <w:rPr>
-          <w:rFonts w:ascii="方正楷体_GBK" w:eastAsia="方正楷体_GBK"/>
-          <w:sz w:val="36"/>
-          <w:szCs w:val="36"/>
-        </w:rPr>
-        <w:t>sc</w:t>
-      </w:r>
-      <w:proofErr w:type="spellEnd"/>
-      <w:r>
-        <w:rPr>
-          <w:rFonts w:ascii="方正楷体_GBK" w:eastAsia="方正楷体_GBK"/>
-          <w:sz w:val="36"/>
-          <w:szCs w:val="36"/>
-        </w:rPr>
-        <w:t>-&gt;running = 0;</w:t>
-      </w:r>
-    </w:p>
-    <w:p>
-      <w:pPr>
-        <w:spacing w:line="240" w:lineRule="atLeast"/>
-        <w:ind w:firstLine="561"/>
-        <w:jc w:val="left"/>
-        <w:rPr>
-          <w:rFonts w:ascii="方正楷体_GBK" w:eastAsia="方正楷体_GBK"/>
-          <w:sz w:val="36"/>
-          <w:szCs w:val="36"/>
-        </w:rPr>
-      </w:pPr>
-      <w:r>
-        <w:rPr>
-          <w:rFonts w:ascii="方正楷体_GBK" w:eastAsia="方正楷体_GBK"/>
-          <w:sz w:val="36"/>
-          <w:szCs w:val="36"/>
-        </w:rPr>
-        <w:t xml:space="preserve">    </w:t>
-      </w:r>
-      <w:proofErr w:type="spellStart"/>
-      <w:r>
-        <w:rPr>
-          <w:rFonts w:ascii="方正楷体_GBK" w:eastAsia="方正楷体_GBK"/>
-          <w:sz w:val="36"/>
-          <w:szCs w:val="36"/>
-        </w:rPr>
-        <w:t>sc</w:t>
-      </w:r>
-      <w:proofErr w:type="spellEnd"/>
-      <w:r>
-        <w:rPr>
-          <w:rFonts w:ascii="方正楷体_GBK" w:eastAsia="方正楷体_GBK"/>
-          <w:sz w:val="36"/>
-          <w:szCs w:val="36"/>
-        </w:rPr>
-        <w:t>-&gt;connected = 0;</w:t>
-      </w:r>
-    </w:p>
-    <w:p>
-      <w:pPr>
-        <w:spacing w:line="240" w:lineRule="atLeast"/>
-        <w:ind w:firstLine="561"/>
-        <w:jc w:val="left"/>
-        <w:rPr>
-          <w:rFonts w:ascii="方正楷体_GBK" w:eastAsia="方正楷体_GBK"/>
-          <w:sz w:val="36"/>
-          <w:szCs w:val="36"/>
-        </w:rPr>
-      </w:pPr>
-    </w:p>
-    <w:p>
-      <w:pPr>
-        <w:spacing w:line="240" w:lineRule="atLeast"/>
-        <w:ind w:firstLine="561"/>
-        <w:jc w:val="left"/>
-        <w:rPr>
-          <w:rFonts w:ascii="方正楷体_GBK" w:eastAsia="方正楷体_GBK"/>
-          <w:sz w:val="36"/>
-          <w:szCs w:val="36"/>
-        </w:rPr>
-      </w:pPr>
-      <w:r>
-        <w:rPr>
-          <w:rFonts w:ascii="方正楷体_GBK" w:eastAsia="方正楷体_GBK"/>
-          <w:sz w:val="36"/>
-          <w:szCs w:val="36"/>
-        </w:rPr>
-        <w:t xml:space="preserve">    /* 第一步：立刻关掉 socket，让 </w:t>
-      </w:r>
-      <w:proofErr w:type="spellStart"/>
-      <w:r>
-        <w:rPr>
-          <w:rFonts w:ascii="方正楷体_GBK" w:eastAsia="方正楷体_GBK"/>
-          <w:sz w:val="36"/>
-          <w:szCs w:val="36"/>
-        </w:rPr>
-        <w:t>recv</w:t>
-      </w:r>
-      <w:proofErr w:type="spellEnd"/>
-      <w:r>
-        <w:rPr>
-          <w:rFonts w:ascii="方正楷体_GBK" w:eastAsia="方正楷体_GBK"/>
-          <w:sz w:val="36"/>
-          <w:szCs w:val="36"/>
-        </w:rPr>
-        <w:t xml:space="preserve"> 立即返回 */</w:t>
-      </w:r>
-    </w:p>
-    <w:p>
-      <w:pPr>
-        <w:spacing w:line="240" w:lineRule="atLeast"/>
-        <w:ind w:firstLine="561"/>
-        <w:jc w:val="left"/>
-        <w:rPr>
-          <w:rFonts w:ascii="方正楷体_GBK" w:eastAsia="方正楷体_GBK"/>
-          <w:sz w:val="36"/>
-          <w:szCs w:val="36"/>
-        </w:rPr>
-      </w:pPr>
-      <w:r>
-        <w:rPr>
-          <w:rFonts w:ascii="方正楷体_GBK" w:eastAsia="方正楷体_GBK"/>
-          <w:sz w:val="36"/>
-          <w:szCs w:val="36"/>
-        </w:rPr>
-        <w:t xml:space="preserve">    </w:t>
-      </w:r>
-      <w:proofErr w:type="spellStart"/>
-      <w:r>
-        <w:rPr>
-          <w:rFonts w:ascii="方正楷体_GBK" w:eastAsia="方正楷体_GBK"/>
-          <w:sz w:val="36"/>
-          <w:szCs w:val="36"/>
-        </w:rPr>
-        <w:t>EnterCriticalSection</w:t>
-      </w:r>
-      <w:proofErr w:type="spellEnd"/>
-      <w:r>
-        <w:rPr>
-          <w:rFonts w:ascii="方正楷体_GBK" w:eastAsia="方正楷体_GBK"/>
-          <w:sz w:val="36"/>
-          <w:szCs w:val="36"/>
-        </w:rPr>
-        <w:t>(&amp;</w:t>
-      </w:r>
-      <w:proofErr w:type="spellStart"/>
-      <w:r>
-        <w:rPr>
-          <w:rFonts w:ascii="方正楷体_GBK" w:eastAsia="方正楷体_GBK"/>
-          <w:sz w:val="36"/>
-          <w:szCs w:val="36"/>
-        </w:rPr>
-        <w:t>sc</w:t>
-      </w:r>
-      <w:proofErr w:type="spellEnd"/>
-      <w:r>
-        <w:rPr>
-          <w:rFonts w:ascii="方正楷体_GBK" w:eastAsia="方正楷体_GBK"/>
-          <w:sz w:val="36"/>
-          <w:szCs w:val="36"/>
-        </w:rPr>
-        <w:t>-&gt;</w:t>
-      </w:r>
-      <w:proofErr w:type="spellStart"/>
-      <w:r>
-        <w:rPr>
-          <w:rFonts w:ascii="方正楷体_GBK" w:eastAsia="方正楷体_GBK"/>
-          <w:sz w:val="36"/>
-          <w:szCs w:val="36"/>
-        </w:rPr>
-        <w:t>sockMutex</w:t>
-      </w:r>
-      <w:proofErr w:type="spellEnd"/>
-      <w:r>
-        <w:rPr>
-          <w:rFonts w:ascii="方正楷体_GBK" w:eastAsia="方正楷体_GBK"/>
-          <w:sz w:val="36"/>
-          <w:szCs w:val="36"/>
-        </w:rPr>
-        <w:t>);</w:t>
-      </w:r>
-    </w:p>
-    <w:p>
-      <w:pPr>
-        <w:spacing w:line="240" w:lineRule="atLeast"/>
-        <w:ind w:firstLine="561"/>
-        <w:jc w:val="left"/>
-        <w:rPr>
-          <w:rFonts w:ascii="方正楷体_GBK" w:eastAsia="方正楷体_GBK"/>
-          <w:sz w:val="36"/>
-          <w:szCs w:val="36"/>
-        </w:rPr>
-      </w:pPr>
-      <w:r>
-        <w:rPr>
-          <w:rFonts w:ascii="方正楷体_GBK" w:eastAsia="方正楷体_GBK"/>
-          <w:sz w:val="36"/>
-          <w:szCs w:val="36"/>
-        </w:rPr>
-        <w:t xml:space="preserve">    if (</w:t>
-      </w:r>
-      <w:proofErr w:type="spellStart"/>
-      <w:r>
-        <w:rPr>
-          <w:rFonts w:ascii="方正楷体_GBK" w:eastAsia="方正楷体_GBK"/>
-          <w:sz w:val="36"/>
-          <w:szCs w:val="36"/>
-        </w:rPr>
-        <w:t>sc</w:t>
-      </w:r>
-      <w:proofErr w:type="spellEnd"/>
-      <w:r>
-        <w:rPr>
-          <w:rFonts w:ascii="方正楷体_GBK" w:eastAsia="方正楷体_GBK"/>
-          <w:sz w:val="36"/>
-          <w:szCs w:val="36"/>
-        </w:rPr>
-        <w:t>-&gt;sock != INVALID_SOCKET) {</w:t>
-      </w:r>
-    </w:p>
-    <w:p>
-      <w:pPr>
-        <w:spacing w:line="240" w:lineRule="atLeast"/>
-        <w:ind w:firstLine="561"/>
-        <w:jc w:val="left"/>
-        <w:rPr>
-          <w:rFonts w:ascii="方正楷体_GBK" w:eastAsia="方正楷体_GBK"/>
-          <w:sz w:val="36"/>
-          <w:szCs w:val="36"/>
-        </w:rPr>
-      </w:pPr>
-      <w:r>
-        <w:rPr>
-          <w:rFonts w:ascii="方正楷体_GBK" w:eastAsia="方正楷体_GBK"/>
-          <w:sz w:val="36"/>
-          <w:szCs w:val="36"/>
-        </w:rPr>
-        <w:t xml:space="preserve">        shutdown(</w:t>
-      </w:r>
-      <w:proofErr w:type="spellStart"/>
-      <w:r>
-        <w:rPr>
-          <w:rFonts w:ascii="方正楷体_GBK" w:eastAsia="方正楷体_GBK"/>
-          <w:sz w:val="36"/>
-          <w:szCs w:val="36"/>
-        </w:rPr>
-        <w:t>sc</w:t>
-      </w:r>
-      <w:proofErr w:type="spellEnd"/>
-      <w:r>
-        <w:rPr>
-          <w:rFonts w:ascii="方正楷体_GBK" w:eastAsia="方正楷体_GBK"/>
-          <w:sz w:val="36"/>
-          <w:szCs w:val="36"/>
-        </w:rPr>
-        <w:t>-&gt;sock, SD_BOTH);</w:t>
-      </w:r>
-    </w:p>
-    <w:p>
-      <w:pPr>
-        <w:spacing w:line="240" w:lineRule="atLeast"/>
-        <w:ind w:firstLine="561"/>
-        <w:jc w:val="left"/>
-        <w:rPr>
-          <w:rFonts w:ascii="方正楷体_GBK" w:eastAsia="方正楷体_GBK"/>
-          <w:sz w:val="36"/>
-          <w:szCs w:val="36"/>
-        </w:rPr>
-      </w:pPr>
-      <w:r>
-        <w:rPr>
-          <w:rFonts w:ascii="方正楷体_GBK" w:eastAsia="方正楷体_GBK"/>
-          <w:sz w:val="36"/>
-          <w:szCs w:val="36"/>
-        </w:rPr>
-        <w:t xml:space="preserve">        </w:t>
-      </w:r>
-      <w:proofErr w:type="spellStart"/>
-      <w:r>
-        <w:rPr>
-          <w:rFonts w:ascii="方正楷体_GBK" w:eastAsia="方正楷体_GBK"/>
-          <w:sz w:val="36"/>
-          <w:szCs w:val="36"/>
-        </w:rPr>
-        <w:t>closesocket</w:t>
-      </w:r>
-      <w:proofErr w:type="spellEnd"/>
-      <w:r>
-        <w:rPr>
-          <w:rFonts w:ascii="方正楷体_GBK" w:eastAsia="方正楷体_GBK"/>
-          <w:sz w:val="36"/>
-          <w:szCs w:val="36"/>
-        </w:rPr>
-        <w:t>(</w:t>
-      </w:r>
-      <w:proofErr w:type="spellStart"/>
-      <w:r>
-        <w:rPr>
-          <w:rFonts w:ascii="方正楷体_GBK" w:eastAsia="方正楷体_GBK"/>
-          <w:sz w:val="36"/>
-          <w:szCs w:val="36"/>
-        </w:rPr>
-        <w:t>sc</w:t>
-      </w:r>
-      <w:proofErr w:type="spellEnd"/>
-      <w:r>
-        <w:rPr>
-          <w:rFonts w:ascii="方正楷体_GBK" w:eastAsia="方正楷体_GBK"/>
-          <w:sz w:val="36"/>
-          <w:szCs w:val="36"/>
-        </w:rPr>
-        <w:t>-&gt;sock);</w:t>
-      </w:r>
-    </w:p>
-    <w:p>
-      <w:pPr>
-        <w:spacing w:line="240" w:lineRule="atLeast"/>
-        <w:ind w:firstLine="561"/>
-        <w:jc w:val="left"/>
-        <w:rPr>
-          <w:rFonts w:ascii="方正楷体_GBK" w:eastAsia="方正楷体_GBK"/>
-          <w:sz w:val="36"/>
-          <w:szCs w:val="36"/>
-        </w:rPr>
-      </w:pPr>
-      <w:r>
-        <w:rPr>
-          <w:rFonts w:ascii="方正楷体_GBK" w:eastAsia="方正楷体_GBK"/>
-          <w:sz w:val="36"/>
-          <w:szCs w:val="36"/>
-        </w:rPr>
-        <w:t xml:space="preserve">        </w:t>
-      </w:r>
-      <w:proofErr w:type="spellStart"/>
-      <w:r>
-        <w:rPr>
-          <w:rFonts w:ascii="方正楷体_GBK" w:eastAsia="方正楷体_GBK"/>
-          <w:sz w:val="36"/>
-          <w:szCs w:val="36"/>
-        </w:rPr>
-        <w:t>sc</w:t>
-      </w:r>
-      <w:proofErr w:type="spellEnd"/>
-      <w:r>
-        <w:rPr>
-          <w:rFonts w:ascii="方正楷体_GBK" w:eastAsia="方正楷体_GBK"/>
-          <w:sz w:val="36"/>
-          <w:szCs w:val="36"/>
-        </w:rPr>
-        <w:t>-&gt;sock = INVALID_SOCKET;</w:t>
-      </w:r>
-    </w:p>
-    <w:p>
-      <w:pPr>
-        <w:spacing w:line="240" w:lineRule="atLeast"/>
-        <w:ind w:firstLine="561"/>
-        <w:jc w:val="left"/>
-        <w:rPr>
-          <w:rFonts w:ascii="方正楷体_GBK" w:eastAsia="方正楷体_GBK"/>
-          <w:sz w:val="36"/>
-          <w:szCs w:val="36"/>
-        </w:rPr>
-      </w:pPr>
-      <w:r>
-        <w:rPr>
-          <w:rFonts w:ascii="方正楷体_GBK" w:eastAsia="方正楷体_GBK"/>
-          <w:sz w:val="36"/>
-          <w:szCs w:val="36"/>
-        </w:rPr>
-        <w:t xml:space="preserve">    }</w:t>
-      </w:r>
-    </w:p>
-    <w:p>
-      <w:pPr>
-        <w:spacing w:line="240" w:lineRule="atLeast"/>
-        <w:ind w:firstLine="561"/>
-        <w:jc w:val="left"/>
-        <w:rPr>
-          <w:rFonts w:ascii="方正楷体_GBK" w:eastAsia="方正楷体_GBK"/>
-          <w:sz w:val="36"/>
-          <w:szCs w:val="36"/>
-        </w:rPr>
-      </w:pPr>
-      <w:r>
-        <w:rPr>
-          <w:rFonts w:ascii="方正楷体_GBK" w:eastAsia="方正楷体_GBK"/>
-          <w:sz w:val="36"/>
-          <w:szCs w:val="36"/>
-        </w:rPr>
-        <w:t xml:space="preserve">    </w:t>
-      </w:r>
-      <w:proofErr w:type="spellStart"/>
-      <w:r>
-        <w:rPr>
-          <w:rFonts w:ascii="方正楷体_GBK" w:eastAsia="方正楷体_GBK"/>
-          <w:sz w:val="36"/>
-          <w:szCs w:val="36"/>
-        </w:rPr>
-        <w:t>LeaveCriticalSection</w:t>
-      </w:r>
-      <w:proofErr w:type="spellEnd"/>
-      <w:r>
-        <w:rPr>
-          <w:rFonts w:ascii="方正楷体_GBK" w:eastAsia="方正楷体_GBK"/>
-          <w:sz w:val="36"/>
-          <w:szCs w:val="36"/>
-        </w:rPr>
-        <w:t>(&amp;</w:t>
-      </w:r>
-      <w:proofErr w:type="spellStart"/>
-      <w:r>
-        <w:rPr>
-          <w:rFonts w:ascii="方正楷体_GBK" w:eastAsia="方正楷体_GBK"/>
-          <w:sz w:val="36"/>
-          <w:szCs w:val="36"/>
-        </w:rPr>
-        <w:t>sc</w:t>
-      </w:r>
-      <w:proofErr w:type="spellEnd"/>
-      <w:r>
-        <w:rPr>
-          <w:rFonts w:ascii="方正楷体_GBK" w:eastAsia="方正楷体_GBK"/>
-          <w:sz w:val="36"/>
-          <w:szCs w:val="36"/>
-        </w:rPr>
-        <w:t>-&gt;</w:t>
-      </w:r>
-      <w:proofErr w:type="spellStart"/>
-      <w:r>
-        <w:rPr>
-          <w:rFonts w:ascii="方正楷体_GBK" w:eastAsia="方正楷体_GBK"/>
-          <w:sz w:val="36"/>
-          <w:szCs w:val="36"/>
-        </w:rPr>
-        <w:t>sockMutex</w:t>
-      </w:r>
-      <w:proofErr w:type="spellEnd"/>
-      <w:r>
-        <w:rPr>
-          <w:rFonts w:ascii="方正楷体_GBK" w:eastAsia="方正楷体_GBK"/>
-          <w:sz w:val="36"/>
-          <w:szCs w:val="36"/>
-        </w:rPr>
-        <w:t>);</w:t>
-      </w:r>
-    </w:p>
-    <w:p>
-      <w:pPr>
-        <w:spacing w:line="240" w:lineRule="atLeast"/>
-        <w:ind w:firstLine="561"/>
-        <w:jc w:val="left"/>
-        <w:rPr>
-          <w:rFonts w:ascii="方正楷体_GBK" w:eastAsia="方正楷体_GBK"/>
-          <w:sz w:val="36"/>
-          <w:szCs w:val="36"/>
-        </w:rPr>
-      </w:pPr>
-    </w:p>
-    <w:p>
-      <w:pPr>
-        <w:spacing w:line="240" w:lineRule="atLeast"/>
-        <w:ind w:firstLine="561"/>
-        <w:jc w:val="left"/>
-        <w:rPr>
-          <w:rFonts w:ascii="方正楷体_GBK" w:eastAsia="方正楷体_GBK"/>
-          <w:sz w:val="36"/>
-          <w:szCs w:val="36"/>
-        </w:rPr>
-      </w:pPr>
-      <w:r>
-        <w:rPr>
-          <w:rFonts w:ascii="方正楷体_GBK" w:eastAsia="方正楷体_GBK"/>
-          <w:sz w:val="36"/>
-          <w:szCs w:val="36"/>
-        </w:rPr>
-        <w:lastRenderedPageBreak/>
-        <w:t xml:space="preserve">    /* 第二步：等线程退出（因为 </w:t>
-      </w:r>
-      <w:proofErr w:type="spellStart"/>
-      <w:r>
-        <w:rPr>
-          <w:rFonts w:ascii="方正楷体_GBK" w:eastAsia="方正楷体_GBK"/>
-          <w:sz w:val="36"/>
-          <w:szCs w:val="36"/>
-        </w:rPr>
-        <w:t>recv</w:t>
-      </w:r>
-      <w:proofErr w:type="spellEnd"/>
-      <w:r>
-        <w:rPr>
-          <w:rFonts w:ascii="方正楷体_GBK" w:eastAsia="方正楷体_GBK"/>
-          <w:sz w:val="36"/>
-          <w:szCs w:val="36"/>
-        </w:rPr>
-        <w:t xml:space="preserve"> 已经不阻塞了，会很快结束） */</w:t>
-      </w:r>
-    </w:p>
-    <w:p>
-      <w:pPr>
-        <w:spacing w:line="240" w:lineRule="atLeast"/>
-        <w:ind w:firstLine="561"/>
-        <w:jc w:val="left"/>
-        <w:rPr>
-          <w:rFonts w:ascii="方正楷体_GBK" w:eastAsia="方正楷体_GBK"/>
-          <w:sz w:val="36"/>
-          <w:szCs w:val="36"/>
-        </w:rPr>
-      </w:pPr>
-      <w:r>
-        <w:rPr>
-          <w:rFonts w:ascii="方正楷体_GBK" w:eastAsia="方正楷体_GBK"/>
-          <w:sz w:val="36"/>
-          <w:szCs w:val="36"/>
-        </w:rPr>
-        <w:t xml:space="preserve">    </w:t>
-      </w:r>
-      <w:proofErr w:type="spellStart"/>
-      <w:r>
-        <w:rPr>
-          <w:rFonts w:ascii="方正楷体_GBK" w:eastAsia="方正楷体_GBK"/>
-          <w:sz w:val="36"/>
-          <w:szCs w:val="36"/>
-        </w:rPr>
-        <w:t>WaitForSingleObject</w:t>
-      </w:r>
-      <w:proofErr w:type="spellEnd"/>
-      <w:r>
-        <w:rPr>
-          <w:rFonts w:ascii="方正楷体_GBK" w:eastAsia="方正楷体_GBK"/>
-          <w:sz w:val="36"/>
-          <w:szCs w:val="36"/>
-        </w:rPr>
-        <w:t>(</w:t>
-      </w:r>
-      <w:proofErr w:type="spellStart"/>
-      <w:r>
-        <w:rPr>
-          <w:rFonts w:ascii="方正楷体_GBK" w:eastAsia="方正楷体_GBK"/>
-          <w:sz w:val="36"/>
-          <w:szCs w:val="36"/>
-        </w:rPr>
-        <w:t>sc</w:t>
-      </w:r>
-      <w:proofErr w:type="spellEnd"/>
-      <w:r>
-        <w:rPr>
-          <w:rFonts w:ascii="方正楷体_GBK" w:eastAsia="方正楷体_GBK"/>
-          <w:sz w:val="36"/>
-          <w:szCs w:val="36"/>
-        </w:rPr>
-        <w:t>-&gt;</w:t>
-      </w:r>
-      <w:proofErr w:type="spellStart"/>
-      <w:r>
-        <w:rPr>
-          <w:rFonts w:ascii="方正楷体_GBK" w:eastAsia="方正楷体_GBK"/>
-          <w:sz w:val="36"/>
-          <w:szCs w:val="36"/>
-        </w:rPr>
-        <w:t>heartbeatThread</w:t>
-      </w:r>
-      <w:proofErr w:type="spellEnd"/>
-      <w:r>
-        <w:rPr>
-          <w:rFonts w:ascii="方正楷体_GBK" w:eastAsia="方正楷体_GBK"/>
-          <w:sz w:val="36"/>
-          <w:szCs w:val="36"/>
-        </w:rPr>
-        <w:t>, 3000);</w:t>
-      </w:r>
-    </w:p>
-    <w:p>
-      <w:pPr>
-        <w:spacing w:line="240" w:lineRule="atLeast"/>
-        <w:ind w:firstLine="561"/>
-        <w:jc w:val="left"/>
-        <w:rPr>
-          <w:rFonts w:ascii="方正楷体_GBK" w:eastAsia="方正楷体_GBK"/>
-          <w:sz w:val="36"/>
-          <w:szCs w:val="36"/>
-        </w:rPr>
-      </w:pPr>
-      <w:r>
-        <w:rPr>
-          <w:rFonts w:ascii="方正楷体_GBK" w:eastAsia="方正楷体_GBK"/>
-          <w:sz w:val="36"/>
-          <w:szCs w:val="36"/>
-        </w:rPr>
-        <w:t xml:space="preserve">    </w:t>
-      </w:r>
-      <w:proofErr w:type="spellStart"/>
-      <w:r>
-        <w:rPr>
-          <w:rFonts w:ascii="方正楷体_GBK" w:eastAsia="方正楷体_GBK"/>
-          <w:sz w:val="36"/>
-          <w:szCs w:val="36"/>
-        </w:rPr>
-        <w:t>CloseHandle</w:t>
-      </w:r>
-      <w:proofErr w:type="spellEnd"/>
-      <w:r>
-        <w:rPr>
-          <w:rFonts w:ascii="方正楷体_GBK" w:eastAsia="方正楷体_GBK"/>
-          <w:sz w:val="36"/>
-          <w:szCs w:val="36"/>
-        </w:rPr>
-        <w:t>(</w:t>
-      </w:r>
-      <w:proofErr w:type="spellStart"/>
-      <w:r>
-        <w:rPr>
-          <w:rFonts w:ascii="方正楷体_GBK" w:eastAsia="方正楷体_GBK"/>
-          <w:sz w:val="36"/>
-          <w:szCs w:val="36"/>
-        </w:rPr>
-        <w:t>sc</w:t>
-      </w:r>
-      <w:proofErr w:type="spellEnd"/>
-      <w:r>
-        <w:rPr>
-          <w:rFonts w:ascii="方正楷体_GBK" w:eastAsia="方正楷体_GBK"/>
-          <w:sz w:val="36"/>
-          <w:szCs w:val="36"/>
-        </w:rPr>
-        <w:t>-&gt;</w:t>
-      </w:r>
-      <w:proofErr w:type="spellStart"/>
-      <w:r>
-        <w:rPr>
-          <w:rFonts w:ascii="方正楷体_GBK" w:eastAsia="方正楷体_GBK"/>
-          <w:sz w:val="36"/>
-          <w:szCs w:val="36"/>
-        </w:rPr>
-        <w:t>heartbeatThread</w:t>
-      </w:r>
-      <w:proofErr w:type="spellEnd"/>
-      <w:r>
-        <w:rPr>
-          <w:rFonts w:ascii="方正楷体_GBK" w:eastAsia="方正楷体_GBK"/>
-          <w:sz w:val="36"/>
-          <w:szCs w:val="36"/>
-        </w:rPr>
-        <w:t>);</w:t>
-      </w:r>
-    </w:p>
-    <w:p>
-      <w:pPr>
-        <w:spacing w:line="240" w:lineRule="atLeast"/>
-        <w:ind w:firstLine="561"/>
-        <w:jc w:val="left"/>
-        <w:rPr>
-          <w:rFonts w:ascii="方正楷体_GBK" w:eastAsia="方正楷体_GBK"/>
-          <w:sz w:val="36"/>
-          <w:szCs w:val="36"/>
-        </w:rPr>
-      </w:pPr>
-      <w:r>
-        <w:rPr>
-          <w:rFonts w:ascii="方正楷体_GBK" w:eastAsia="方正楷体_GBK"/>
-          <w:sz w:val="36"/>
-          <w:szCs w:val="36"/>
-        </w:rPr>
-        <w:t xml:space="preserve">    </w:t>
-      </w:r>
-      <w:proofErr w:type="spellStart"/>
-      <w:r>
-        <w:rPr>
-          <w:rFonts w:ascii="方正楷体_GBK" w:eastAsia="方正楷体_GBK"/>
-          <w:sz w:val="36"/>
-          <w:szCs w:val="36"/>
-        </w:rPr>
-        <w:t>WaitForSingleObject</w:t>
-      </w:r>
-      <w:proofErr w:type="spellEnd"/>
-      <w:r>
-        <w:rPr>
-          <w:rFonts w:ascii="方正楷体_GBK" w:eastAsia="方正楷体_GBK"/>
-          <w:sz w:val="36"/>
-          <w:szCs w:val="36"/>
-        </w:rPr>
-        <w:t>(</w:t>
-      </w:r>
-      <w:proofErr w:type="spellStart"/>
-      <w:r>
-        <w:rPr>
-          <w:rFonts w:ascii="方正楷体_GBK" w:eastAsia="方正楷体_GBK"/>
-          <w:sz w:val="36"/>
-          <w:szCs w:val="36"/>
-        </w:rPr>
-        <w:t>sc</w:t>
-      </w:r>
-      <w:proofErr w:type="spellEnd"/>
-      <w:r>
-        <w:rPr>
-          <w:rFonts w:ascii="方正楷体_GBK" w:eastAsia="方正楷体_GBK"/>
-          <w:sz w:val="36"/>
-          <w:szCs w:val="36"/>
-        </w:rPr>
-        <w:t>-&gt;</w:t>
-      </w:r>
-      <w:proofErr w:type="spellStart"/>
-      <w:r>
-        <w:rPr>
-          <w:rFonts w:ascii="方正楷体_GBK" w:eastAsia="方正楷体_GBK"/>
-          <w:sz w:val="36"/>
-          <w:szCs w:val="36"/>
-        </w:rPr>
-        <w:t>recvThread</w:t>
-      </w:r>
-      <w:proofErr w:type="spellEnd"/>
-      <w:r>
-        <w:rPr>
-          <w:rFonts w:ascii="方正楷体_GBK" w:eastAsia="方正楷体_GBK"/>
-          <w:sz w:val="36"/>
-          <w:szCs w:val="36"/>
-        </w:rPr>
-        <w:t>, 3000);</w:t>
-      </w:r>
-    </w:p>
-    <w:p>
-      <w:pPr>
-        <w:spacing w:line="240" w:lineRule="atLeast"/>
-        <w:ind w:firstLine="561"/>
-        <w:jc w:val="left"/>
-        <w:rPr>
-          <w:rFonts w:ascii="方正楷体_GBK" w:eastAsia="方正楷体_GBK"/>
-          <w:sz w:val="36"/>
-          <w:szCs w:val="36"/>
-        </w:rPr>
-      </w:pPr>
-      <w:r>
-        <w:rPr>
-          <w:rFonts w:ascii="方正楷体_GBK" w:eastAsia="方正楷体_GBK"/>
-          <w:sz w:val="36"/>
-          <w:szCs w:val="36"/>
-        </w:rPr>
-        <w:t xml:space="preserve">    </w:t>
-      </w:r>
-      <w:proofErr w:type="spellStart"/>
-      <w:r>
-        <w:rPr>
-          <w:rFonts w:ascii="方正楷体_GBK" w:eastAsia="方正楷体_GBK"/>
-          <w:sz w:val="36"/>
-          <w:szCs w:val="36"/>
-        </w:rPr>
-        <w:t>CloseHandle</w:t>
-      </w:r>
-      <w:proofErr w:type="spellEnd"/>
-      <w:r>
-        <w:rPr>
-          <w:rFonts w:ascii="方正楷体_GBK" w:eastAsia="方正楷体_GBK"/>
-          <w:sz w:val="36"/>
-          <w:szCs w:val="36"/>
-        </w:rPr>
-        <w:t>(</w:t>
-      </w:r>
-      <w:proofErr w:type="spellStart"/>
-      <w:r>
-        <w:rPr>
-          <w:rFonts w:ascii="方正楷体_GBK" w:eastAsia="方正楷体_GBK"/>
-          <w:sz w:val="36"/>
-          <w:szCs w:val="36"/>
-        </w:rPr>
-        <w:t>sc</w:t>
-      </w:r>
-      <w:proofErr w:type="spellEnd"/>
-      <w:r>
-        <w:rPr>
-          <w:rFonts w:ascii="方正楷体_GBK" w:eastAsia="方正楷体_GBK"/>
-          <w:sz w:val="36"/>
-          <w:szCs w:val="36"/>
-        </w:rPr>
-        <w:t>-&gt;</w:t>
-      </w:r>
-      <w:proofErr w:type="spellStart"/>
-      <w:r>
-        <w:rPr>
-          <w:rFonts w:ascii="方正楷体_GBK" w:eastAsia="方正楷体_GBK"/>
-          <w:sz w:val="36"/>
-          <w:szCs w:val="36"/>
-        </w:rPr>
-        <w:t>recvThread</w:t>
-      </w:r>
-      <w:proofErr w:type="spellEnd"/>
-      <w:r>
-        <w:rPr>
-          <w:rFonts w:ascii="方正楷体_GBK" w:eastAsia="方正楷体_GBK"/>
-          <w:sz w:val="36"/>
-          <w:szCs w:val="36"/>
-        </w:rPr>
-        <w:t>);</w:t>
-      </w:r>
-    </w:p>
-    <w:p>
-      <w:pPr>
-        <w:spacing w:line="240" w:lineRule="atLeast"/>
-        <w:ind w:firstLine="561"/>
-        <w:jc w:val="left"/>
-        <w:rPr>
-          <w:rFonts w:ascii="方正楷体_GBK" w:eastAsia="方正楷体_GBK"/>
-          <w:sz w:val="36"/>
-          <w:szCs w:val="36"/>
-        </w:rPr>
-      </w:pPr>
-      <w:r>
-        <w:rPr>
-          <w:rFonts w:ascii="方正楷体_GBK" w:eastAsia="方正楷体_GBK"/>
-          <w:sz w:val="36"/>
-          <w:szCs w:val="36"/>
-        </w:rPr>
-        <w:t>}</w:t>
-      </w:r>
-    </w:p>
-    <w:p>
-      <w:pPr>
-        <w:spacing w:line="240" w:lineRule="atLeast"/>
-        <w:ind w:firstLine="561"/>
-        <w:jc w:val="left"/>
-        <w:rPr>
-          <w:rFonts w:ascii="方正楷体_GBK" w:eastAsia="方正楷体_GBK"/>
-          <w:sz w:val="36"/>
-          <w:szCs w:val="36"/>
-        </w:rPr>
-      </w:pPr>
-      <w:r>
-        <w:rPr>
-          <w:rFonts w:ascii="方正楷体_GBK" w:eastAsia="方正楷体_GBK" w:hint="eastAsia"/>
-          <w:sz w:val="36"/>
-          <w:szCs w:val="36"/>
-        </w:rPr>
-        <w:t>日志查询</w:t>
-      </w:r>
-    </w:p>
-    <w:p>
-      <w:pPr>
-        <w:spacing w:line="240" w:lineRule="atLeast"/>
-        <w:ind w:firstLine="561"/>
-        <w:jc w:val="left"/>
-        <w:rPr>
-          <w:rFonts w:ascii="方正楷体_GBK" w:eastAsia="方正楷体_GBK"/>
-          <w:sz w:val="36"/>
-          <w:szCs w:val="36"/>
-        </w:rPr>
-      </w:pPr>
-      <w:r>
-        <w:rPr>
-          <w:rFonts w:ascii="方正楷体_GBK" w:eastAsia="方正楷体_GBK" w:hint="eastAsia"/>
-          <w:sz w:val="36"/>
-          <w:szCs w:val="36"/>
-        </w:rPr>
-        <w:t>数据线程每分钟调用</w:t>
-      </w:r>
-      <w:r>
-        <w:rPr>
-          <w:rFonts w:ascii="方正楷体_GBK" w:eastAsia="方正楷体_GBK"/>
-          <w:sz w:val="36"/>
-          <w:szCs w:val="36"/>
-        </w:rPr>
-        <w:t xml:space="preserve"> </w:t>
-      </w:r>
-      <w:proofErr w:type="spellStart"/>
-      <w:r>
-        <w:rPr>
-          <w:rFonts w:ascii="方正楷体_GBK" w:eastAsia="方正楷体_GBK"/>
-          <w:sz w:val="36"/>
-          <w:szCs w:val="36"/>
-        </w:rPr>
-        <w:t>ServerClient_fetchLogs</w:t>
-      </w:r>
-      <w:proofErr w:type="spellEnd"/>
-      <w:r>
-        <w:rPr>
-          <w:rFonts w:ascii="方正楷体_GBK" w:eastAsia="方正楷体_GBK"/>
-          <w:sz w:val="36"/>
-          <w:szCs w:val="36"/>
-        </w:rPr>
-        <w:t>，新建一个临时 TCP 连接，发送 GET_LOGS begin=... end=...，阻塞等待直到收到 LOGS_END 标记才关闭连接。</w:t>
-      </w:r>
-    </w:p>
-    <w:p>
-      <w:pPr>
-        <w:spacing w:line="240" w:lineRule="atLeast"/>
-        <w:ind w:firstLine="561"/>
-        <w:jc w:val="left"/>
-        <w:rPr>
-          <w:rFonts w:ascii="方正楷体_GBK" w:eastAsia="方正楷体_GBK"/>
-          <w:sz w:val="36"/>
-          <w:szCs w:val="36"/>
-        </w:rPr>
-      </w:pPr>
-    </w:p>
-    <w:p>
-      <w:pPr>
-        <w:spacing w:line="240" w:lineRule="atLeast"/>
-        <w:ind w:firstLine="561"/>
-        <w:jc w:val="left"/>
-        <w:rPr>
-          <w:rFonts w:ascii="方正楷体_GBK" w:eastAsia="方正楷体_GBK"/>
-          <w:sz w:val="36"/>
-          <w:szCs w:val="36"/>
-        </w:rPr>
-      </w:pPr>
-      <w:r>
-        <w:rPr>
-          <w:rFonts w:ascii="方正楷体_GBK" w:eastAsia="方正楷体_GBK" w:hint="eastAsia"/>
-          <w:sz w:val="36"/>
-          <w:szCs w:val="36"/>
-        </w:rPr>
-        <w:t>服务端的日志响应对一个当天可能有几千行，用</w:t>
-      </w:r>
-      <w:r>
-        <w:rPr>
-          <w:rFonts w:ascii="方正楷体_GBK" w:eastAsia="方正楷体_GBK"/>
-          <w:sz w:val="36"/>
-          <w:szCs w:val="36"/>
-        </w:rPr>
-        <w:t xml:space="preserve"> 32KB 静态缓冲区接收。收到后过滤掉 LOGS_BEGIN、LOGS_END、ANOMALIES_BEGIN/END、CONNECTED 等协议行，只保留</w:t>
-      </w:r>
-      <w:proofErr w:type="gramStart"/>
-      <w:r>
-        <w:rPr>
-          <w:rFonts w:ascii="方正楷体_GBK" w:eastAsia="方正楷体_GBK"/>
-          <w:sz w:val="36"/>
-          <w:szCs w:val="36"/>
-        </w:rPr>
-        <w:t>纯日志行</w:t>
-      </w:r>
-      <w:proofErr w:type="gramEnd"/>
-      <w:r>
-        <w:rPr>
-          <w:rFonts w:ascii="方正楷体_GBK" w:eastAsia="方正楷体_GBK"/>
-          <w:sz w:val="36"/>
-          <w:szCs w:val="36"/>
-        </w:rPr>
-        <w:t>：</w:t>
-      </w:r>
-    </w:p>
-    <w:p>
-      <w:pPr>
-        <w:spacing w:line="240" w:lineRule="atLeast"/>
-        <w:ind w:firstLine="561"/>
-        <w:jc w:val="left"/>
-        <w:rPr>
-          <w:rFonts w:ascii="方正楷体_GBK" w:eastAsia="方正楷体_GBK"/>
-          <w:sz w:val="36"/>
-          <w:szCs w:val="36"/>
-        </w:rPr>
-      </w:pPr>
-    </w:p>
-    <w:p>
-      <w:pPr>
-        <w:spacing w:line="240" w:lineRule="atLeast"/>
-        <w:ind w:firstLine="561"/>
-        <w:jc w:val="left"/>
-        <w:rPr>
-          <w:rFonts w:ascii="方正楷体_GBK" w:eastAsia="方正楷体_GBK"/>
-          <w:sz w:val="36"/>
-          <w:szCs w:val="36"/>
-        </w:rPr>
-      </w:pPr>
-    </w:p>
-    <w:p>
-      <w:pPr>
-        <w:spacing w:line="240" w:lineRule="atLeast"/>
-        <w:ind w:firstLine="561"/>
-        <w:jc w:val="left"/>
-        <w:rPr>
-          <w:rFonts w:ascii="方正楷体_GBK" w:eastAsia="方正楷体_GBK"/>
-          <w:sz w:val="36"/>
-          <w:szCs w:val="36"/>
-        </w:rPr>
-      </w:pPr>
-      <w:r>
-        <w:rPr>
-          <w:rFonts w:ascii="方正楷体_GBK" w:eastAsia="方正楷体_GBK"/>
-          <w:sz w:val="36"/>
-          <w:szCs w:val="36"/>
-        </w:rPr>
-        <w:lastRenderedPageBreak/>
-        <w:t>if (line[0] != '\0' &amp;&amp;</w:t>
-      </w:r>
-    </w:p>
-    <w:p>
-      <w:pPr>
-        <w:spacing w:line="240" w:lineRule="atLeast"/>
-        <w:ind w:firstLine="561"/>
-        <w:jc w:val="left"/>
-        <w:rPr>
-          <w:rFonts w:ascii="方正楷体_GBK" w:eastAsia="方正楷体_GBK"/>
-          <w:sz w:val="36"/>
-          <w:szCs w:val="36"/>
-        </w:rPr>
-      </w:pPr>
-      <w:r>
-        <w:rPr>
-          <w:rFonts w:ascii="方正楷体_GBK" w:eastAsia="方正楷体_GBK"/>
-          <w:sz w:val="36"/>
-          <w:szCs w:val="36"/>
-        </w:rPr>
-        <w:t xml:space="preserve">    </w:t>
-      </w:r>
-      <w:proofErr w:type="spellStart"/>
-      <w:r>
-        <w:rPr>
-          <w:rFonts w:ascii="方正楷体_GBK" w:eastAsia="方正楷体_GBK"/>
-          <w:sz w:val="36"/>
-          <w:szCs w:val="36"/>
-        </w:rPr>
-        <w:t>strcmp</w:t>
-      </w:r>
-      <w:proofErr w:type="spellEnd"/>
-      <w:r>
-        <w:rPr>
-          <w:rFonts w:ascii="方正楷体_GBK" w:eastAsia="方正楷体_GBK"/>
-          <w:sz w:val="36"/>
-          <w:szCs w:val="36"/>
-        </w:rPr>
-        <w:t>(line, "LOGS_BEGIN") != 0 &amp;&amp;</w:t>
-      </w:r>
-    </w:p>
-    <w:p>
-      <w:pPr>
-        <w:spacing w:line="240" w:lineRule="atLeast"/>
-        <w:ind w:firstLine="561"/>
-        <w:jc w:val="left"/>
-        <w:rPr>
-          <w:rFonts w:ascii="方正楷体_GBK" w:eastAsia="方正楷体_GBK"/>
-          <w:sz w:val="36"/>
-          <w:szCs w:val="36"/>
-        </w:rPr>
-      </w:pPr>
-      <w:r>
-        <w:rPr>
-          <w:rFonts w:ascii="方正楷体_GBK" w:eastAsia="方正楷体_GBK"/>
-          <w:sz w:val="36"/>
-          <w:szCs w:val="36"/>
-        </w:rPr>
-        <w:t xml:space="preserve">    </w:t>
-      </w:r>
-      <w:proofErr w:type="spellStart"/>
-      <w:r>
-        <w:rPr>
-          <w:rFonts w:ascii="方正楷体_GBK" w:eastAsia="方正楷体_GBK"/>
-          <w:sz w:val="36"/>
-          <w:szCs w:val="36"/>
-        </w:rPr>
-        <w:t>strcmp</w:t>
-      </w:r>
-      <w:proofErr w:type="spellEnd"/>
-      <w:r>
-        <w:rPr>
-          <w:rFonts w:ascii="方正楷体_GBK" w:eastAsia="方正楷体_GBK"/>
-          <w:sz w:val="36"/>
-          <w:szCs w:val="36"/>
-        </w:rPr>
-        <w:t>(line, "LOGS_END") != 0 &amp;&amp;</w:t>
-      </w:r>
-    </w:p>
-    <w:p>
-      <w:pPr>
-        <w:spacing w:line="240" w:lineRule="atLeast"/>
-        <w:ind w:firstLine="561"/>
-        <w:jc w:val="left"/>
-        <w:rPr>
-          <w:rFonts w:ascii="方正楷体_GBK" w:eastAsia="方正楷体_GBK"/>
-          <w:sz w:val="36"/>
-          <w:szCs w:val="36"/>
-        </w:rPr>
-      </w:pPr>
-      <w:r>
-        <w:rPr>
-          <w:rFonts w:ascii="方正楷体_GBK" w:eastAsia="方正楷体_GBK"/>
-          <w:sz w:val="36"/>
-          <w:szCs w:val="36"/>
-        </w:rPr>
-        <w:t xml:space="preserve">    </w:t>
-      </w:r>
-      <w:proofErr w:type="spellStart"/>
-      <w:r>
-        <w:rPr>
-          <w:rFonts w:ascii="方正楷体_GBK" w:eastAsia="方正楷体_GBK"/>
-          <w:sz w:val="36"/>
-          <w:szCs w:val="36"/>
-        </w:rPr>
-        <w:t>strcmp</w:t>
-      </w:r>
-      <w:proofErr w:type="spellEnd"/>
-      <w:r>
-        <w:rPr>
-          <w:rFonts w:ascii="方正楷体_GBK" w:eastAsia="方正楷体_GBK"/>
-          <w:sz w:val="36"/>
-          <w:szCs w:val="36"/>
-        </w:rPr>
-        <w:t>(line, "ANOMALIES_BEGIN") != 0 &amp;&amp;</w:t>
-      </w:r>
-    </w:p>
-    <w:p>
-      <w:pPr>
-        <w:spacing w:line="240" w:lineRule="atLeast"/>
-        <w:ind w:firstLine="561"/>
-        <w:jc w:val="left"/>
-        <w:rPr>
-          <w:rFonts w:ascii="方正楷体_GBK" w:eastAsia="方正楷体_GBK"/>
-          <w:sz w:val="36"/>
-          <w:szCs w:val="36"/>
-        </w:rPr>
-      </w:pPr>
-      <w:r>
-        <w:rPr>
-          <w:rFonts w:ascii="方正楷体_GBK" w:eastAsia="方正楷体_GBK"/>
-          <w:sz w:val="36"/>
-          <w:szCs w:val="36"/>
-        </w:rPr>
-        <w:t xml:space="preserve">    </w:t>
-      </w:r>
-      <w:proofErr w:type="spellStart"/>
-      <w:r>
-        <w:rPr>
-          <w:rFonts w:ascii="方正楷体_GBK" w:eastAsia="方正楷体_GBK"/>
-          <w:sz w:val="36"/>
-          <w:szCs w:val="36"/>
-        </w:rPr>
-        <w:t>strcmp</w:t>
-      </w:r>
-      <w:proofErr w:type="spellEnd"/>
-      <w:r>
-        <w:rPr>
-          <w:rFonts w:ascii="方正楷体_GBK" w:eastAsia="方正楷体_GBK"/>
-          <w:sz w:val="36"/>
-          <w:szCs w:val="36"/>
-        </w:rPr>
-        <w:t>(line, "ANOMALIES_END") != 0 &amp;&amp;</w:t>
-      </w:r>
-    </w:p>
-    <w:p>
-      <w:pPr>
-        <w:spacing w:line="240" w:lineRule="atLeast"/>
-        <w:ind w:firstLine="561"/>
-        <w:jc w:val="left"/>
-        <w:rPr>
-          <w:rFonts w:ascii="方正楷体_GBK" w:eastAsia="方正楷体_GBK"/>
-          <w:sz w:val="36"/>
-          <w:szCs w:val="36"/>
-        </w:rPr>
-      </w:pPr>
-      <w:r>
-        <w:rPr>
-          <w:rFonts w:ascii="方正楷体_GBK" w:eastAsia="方正楷体_GBK"/>
-          <w:sz w:val="36"/>
-          <w:szCs w:val="36"/>
-        </w:rPr>
-        <w:t xml:space="preserve">    </w:t>
-      </w:r>
-      <w:proofErr w:type="spellStart"/>
-      <w:r>
-        <w:rPr>
-          <w:rFonts w:ascii="方正楷体_GBK" w:eastAsia="方正楷体_GBK"/>
-          <w:sz w:val="36"/>
-          <w:szCs w:val="36"/>
-        </w:rPr>
-        <w:t>strcmp</w:t>
-      </w:r>
-      <w:proofErr w:type="spellEnd"/>
-      <w:r>
-        <w:rPr>
-          <w:rFonts w:ascii="方正楷体_GBK" w:eastAsia="方正楷体_GBK"/>
-          <w:sz w:val="36"/>
-          <w:szCs w:val="36"/>
-        </w:rPr>
-        <w:t>(line, "CONNECTED") != 0)</w:t>
-      </w:r>
-    </w:p>
-    <w:p>
-      <w:pPr>
-        <w:spacing w:line="240" w:lineRule="atLeast"/>
-        <w:ind w:firstLine="561"/>
-        <w:jc w:val="left"/>
-        <w:rPr>
-          <w:rFonts w:ascii="方正楷体_GBK" w:eastAsia="方正楷体_GBK"/>
-          <w:sz w:val="36"/>
-          <w:szCs w:val="36"/>
-        </w:rPr>
-      </w:pPr>
-      <w:r>
-        <w:rPr>
-          <w:rFonts w:ascii="方正楷体_GBK" w:eastAsia="方正楷体_GBK"/>
-          <w:sz w:val="36"/>
-          <w:szCs w:val="36"/>
-        </w:rPr>
-        <w:t>{</w:t>
-      </w:r>
-    </w:p>
-    <w:p>
-      <w:pPr>
-        <w:spacing w:line="240" w:lineRule="atLeast"/>
-        <w:ind w:firstLine="561"/>
-        <w:jc w:val="left"/>
-        <w:rPr>
-          <w:rFonts w:ascii="方正楷体_GBK" w:eastAsia="方正楷体_GBK"/>
-          <w:sz w:val="36"/>
-          <w:szCs w:val="36"/>
-        </w:rPr>
-      </w:pPr>
-      <w:r>
-        <w:rPr>
-          <w:rFonts w:ascii="方正楷体_GBK" w:eastAsia="方正楷体_GBK"/>
-          <w:sz w:val="36"/>
-          <w:szCs w:val="36"/>
-        </w:rPr>
-        <w:t xml:space="preserve">    </w:t>
-      </w:r>
-      <w:proofErr w:type="spellStart"/>
-      <w:r>
-        <w:rPr>
-          <w:rFonts w:ascii="方正楷体_GBK" w:eastAsia="方正楷体_GBK"/>
-          <w:sz w:val="36"/>
-          <w:szCs w:val="36"/>
-        </w:rPr>
-        <w:t>strncpy_s</w:t>
-      </w:r>
-      <w:proofErr w:type="spellEnd"/>
-      <w:r>
-        <w:rPr>
-          <w:rFonts w:ascii="方正楷体_GBK" w:eastAsia="方正楷体_GBK"/>
-          <w:sz w:val="36"/>
-          <w:szCs w:val="36"/>
-        </w:rPr>
-        <w:t>(</w:t>
-      </w:r>
-      <w:proofErr w:type="spellStart"/>
-      <w:r>
-        <w:rPr>
-          <w:rFonts w:ascii="方正楷体_GBK" w:eastAsia="方正楷体_GBK"/>
-          <w:sz w:val="36"/>
-          <w:szCs w:val="36"/>
-        </w:rPr>
-        <w:t>outLines</w:t>
-      </w:r>
-      <w:proofErr w:type="spellEnd"/>
-      <w:r>
-        <w:rPr>
-          <w:rFonts w:ascii="方正楷体_GBK" w:eastAsia="方正楷体_GBK"/>
-          <w:sz w:val="36"/>
-          <w:szCs w:val="36"/>
-        </w:rPr>
-        <w:t>[*</w:t>
-      </w:r>
-      <w:proofErr w:type="spellStart"/>
-      <w:r>
-        <w:rPr>
-          <w:rFonts w:ascii="方正楷体_GBK" w:eastAsia="方正楷体_GBK"/>
-          <w:sz w:val="36"/>
-          <w:szCs w:val="36"/>
-        </w:rPr>
-        <w:t>outCount</w:t>
-      </w:r>
-      <w:proofErr w:type="spellEnd"/>
-      <w:r>
-        <w:rPr>
-          <w:rFonts w:ascii="方正楷体_GBK" w:eastAsia="方正楷体_GBK"/>
-          <w:sz w:val="36"/>
-          <w:szCs w:val="36"/>
-        </w:rPr>
-        <w:t>], 256, line, _TRUNCATE);</w:t>
-      </w:r>
-    </w:p>
-    <w:p>
-      <w:pPr>
-        <w:spacing w:line="240" w:lineRule="atLeast"/>
-        <w:ind w:firstLine="561"/>
-        <w:jc w:val="left"/>
-        <w:rPr>
-          <w:rFonts w:ascii="方正楷体_GBK" w:eastAsia="方正楷体_GBK"/>
-          <w:sz w:val="36"/>
-          <w:szCs w:val="36"/>
-        </w:rPr>
-      </w:pPr>
-      <w:r>
-        <w:rPr>
-          <w:rFonts w:ascii="方正楷体_GBK" w:eastAsia="方正楷体_GBK"/>
-          <w:sz w:val="36"/>
-          <w:szCs w:val="36"/>
-        </w:rPr>
-        <w:t xml:space="preserve">    (*</w:t>
-      </w:r>
-      <w:proofErr w:type="spellStart"/>
-      <w:r>
-        <w:rPr>
-          <w:rFonts w:ascii="方正楷体_GBK" w:eastAsia="方正楷体_GBK"/>
-          <w:sz w:val="36"/>
-          <w:szCs w:val="36"/>
-        </w:rPr>
-        <w:t>outCount</w:t>
-      </w:r>
-      <w:proofErr w:type="spellEnd"/>
-      <w:r>
-        <w:rPr>
-          <w:rFonts w:ascii="方正楷体_GBK" w:eastAsia="方正楷体_GBK"/>
-          <w:sz w:val="36"/>
-          <w:szCs w:val="36"/>
-        </w:rPr>
-        <w:t>)++;</w:t>
-      </w:r>
-    </w:p>
-    <w:p>
-      <w:pPr>
-        <w:spacing w:line="240" w:lineRule="atLeast"/>
-        <w:ind w:firstLine="561"/>
-        <w:jc w:val="left"/>
-        <w:rPr>
-          <w:rFonts w:ascii="方正楷体_GBK" w:eastAsia="方正楷体_GBK"/>
-          <w:sz w:val="36"/>
-          <w:szCs w:val="36"/>
-        </w:rPr>
-      </w:pPr>
-      <w:r>
-        <w:rPr>
-          <w:rFonts w:ascii="方正楷体_GBK" w:eastAsia="方正楷体_GBK"/>
-          <w:sz w:val="36"/>
-          <w:szCs w:val="36"/>
-        </w:rPr>
-        <w:t>}</w:t>
-      </w:r>
-    </w:p>
-    <w:p>
-      <w:pPr>
-        <w:spacing w:line="240" w:lineRule="atLeast"/>
-        <w:ind w:firstLine="561"/>
-        <w:jc w:val="left"/>
-        <w:rPr>
-          <w:rFonts w:ascii="方正楷体_GBK" w:eastAsia="方正楷体_GBK" w:hint="eastAsia"/>
-          <w:sz w:val="36"/>
-          <w:szCs w:val="36"/>
-        </w:rPr>
-      </w:pPr>
-      <w:r>
-        <w:rPr>
-          <w:rFonts w:ascii="方正楷体_GBK" w:eastAsia="方正楷体_GBK" w:hint="eastAsia"/>
-          <w:sz w:val="36"/>
-          <w:szCs w:val="36"/>
-        </w:rPr>
-        <w:t>得到的日志行格式如</w:t>
-      </w:r>
-      <w:r>
-        <w:rPr>
-          <w:rFonts w:ascii="方正楷体_GBK" w:eastAsia="方正楷体_GBK"/>
-          <w:sz w:val="36"/>
-          <w:szCs w:val="36"/>
-        </w:rPr>
-        <w:t xml:space="preserve"> [2026-05-14 10:00:00] 25.3 55.1 42 813，后续由 </w:t>
-      </w:r>
-      <w:proofErr w:type="spellStart"/>
-      <w:r>
-        <w:rPr>
-          <w:rFonts w:ascii="方正楷体_GBK" w:eastAsia="方正楷体_GBK"/>
-          <w:sz w:val="36"/>
-          <w:szCs w:val="36"/>
-        </w:rPr>
-        <w:t>parseLogLine</w:t>
-      </w:r>
-      <w:proofErr w:type="spellEnd"/>
-      <w:r>
-        <w:rPr>
-          <w:rFonts w:ascii="方正楷体_GBK" w:eastAsia="方正楷体_GBK"/>
-          <w:sz w:val="36"/>
-          <w:szCs w:val="36"/>
-        </w:rPr>
-        <w:t xml:space="preserve"> 解析时间戳和传感器数值，喂给 DLI 积分引擎。</w:t>
-      </w:r>
-    </w:p>
-    <w:p>
-      <w:pPr>
-        <w:spacing w:line="240" w:lineRule="atLeast"/>
-        <w:ind w:firstLine="561"/>
-        <w:jc w:val="left"/>
-        <w:rPr>
-          <w:rFonts w:ascii="方正楷体_GBK" w:eastAsia="方正楷体_GBK" w:hint="eastAsia"/>
-          <w:sz w:val="36"/>
-          <w:szCs w:val="36"/>
-        </w:rPr>
-      </w:pPr>
-      <w:r>
-        <w:rPr>
-          <w:rFonts w:ascii="方正楷体_GBK" w:eastAsia="方正楷体_GBK"/>
-          <w:sz w:val="36"/>
-          <w:szCs w:val="36"/>
-        </w:rPr>
-        <w:t>2</w:t>
-      </w:r>
-      <w:r>
-        <w:rPr>
-          <w:rFonts w:ascii="方正楷体_GBK" w:eastAsia="方正楷体_GBK"/>
-          <w:sz w:val="36"/>
-          <w:szCs w:val="36"/>
-        </w:rPr>
-        <w:t>.</w:t>
-      </w:r>
-      <w:r>
-        <w:rPr>
-          <w:rFonts w:ascii="方正楷体_GBK" w:eastAsia="方正楷体_GBK" w:hint="eastAsia"/>
-          <w:sz w:val="36"/>
-          <w:szCs w:val="36"/>
-        </w:rPr>
-        <w:t>指令上报</w:t>
-      </w:r>
-    </w:p>
-    <w:p>
-      <w:pPr>
-        <w:spacing w:line="240" w:lineRule="atLeast"/>
-        <w:ind w:firstLine="561"/>
-        <w:jc w:val="left"/>
-        <w:rPr>
-          <w:rFonts w:ascii="方正楷体_GBK" w:eastAsia="方正楷体_GBK" w:hint="eastAsia"/>
-          <w:sz w:val="36"/>
-          <w:szCs w:val="36"/>
-        </w:rPr>
-      </w:pPr>
-      <w:r>
-        <w:rPr>
-          <w:rFonts w:ascii="方正楷体_GBK" w:eastAsia="方正楷体_GBK"/>
-          <w:sz w:val="36"/>
-          <w:szCs w:val="36"/>
-        </w:rPr>
-        <w:t>3</w:t>
-      </w:r>
-      <w:r>
-        <w:rPr>
-          <w:rFonts w:ascii="方正楷体_GBK" w:eastAsia="方正楷体_GBK" w:hint="eastAsia"/>
-          <w:sz w:val="36"/>
-          <w:szCs w:val="36"/>
-        </w:rPr>
-        <w:t>.天气预报接入</w:t>
-      </w:r>
-    </w:p>
-    <w:p>
-      <w:pPr>
-        <w:rPr>
-          <w:rFonts w:ascii="方正楷体_GBK" w:eastAsia="方正楷体_GBK"/>
-          <w:sz w:val="36"/>
-          <w:szCs w:val="36"/>
-        </w:rPr>
-      </w:pPr>
-      <w:r>
-        <w:rPr>
-          <w:rFonts w:ascii="方正楷体_GBK" w:eastAsia="方正楷体_GBK"/>
-          <w:sz w:val="36"/>
-          <w:szCs w:val="36"/>
-        </w:rPr>
-        <w:br w:type="page"/>
-      </w:r>
-    </w:p>
-    <w:p>
-      <w:pPr>
-        <w:spacing w:line="240" w:lineRule="atLeast"/>
-        <w:ind w:firstLine="561"/>
-        <w:jc w:val="left"/>
-        <w:rPr>
-          <w:rFonts w:ascii="方正楷体_GBK" w:eastAsia="方正楷体_GBK" w:hint="eastAsia"/>
-          <w:sz w:val="36"/>
-          <w:szCs w:val="36"/>
-        </w:rPr>
-      </w:pPr>
-    </w:p>
-    <w:p>
-      <w:pPr>
-        <w:jc w:val="left"/>
-        <w:rPr>
-          <w:rFonts w:ascii="方正黑体_GBK" w:eastAsia="方正黑体_GBK"/>
-          <w:sz w:val="36"/>
-          <w:szCs w:val="36"/>
-        </w:rPr>
-      </w:pPr>
-      <w:r>
-        <w:rPr>
-          <w:rFonts w:ascii="方正黑体_GBK" w:eastAsia="方正黑体_GBK" w:hint="eastAsia"/>
-          <w:sz w:val="36"/>
-          <w:szCs w:val="36"/>
-        </w:rPr>
-        <w:t>五</w:t>
-      </w:r>
-      <w:r>
-        <w:rPr>
-          <w:rFonts w:ascii="方正黑体_GBK" w:eastAsia="方正黑体_GBK" w:hint="eastAsia"/>
-          <w:sz w:val="36"/>
-          <w:szCs w:val="36"/>
-        </w:rPr>
-        <w:t xml:space="preserve"> 典型错误与解决</w:t>
-      </w:r>
-    </w:p>
-    <w:p>
-      <w:pPr>
-        <w:spacing w:line="240" w:lineRule="atLeast"/>
-        <w:ind w:firstLine="561"/>
-        <w:jc w:val="left"/>
-        <w:rPr>
-          <w:rFonts w:ascii="方正楷体_GBK" w:eastAsia="方正楷体_GBK"/>
-          <w:sz w:val="36"/>
-          <w:szCs w:val="36"/>
-        </w:rPr>
-      </w:pPr>
-      <w:r>
-        <w:rPr>
-          <w:rFonts w:ascii="方正楷体_GBK" w:eastAsia="方正楷体_GBK" w:hint="eastAsia"/>
-          <w:sz w:val="36"/>
-          <w:szCs w:val="36"/>
-        </w:rPr>
-        <w:t>（一）</w:t>
-      </w:r>
-      <w:r>
-        <w:rPr>
-          <w:rFonts w:ascii="方正楷体_GBK" w:eastAsia="方正楷体_GBK" w:hint="eastAsia"/>
-          <w:sz w:val="36"/>
-          <w:szCs w:val="36"/>
-        </w:rPr>
-        <w:t>已解决</w:t>
-      </w:r>
-      <w:r>
-        <w:rPr>
-          <w:rFonts w:ascii="方正楷体_GBK" w:eastAsia="方正楷体_GBK" w:hint="eastAsia"/>
-          <w:sz w:val="36"/>
-          <w:szCs w:val="36"/>
-        </w:rPr>
-        <w:t>遇到的错误</w:t>
-      </w:r>
-    </w:p>
-    <w:p>
-      <w:pPr>
-        <w:spacing w:line="240" w:lineRule="atLeast"/>
-        <w:ind w:firstLine="561"/>
-        <w:jc w:val="left"/>
-        <w:rPr>
-          <w:rFonts w:ascii="方正楷体_GBK" w:eastAsia="方正楷体_GBK"/>
-          <w:sz w:val="36"/>
-          <w:szCs w:val="36"/>
-        </w:rPr>
-      </w:pPr>
-      <w:r>
-        <w:rPr>
-          <w:rFonts w:ascii="方正楷体_GBK" w:eastAsia="方正楷体_GBK" w:hint="eastAsia"/>
-          <w:sz w:val="36"/>
-          <w:szCs w:val="36"/>
-        </w:rPr>
-        <w:t>1</w:t>
-      </w:r>
-      <w:r>
-        <w:rPr>
-          <w:rFonts w:ascii="方正楷体_GBK" w:eastAsia="方正楷体_GBK"/>
-          <w:sz w:val="36"/>
-          <w:szCs w:val="36"/>
-        </w:rPr>
-        <w:t>.</w:t>
-      </w:r>
-      <w:r>
-        <w:rPr>
-          <w:rFonts w:ascii="方正楷体_GBK" w:eastAsia="方正楷体_GBK" w:hint="eastAsia"/>
-          <w:sz w:val="36"/>
-          <w:szCs w:val="36"/>
-        </w:rPr>
-        <w:t>无法正确获得数据，即使在服务器日志中已经存在</w:t>
-      </w:r>
-    </w:p>
-    <w:p>
-      <w:pPr>
-        <w:spacing w:line="240" w:lineRule="atLeast"/>
-        <w:ind w:firstLine="561"/>
-        <w:jc w:val="left"/>
-        <w:rPr>
-          <w:rFonts w:ascii="方正楷体_GBK" w:eastAsia="方正楷体_GBK"/>
-          <w:sz w:val="36"/>
-          <w:szCs w:val="36"/>
-        </w:rPr>
-      </w:pPr>
-      <w:r>
-        <w:rPr>
-          <w:rFonts w:ascii="方正楷体_GBK" w:eastAsia="方正楷体_GBK" w:hint="eastAsia"/>
-          <w:sz w:val="36"/>
-          <w:szCs w:val="36"/>
-        </w:rPr>
-        <w:t>2</w:t>
-      </w:r>
-      <w:r>
-        <w:rPr>
-          <w:rFonts w:ascii="方正楷体_GBK" w:eastAsia="方正楷体_GBK"/>
-          <w:sz w:val="36"/>
-          <w:szCs w:val="36"/>
-        </w:rPr>
-        <w:t>.</w:t>
-      </w:r>
-      <w:r>
-        <w:rPr>
-          <w:rFonts w:ascii="方正楷体_GBK" w:eastAsia="方正楷体_GBK" w:hint="eastAsia"/>
-          <w:sz w:val="36"/>
-          <w:szCs w:val="36"/>
-        </w:rPr>
-        <w:t>手动控制的指令无法正确下达</w:t>
-      </w:r>
-    </w:p>
-    <w:p>
-      <w:pPr>
-        <w:spacing w:line="240" w:lineRule="atLeast"/>
-        <w:ind w:firstLine="561"/>
-        <w:jc w:val="left"/>
-        <w:rPr>
-          <w:rFonts w:ascii="方正楷体_GBK" w:eastAsia="方正楷体_GBK"/>
-          <w:sz w:val="36"/>
-          <w:szCs w:val="36"/>
-        </w:rPr>
-      </w:pPr>
-      <w:r>
-        <w:rPr>
-          <w:rFonts w:ascii="方正楷体_GBK" w:eastAsia="方正楷体_GBK"/>
-          <w:sz w:val="36"/>
-          <w:szCs w:val="36"/>
-        </w:rPr>
-        <w:t>3.</w:t>
-      </w:r>
-      <w:r>
-        <w:rPr>
-          <w:rFonts w:ascii="方正楷体_GBK" w:eastAsia="方正楷体_GBK" w:hint="eastAsia"/>
-          <w:sz w:val="36"/>
-          <w:szCs w:val="36"/>
-        </w:rPr>
-        <w:t>图形化界面中文乱码</w:t>
-      </w:r>
-    </w:p>
-    <w:p>
-      <w:pPr>
-        <w:spacing w:line="240" w:lineRule="atLeast"/>
-        <w:ind w:firstLine="561"/>
-        <w:jc w:val="left"/>
-        <w:rPr>
-          <w:rFonts w:ascii="方正楷体_GBK" w:eastAsia="方正楷体_GBK"/>
-          <w:sz w:val="36"/>
-          <w:szCs w:val="36"/>
-        </w:rPr>
-      </w:pPr>
-      <w:r>
-        <w:rPr>
-          <w:rFonts w:ascii="方正楷体_GBK" w:eastAsia="方正楷体_GBK" w:hint="eastAsia"/>
-          <w:sz w:val="36"/>
-          <w:szCs w:val="36"/>
-        </w:rPr>
-        <w:t>4</w:t>
-      </w:r>
-      <w:r>
-        <w:rPr>
-          <w:rFonts w:ascii="方正楷体_GBK" w:eastAsia="方正楷体_GBK"/>
-          <w:sz w:val="36"/>
-          <w:szCs w:val="36"/>
-        </w:rPr>
-        <w:t>.</w:t>
-      </w:r>
-      <w:r>
-        <w:rPr>
-          <w:rFonts w:ascii="方正楷体_GBK" w:eastAsia="方正楷体_GBK" w:hint="eastAsia"/>
-          <w:sz w:val="36"/>
-          <w:szCs w:val="36"/>
-        </w:rPr>
         <w:t>高温断开链接后不会自动重连</w:t>
       </w:r>
     </w:p>
@@ -10392,82 +10372,46 @@
         <w:ind w:firstLine="561"/>
         <w:jc w:val="left"/>
         <w:rPr>
-          <w:rFonts w:ascii="方正楷体_GBK" w:eastAsia="方正楷体_GBK"/>
-          <w:sz w:val="36"/>
-          <w:szCs w:val="36"/>
-        </w:rPr>
-      </w:pPr>
-      <w:r>
-        <w:rPr>
-          <w:rFonts w:ascii="方正楷体_GBK" w:eastAsia="方正楷体_GBK" w:hint="eastAsia"/>
-          <w:sz w:val="36"/>
-          <w:szCs w:val="36"/>
-        </w:rPr>
-        <w:t>（二）尝试后无法解决只能降低要求的</w:t>
-      </w:r>
-    </w:p>
-    <w:p>
-      <w:pPr>
-        <w:spacing w:line="240" w:lineRule="atLeast"/>
-        <w:ind w:firstLine="561"/>
-        <w:jc w:val="left"/>
-        <w:rPr>
-          <w:rFonts w:ascii="方正楷体_GBK" w:eastAsia="方正楷体_GBK"/>
-          <w:sz w:val="36"/>
-          <w:szCs w:val="36"/>
-        </w:rPr>
-      </w:pPr>
-      <w:r>
-        <w:rPr>
-          <w:rFonts w:ascii="方正楷体_GBK" w:eastAsia="方正楷体_GBK" w:hint="eastAsia"/>
-          <w:sz w:val="36"/>
-          <w:szCs w:val="36"/>
-        </w:rPr>
-        <w:t>1.</w:t>
-      </w:r>
-      <w:r>
-        <w:rPr>
-          <w:rFonts w:ascii="方正楷体_GBK" w:eastAsia="方正楷体_GBK" w:hint="eastAsia"/>
-          <w:sz w:val="36"/>
-          <w:szCs w:val="36"/>
-        </w:rPr>
-        <w:t>实时数据读取</w:t>
-      </w:r>
-    </w:p>
-    <w:p>
-      <w:pPr>
-        <w:spacing w:line="240" w:lineRule="atLeast"/>
-        <w:ind w:firstLine="561"/>
-        <w:jc w:val="left"/>
-        <w:rPr>
-          <w:rFonts w:ascii="方正楷体_GBK" w:eastAsia="方正楷体_GBK" w:hint="eastAsia"/>
-          <w:sz w:val="36"/>
-          <w:szCs w:val="36"/>
-        </w:rPr>
-      </w:pPr>
-      <w:r>
-        <w:rPr>
-          <w:rFonts w:ascii="方正楷体_GBK" w:eastAsia="方正楷体_GBK" w:hint="eastAsia"/>
-          <w:sz w:val="36"/>
-          <w:szCs w:val="36"/>
-        </w:rPr>
-        <w:t>2</w:t>
-      </w:r>
-      <w:r>
-        <w:rPr>
-          <w:rFonts w:ascii="方正楷体_GBK" w:eastAsia="方正楷体_GBK"/>
-          <w:sz w:val="36"/>
-          <w:szCs w:val="36"/>
-        </w:rPr>
-        <w:t>.</w:t>
-      </w:r>
-      <w:r>
-        <w:rPr>
-          <w:rFonts w:ascii="方正楷体_GBK" w:eastAsia="方正楷体_GBK" w:hint="eastAsia"/>
-          <w:sz w:val="36"/>
-          <w:szCs w:val="36"/>
-        </w:rPr>
-        <w:t>服务器实时通讯</w:t>
+          <w:rFonts w:ascii="方正仿宋_GBK" w:eastAsia="方正仿宋_GBK"/>
+          <w:sz w:val="36"/>
+          <w:szCs w:val="36"/>
+        </w:rPr>
+      </w:pPr>
+      <w:r>
+        <w:rPr>
+          <w:rFonts w:ascii="方正仿宋_GBK" w:eastAsia="方正仿宋_GBK" w:hint="eastAsia"/>
+          <w:sz w:val="36"/>
+          <w:szCs w:val="36"/>
+        </w:rPr>
+        <w:t>原因</w:t>
+      </w:r>
+      <w:r>
+        <w:rPr>
+          <w:rFonts w:ascii="方正仿宋_GBK" w:eastAsia="方正仿宋_GBK" w:hint="eastAsia"/>
+          <w:sz w:val="36"/>
+          <w:szCs w:val="36"/>
+        </w:rPr>
+        <w:t>：没有设定自动重连的代码，每次链接WIFI都只在初始化的时候进行，导致一旦断开链接就不能续上了</w:t>
+      </w:r>
+    </w:p>
+    <w:p>
+      <w:pPr>
+        <w:spacing w:line="240" w:lineRule="atLeast"/>
+        <w:ind w:firstLine="561"/>
+        <w:jc w:val="left"/>
+        <w:rPr>
+          <w:rFonts w:ascii="方正仿宋_GBK" w:eastAsia="方正仿宋_GBK" w:hint="eastAsia"/>
+          <w:sz w:val="36"/>
+          <w:szCs w:val="36"/>
+        </w:rPr>
+      </w:pPr>
+      <w:r>
+        <w:rPr>
+          <w:rFonts w:ascii="方正仿宋_GBK" w:eastAsia="方正仿宋_GBK" w:hint="eastAsia"/>
+          <w:sz w:val="36"/>
+          <w:szCs w:val="36"/>
+        </w:rPr>
+        <w:t>解决：在loop（）函数里面，增加一个状态验证，每次检查链接状态，没连上就重新尝试链接</w:t>
       </w:r>
     </w:p>
     <w:sectPr>
